--- a/data/BA 336/Course Admin/course_schedule.docx
+++ b/data/BA 336/Course Admin/course_schedule.docx
@@ -1,70 +1,42 @@
 
 <file path=word/document.xml><?xml version="1.0" encoding="utf-8"?>
-<w:document xmlns:mc="http://schemas.openxmlformats.org/markup-compatibility/2006" xmlns:o="urn:schemas-microsoft-com:office:office" xmlns:r="http://schemas.openxmlformats.org/officeDocument/2006/relationships" xmlns:m="http://schemas.openxmlformats.org/officeDocument/2006/math" xmlns:v="urn:schemas-microsoft-com:vml" xmlns:wp="http://schemas.openxmlformats.org/drawingml/2006/wordprocessingDrawing" xmlns:w10="urn:schemas-microsoft-com:office:word" xmlns:w="http://schemas.openxmlformats.org/wordprocessingml/2006/main" xmlns:wne="http://schemas.microsoft.com/office/word/2006/wordml" xmlns:sl="http://schemas.openxmlformats.org/schemaLibrary/2006/main" xmlns:a="http://schemas.openxmlformats.org/drawingml/2006/main" xmlns:pic="http://schemas.openxmlformats.org/drawingml/2006/picture" xmlns:c="http://schemas.openxmlformats.org/drawingml/2006/chart" xmlns:lc="http://schemas.openxmlformats.org/drawingml/2006/lockedCanvas" xmlns:dgm="http://schemas.openxmlformats.org/drawingml/2006/diagram" xmlns:wps="http://schemas.microsoft.com/office/word/2010/wordprocessingShape" xmlns:wpg="http://schemas.microsoft.com/office/word/2010/wordprocessingGroup" xmlns:w14="http://schemas.microsoft.com/office/word/2010/wordml" xmlns:w15="http://schemas.microsoft.com/office/word/2012/wordml" xmlns:w16="http://schemas.microsoft.com/office/word/2018/wordml" xmlns:w16cex="http://schemas.microsoft.com/office/word/2018/wordml/cex" xmlns:w16cid="http://schemas.microsoft.com/office/word/2016/wordml/cid" xmlns="http://schemas.microsoft.com/office/tasks/2019/documenttasks" xmlns:cr="http://schemas.microsoft.com/office/comments/2020/reactions">
+<w:document xmlns:wpc="http://schemas.microsoft.com/office/word/2010/wordprocessingCanvas" xmlns:mc="http://schemas.openxmlformats.org/markup-compatibility/2006" xmlns:o="urn:schemas-microsoft-com:office:office" xmlns:r="http://schemas.openxmlformats.org/officeDocument/2006/relationships" xmlns:m="http://schemas.openxmlformats.org/officeDocument/2006/math" xmlns:v="urn:schemas-microsoft-com:vml" xmlns:wp14="http://schemas.microsoft.com/office/word/2010/wordprocessingDrawing" xmlns:wp="http://schemas.openxmlformats.org/drawingml/2006/wordprocessingDrawing" xmlns:w10="urn:schemas-microsoft-com:office:word" xmlns:w="http://schemas.openxmlformats.org/wordprocessingml/2006/main" xmlns:w14="http://schemas.microsoft.com/office/word/2010/wordml" xmlns:w15="http://schemas.microsoft.com/office/word/2012/wordml" xmlns:w16se="http://schemas.microsoft.com/office/word/2015/wordml/symex" xmlns:w16cid="http://schemas.microsoft.com/office/word/2016/wordml/cid" xmlns:w16="http://schemas.microsoft.com/office/word/2018/wordml" xmlns:w16cex="http://schemas.microsoft.com/office/word/2018/wordml/cex" xmlns:w16sdtdh="http://schemas.microsoft.com/office/word/2020/wordml/sdtdatahash" xmlns:wne="http://schemas.microsoft.com/office/word/2006/wordml" xmlns:wpg="http://schemas.microsoft.com/office/word/2010/wordprocessingGroup" xmlns:wps="http://schemas.microsoft.com/office/word/2010/wordprocessingShape" mc:Ignorable="w14 w15 w16se w16cid w16 w16cex w16sdtdh wp14">
   <w:body>
     <w:p>
       <w:pPr>
         <w:keepNext w:val="0"/>
         <w:keepLines w:val="0"/>
-        <w:pageBreakBefore w:val="0"/>
         <w:widowControl w:val="0"/>
         <w:pBdr>
-          <w:top w:space="0" w:sz="0" w:val="nil"/>
-          <w:left w:space="0" w:sz="0" w:val="nil"/>
-          <w:bottom w:space="0" w:sz="0" w:val="nil"/>
-          <w:right w:space="0" w:sz="0" w:val="nil"/>
-          <w:between w:space="0" w:sz="0" w:val="nil"/>
+          <w:top w:val="nil"/>
+          <w:left w:val="nil"/>
+          <w:bottom w:val="nil"/>
+          <w:right w:val="nil"/>
+          <w:between w:val="nil"/>
         </w:pBdr>
-        <w:shd w:fill="auto" w:val="clear"/>
-        <w:spacing w:after="0" w:before="0" w:line="276" w:lineRule="auto"/>
-        <w:ind w:left="0" w:right="0" w:firstLine="0"/>
+        <w:shd w:val="clear"/>
+        <w:spacing w:before="0" w:after="0" w:line="276" w:lineRule="auto"/>
+        <w:ind w:left="0" w:right="0"/>
         <w:jc w:val="left"/>
       </w:pPr>
-      <w:r>
-        <w:pict>
-          <v:shapetype id="_x0000_t136" coordsize="21600,21600" o:spt="136.0" adj="10800" path="m@7,l@8,m@5,21600l@6,21600e">
-            <v:formulas>
-              <v:f eqn="sum #0 0 10800"/>
-              <v:f eqn="prod #0 2 1"/>
-              <v:f eqn="sum 21600 0 @1"/>
-              <v:f eqn="sum 0 0 @2"/>
-              <v:f eqn="sum 21600 0 @3"/>
-              <v:f eqn="if @0 @3 0"/>
-              <v:f eqn="if @0 21600 @1"/>
-              <v:f eqn="if @0 0 @2"/>
-              <v:f eqn="if @0 @4 21600"/>
-              <v:f eqn="mid @5 @6"/>
-              <v:f eqn="mid @8 @5"/>
-              <v:f eqn="mid @7 @8"/>
-              <v:f eqn="mid @6 @7"/>
-              <v:f eqn="sum @6 0 @5"/>
-            </v:formulas>
-            <v:path o:connectangles="270,180,90,0" o:connectlocs="@9,0;@10,10800;@11,21600;@12,10800" o:connecttype="custom" textpathok="t"/>
-            <v:textpath fitshape="t" on="t"/>
-            <v:handles/>
-            <o:lock v:ext="edit" shapetype="t" text="t"/>
-          </v:shapetype>
-        </w:pict>
-      </w:r>
+      <w:r/>
     </w:p>
     <w:p>
       <w:pPr>
         <w:keepNext w:val="0"/>
         <w:keepLines w:val="0"/>
-        <w:pageBreakBefore w:val="0"/>
         <w:widowControl w:val="0"/>
         <w:pBdr>
-          <w:top w:space="0" w:sz="0" w:val="nil"/>
-          <w:left w:space="0" w:sz="0" w:val="nil"/>
-          <w:bottom w:space="0" w:sz="0" w:val="nil"/>
-          <w:right w:space="0" w:sz="0" w:val="nil"/>
-          <w:between w:space="0" w:sz="0" w:val="nil"/>
+          <w:top w:val="nil"/>
+          <w:left w:val="nil"/>
+          <w:bottom w:val="nil"/>
+          <w:right w:val="nil"/>
+          <w:between w:val="nil"/>
         </w:pBdr>
-        <w:shd w:fill="auto" w:val="clear"/>
-        <w:spacing w:after="0" w:before="0" w:line="276" w:lineRule="auto"/>
-        <w:ind w:left="0" w:right="0" w:firstLine="0"/>
+        <w:shd w:val="clear"/>
+        <w:spacing w:before="0" w:after="0" w:line="276" w:lineRule="auto"/>
+        <w:ind w:left="0" w:right="0"/>
         <w:jc w:val="left"/>
-        <w:rPr/>
       </w:pPr>
       <w:r>
         <w:rPr>
@@ -77,7 +49,7 @@
         <w:spacing w:before="9" w:lineRule="auto"/>
         <w:ind w:right="0"/>
         <w:rPr>
-          <w:rFonts w:ascii="Times New Roman" w:cs="Times New Roman" w:eastAsia="Times New Roman" w:hAnsi="Times New Roman"/>
+          <w:rFonts w:ascii="Times New Roman" w:hAnsi="Times New Roman" w:eastAsia="Times New Roman" w:cs="Times New Roman"/>
           <w:sz w:val="9"/>
           <w:szCs w:val="9"/>
         </w:rPr>
@@ -91,44 +63,48 @@
     <w:tbl>
       <w:tblPr>
         <w:tblStyle w:val="Table1"/>
-        <w:tblW w:w="10410.0" w:type="dxa"/>
+        <w:tblW w:w="10410" w:type="dxa"/>
         <w:jc w:val="left"/>
-        <w:tblInd w:w="-55.0" w:type="dxa"/>
+        <w:tblInd w:w="-55" w:type="dxa"/>
         <w:tblBorders>
-          <w:top w:color="bebebe" w:space="0" w:sz="4" w:val="single"/>
-          <w:left w:color="bebebe" w:space="0" w:sz="4" w:val="single"/>
-          <w:bottom w:color="bebebe" w:space="0" w:sz="4" w:val="single"/>
-          <w:right w:color="bebebe" w:space="0" w:sz="4" w:val="single"/>
-          <w:insideH w:color="bebebe" w:space="0" w:sz="4" w:val="single"/>
-          <w:insideV w:color="bebebe" w:space="0" w:sz="4" w:val="single"/>
+          <w:top w:val="single" w:sz="4" w:space="0" w:color="bebebe"/>
+          <w:left w:val="single" w:sz="4" w:space="0" w:color="bebebe"/>
+          <w:bottom w:val="single" w:sz="4" w:space="0" w:color="bebebe"/>
+          <w:right w:val="single" w:sz="4" w:space="0" w:color="bebebe"/>
+          <w:insideH w:val="single" w:sz="4" w:space="0" w:color="bebebe"/>
+          <w:insideV w:val="single" w:sz="4" w:space="0" w:color="bebebe"/>
         </w:tblBorders>
         <w:tblLayout w:type="fixed"/>
-        <w:tblLook w:val="0000"/>
+        <w:tblCellMar>
+          <w:top w:w="0" w:type="dxa"/>
+          <w:left w:w="0" w:type="dxa"/>
+          <w:bottom w:w="0" w:type="dxa"/>
+          <w:right w:w="0" w:type="dxa"/>
+        </w:tblCellMar>
       </w:tblPr>
       <w:tblGrid>
         <w:gridCol w:w="2100"/>
         <w:gridCol w:w="8310"/>
-        <w:tblGridChange w:id="0">
-          <w:tblGrid>
-            <w:gridCol w:w="2100"/>
-            <w:gridCol w:w="8310"/>
-          </w:tblGrid>
-        </w:tblGridChange>
       </w:tblGrid>
       <w:tr>
         <w:trPr>
-          <w:cantSplit w:val="0"/>
           <w:trHeight w:val="690" w:hRule="atLeast"/>
-          <w:tblHeader w:val="0"/>
         </w:trPr>
         <w:tc>
           <w:tcPr>
-            <w:shd w:fill="deebf6" w:val="clear"/>
+            <w:tcW w:w="20" w:type="pct"/>
+            <w:tcBorders>
+              <w:top w:val="single" w:sz="4" w:space="0" w:color="bebebe"/>
+              <w:left w:val="single" w:sz="4" w:space="0" w:color="bebebe"/>
+              <w:bottom w:val="single" w:sz="4" w:space="0" w:color="bebebe"/>
+              <w:right w:val="single" w:sz="4" w:space="0" w:color="bebebe"/>
+            </w:tcBorders>
+            <w:shd w:val="clear" w:fill="deebf6"/>
             <w:tcMar>
-              <w:top w:w="144.0" w:type="dxa"/>
-              <w:left w:w="144.0" w:type="dxa"/>
-              <w:bottom w:w="144.0" w:type="dxa"/>
-              <w:right w:w="144.0" w:type="dxa"/>
+              <w:top w:w="144" w:type="dxa"/>
+              <w:left w:w="144" w:type="dxa"/>
+              <w:bottom w:w="144" w:type="dxa"/>
+              <w:right w:w="144" w:type="dxa"/>
             </w:tcMar>
             <w:vAlign w:val="center"/>
           </w:tcPr>
@@ -138,34 +114,40 @@
               <w:ind w:right="0"/>
               <w:jc w:val="center"/>
               <w:rPr>
-                <w:rFonts w:ascii="Times New Roman" w:cs="Times New Roman" w:eastAsia="Times New Roman" w:hAnsi="Times New Roman"/>
-                <w:b w:val="1"/>
-                <w:bCs w:val="1"/>
+                <w:rFonts w:ascii="Times New Roman" w:hAnsi="Times New Roman" w:eastAsia="Times New Roman" w:cs="Times New Roman"/>
+                <w:b/>
+                <w:bCs/>
                 <w:sz w:val="28"/>
                 <w:szCs w:val="28"/>
               </w:rPr>
             </w:pPr>
             <w:r>
               <w:rPr>
-                <w:rFonts w:ascii="Times New Roman" w:cs="Times New Roman" w:eastAsia="Times New Roman" w:hAnsi="Times New Roman"/>
-                <w:b w:val="1"/>
-                <w:bCs w:val="1"/>
+                <w:rFonts w:ascii="Times New Roman" w:hAnsi="Times New Roman" w:eastAsia="Times New Roman" w:cs="Times New Roman"/>
+                <w:b/>
+                <w:bCs/>
                 <w:sz w:val="28"/>
                 <w:szCs w:val="28"/>
-                <w:rtl w:val="0"/>
               </w:rPr>
-              <w:t xml:space="preserve">Week/Topic</w:t>
+              <w:t>Week/Topic</w:t>
             </w:r>
           </w:p>
         </w:tc>
         <w:tc>
           <w:tcPr>
-            <w:shd w:fill="deebf6" w:val="clear"/>
+            <w:tcW w:w="80" w:type="pct"/>
+            <w:tcBorders>
+              <w:top w:val="single" w:sz="4" w:space="0" w:color="bebebe"/>
+              <w:left w:val="single" w:sz="4" w:space="0" w:color="bebebe"/>
+              <w:bottom w:val="single" w:sz="4" w:space="0" w:color="bebebe"/>
+              <w:right w:val="single" w:sz="4" w:space="0" w:color="bebebe"/>
+            </w:tcBorders>
+            <w:shd w:val="clear" w:fill="deebf6"/>
             <w:tcMar>
-              <w:top w:w="144.0" w:type="dxa"/>
-              <w:left w:w="144.0" w:type="dxa"/>
-              <w:bottom w:w="144.0" w:type="dxa"/>
-              <w:right w:w="144.0" w:type="dxa"/>
+              <w:top w:w="144" w:type="dxa"/>
+              <w:left w:w="144" w:type="dxa"/>
+              <w:bottom w:w="144" w:type="dxa"/>
+              <w:right w:w="144" w:type="dxa"/>
             </w:tcMar>
             <w:vAlign w:val="center"/>
           </w:tcPr>
@@ -175,40 +157,44 @@
               <w:ind w:right="0"/>
               <w:jc w:val="center"/>
               <w:rPr>
-                <w:rFonts w:ascii="Times New Roman" w:cs="Times New Roman" w:eastAsia="Times New Roman" w:hAnsi="Times New Roman"/>
-                <w:b w:val="1"/>
-                <w:bCs w:val="1"/>
+                <w:rFonts w:ascii="Times New Roman" w:hAnsi="Times New Roman" w:eastAsia="Times New Roman" w:cs="Times New Roman"/>
+                <w:b/>
+                <w:bCs/>
                 <w:sz w:val="28"/>
                 <w:szCs w:val="28"/>
               </w:rPr>
             </w:pPr>
             <w:r>
               <w:rPr>
-                <w:rFonts w:ascii="Times New Roman" w:cs="Times New Roman" w:eastAsia="Times New Roman" w:hAnsi="Times New Roman"/>
-                <w:b w:val="1"/>
-                <w:bCs w:val="1"/>
+                <w:rFonts w:ascii="Times New Roman" w:hAnsi="Times New Roman" w:eastAsia="Times New Roman" w:cs="Times New Roman"/>
+                <w:b/>
+                <w:bCs/>
                 <w:sz w:val="28"/>
                 <w:szCs w:val="28"/>
-                <w:rtl w:val="0"/>
               </w:rPr>
-              <w:t xml:space="preserve">Course Content and Activities</w:t>
+              <w:t>Course Content and Activities</w:t>
             </w:r>
           </w:p>
         </w:tc>
       </w:tr>
       <w:tr>
         <w:trPr>
-          <w:cantSplit w:val="0"/>
-          <w:trHeight w:val="3418.856209150327" w:hRule="atLeast"/>
-          <w:tblHeader w:val="0"/>
+          <w:trHeight w:val="3418" w:hRule="atLeast"/>
         </w:trPr>
         <w:tc>
           <w:tcPr>
+            <w:tcW w:w="20" w:type="pct"/>
+            <w:tcBorders>
+              <w:top w:val="single" w:sz="4" w:space="0" w:color="bebebe"/>
+              <w:left w:val="single" w:sz="4" w:space="0" w:color="bebebe"/>
+              <w:bottom w:val="single" w:sz="4" w:space="0" w:color="bebebe"/>
+              <w:right w:val="single" w:sz="4" w:space="0" w:color="bebebe"/>
+            </w:tcBorders>
             <w:tcMar>
-              <w:top w:w="144.0" w:type="dxa"/>
-              <w:left w:w="144.0" w:type="dxa"/>
-              <w:bottom w:w="144.0" w:type="dxa"/>
-              <w:right w:w="144.0" w:type="dxa"/>
+              <w:top w:w="144" w:type="dxa"/>
+              <w:left w:w="144" w:type="dxa"/>
+              <w:bottom w:w="144" w:type="dxa"/>
+              <w:right w:w="144" w:type="dxa"/>
             </w:tcMar>
           </w:tcPr>
           <w:p>
@@ -216,19 +202,20 @@
               <w:spacing w:before="123" w:lineRule="auto"/>
               <w:ind w:right="0"/>
               <w:rPr>
-                <w:rFonts w:ascii="Times New Roman" w:cs="Times New Roman" w:eastAsia="Times New Roman" w:hAnsi="Times New Roman"/>
-                <w:b w:val="1"/>
-                <w:bCs w:val="1"/>
+                <w:rFonts w:ascii="Times New Roman" w:hAnsi="Times New Roman" w:eastAsia="Times New Roman" w:cs="Times New Roman"/>
+                <w:b/>
+                <w:bCs/>
               </w:rPr>
             </w:pPr>
             <w:r>
               <w:rPr>
-                <w:rFonts w:ascii="Times New Roman" w:cs="Times New Roman" w:eastAsia="Times New Roman" w:hAnsi="Times New Roman"/>
-                <w:b w:val="1"/>
-                <w:bCs w:val="1"/>
-                <w:rtl w:val="0"/>
+                <w:rFonts w:ascii="Times New Roman" w:hAnsi="Times New Roman" w:eastAsia="Times New Roman" w:cs="Times New Roman"/>
+                <w:b/>
+                <w:bCs/>
+                <w:sz w:val="22"/>
+                <w:szCs w:val="22"/>
               </w:rPr>
-              <w:t xml:space="preserve">Week 1</w:t>
+              <w:t>Week 1</w:t>
             </w:r>
           </w:p>
           <w:p>
@@ -236,15 +223,16 @@
               <w:spacing w:before="125" w:line="259" w:lineRule="auto"/>
               <w:ind w:right="386"/>
               <w:rPr>
-                <w:rFonts w:ascii="Times New Roman" w:cs="Times New Roman" w:eastAsia="Times New Roman" w:hAnsi="Times New Roman"/>
+                <w:rFonts w:ascii="Times New Roman" w:hAnsi="Times New Roman" w:eastAsia="Times New Roman" w:cs="Times New Roman"/>
               </w:rPr>
             </w:pPr>
             <w:r>
               <w:rPr>
-                <w:rFonts w:ascii="Times New Roman" w:cs="Times New Roman" w:eastAsia="Times New Roman" w:hAnsi="Times New Roman"/>
-                <w:rtl w:val="0"/>
+                <w:rFonts w:ascii="Times New Roman" w:hAnsi="Times New Roman" w:eastAsia="Times New Roman" w:cs="Times New Roman"/>
+                <w:sz w:val="22"/>
+                <w:szCs w:val="22"/>
               </w:rPr>
-              <w:t xml:space="preserve">Intro to Business and Information Systems</w:t>
+              <w:t>Intro to Business and Information Systems</w:t>
             </w:r>
           </w:p>
           <w:p>
@@ -252,25 +240,33 @@
               <w:spacing w:before="119" w:lineRule="auto"/>
               <w:ind w:right="0"/>
               <w:rPr>
-                <w:rFonts w:ascii="Times New Roman" w:cs="Times New Roman" w:eastAsia="Times New Roman" w:hAnsi="Times New Roman"/>
+                <w:rFonts w:ascii="Times New Roman" w:hAnsi="Times New Roman" w:eastAsia="Times New Roman" w:cs="Times New Roman"/>
               </w:rPr>
             </w:pPr>
             <w:r>
               <w:rPr>
-                <w:rFonts w:ascii="Times New Roman" w:cs="Times New Roman" w:eastAsia="Times New Roman" w:hAnsi="Times New Roman"/>
-                <w:rtl w:val="0"/>
+                <w:rFonts w:ascii="Times New Roman" w:hAnsi="Times New Roman" w:eastAsia="Times New Roman" w:cs="Times New Roman"/>
+                <w:sz w:val="22"/>
+                <w:szCs w:val="22"/>
               </w:rPr>
-              <w:t xml:space="preserve">Excel Basics</w:t>
+              <w:t>Excel Basics</w:t>
             </w:r>
           </w:p>
         </w:tc>
         <w:tc>
           <w:tcPr>
+            <w:tcW w:w="80" w:type="pct"/>
+            <w:tcBorders>
+              <w:top w:val="single" w:sz="4" w:space="0" w:color="bebebe"/>
+              <w:left w:val="single" w:sz="4" w:space="0" w:color="bebebe"/>
+              <w:bottom w:val="single" w:sz="4" w:space="0" w:color="bebebe"/>
+              <w:right w:val="single" w:sz="4" w:space="0" w:color="bebebe"/>
+            </w:tcBorders>
             <w:tcMar>
-              <w:top w:w="144.0" w:type="dxa"/>
-              <w:left w:w="144.0" w:type="dxa"/>
-              <w:bottom w:w="144.0" w:type="dxa"/>
-              <w:right w:w="144.0" w:type="dxa"/>
+              <w:top w:w="144" w:type="dxa"/>
+              <w:left w:w="144" w:type="dxa"/>
+              <w:bottom w:w="144" w:type="dxa"/>
+              <w:right w:w="144" w:type="dxa"/>
             </w:tcMar>
           </w:tcPr>
           <w:p>
@@ -280,23 +276,22 @@
                 <w:numId w:val="10"/>
               </w:numPr>
               <w:tabs>
-                <w:tab w:val="left" w:leader="none" w:pos="465"/>
+                <w:tab w:val="left" w:pos="465"/>
               </w:tabs>
               <w:ind w:left="465" w:right="0" w:hanging="360"/>
               <w:rPr>
-                <w:rFonts w:ascii="Times New Roman" w:cs="Times New Roman" w:eastAsia="Times New Roman" w:hAnsi="Times New Roman"/>
+                <w:rFonts w:ascii="Times New Roman" w:hAnsi="Times New Roman" w:eastAsia="Times New Roman" w:cs="Times New Roman"/>
                 <w:sz w:val="18"/>
                 <w:szCs w:val="18"/>
               </w:rPr>
             </w:pPr>
             <w:r>
               <w:rPr>
-                <w:rFonts w:ascii="Times New Roman" w:cs="Times New Roman" w:eastAsia="Times New Roman" w:hAnsi="Times New Roman"/>
+                <w:rFonts w:ascii="Times New Roman" w:hAnsi="Times New Roman" w:eastAsia="Times New Roman" w:cs="Times New Roman"/>
                 <w:sz w:val="18"/>
                 <w:szCs w:val="18"/>
-                <w:rtl w:val="0"/>
               </w:rPr>
-              <w:t xml:space="preserve">Required reading:</w:t>
+              <w:t>Required reading:</w:t>
             </w:r>
           </w:p>
           <w:p>
@@ -306,22 +301,21 @@
                 <w:numId w:val="10"/>
               </w:numPr>
               <w:tabs>
-                <w:tab w:val="left" w:leader="none" w:pos="1185"/>
+                <w:tab w:val="left" w:pos="1185"/>
               </w:tabs>
-              <w:spacing w:before="1" w:line="248.00000000000006" w:lineRule="auto"/>
+              <w:spacing w:before="1" w:line="248" w:lineRule="auto"/>
               <w:ind w:left="1185" w:right="0" w:hanging="360"/>
               <w:rPr>
-                <w:rFonts w:ascii="Times New Roman" w:cs="Times New Roman" w:eastAsia="Times New Roman" w:hAnsi="Times New Roman"/>
+                <w:rFonts w:ascii="Times New Roman" w:hAnsi="Times New Roman" w:eastAsia="Times New Roman" w:cs="Times New Roman"/>
                 <w:sz w:val="18"/>
                 <w:szCs w:val="18"/>
               </w:rPr>
             </w:pPr>
             <w:r>
               <w:rPr>
-                <w:rFonts w:ascii="Times New Roman" w:cs="Times New Roman" w:eastAsia="Times New Roman" w:hAnsi="Times New Roman"/>
+                <w:rFonts w:ascii="Times New Roman" w:hAnsi="Times New Roman" w:eastAsia="Times New Roman" w:cs="Times New Roman"/>
                 <w:sz w:val="18"/>
                 <w:szCs w:val="18"/>
-                <w:rtl w:val="0"/>
               </w:rPr>
               <w:t xml:space="preserve">Syllabus </w:t>
             </w:r>
@@ -333,24 +327,23 @@
                 <w:numId w:val="10"/>
               </w:numPr>
               <w:tabs>
-                <w:tab w:val="left" w:leader="none" w:pos="1185"/>
+                <w:tab w:val="left" w:pos="1185"/>
               </w:tabs>
               <w:spacing w:before="1" w:line="235" w:lineRule="auto"/>
-              <w:ind w:left="1185" w:right="852" w:hanging="360.99999999999994"/>
+              <w:ind w:left="1185" w:right="852" w:hanging="360"/>
               <w:rPr>
-                <w:rFonts w:ascii="Times New Roman" w:cs="Times New Roman" w:eastAsia="Times New Roman" w:hAnsi="Times New Roman"/>
+                <w:rFonts w:ascii="Times New Roman" w:hAnsi="Times New Roman" w:eastAsia="Times New Roman" w:cs="Times New Roman"/>
                 <w:sz w:val="18"/>
                 <w:szCs w:val="18"/>
               </w:rPr>
             </w:pPr>
             <w:r>
               <w:rPr>
-                <w:rFonts w:ascii="Times New Roman" w:cs="Times New Roman" w:eastAsia="Times New Roman" w:hAnsi="Times New Roman"/>
+                <w:rFonts w:ascii="Times New Roman" w:hAnsi="Times New Roman" w:eastAsia="Times New Roman" w:cs="Times New Roman"/>
                 <w:sz w:val="18"/>
                 <w:szCs w:val="18"/>
-                <w:rtl w:val="0"/>
               </w:rPr>
-              <w:t xml:space="preserve">Information Systems Chapter 1: Setting the Stage: Technology and the Modern Enterprise</w:t>
+              <w:t>Information Systems Chapter 1: Setting the Stage: Technology and the Modern Enterprise</w:t>
             </w:r>
           </w:p>
           <w:p>
@@ -360,12 +353,12 @@
                 <w:numId w:val="10"/>
               </w:numPr>
               <w:tabs>
-                <w:tab w:val="left" w:leader="none" w:pos="1185"/>
+                <w:tab w:val="left" w:pos="1185"/>
               </w:tabs>
-              <w:spacing w:before="2" w:line="248.00000000000006" w:lineRule="auto"/>
+              <w:spacing w:before="2" w:line="248" w:lineRule="auto"/>
               <w:ind w:left="1185" w:right="0" w:hanging="360"/>
               <w:rPr>
-                <w:rFonts w:ascii="Times New Roman" w:cs="Times New Roman" w:eastAsia="Times New Roman" w:hAnsi="Times New Roman"/>
+                <w:rFonts w:ascii="Times New Roman" w:hAnsi="Times New Roman" w:eastAsia="Times New Roman" w:cs="Times New Roman"/>
                 <w:color w:val="38761d"/>
                 <w:sz w:val="18"/>
                 <w:szCs w:val="18"/>
@@ -373,20 +366,18 @@
             </w:pPr>
             <w:r>
               <w:rPr>
-                <w:rFonts w:ascii="Times New Roman" w:cs="Times New Roman" w:eastAsia="Times New Roman" w:hAnsi="Times New Roman"/>
+                <w:rFonts w:ascii="Times New Roman" w:hAnsi="Times New Roman" w:eastAsia="Times New Roman" w:cs="Times New Roman"/>
                 <w:sz w:val="18"/>
                 <w:szCs w:val="18"/>
-                <w:rtl w:val="0"/>
               </w:rPr>
-              <w:t xml:space="preserve">The Importance of Data Literacy and Data Storytelling</w:t>
+              <w:t>The Importance of Data Literacy and Data Storytelling</w:t>
             </w:r>
             <w:r>
               <w:rPr>
-                <w:rFonts w:ascii="Times New Roman" w:cs="Times New Roman" w:eastAsia="Times New Roman" w:hAnsi="Times New Roman"/>
+                <w:rFonts w:ascii="Times New Roman" w:hAnsi="Times New Roman" w:eastAsia="Times New Roman" w:cs="Times New Roman"/>
                 <w:color w:val="38761d"/>
                 <w:sz w:val="18"/>
                 <w:szCs w:val="18"/>
-                <w:rtl w:val="0"/>
               </w:rPr>
               <w:t xml:space="preserve"> </w:t>
             </w:r>
@@ -398,24 +389,23 @@
                 <w:numId w:val="10"/>
               </w:numPr>
               <w:tabs>
-                <w:tab w:val="left" w:leader="none" w:pos="465"/>
+                <w:tab w:val="left" w:pos="465"/>
               </w:tabs>
               <w:spacing w:before="2" w:lineRule="auto"/>
               <w:ind w:left="465" w:right="0" w:hanging="360"/>
               <w:rPr>
-                <w:rFonts w:ascii="Times New Roman" w:cs="Times New Roman" w:eastAsia="Times New Roman" w:hAnsi="Times New Roman"/>
+                <w:rFonts w:ascii="Times New Roman" w:hAnsi="Times New Roman" w:eastAsia="Times New Roman" w:cs="Times New Roman"/>
                 <w:sz w:val="18"/>
                 <w:szCs w:val="18"/>
               </w:rPr>
             </w:pPr>
             <w:r>
               <w:rPr>
-                <w:rFonts w:ascii="Times New Roman" w:cs="Times New Roman" w:eastAsia="Times New Roman" w:hAnsi="Times New Roman"/>
+                <w:rFonts w:ascii="Times New Roman" w:hAnsi="Times New Roman" w:eastAsia="Times New Roman" w:cs="Times New Roman"/>
                 <w:sz w:val="18"/>
                 <w:szCs w:val="18"/>
-                <w:rtl w:val="0"/>
               </w:rPr>
-              <w:t xml:space="preserve">Required videos:</w:t>
+              <w:t>Required videos:</w:t>
             </w:r>
           </w:p>
           <w:p>
@@ -425,43 +415,40 @@
                 <w:numId w:val="10"/>
               </w:numPr>
               <w:tabs>
-                <w:tab w:val="left" w:leader="none" w:pos="1185"/>
+                <w:tab w:val="left" w:pos="1185"/>
               </w:tabs>
-              <w:spacing w:before="1" w:line="248.00000000000006" w:lineRule="auto"/>
+              <w:spacing w:before="1" w:line="248" w:lineRule="auto"/>
               <w:ind w:left="1185" w:right="0" w:hanging="360"/>
               <w:rPr>
-                <w:rFonts w:ascii="Times New Roman" w:cs="Times New Roman" w:eastAsia="Times New Roman" w:hAnsi="Times New Roman"/>
+                <w:rFonts w:ascii="Times New Roman" w:hAnsi="Times New Roman" w:eastAsia="Times New Roman" w:cs="Times New Roman"/>
                 <w:sz w:val="18"/>
                 <w:szCs w:val="18"/>
               </w:rPr>
             </w:pPr>
             <w:r>
               <w:rPr>
-                <w:rFonts w:ascii="Times New Roman" w:cs="Times New Roman" w:eastAsia="Times New Roman" w:hAnsi="Times New Roman"/>
+                <w:rFonts w:ascii="Times New Roman" w:hAnsi="Times New Roman" w:eastAsia="Times New Roman" w:cs="Times New Roman"/>
                 <w:sz w:val="18"/>
                 <w:szCs w:val="18"/>
-                <w:rtl w:val="0"/>
               </w:rPr>
-              <w:t xml:space="preserve">An Introduction to BA336 and Information Systems</w:t>
+              <w:t>An Introduction to BA336 and Information Systems</w:t>
             </w:r>
             <w:r>
               <w:rPr>
-                <w:rFonts w:ascii="Times New Roman" w:cs="Times New Roman" w:eastAsia="Times New Roman" w:hAnsi="Times New Roman"/>
+                <w:rFonts w:ascii="Times New Roman" w:hAnsi="Times New Roman" w:eastAsia="Times New Roman" w:cs="Times New Roman"/>
                 <w:color w:val="38761d"/>
                 <w:sz w:val="18"/>
                 <w:szCs w:val="18"/>
-                <w:rtl w:val="0"/>
               </w:rPr>
               <w:t xml:space="preserve"> </w:t>
             </w:r>
             <w:r>
               <w:rPr>
-                <w:rFonts w:ascii="Times New Roman" w:cs="Times New Roman" w:eastAsia="Times New Roman" w:hAnsi="Times New Roman"/>
+                <w:rFonts w:ascii="Times New Roman" w:hAnsi="Times New Roman" w:eastAsia="Times New Roman" w:cs="Times New Roman"/>
                 <w:sz w:val="18"/>
                 <w:szCs w:val="18"/>
-                <w:rtl w:val="0"/>
               </w:rPr>
-              <w:t xml:space="preserve">(video)</w:t>
+              <w:t>(video)</w:t>
             </w:r>
           </w:p>
           <w:p>
@@ -471,24 +458,23 @@
                 <w:numId w:val="10"/>
               </w:numPr>
               <w:tabs>
-                <w:tab w:val="left" w:leader="none" w:pos="1185"/>
+                <w:tab w:val="left" w:pos="1185"/>
               </w:tabs>
-              <w:spacing w:line="248.00000000000006" w:lineRule="auto"/>
+              <w:spacing w:line="248" w:lineRule="auto"/>
               <w:ind w:left="1185" w:right="0" w:hanging="360"/>
               <w:rPr>
-                <w:rFonts w:ascii="Times New Roman" w:cs="Times New Roman" w:eastAsia="Times New Roman" w:hAnsi="Times New Roman"/>
+                <w:rFonts w:ascii="Times New Roman" w:hAnsi="Times New Roman" w:eastAsia="Times New Roman" w:cs="Times New Roman"/>
                 <w:sz w:val="18"/>
                 <w:szCs w:val="18"/>
               </w:rPr>
             </w:pPr>
             <w:r>
               <w:rPr>
-                <w:rFonts w:ascii="Times New Roman" w:cs="Times New Roman" w:eastAsia="Times New Roman" w:hAnsi="Times New Roman"/>
+                <w:rFonts w:ascii="Times New Roman" w:hAnsi="Times New Roman" w:eastAsia="Times New Roman" w:cs="Times New Roman"/>
                 <w:sz w:val="18"/>
                 <w:szCs w:val="18"/>
-                <w:rtl w:val="0"/>
               </w:rPr>
-              <w:t xml:space="preserve">Art Schneider's Excel Assignments Tutorial</w:t>
+              <w:t>Art Schneider's Excel Assignments Tutorial</w:t>
             </w:r>
           </w:p>
           <w:p>
@@ -498,24 +484,23 @@
                 <w:numId w:val="10"/>
               </w:numPr>
               <w:tabs>
-                <w:tab w:val="left" w:leader="none" w:pos="1185"/>
+                <w:tab w:val="left" w:pos="1185"/>
               </w:tabs>
-              <w:spacing w:line="248.00000000000006" w:lineRule="auto"/>
+              <w:spacing w:line="248" w:lineRule="auto"/>
               <w:ind w:left="1185" w:right="0" w:hanging="360"/>
               <w:rPr>
-                <w:rFonts w:ascii="Times New Roman" w:cs="Times New Roman" w:eastAsia="Times New Roman" w:hAnsi="Times New Roman"/>
+                <w:rFonts w:ascii="Times New Roman" w:hAnsi="Times New Roman" w:eastAsia="Times New Roman" w:cs="Times New Roman"/>
                 <w:sz w:val="18"/>
                 <w:szCs w:val="18"/>
               </w:rPr>
             </w:pPr>
             <w:r>
               <w:rPr>
-                <w:rFonts w:ascii="Times New Roman" w:cs="Times New Roman" w:eastAsia="Times New Roman" w:hAnsi="Times New Roman"/>
+                <w:rFonts w:ascii="Times New Roman" w:hAnsi="Times New Roman" w:eastAsia="Times New Roman" w:cs="Times New Roman"/>
                 <w:sz w:val="18"/>
                 <w:szCs w:val="18"/>
-                <w:rtl w:val="0"/>
               </w:rPr>
-              <w:t xml:space="preserve">How to Deal with Big Tech</w:t>
+              <w:t>How to Deal with Big Tech</w:t>
             </w:r>
           </w:p>
           <w:p>
@@ -525,24 +510,23 @@
                 <w:numId w:val="10"/>
               </w:numPr>
               <w:tabs>
-                <w:tab w:val="left" w:leader="none" w:pos="1185"/>
+                <w:tab w:val="left" w:pos="1185"/>
               </w:tabs>
-              <w:spacing w:line="248.00000000000006" w:lineRule="auto"/>
+              <w:spacing w:line="248" w:lineRule="auto"/>
               <w:ind w:left="1185" w:right="0" w:hanging="360"/>
               <w:rPr>
-                <w:rFonts w:ascii="Times New Roman" w:cs="Times New Roman" w:eastAsia="Times New Roman" w:hAnsi="Times New Roman"/>
+                <w:rFonts w:ascii="Times New Roman" w:hAnsi="Times New Roman" w:eastAsia="Times New Roman" w:cs="Times New Roman"/>
                 <w:sz w:val="18"/>
                 <w:szCs w:val="18"/>
               </w:rPr>
             </w:pPr>
             <w:r>
               <w:rPr>
-                <w:rFonts w:ascii="Times New Roman" w:cs="Times New Roman" w:eastAsia="Times New Roman" w:hAnsi="Times New Roman"/>
+                <w:rFonts w:ascii="Times New Roman" w:hAnsi="Times New Roman" w:eastAsia="Times New Roman" w:cs="Times New Roman"/>
                 <w:sz w:val="18"/>
                 <w:szCs w:val="18"/>
-                <w:rtl w:val="0"/>
               </w:rPr>
-              <w:t xml:space="preserve">Judge Rules Google Has An Illegal Monopoly</w:t>
+              <w:t>Judge Rules Google Has An Illegal Monopoly</w:t>
             </w:r>
           </w:p>
           <w:p>
@@ -552,24 +536,23 @@
                 <w:numId w:val="10"/>
               </w:numPr>
               <w:tabs>
-                <w:tab w:val="left" w:leader="none" w:pos="465"/>
+                <w:tab w:val="left" w:pos="465"/>
               </w:tabs>
               <w:spacing w:line="242" w:lineRule="auto"/>
               <w:ind w:left="465" w:right="0" w:hanging="360"/>
               <w:rPr>
-                <w:rFonts w:ascii="Times New Roman" w:cs="Times New Roman" w:eastAsia="Times New Roman" w:hAnsi="Times New Roman"/>
+                <w:rFonts w:ascii="Times New Roman" w:hAnsi="Times New Roman" w:eastAsia="Times New Roman" w:cs="Times New Roman"/>
                 <w:sz w:val="18"/>
                 <w:szCs w:val="18"/>
               </w:rPr>
             </w:pPr>
             <w:r>
               <w:rPr>
-                <w:rFonts w:ascii="Times New Roman" w:cs="Times New Roman" w:eastAsia="Times New Roman" w:hAnsi="Times New Roman"/>
+                <w:rFonts w:ascii="Times New Roman" w:hAnsi="Times New Roman" w:eastAsia="Times New Roman" w:cs="Times New Roman"/>
                 <w:sz w:val="18"/>
                 <w:szCs w:val="18"/>
-                <w:rtl w:val="0"/>
               </w:rPr>
-              <w:t xml:space="preserve">Apply:</w:t>
+              <w:t>Apply:</w:t>
             </w:r>
           </w:p>
           <w:p>
@@ -579,45 +562,42 @@
                 <w:numId w:val="10"/>
               </w:numPr>
               <w:tabs>
-                <w:tab w:val="left" w:leader="none" w:pos="1185"/>
+                <w:tab w:val="left" w:pos="1185"/>
               </w:tabs>
-              <w:spacing w:line="248.00000000000006" w:lineRule="auto"/>
+              <w:spacing w:line="248" w:lineRule="auto"/>
               <w:ind w:left="1185" w:right="0" w:hanging="360"/>
               <w:rPr>
-                <w:rFonts w:ascii="Times New Roman" w:cs="Times New Roman" w:eastAsia="Times New Roman" w:hAnsi="Times New Roman"/>
+                <w:rFonts w:ascii="Times New Roman" w:hAnsi="Times New Roman" w:eastAsia="Times New Roman" w:cs="Times New Roman"/>
                 <w:sz w:val="18"/>
                 <w:szCs w:val="18"/>
               </w:rPr>
             </w:pPr>
             <w:r>
               <w:rPr>
-                <w:rFonts w:ascii="Times New Roman" w:cs="Times New Roman" w:eastAsia="Times New Roman" w:hAnsi="Times New Roman"/>
+                <w:rFonts w:ascii="Times New Roman" w:hAnsi="Times New Roman" w:eastAsia="Times New Roman" w:cs="Times New Roman"/>
                 <w:sz w:val="18"/>
                 <w:szCs w:val="18"/>
-                <w:rtl w:val="0"/>
               </w:rPr>
-              <w:t xml:space="preserve">Excel Chapter 1 (</w:t>
+              <w:t>Excel Chapter 1 (</w:t>
             </w:r>
             <w:r>
               <w:rPr>
-                <w:rFonts w:ascii="Times New Roman" w:cs="Times New Roman" w:eastAsia="Times New Roman" w:hAnsi="Times New Roman"/>
-                <w:i w:val="1"/>
-                <w:iCs w:val="1"/>
+                <w:rFonts w:ascii="Times New Roman" w:hAnsi="Times New Roman" w:eastAsia="Times New Roman" w:cs="Times New Roman"/>
+                <w:i/>
+                <w:iCs/>
                 <w:color w:val="ff0000"/>
                 <w:sz w:val="18"/>
                 <w:szCs w:val="18"/>
-                <w:rtl w:val="0"/>
               </w:rPr>
-              <w:t xml:space="preserve">Due Sunday by 11:59 pm</w:t>
+              <w:t>Due Sunday by 11:59 pm</w:t>
             </w:r>
             <w:r>
               <w:rPr>
-                <w:rFonts w:ascii="Times New Roman" w:cs="Times New Roman" w:eastAsia="Times New Roman" w:hAnsi="Times New Roman"/>
+                <w:rFonts w:ascii="Times New Roman" w:hAnsi="Times New Roman" w:eastAsia="Times New Roman" w:cs="Times New Roman"/>
                 <w:sz w:val="18"/>
                 <w:szCs w:val="18"/>
-                <w:rtl w:val="0"/>
               </w:rPr>
-              <w:t xml:space="preserve">)</w:t>
+              <w:t>)</w:t>
             </w:r>
           </w:p>
           <w:p>
@@ -627,23 +607,22 @@
                 <w:numId w:val="10"/>
               </w:numPr>
               <w:tabs>
-                <w:tab w:val="left" w:leader="none" w:pos="1905"/>
+                <w:tab w:val="left" w:pos="1905"/>
               </w:tabs>
               <w:ind w:left="1905" w:right="0" w:hanging="360"/>
               <w:rPr>
-                <w:rFonts w:ascii="Times New Roman" w:cs="Times New Roman" w:eastAsia="Times New Roman" w:hAnsi="Times New Roman"/>
+                <w:rFonts w:ascii="Times New Roman" w:hAnsi="Times New Roman" w:eastAsia="Times New Roman" w:cs="Times New Roman"/>
                 <w:sz w:val="18"/>
                 <w:szCs w:val="18"/>
               </w:rPr>
             </w:pPr>
             <w:r>
               <w:rPr>
-                <w:rFonts w:ascii="Times New Roman" w:cs="Times New Roman" w:eastAsia="Times New Roman" w:hAnsi="Times New Roman"/>
+                <w:rFonts w:ascii="Times New Roman" w:hAnsi="Times New Roman" w:eastAsia="Times New Roman" w:cs="Times New Roman"/>
                 <w:sz w:val="18"/>
                 <w:szCs w:val="18"/>
-                <w:rtl w:val="0"/>
               </w:rPr>
-              <w:t xml:space="preserve">CH1 Merchandise City Sales Data (1.1-1.4)</w:t>
+              <w:t>CH1 Merchandise City Sales Data (1.1-1.4)</w:t>
             </w:r>
           </w:p>
           <w:p>
@@ -653,24 +632,23 @@
                 <w:numId w:val="10"/>
               </w:numPr>
               <w:tabs>
-                <w:tab w:val="left" w:leader="none" w:pos="1905"/>
+                <w:tab w:val="left" w:pos="1905"/>
               </w:tabs>
               <w:spacing w:before="6" w:lineRule="auto"/>
               <w:ind w:left="1905" w:right="0" w:hanging="360"/>
               <w:rPr>
-                <w:rFonts w:ascii="Times New Roman" w:cs="Times New Roman" w:eastAsia="Times New Roman" w:hAnsi="Times New Roman"/>
+                <w:rFonts w:ascii="Times New Roman" w:hAnsi="Times New Roman" w:eastAsia="Times New Roman" w:cs="Times New Roman"/>
                 <w:sz w:val="18"/>
                 <w:szCs w:val="18"/>
               </w:rPr>
             </w:pPr>
             <w:r>
               <w:rPr>
-                <w:rFonts w:ascii="Times New Roman" w:cs="Times New Roman" w:eastAsia="Times New Roman" w:hAnsi="Times New Roman"/>
+                <w:rFonts w:ascii="Times New Roman" w:hAnsi="Times New Roman" w:eastAsia="Times New Roman" w:cs="Times New Roman"/>
                 <w:sz w:val="18"/>
                 <w:szCs w:val="18"/>
-                <w:rtl w:val="0"/>
               </w:rPr>
-              <w:t xml:space="preserve">PR1 Medical Office Budget (1.5)</w:t>
+              <w:t>PR1 Medical Office Budget (1.5)</w:t>
             </w:r>
           </w:p>
           <w:p>
@@ -680,41 +658,45 @@
                 <w:numId w:val="10"/>
               </w:numPr>
               <w:tabs>
-                <w:tab w:val="left" w:leader="none" w:pos="1905"/>
+                <w:tab w:val="left" w:pos="1905"/>
               </w:tabs>
               <w:spacing w:before="1" w:line="225" w:lineRule="auto"/>
               <w:ind w:left="1905" w:right="0" w:hanging="360"/>
               <w:rPr>
-                <w:rFonts w:ascii="Times New Roman" w:cs="Times New Roman" w:eastAsia="Times New Roman" w:hAnsi="Times New Roman"/>
+                <w:rFonts w:ascii="Times New Roman" w:hAnsi="Times New Roman" w:eastAsia="Times New Roman" w:cs="Times New Roman"/>
                 <w:sz w:val="18"/>
                 <w:szCs w:val="18"/>
               </w:rPr>
             </w:pPr>
             <w:r>
               <w:rPr>
-                <w:rFonts w:ascii="Times New Roman" w:cs="Times New Roman" w:eastAsia="Times New Roman" w:hAnsi="Times New Roman"/>
+                <w:rFonts w:ascii="Times New Roman" w:hAnsi="Times New Roman" w:eastAsia="Times New Roman" w:cs="Times New Roman"/>
                 <w:sz w:val="18"/>
                 <w:szCs w:val="18"/>
-                <w:rtl w:val="0"/>
               </w:rPr>
-              <w:t xml:space="preserve">SC1 Sales and Inventory (1.6)</w:t>
+              <w:t>SC1 Sales and Inventory (1.6)</w:t>
             </w:r>
           </w:p>
         </w:tc>
       </w:tr>
       <w:tr>
         <w:trPr>
-          <w:cantSplit w:val="0"/>
           <w:trHeight w:val="3255" w:hRule="atLeast"/>
-          <w:tblHeader w:val="0"/>
         </w:trPr>
         <w:tc>
           <w:tcPr>
+            <w:tcW w:w="20" w:type="pct"/>
+            <w:tcBorders>
+              <w:top w:val="single" w:sz="4" w:space="0" w:color="bebebe"/>
+              <w:left w:val="single" w:sz="4" w:space="0" w:color="bebebe"/>
+              <w:bottom w:val="single" w:sz="4" w:space="0" w:color="bebebe"/>
+              <w:right w:val="single" w:sz="4" w:space="0" w:color="bebebe"/>
+            </w:tcBorders>
             <w:tcMar>
-              <w:top w:w="144.0" w:type="dxa"/>
-              <w:left w:w="144.0" w:type="dxa"/>
-              <w:bottom w:w="144.0" w:type="dxa"/>
-              <w:right w:w="144.0" w:type="dxa"/>
+              <w:top w:w="144" w:type="dxa"/>
+              <w:left w:w="144" w:type="dxa"/>
+              <w:bottom w:w="144" w:type="dxa"/>
+              <w:right w:w="144" w:type="dxa"/>
             </w:tcMar>
           </w:tcPr>
           <w:p>
@@ -722,23 +704,22 @@
               <w:spacing w:before="123" w:lineRule="auto"/>
               <w:ind w:right="0"/>
               <w:rPr>
-                <w:rFonts w:ascii="Times New Roman" w:cs="Times New Roman" w:eastAsia="Times New Roman" w:hAnsi="Times New Roman"/>
-                <w:b w:val="1"/>
-                <w:bCs w:val="1"/>
+                <w:rFonts w:ascii="Times New Roman" w:hAnsi="Times New Roman" w:eastAsia="Times New Roman" w:cs="Times New Roman"/>
+                <w:b/>
+                <w:bCs/>
                 <w:sz w:val="24"/>
                 <w:szCs w:val="24"/>
               </w:rPr>
             </w:pPr>
             <w:r>
               <w:rPr>
-                <w:rFonts w:ascii="Times New Roman" w:cs="Times New Roman" w:eastAsia="Times New Roman" w:hAnsi="Times New Roman"/>
-                <w:b w:val="1"/>
-                <w:bCs w:val="1"/>
+                <w:rFonts w:ascii="Times New Roman" w:hAnsi="Times New Roman" w:eastAsia="Times New Roman" w:cs="Times New Roman"/>
+                <w:b/>
+                <w:bCs/>
                 <w:sz w:val="24"/>
                 <w:szCs w:val="24"/>
-                <w:rtl w:val="0"/>
               </w:rPr>
-              <w:t xml:space="preserve">Week 2</w:t>
+              <w:t>Week 2</w:t>
             </w:r>
           </w:p>
           <w:p>
@@ -746,15 +727,16 @@
               <w:spacing w:before="145" w:line="259" w:lineRule="auto"/>
               <w:ind w:right="130"/>
               <w:rPr>
-                <w:rFonts w:ascii="Times New Roman" w:cs="Times New Roman" w:eastAsia="Times New Roman" w:hAnsi="Times New Roman"/>
+                <w:rFonts w:ascii="Times New Roman" w:hAnsi="Times New Roman" w:eastAsia="Times New Roman" w:cs="Times New Roman"/>
               </w:rPr>
             </w:pPr>
             <w:r>
               <w:rPr>
-                <w:rFonts w:ascii="Times New Roman" w:cs="Times New Roman" w:eastAsia="Times New Roman" w:hAnsi="Times New Roman"/>
-                <w:rtl w:val="0"/>
+                <w:rFonts w:ascii="Times New Roman" w:hAnsi="Times New Roman" w:eastAsia="Times New Roman" w:cs="Times New Roman"/>
+                <w:sz w:val="22"/>
+                <w:szCs w:val="22"/>
               </w:rPr>
-              <w:t xml:space="preserve">Introduction to Hardware</w:t>
+              <w:t>Introduction to Hardware</w:t>
             </w:r>
           </w:p>
           <w:p>
@@ -762,25 +744,33 @@
               <w:spacing w:before="117" w:line="259" w:lineRule="auto"/>
               <w:ind w:right="0"/>
               <w:rPr>
-                <w:rFonts w:ascii="Times New Roman" w:cs="Times New Roman" w:eastAsia="Times New Roman" w:hAnsi="Times New Roman"/>
+                <w:rFonts w:ascii="Times New Roman" w:hAnsi="Times New Roman" w:eastAsia="Times New Roman" w:cs="Times New Roman"/>
               </w:rPr>
             </w:pPr>
             <w:r>
               <w:rPr>
-                <w:rFonts w:ascii="Times New Roman" w:cs="Times New Roman" w:eastAsia="Times New Roman" w:hAnsi="Times New Roman"/>
-                <w:rtl w:val="0"/>
+                <w:rFonts w:ascii="Times New Roman" w:hAnsi="Times New Roman" w:eastAsia="Times New Roman" w:cs="Times New Roman"/>
+                <w:sz w:val="22"/>
+                <w:szCs w:val="22"/>
               </w:rPr>
-              <w:t xml:space="preserve">Excel Computations</w:t>
+              <w:t>Excel Computations</w:t>
             </w:r>
           </w:p>
         </w:tc>
         <w:tc>
           <w:tcPr>
+            <w:tcW w:w="80" w:type="pct"/>
+            <w:tcBorders>
+              <w:top w:val="single" w:sz="4" w:space="0" w:color="bebebe"/>
+              <w:left w:val="single" w:sz="4" w:space="0" w:color="bebebe"/>
+              <w:bottom w:val="single" w:sz="4" w:space="0" w:color="bebebe"/>
+              <w:right w:val="single" w:sz="4" w:space="0" w:color="bebebe"/>
+            </w:tcBorders>
             <w:tcMar>
-              <w:top w:w="144.0" w:type="dxa"/>
-              <w:left w:w="144.0" w:type="dxa"/>
-              <w:bottom w:w="144.0" w:type="dxa"/>
-              <w:right w:w="144.0" w:type="dxa"/>
+              <w:top w:w="144" w:type="dxa"/>
+              <w:left w:w="144" w:type="dxa"/>
+              <w:bottom w:w="144" w:type="dxa"/>
+              <w:right w:w="144" w:type="dxa"/>
             </w:tcMar>
           </w:tcPr>
           <w:p>
@@ -790,23 +780,22 @@
                 <w:numId w:val="9"/>
               </w:numPr>
               <w:tabs>
-                <w:tab w:val="left" w:leader="none" w:pos="465"/>
+                <w:tab w:val="left" w:pos="465"/>
               </w:tabs>
               <w:ind w:left="465" w:right="0" w:hanging="360"/>
               <w:rPr>
-                <w:rFonts w:ascii="Times New Roman" w:cs="Times New Roman" w:eastAsia="Times New Roman" w:hAnsi="Times New Roman"/>
+                <w:rFonts w:ascii="Times New Roman" w:hAnsi="Times New Roman" w:eastAsia="Times New Roman" w:cs="Times New Roman"/>
                 <w:sz w:val="18"/>
                 <w:szCs w:val="18"/>
               </w:rPr>
             </w:pPr>
             <w:r>
               <w:rPr>
-                <w:rFonts w:ascii="Times New Roman" w:cs="Times New Roman" w:eastAsia="Times New Roman" w:hAnsi="Times New Roman"/>
+                <w:rFonts w:ascii="Times New Roman" w:hAnsi="Times New Roman" w:eastAsia="Times New Roman" w:cs="Times New Roman"/>
                 <w:sz w:val="18"/>
                 <w:szCs w:val="18"/>
-                <w:rtl w:val="0"/>
               </w:rPr>
-              <w:t xml:space="preserve">Required reading:</w:t>
+              <w:t>Required reading:</w:t>
             </w:r>
           </w:p>
           <w:p>
@@ -816,41 +805,38 @@
                 <w:numId w:val="9"/>
               </w:numPr>
               <w:tabs>
-                <w:tab w:val="left" w:leader="none" w:pos="1185"/>
+                <w:tab w:val="left" w:pos="1185"/>
               </w:tabs>
-              <w:spacing w:before="1" w:line="248.00000000000006" w:lineRule="auto"/>
+              <w:spacing w:before="1" w:line="248" w:lineRule="auto"/>
               <w:ind w:left="1185" w:right="0" w:hanging="360"/>
               <w:rPr>
-                <w:rFonts w:ascii="Times New Roman" w:cs="Times New Roman" w:eastAsia="Times New Roman" w:hAnsi="Times New Roman"/>
+                <w:rFonts w:ascii="Times New Roman" w:hAnsi="Times New Roman" w:eastAsia="Times New Roman" w:cs="Times New Roman"/>
                 <w:sz w:val="18"/>
                 <w:szCs w:val="18"/>
               </w:rPr>
             </w:pPr>
             <w:r>
               <w:rPr>
-                <w:rFonts w:ascii="Times New Roman" w:cs="Times New Roman" w:eastAsia="Times New Roman" w:hAnsi="Times New Roman"/>
+                <w:rFonts w:ascii="Times New Roman" w:hAnsi="Times New Roman" w:eastAsia="Times New Roman" w:cs="Times New Roman"/>
                 <w:sz w:val="18"/>
                 <w:szCs w:val="18"/>
-                <w:rtl w:val="0"/>
               </w:rPr>
-              <w:t xml:space="preserve">Computer Hardware and Components</w:t>
+              <w:t>Computer Hardware and Components</w:t>
             </w:r>
             <w:r>
               <w:rPr>
-                <w:rFonts w:ascii="Times New Roman" w:cs="Times New Roman" w:eastAsia="Times New Roman" w:hAnsi="Times New Roman"/>
+                <w:rFonts w:ascii="Times New Roman" w:hAnsi="Times New Roman" w:eastAsia="Times New Roman" w:cs="Times New Roman"/>
                 <w:color w:val="38761d"/>
                 <w:sz w:val="18"/>
                 <w:szCs w:val="18"/>
-                <w:rtl w:val="0"/>
               </w:rPr>
               <w:t xml:space="preserve"> </w:t>
             </w:r>
             <w:r>
               <w:rPr>
-                <w:rFonts w:ascii="Times New Roman" w:cs="Times New Roman" w:eastAsia="Times New Roman" w:hAnsi="Times New Roman"/>
+                <w:rFonts w:ascii="Times New Roman" w:hAnsi="Times New Roman" w:eastAsia="Times New Roman" w:cs="Times New Roman"/>
                 <w:sz w:val="18"/>
                 <w:szCs w:val="18"/>
-                <w:rtl w:val="0"/>
               </w:rPr>
               <w:t xml:space="preserve">(PDF) </w:t>
             </w:r>
@@ -862,22 +848,21 @@
                 <w:numId w:val="9"/>
               </w:numPr>
               <w:tabs>
-                <w:tab w:val="left" w:leader="none" w:pos="1185"/>
+                <w:tab w:val="left" w:pos="1185"/>
               </w:tabs>
               <w:spacing w:line="245" w:lineRule="auto"/>
               <w:ind w:left="1185" w:right="0" w:hanging="360"/>
               <w:rPr>
-                <w:rFonts w:ascii="Times New Roman" w:cs="Times New Roman" w:eastAsia="Times New Roman" w:hAnsi="Times New Roman"/>
+                <w:rFonts w:ascii="Times New Roman" w:hAnsi="Times New Roman" w:eastAsia="Times New Roman" w:cs="Times New Roman"/>
                 <w:sz w:val="18"/>
                 <w:szCs w:val="18"/>
               </w:rPr>
             </w:pPr>
             <w:r>
               <w:rPr>
-                <w:rFonts w:ascii="Times New Roman" w:cs="Times New Roman" w:eastAsia="Times New Roman" w:hAnsi="Times New Roman"/>
+                <w:rFonts w:ascii="Times New Roman" w:hAnsi="Times New Roman" w:eastAsia="Times New Roman" w:cs="Times New Roman"/>
                 <w:sz w:val="18"/>
                 <w:szCs w:val="18"/>
-                <w:rtl w:val="0"/>
               </w:rPr>
               <w:t xml:space="preserve">The Rise and Fall of Intel </w:t>
             </w:r>
@@ -889,24 +874,23 @@
                 <w:numId w:val="9"/>
               </w:numPr>
               <w:tabs>
-                <w:tab w:val="left" w:leader="none" w:pos="1185"/>
+                <w:tab w:val="left" w:pos="1185"/>
               </w:tabs>
               <w:spacing w:line="245" w:lineRule="auto"/>
               <w:ind w:left="1185" w:right="0" w:hanging="360"/>
               <w:rPr>
-                <w:rFonts w:ascii="Times New Roman" w:cs="Times New Roman" w:eastAsia="Times New Roman" w:hAnsi="Times New Roman"/>
+                <w:rFonts w:ascii="Times New Roman" w:hAnsi="Times New Roman" w:eastAsia="Times New Roman" w:cs="Times New Roman"/>
                 <w:sz w:val="18"/>
                 <w:szCs w:val="18"/>
               </w:rPr>
             </w:pPr>
             <w:r>
               <w:rPr>
-                <w:rFonts w:ascii="Times New Roman" w:cs="Times New Roman" w:eastAsia="Times New Roman" w:hAnsi="Times New Roman"/>
+                <w:rFonts w:ascii="Times New Roman" w:hAnsi="Times New Roman" w:eastAsia="Times New Roman" w:cs="Times New Roman"/>
                 <w:sz w:val="18"/>
                 <w:szCs w:val="18"/>
-                <w:rtl w:val="0"/>
               </w:rPr>
-              <w:t xml:space="preserve">Information Systems Chapter 6: Moore’s Law and More</w:t>
+              <w:t>Information Systems Chapter 6: Moore’s Law and More</w:t>
             </w:r>
           </w:p>
           <w:p>
@@ -916,24 +900,23 @@
                 <w:numId w:val="9"/>
               </w:numPr>
               <w:tabs>
-                <w:tab w:val="left" w:leader="none" w:pos="465"/>
+                <w:tab w:val="left" w:pos="465"/>
               </w:tabs>
               <w:spacing w:line="242" w:lineRule="auto"/>
               <w:ind w:left="465" w:right="0" w:hanging="360"/>
               <w:rPr>
-                <w:rFonts w:ascii="Times New Roman" w:cs="Times New Roman" w:eastAsia="Times New Roman" w:hAnsi="Times New Roman"/>
+                <w:rFonts w:ascii="Times New Roman" w:hAnsi="Times New Roman" w:eastAsia="Times New Roman" w:cs="Times New Roman"/>
                 <w:sz w:val="18"/>
                 <w:szCs w:val="18"/>
               </w:rPr>
             </w:pPr>
             <w:r>
               <w:rPr>
-                <w:rFonts w:ascii="Times New Roman" w:cs="Times New Roman" w:eastAsia="Times New Roman" w:hAnsi="Times New Roman"/>
+                <w:rFonts w:ascii="Times New Roman" w:hAnsi="Times New Roman" w:eastAsia="Times New Roman" w:cs="Times New Roman"/>
                 <w:sz w:val="18"/>
                 <w:szCs w:val="18"/>
-                <w:rtl w:val="0"/>
               </w:rPr>
-              <w:t xml:space="preserve">Required videos:</w:t>
+              <w:t>Required videos:</w:t>
             </w:r>
           </w:p>
           <w:p>
@@ -943,24 +926,23 @@
                 <w:numId w:val="9"/>
               </w:numPr>
               <w:tabs>
-                <w:tab w:val="left" w:leader="none" w:pos="1185"/>
+                <w:tab w:val="left" w:pos="1185"/>
               </w:tabs>
               <w:spacing w:line="246" w:lineRule="auto"/>
               <w:ind w:left="1185" w:right="0" w:hanging="360"/>
               <w:rPr>
-                <w:rFonts w:ascii="Times New Roman" w:cs="Times New Roman" w:eastAsia="Times New Roman" w:hAnsi="Times New Roman"/>
+                <w:rFonts w:ascii="Times New Roman" w:hAnsi="Times New Roman" w:eastAsia="Times New Roman" w:cs="Times New Roman"/>
                 <w:sz w:val="18"/>
                 <w:szCs w:val="18"/>
               </w:rPr>
             </w:pPr>
             <w:r>
               <w:rPr>
-                <w:rFonts w:ascii="Times New Roman" w:cs="Times New Roman" w:eastAsia="Times New Roman" w:hAnsi="Times New Roman"/>
+                <w:rFonts w:ascii="Times New Roman" w:hAnsi="Times New Roman" w:eastAsia="Times New Roman" w:cs="Times New Roman"/>
                 <w:sz w:val="18"/>
                 <w:szCs w:val="18"/>
-                <w:rtl w:val="0"/>
               </w:rPr>
-              <w:t xml:space="preserve">Computer Hardware (video)</w:t>
+              <w:t>Computer Hardware (video)</w:t>
             </w:r>
           </w:p>
           <w:p>
@@ -970,24 +952,23 @@
                 <w:numId w:val="9"/>
               </w:numPr>
               <w:tabs>
-                <w:tab w:val="left" w:leader="none" w:pos="1185"/>
+                <w:tab w:val="left" w:pos="1185"/>
               </w:tabs>
               <w:spacing w:line="245" w:lineRule="auto"/>
               <w:ind w:left="1185" w:right="0" w:hanging="360"/>
               <w:rPr>
-                <w:rFonts w:ascii="Times New Roman" w:cs="Times New Roman" w:eastAsia="Times New Roman" w:hAnsi="Times New Roman"/>
+                <w:rFonts w:ascii="Times New Roman" w:hAnsi="Times New Roman" w:eastAsia="Times New Roman" w:cs="Times New Roman"/>
                 <w:sz w:val="18"/>
                 <w:szCs w:val="18"/>
               </w:rPr>
             </w:pPr>
             <w:r>
               <w:rPr>
-                <w:rFonts w:ascii="Times New Roman" w:cs="Times New Roman" w:eastAsia="Times New Roman" w:hAnsi="Times New Roman"/>
+                <w:rFonts w:ascii="Times New Roman" w:hAnsi="Times New Roman" w:eastAsia="Times New Roman" w:cs="Times New Roman"/>
                 <w:sz w:val="18"/>
                 <w:szCs w:val="18"/>
-                <w:rtl w:val="0"/>
               </w:rPr>
-              <w:t xml:space="preserve">Relative Reference Formulas</w:t>
+              <w:t>Relative Reference Formulas</w:t>
             </w:r>
           </w:p>
           <w:p>
@@ -997,22 +978,21 @@
                 <w:numId w:val="9"/>
               </w:numPr>
               <w:tabs>
-                <w:tab w:val="left" w:leader="none" w:pos="1185"/>
+                <w:tab w:val="left" w:pos="1185"/>
               </w:tabs>
-              <w:spacing w:line="248.00000000000006" w:lineRule="auto"/>
+              <w:spacing w:line="248" w:lineRule="auto"/>
               <w:ind w:left="1185" w:right="0" w:hanging="360"/>
               <w:rPr>
-                <w:rFonts w:ascii="Times New Roman" w:cs="Times New Roman" w:eastAsia="Times New Roman" w:hAnsi="Times New Roman"/>
+                <w:rFonts w:ascii="Times New Roman" w:hAnsi="Times New Roman" w:eastAsia="Times New Roman" w:cs="Times New Roman"/>
                 <w:sz w:val="18"/>
                 <w:szCs w:val="18"/>
               </w:rPr>
             </w:pPr>
             <w:r>
               <w:rPr>
-                <w:rFonts w:ascii="Times New Roman" w:cs="Times New Roman" w:eastAsia="Times New Roman" w:hAnsi="Times New Roman"/>
+                <w:rFonts w:ascii="Times New Roman" w:hAnsi="Times New Roman" w:eastAsia="Times New Roman" w:cs="Times New Roman"/>
                 <w:sz w:val="18"/>
                 <w:szCs w:val="18"/>
-                <w:rtl w:val="0"/>
               </w:rPr>
               <w:t xml:space="preserve">Payment (PMT) Function Tutorial </w:t>
             </w:r>
@@ -1024,24 +1004,23 @@
                 <w:numId w:val="9"/>
               </w:numPr>
               <w:tabs>
-                <w:tab w:val="left" w:leader="none" w:pos="465"/>
+                <w:tab w:val="left" w:pos="465"/>
               </w:tabs>
               <w:spacing w:line="242" w:lineRule="auto"/>
               <w:ind w:left="465" w:right="0" w:hanging="360"/>
               <w:rPr>
-                <w:rFonts w:ascii="Times New Roman" w:cs="Times New Roman" w:eastAsia="Times New Roman" w:hAnsi="Times New Roman"/>
+                <w:rFonts w:ascii="Times New Roman" w:hAnsi="Times New Roman" w:eastAsia="Times New Roman" w:cs="Times New Roman"/>
                 <w:sz w:val="18"/>
                 <w:szCs w:val="18"/>
               </w:rPr>
             </w:pPr>
             <w:r>
               <w:rPr>
-                <w:rFonts w:ascii="Times New Roman" w:cs="Times New Roman" w:eastAsia="Times New Roman" w:hAnsi="Times New Roman"/>
+                <w:rFonts w:ascii="Times New Roman" w:hAnsi="Times New Roman" w:eastAsia="Times New Roman" w:cs="Times New Roman"/>
                 <w:sz w:val="18"/>
                 <w:szCs w:val="18"/>
-                <w:rtl w:val="0"/>
               </w:rPr>
-              <w:t xml:space="preserve">Apply:</w:t>
+              <w:t>Apply:</w:t>
             </w:r>
           </w:p>
           <w:p>
@@ -1051,45 +1030,42 @@
                 <w:numId w:val="9"/>
               </w:numPr>
               <w:tabs>
-                <w:tab w:val="left" w:leader="none" w:pos="1185"/>
+                <w:tab w:val="left" w:pos="1185"/>
               </w:tabs>
-              <w:spacing w:line="248.00000000000006" w:lineRule="auto"/>
+              <w:spacing w:line="248" w:lineRule="auto"/>
               <w:ind w:left="1185" w:right="0" w:hanging="360"/>
               <w:rPr>
-                <w:rFonts w:ascii="Times New Roman" w:cs="Times New Roman" w:eastAsia="Times New Roman" w:hAnsi="Times New Roman"/>
+                <w:rFonts w:ascii="Times New Roman" w:hAnsi="Times New Roman" w:eastAsia="Times New Roman" w:cs="Times New Roman"/>
                 <w:sz w:val="18"/>
                 <w:szCs w:val="18"/>
               </w:rPr>
             </w:pPr>
             <w:r>
               <w:rPr>
-                <w:rFonts w:ascii="Times New Roman" w:cs="Times New Roman" w:eastAsia="Times New Roman" w:hAnsi="Times New Roman"/>
+                <w:rFonts w:ascii="Times New Roman" w:hAnsi="Times New Roman" w:eastAsia="Times New Roman" w:cs="Times New Roman"/>
                 <w:sz w:val="18"/>
                 <w:szCs w:val="18"/>
-                <w:rtl w:val="0"/>
               </w:rPr>
-              <w:t xml:space="preserve">Excel Chapter 2 (</w:t>
+              <w:t>Excel Chapter 2 (</w:t>
             </w:r>
             <w:r>
               <w:rPr>
-                <w:rFonts w:ascii="Times New Roman" w:cs="Times New Roman" w:eastAsia="Times New Roman" w:hAnsi="Times New Roman"/>
-                <w:i w:val="1"/>
-                <w:iCs w:val="1"/>
+                <w:rFonts w:ascii="Times New Roman" w:hAnsi="Times New Roman" w:eastAsia="Times New Roman" w:cs="Times New Roman"/>
+                <w:i/>
+                <w:iCs/>
                 <w:color w:val="ff0000"/>
                 <w:sz w:val="18"/>
                 <w:szCs w:val="18"/>
-                <w:rtl w:val="0"/>
               </w:rPr>
-              <w:t xml:space="preserve">due Sunday by 11:59 pm</w:t>
+              <w:t>due Sunday by 11:59 pm</w:t>
             </w:r>
             <w:r>
               <w:rPr>
-                <w:rFonts w:ascii="Times New Roman" w:cs="Times New Roman" w:eastAsia="Times New Roman" w:hAnsi="Times New Roman"/>
+                <w:rFonts w:ascii="Times New Roman" w:hAnsi="Times New Roman" w:eastAsia="Times New Roman" w:cs="Times New Roman"/>
                 <w:sz w:val="18"/>
                 <w:szCs w:val="18"/>
-                <w:rtl w:val="0"/>
               </w:rPr>
-              <w:t xml:space="preserve">)</w:t>
+              <w:t>)</w:t>
             </w:r>
           </w:p>
           <w:p>
@@ -1099,23 +1075,22 @@
                 <w:numId w:val="9"/>
               </w:numPr>
               <w:tabs>
-                <w:tab w:val="left" w:leader="none" w:pos="1905"/>
+                <w:tab w:val="left" w:pos="1905"/>
               </w:tabs>
               <w:ind w:left="1905" w:right="0" w:hanging="360"/>
               <w:rPr>
-                <w:rFonts w:ascii="Times New Roman" w:cs="Times New Roman" w:eastAsia="Times New Roman" w:hAnsi="Times New Roman"/>
+                <w:rFonts w:ascii="Times New Roman" w:hAnsi="Times New Roman" w:eastAsia="Times New Roman" w:cs="Times New Roman"/>
                 <w:sz w:val="18"/>
                 <w:szCs w:val="18"/>
               </w:rPr>
             </w:pPr>
             <w:r>
               <w:rPr>
-                <w:rFonts w:ascii="Times New Roman" w:cs="Times New Roman" w:eastAsia="Times New Roman" w:hAnsi="Times New Roman"/>
+                <w:rFonts w:ascii="Times New Roman" w:hAnsi="Times New Roman" w:eastAsia="Times New Roman" w:cs="Times New Roman"/>
                 <w:sz w:val="18"/>
                 <w:szCs w:val="18"/>
-                <w:rtl w:val="0"/>
               </w:rPr>
-              <w:t xml:space="preserve">CH2 Personal Budget (2.1-2.4)</w:t>
+              <w:t>CH2 Personal Budget (2.1-2.4)</w:t>
             </w:r>
           </w:p>
           <w:p>
@@ -1125,24 +1100,23 @@
                 <w:numId w:val="9"/>
               </w:numPr>
               <w:tabs>
-                <w:tab w:val="left" w:leader="none" w:pos="1905"/>
+                <w:tab w:val="left" w:pos="1905"/>
               </w:tabs>
               <w:spacing w:before="1" w:lineRule="auto"/>
               <w:ind w:left="1905" w:right="0" w:hanging="360"/>
               <w:rPr>
-                <w:rFonts w:ascii="Times New Roman" w:cs="Times New Roman" w:eastAsia="Times New Roman" w:hAnsi="Times New Roman"/>
+                <w:rFonts w:ascii="Times New Roman" w:hAnsi="Times New Roman" w:eastAsia="Times New Roman" w:cs="Times New Roman"/>
                 <w:sz w:val="18"/>
                 <w:szCs w:val="18"/>
               </w:rPr>
             </w:pPr>
             <w:r>
               <w:rPr>
-                <w:rFonts w:ascii="Times New Roman" w:cs="Times New Roman" w:eastAsia="Times New Roman" w:hAnsi="Times New Roman"/>
+                <w:rFonts w:ascii="Times New Roman" w:hAnsi="Times New Roman" w:eastAsia="Times New Roman" w:cs="Times New Roman"/>
                 <w:sz w:val="18"/>
                 <w:szCs w:val="18"/>
-                <w:rtl w:val="0"/>
               </w:rPr>
-              <w:t xml:space="preserve">PR2 Lawn Care (2.5)</w:t>
+              <w:t>PR2 Lawn Care (2.5)</w:t>
             </w:r>
           </w:p>
           <w:p>
@@ -1152,24 +1126,23 @@
                 <w:numId w:val="9"/>
               </w:numPr>
               <w:tabs>
-                <w:tab w:val="left" w:leader="none" w:pos="1905"/>
+                <w:tab w:val="left" w:pos="1905"/>
               </w:tabs>
               <w:spacing w:before="6" w:lineRule="auto"/>
               <w:ind w:left="1905" w:right="0" w:hanging="360"/>
               <w:rPr>
-                <w:rFonts w:ascii="Times New Roman" w:cs="Times New Roman" w:eastAsia="Times New Roman" w:hAnsi="Times New Roman"/>
+                <w:rFonts w:ascii="Times New Roman" w:hAnsi="Times New Roman" w:eastAsia="Times New Roman" w:cs="Times New Roman"/>
                 <w:sz w:val="18"/>
                 <w:szCs w:val="18"/>
               </w:rPr>
             </w:pPr>
             <w:r>
               <w:rPr>
-                <w:rFonts w:ascii="Times New Roman" w:cs="Times New Roman" w:eastAsia="Times New Roman" w:hAnsi="Times New Roman"/>
+                <w:rFonts w:ascii="Times New Roman" w:hAnsi="Times New Roman" w:eastAsia="Times New Roman" w:cs="Times New Roman"/>
                 <w:sz w:val="18"/>
                 <w:szCs w:val="18"/>
-                <w:rtl w:val="0"/>
               </w:rPr>
-              <w:t xml:space="preserve">SC2 Hotel (2.6)</w:t>
+              <w:t>SC2 Hotel (2.6)</w:t>
             </w:r>
           </w:p>
           <w:p>
@@ -1179,45 +1152,42 @@
                 <w:numId w:val="9"/>
               </w:numPr>
               <w:tabs>
-                <w:tab w:val="left" w:leader="none" w:pos="1185"/>
+                <w:tab w:val="left" w:pos="1185"/>
               </w:tabs>
               <w:spacing w:line="246" w:lineRule="auto"/>
-              <w:ind w:left="1185" w:right="0" w:hanging="360.99999999999994"/>
+              <w:ind w:left="1185" w:right="0" w:hanging="360"/>
               <w:rPr>
-                <w:rFonts w:ascii="Times New Roman" w:cs="Times New Roman" w:eastAsia="Times New Roman" w:hAnsi="Times New Roman"/>
+                <w:rFonts w:ascii="Times New Roman" w:hAnsi="Times New Roman" w:eastAsia="Times New Roman" w:cs="Times New Roman"/>
                 <w:sz w:val="18"/>
                 <w:szCs w:val="18"/>
               </w:rPr>
             </w:pPr>
             <w:r>
               <w:rPr>
-                <w:rFonts w:ascii="Times New Roman" w:cs="Times New Roman" w:eastAsia="Times New Roman" w:hAnsi="Times New Roman"/>
+                <w:rFonts w:ascii="Times New Roman" w:hAnsi="Times New Roman" w:eastAsia="Times New Roman" w:cs="Times New Roman"/>
                 <w:sz w:val="18"/>
                 <w:szCs w:val="18"/>
-                <w:rtl w:val="0"/>
               </w:rPr>
-              <w:t xml:space="preserve">(Extra Credit) LinkedIn Profile Project (</w:t>
+              <w:t>(Extra Credit) LinkedIn Profile Project (</w:t>
             </w:r>
             <w:r>
               <w:rPr>
-                <w:rFonts w:ascii="Times New Roman" w:cs="Times New Roman" w:eastAsia="Times New Roman" w:hAnsi="Times New Roman"/>
-                <w:i w:val="1"/>
-                <w:iCs w:val="1"/>
+                <w:rFonts w:ascii="Times New Roman" w:hAnsi="Times New Roman" w:eastAsia="Times New Roman" w:cs="Times New Roman"/>
+                <w:i/>
+                <w:iCs/>
                 <w:color w:val="ff0000"/>
                 <w:sz w:val="18"/>
                 <w:szCs w:val="18"/>
-                <w:rtl w:val="0"/>
               </w:rPr>
-              <w:t xml:space="preserve">due Sunday by 11:59 pm</w:t>
+              <w:t>due Sunday by 11:59 pm</w:t>
             </w:r>
             <w:r>
               <w:rPr>
-                <w:rFonts w:ascii="Times New Roman" w:cs="Times New Roman" w:eastAsia="Times New Roman" w:hAnsi="Times New Roman"/>
+                <w:rFonts w:ascii="Times New Roman" w:hAnsi="Times New Roman" w:eastAsia="Times New Roman" w:cs="Times New Roman"/>
                 <w:sz w:val="18"/>
                 <w:szCs w:val="18"/>
-                <w:rtl w:val="0"/>
               </w:rPr>
-              <w:t xml:space="preserve">)</w:t>
+              <w:t>)</w:t>
             </w:r>
           </w:p>
         </w:tc>
@@ -1228,7 +1198,7 @@
         <w:spacing w:before="1" w:lineRule="auto"/>
         <w:ind w:right="0"/>
         <w:rPr>
-          <w:rFonts w:ascii="Times New Roman" w:cs="Times New Roman" w:eastAsia="Times New Roman" w:hAnsi="Times New Roman"/>
+          <w:rFonts w:ascii="Times New Roman" w:hAnsi="Times New Roman" w:eastAsia="Times New Roman" w:cs="Times New Roman"/>
           <w:sz w:val="2"/>
           <w:szCs w:val="2"/>
         </w:rPr>
@@ -1249,43 +1219,47 @@
         <w:tbl>
           <w:tblPr>
             <w:tblStyle w:val="Table2"/>
-            <w:tblW w:w="10395.0" w:type="dxa"/>
+            <w:tblW w:w="10395" w:type="dxa"/>
             <w:jc w:val="left"/>
-            <w:tblInd w:w="-40.0" w:type="dxa"/>
+            <w:tblInd w:w="-40" w:type="dxa"/>
             <w:tblBorders>
-              <w:top w:color="bebebe" w:space="0" w:sz="4" w:val="single"/>
-              <w:left w:color="bebebe" w:space="0" w:sz="4" w:val="single"/>
-              <w:bottom w:color="bebebe" w:space="0" w:sz="4" w:val="single"/>
-              <w:right w:color="bebebe" w:space="0" w:sz="4" w:val="single"/>
-              <w:insideH w:color="bebebe" w:space="0" w:sz="4" w:val="single"/>
-              <w:insideV w:color="bebebe" w:space="0" w:sz="4" w:val="single"/>
+              <w:top w:val="single" w:sz="4" w:space="0" w:color="bebebe"/>
+              <w:left w:val="single" w:sz="4" w:space="0" w:color="bebebe"/>
+              <w:bottom w:val="single" w:sz="4" w:space="0" w:color="bebebe"/>
+              <w:right w:val="single" w:sz="4" w:space="0" w:color="bebebe"/>
+              <w:insideH w:val="single" w:sz="4" w:space="0" w:color="bebebe"/>
+              <w:insideV w:val="single" w:sz="4" w:space="0" w:color="bebebe"/>
             </w:tblBorders>
             <w:tblLayout w:type="fixed"/>
-            <w:tblLook w:val="0000"/>
+            <w:tblCellMar>
+              <w:top w:w="0" w:type="dxa"/>
+              <w:left w:w="0" w:type="dxa"/>
+              <w:bottom w:w="0" w:type="dxa"/>
+              <w:right w:w="0" w:type="dxa"/>
+            </w:tblCellMar>
           </w:tblPr>
           <w:tblGrid>
             <w:gridCol w:w="2085"/>
             <w:gridCol w:w="8310"/>
-            <w:tblGridChange w:id="0">
-              <w:tblGrid>
-                <w:gridCol w:w="2085"/>
-                <w:gridCol w:w="8310"/>
-              </w:tblGrid>
-            </w:tblGridChange>
           </w:tblGrid>
           <w:tr>
             <w:trPr>
-              <w:cantSplit w:val="0"/>
               <w:trHeight w:val="3420" w:hRule="atLeast"/>
-              <w:tblHeader w:val="0"/>
             </w:trPr>
             <w:tc>
               <w:tcPr>
+                <w:tcW w:w="20" w:type="pct"/>
+                <w:tcBorders>
+                  <w:top w:val="single" w:sz="4" w:space="0" w:color="bebebe"/>
+                  <w:left w:val="single" w:sz="4" w:space="0" w:color="bebebe"/>
+                  <w:bottom w:val="single" w:sz="4" w:space="0" w:color="bebebe"/>
+                  <w:right w:val="single" w:sz="4" w:space="0" w:color="bebebe"/>
+                </w:tcBorders>
                 <w:tcMar>
-                  <w:top w:w="144.0" w:type="dxa"/>
-                  <w:left w:w="144.0" w:type="dxa"/>
-                  <w:bottom w:w="144.0" w:type="dxa"/>
-                  <w:right w:w="144.0" w:type="dxa"/>
+                  <w:top w:w="144" w:type="dxa"/>
+                  <w:left w:w="144" w:type="dxa"/>
+                  <w:bottom w:w="144" w:type="dxa"/>
+                  <w:right w:w="144" w:type="dxa"/>
                 </w:tcMar>
               </w:tcPr>
               <w:p>
@@ -1293,23 +1267,22 @@
                   <w:spacing w:before="123" w:lineRule="auto"/>
                   <w:ind w:right="0"/>
                   <w:rPr>
-                    <w:rFonts w:ascii="Times New Roman" w:cs="Times New Roman" w:eastAsia="Times New Roman" w:hAnsi="Times New Roman"/>
-                    <w:b w:val="1"/>
-                    <w:bCs w:val="1"/>
+                    <w:rFonts w:ascii="Times New Roman" w:hAnsi="Times New Roman" w:eastAsia="Times New Roman" w:cs="Times New Roman"/>
+                    <w:b/>
+                    <w:bCs/>
                     <w:sz w:val="24"/>
                     <w:szCs w:val="24"/>
                   </w:rPr>
                 </w:pPr>
                 <w:r>
                   <w:rPr>
-                    <w:rFonts w:ascii="Times New Roman" w:cs="Times New Roman" w:eastAsia="Times New Roman" w:hAnsi="Times New Roman"/>
-                    <w:b w:val="1"/>
-                    <w:bCs w:val="1"/>
+                    <w:rFonts w:ascii="Times New Roman" w:hAnsi="Times New Roman" w:eastAsia="Times New Roman" w:cs="Times New Roman"/>
+                    <w:b/>
+                    <w:bCs/>
                     <w:sz w:val="24"/>
                     <w:szCs w:val="24"/>
-                    <w:rtl w:val="0"/>
-                  </w:rPr>
-                  <w:t xml:space="preserve">Week 3</w:t>
+                  </w:rPr>
+                  <w:t>Week 3</w:t>
                 </w:r>
               </w:p>
               <w:p>
@@ -1318,26 +1291,27 @@
                   <w:keepLines w:val="0"/>
                   <w:widowControl w:val="0"/>
                   <w:pBdr>
-                    <w:top w:space="0" w:sz="0" w:val="nil"/>
-                    <w:left w:space="0" w:sz="0" w:val="nil"/>
-                    <w:bottom w:space="0" w:sz="0" w:val="nil"/>
-                    <w:right w:space="0" w:sz="0" w:val="nil"/>
-                    <w:between w:space="0" w:sz="0" w:val="nil"/>
+                    <w:top w:val="nil"/>
+                    <w:left w:val="nil"/>
+                    <w:bottom w:val="nil"/>
+                    <w:right w:val="nil"/>
+                    <w:between w:val="nil"/>
                   </w:pBdr>
-                  <w:shd w:fill="auto" w:val="clear"/>
-                  <w:spacing w:after="0" w:before="145" w:line="259" w:lineRule="auto"/>
-                  <w:ind w:left="0" w:right="412" w:firstLine="0"/>
+                  <w:shd w:val="clear"/>
+                  <w:spacing w:before="145" w:after="0" w:line="259" w:lineRule="auto"/>
+                  <w:ind w:left="0" w:right="412"/>
                   <w:jc w:val="left"/>
                   <w:rPr>
-                    <w:rFonts w:ascii="Times New Roman" w:cs="Times New Roman" w:eastAsia="Times New Roman" w:hAnsi="Times New Roman"/>
-                  </w:rPr>
-                </w:pPr>
-                <w:r>
-                  <w:rPr>
-                    <w:rFonts w:ascii="Times New Roman" w:cs="Times New Roman" w:eastAsia="Times New Roman" w:hAnsi="Times New Roman"/>
-                    <w:rtl w:val="0"/>
-                  </w:rPr>
-                  <w:t xml:space="preserve">Networks, the Internet, and Websites</w:t>
+                    <w:rFonts w:ascii="Times New Roman" w:hAnsi="Times New Roman" w:eastAsia="Times New Roman" w:cs="Times New Roman"/>
+                  </w:rPr>
+                </w:pPr>
+                <w:r>
+                  <w:rPr>
+                    <w:rFonts w:ascii="Times New Roman" w:hAnsi="Times New Roman" w:eastAsia="Times New Roman" w:cs="Times New Roman"/>
+                    <w:sz w:val="22"/>
+                    <w:szCs w:val="22"/>
+                  </w:rPr>
+                  <w:t>Networks, the Internet, and Websites</w:t>
                 </w:r>
               </w:p>
               <w:p>
@@ -1346,36 +1320,44 @@
                   <w:keepLines w:val="0"/>
                   <w:widowControl w:val="0"/>
                   <w:pBdr>
-                    <w:top w:space="0" w:sz="0" w:val="nil"/>
-                    <w:left w:space="0" w:sz="0" w:val="nil"/>
-                    <w:bottom w:space="0" w:sz="0" w:val="nil"/>
-                    <w:right w:space="0" w:sz="0" w:val="nil"/>
-                    <w:between w:space="0" w:sz="0" w:val="nil"/>
+                    <w:top w:val="nil"/>
+                    <w:left w:val="nil"/>
+                    <w:bottom w:val="nil"/>
+                    <w:right w:val="nil"/>
+                    <w:between w:val="nil"/>
                   </w:pBdr>
-                  <w:shd w:fill="auto" w:val="clear"/>
-                  <w:spacing w:after="0" w:before="145" w:line="259" w:lineRule="auto"/>
-                  <w:ind w:left="0" w:right="412" w:firstLine="0"/>
+                  <w:shd w:val="clear"/>
+                  <w:spacing w:before="145" w:after="0" w:line="259" w:lineRule="auto"/>
+                  <w:ind w:left="0" w:right="412"/>
                   <w:jc w:val="left"/>
                   <w:rPr>
-                    <w:rFonts w:ascii="Times New Roman" w:cs="Times New Roman" w:eastAsia="Times New Roman" w:hAnsi="Times New Roman"/>
-                  </w:rPr>
-                </w:pPr>
-                <w:r>
-                  <w:rPr>
-                    <w:rFonts w:ascii="Times New Roman" w:cs="Times New Roman" w:eastAsia="Times New Roman" w:hAnsi="Times New Roman"/>
-                    <w:rtl w:val="0"/>
-                  </w:rPr>
-                  <w:t xml:space="preserve">Excel Formulas and Functions</w:t>
+                    <w:rFonts w:ascii="Times New Roman" w:hAnsi="Times New Roman" w:eastAsia="Times New Roman" w:cs="Times New Roman"/>
+                  </w:rPr>
+                </w:pPr>
+                <w:r>
+                  <w:rPr>
+                    <w:rFonts w:ascii="Times New Roman" w:hAnsi="Times New Roman" w:eastAsia="Times New Roman" w:cs="Times New Roman"/>
+                    <w:sz w:val="22"/>
+                    <w:szCs w:val="22"/>
+                  </w:rPr>
+                  <w:t>Excel Formulas and Functions</w:t>
                 </w:r>
               </w:p>
             </w:tc>
             <w:tc>
               <w:tcPr>
+                <w:tcW w:w="80" w:type="pct"/>
+                <w:tcBorders>
+                  <w:top w:val="single" w:sz="4" w:space="0" w:color="bebebe"/>
+                  <w:left w:val="single" w:sz="4" w:space="0" w:color="bebebe"/>
+                  <w:bottom w:val="single" w:sz="4" w:space="0" w:color="bebebe"/>
+                  <w:right w:val="single" w:sz="4" w:space="0" w:color="bebebe"/>
+                </w:tcBorders>
                 <w:tcMar>
-                  <w:top w:w="144.0" w:type="dxa"/>
-                  <w:left w:w="144.0" w:type="dxa"/>
-                  <w:bottom w:w="144.0" w:type="dxa"/>
-                  <w:right w:w="144.0" w:type="dxa"/>
+                  <w:top w:w="144" w:type="dxa"/>
+                  <w:left w:w="144" w:type="dxa"/>
+                  <w:bottom w:w="144" w:type="dxa"/>
+                  <w:right w:w="144" w:type="dxa"/>
                 </w:tcMar>
               </w:tcPr>
               <w:p>
@@ -1385,23 +1367,22 @@
                     <w:numId w:val="5"/>
                   </w:numPr>
                   <w:tabs>
-                    <w:tab w:val="left" w:leader="none" w:pos="465"/>
+                    <w:tab w:val="left" w:pos="465"/>
                   </w:tabs>
                   <w:ind w:left="465" w:right="0" w:hanging="360"/>
                   <w:rPr>
-                    <w:rFonts w:ascii="Times New Roman" w:cs="Times New Roman" w:eastAsia="Times New Roman" w:hAnsi="Times New Roman"/>
-                    <w:sz w:val="18"/>
-                    <w:szCs w:val="18"/>
-                  </w:rPr>
-                </w:pPr>
-                <w:r>
-                  <w:rPr>
-                    <w:rFonts w:ascii="Times New Roman" w:cs="Times New Roman" w:eastAsia="Times New Roman" w:hAnsi="Times New Roman"/>
-                    <w:sz w:val="18"/>
-                    <w:szCs w:val="18"/>
-                    <w:rtl w:val="0"/>
-                  </w:rPr>
-                  <w:t xml:space="preserve">Required reading:</w:t>
+                    <w:rFonts w:ascii="Times New Roman" w:hAnsi="Times New Roman" w:eastAsia="Times New Roman" w:cs="Times New Roman"/>
+                    <w:sz w:val="18"/>
+                    <w:szCs w:val="18"/>
+                  </w:rPr>
+                </w:pPr>
+                <w:r>
+                  <w:rPr>
+                    <w:rFonts w:ascii="Times New Roman" w:hAnsi="Times New Roman" w:eastAsia="Times New Roman" w:cs="Times New Roman"/>
+                    <w:sz w:val="18"/>
+                    <w:szCs w:val="18"/>
+                  </w:rPr>
+                  <w:t>Required reading:</w:t>
                 </w:r>
               </w:p>
               <w:p>
@@ -1411,24 +1392,23 @@
                     <w:numId w:val="5"/>
                   </w:numPr>
                   <w:tabs>
-                    <w:tab w:val="left" w:leader="none" w:pos="1185"/>
+                    <w:tab w:val="left" w:pos="1185"/>
                   </w:tabs>
                   <w:spacing w:before="5" w:line="235" w:lineRule="auto"/>
-                  <w:ind w:left="1185" w:right="187" w:hanging="360.99999999999994"/>
-                  <w:rPr>
-                    <w:rFonts w:ascii="Times New Roman" w:cs="Times New Roman" w:eastAsia="Times New Roman" w:hAnsi="Times New Roman"/>
-                    <w:sz w:val="18"/>
-                    <w:szCs w:val="18"/>
-                  </w:rPr>
-                </w:pPr>
-                <w:r>
-                  <w:rPr>
-                    <w:rFonts w:ascii="Times New Roman" w:cs="Times New Roman" w:eastAsia="Times New Roman" w:hAnsi="Times New Roman"/>
-                    <w:sz w:val="18"/>
-                    <w:szCs w:val="18"/>
-                    <w:rtl w:val="0"/>
-                  </w:rPr>
-                  <w:t xml:space="preserve">Information Systems Chapter 10: Platforms, Network Effects, and Competing in a Winner-Take-All World</w:t>
+                  <w:ind w:left="1185" w:right="187" w:hanging="360"/>
+                  <w:rPr>
+                    <w:rFonts w:ascii="Times New Roman" w:hAnsi="Times New Roman" w:eastAsia="Times New Roman" w:cs="Times New Roman"/>
+                    <w:sz w:val="18"/>
+                    <w:szCs w:val="18"/>
+                  </w:rPr>
+                </w:pPr>
+                <w:r>
+                  <w:rPr>
+                    <w:rFonts w:ascii="Times New Roman" w:hAnsi="Times New Roman" w:eastAsia="Times New Roman" w:cs="Times New Roman"/>
+                    <w:sz w:val="18"/>
+                    <w:szCs w:val="18"/>
+                  </w:rPr>
+                  <w:t>Information Systems Chapter 10: Platforms, Network Effects, and Competing in a Winner-Take-All World</w:t>
                 </w:r>
               </w:p>
               <w:p>
@@ -1438,24 +1418,23 @@
                     <w:numId w:val="5"/>
                   </w:numPr>
                   <w:tabs>
-                    <w:tab w:val="left" w:leader="none" w:pos="1185"/>
-                  </w:tabs>
-                  <w:spacing w:line="242.99999999999997" w:lineRule="auto"/>
+                    <w:tab w:val="left" w:pos="1185"/>
+                  </w:tabs>
+                  <w:spacing w:line="242" w:lineRule="auto"/>
                   <w:ind w:left="1185" w:right="0" w:hanging="360"/>
                   <w:rPr>
-                    <w:rFonts w:ascii="Times New Roman" w:cs="Times New Roman" w:eastAsia="Times New Roman" w:hAnsi="Times New Roman"/>
-                    <w:sz w:val="18"/>
-                    <w:szCs w:val="18"/>
-                  </w:rPr>
-                </w:pPr>
-                <w:r>
-                  <w:rPr>
-                    <w:rFonts w:ascii="Times New Roman" w:cs="Times New Roman" w:eastAsia="Times New Roman" w:hAnsi="Times New Roman"/>
-                    <w:sz w:val="18"/>
-                    <w:szCs w:val="18"/>
-                    <w:rtl w:val="0"/>
-                  </w:rPr>
-                  <w:t xml:space="preserve">Comparative Analysis of Critical Terms: Assignment Guide</w:t>
+                    <w:rFonts w:ascii="Times New Roman" w:hAnsi="Times New Roman" w:eastAsia="Times New Roman" w:cs="Times New Roman"/>
+                    <w:sz w:val="18"/>
+                    <w:szCs w:val="18"/>
+                  </w:rPr>
+                </w:pPr>
+                <w:r>
+                  <w:rPr>
+                    <w:rFonts w:ascii="Times New Roman" w:hAnsi="Times New Roman" w:eastAsia="Times New Roman" w:cs="Times New Roman"/>
+                    <w:sz w:val="18"/>
+                    <w:szCs w:val="18"/>
+                  </w:rPr>
+                  <w:t>Comparative Analysis of Critical Terms: Assignment Guide</w:t>
                 </w:r>
               </w:p>
               <w:p>
@@ -1465,24 +1444,23 @@
                     <w:numId w:val="5"/>
                   </w:numPr>
                   <w:tabs>
-                    <w:tab w:val="left" w:leader="none" w:pos="1185"/>
+                    <w:tab w:val="left" w:pos="1185"/>
                   </w:tabs>
                   <w:spacing w:before="1" w:line="245" w:lineRule="auto"/>
-                  <w:ind w:left="1185" w:right="0" w:hanging="360.99999999999994"/>
-                  <w:rPr>
-                    <w:rFonts w:ascii="Times New Roman" w:cs="Times New Roman" w:eastAsia="Times New Roman" w:hAnsi="Times New Roman"/>
-                    <w:sz w:val="18"/>
-                    <w:szCs w:val="18"/>
-                  </w:rPr>
-                </w:pPr>
-                <w:r>
-                  <w:rPr>
-                    <w:rFonts w:ascii="Times New Roman" w:cs="Times New Roman" w:eastAsia="Times New Roman" w:hAnsi="Times New Roman"/>
-                    <w:sz w:val="18"/>
-                    <w:szCs w:val="18"/>
-                    <w:rtl w:val="0"/>
-                  </w:rPr>
-                  <w:t xml:space="preserve">Critical Terms Wordbank (Information Systems Chapters 1, 6, 10, 15)</w:t>
+                  <w:ind w:left="1185" w:right="0" w:hanging="360"/>
+                  <w:rPr>
+                    <w:rFonts w:ascii="Times New Roman" w:hAnsi="Times New Roman" w:eastAsia="Times New Roman" w:cs="Times New Roman"/>
+                    <w:sz w:val="18"/>
+                    <w:szCs w:val="18"/>
+                  </w:rPr>
+                </w:pPr>
+                <w:r>
+                  <w:rPr>
+                    <w:rFonts w:ascii="Times New Roman" w:hAnsi="Times New Roman" w:eastAsia="Times New Roman" w:cs="Times New Roman"/>
+                    <w:sz w:val="18"/>
+                    <w:szCs w:val="18"/>
+                  </w:rPr>
+                  <w:t>Critical Terms Wordbank (Information Systems Chapters 1, 6, 10, 15)</w:t>
                 </w:r>
               </w:p>
               <w:p>
@@ -1492,24 +1470,23 @@
                     <w:numId w:val="5"/>
                   </w:numPr>
                   <w:tabs>
-                    <w:tab w:val="left" w:leader="none" w:pos="1185"/>
-                  </w:tabs>
-                  <w:spacing w:line="248.00000000000006" w:lineRule="auto"/>
+                    <w:tab w:val="left" w:pos="1185"/>
+                  </w:tabs>
+                  <w:spacing w:line="248" w:lineRule="auto"/>
                   <w:ind w:left="1185" w:right="0" w:hanging="360"/>
                   <w:rPr>
-                    <w:rFonts w:ascii="Times New Roman" w:cs="Times New Roman" w:eastAsia="Times New Roman" w:hAnsi="Times New Roman"/>
-                    <w:sz w:val="18"/>
-                    <w:szCs w:val="18"/>
-                  </w:rPr>
-                </w:pPr>
-                <w:r>
-                  <w:rPr>
-                    <w:rFonts w:ascii="Times New Roman" w:cs="Times New Roman" w:eastAsia="Times New Roman" w:hAnsi="Times New Roman"/>
-                    <w:sz w:val="18"/>
-                    <w:szCs w:val="18"/>
-                    <w:rtl w:val="0"/>
-                  </w:rPr>
-                  <w:t xml:space="preserve">Excel Chapter 3: Formulas, Functions, Logical and Lookup Functions</w:t>
+                    <w:rFonts w:ascii="Times New Roman" w:hAnsi="Times New Roman" w:eastAsia="Times New Roman" w:cs="Times New Roman"/>
+                    <w:sz w:val="18"/>
+                    <w:szCs w:val="18"/>
+                  </w:rPr>
+                </w:pPr>
+                <w:r>
+                  <w:rPr>
+                    <w:rFonts w:ascii="Times New Roman" w:hAnsi="Times New Roman" w:eastAsia="Times New Roman" w:cs="Times New Roman"/>
+                    <w:sz w:val="18"/>
+                    <w:szCs w:val="18"/>
+                  </w:rPr>
+                  <w:t>Excel Chapter 3: Formulas, Functions, Logical and Lookup Functions</w:t>
                 </w:r>
               </w:p>
               <w:p>
@@ -1519,24 +1496,23 @@
                     <w:numId w:val="5"/>
                   </w:numPr>
                   <w:tabs>
-                    <w:tab w:val="left" w:leader="none" w:pos="465"/>
+                    <w:tab w:val="left" w:pos="465"/>
                   </w:tabs>
                   <w:spacing w:line="244" w:lineRule="auto"/>
                   <w:ind w:left="465" w:right="0" w:hanging="360"/>
                   <w:rPr>
-                    <w:rFonts w:ascii="Times New Roman" w:cs="Times New Roman" w:eastAsia="Times New Roman" w:hAnsi="Times New Roman"/>
-                    <w:sz w:val="18"/>
-                    <w:szCs w:val="18"/>
-                  </w:rPr>
-                </w:pPr>
-                <w:r>
-                  <w:rPr>
-                    <w:rFonts w:ascii="Times New Roman" w:cs="Times New Roman" w:eastAsia="Times New Roman" w:hAnsi="Times New Roman"/>
-                    <w:sz w:val="18"/>
-                    <w:szCs w:val="18"/>
-                    <w:rtl w:val="0"/>
-                  </w:rPr>
-                  <w:t xml:space="preserve">Required videos:</w:t>
+                    <w:rFonts w:ascii="Times New Roman" w:hAnsi="Times New Roman" w:eastAsia="Times New Roman" w:cs="Times New Roman"/>
+                    <w:sz w:val="18"/>
+                    <w:szCs w:val="18"/>
+                  </w:rPr>
+                </w:pPr>
+                <w:r>
+                  <w:rPr>
+                    <w:rFonts w:ascii="Times New Roman" w:hAnsi="Times New Roman" w:eastAsia="Times New Roman" w:cs="Times New Roman"/>
+                    <w:sz w:val="18"/>
+                    <w:szCs w:val="18"/>
+                  </w:rPr>
+                  <w:t>Required videos:</w:t>
                 </w:r>
               </w:p>
               <w:p>
@@ -1546,22 +1522,21 @@
                     <w:numId w:val="5"/>
                   </w:numPr>
                   <w:tabs>
-                    <w:tab w:val="left" w:leader="none" w:pos="1185"/>
+                    <w:tab w:val="left" w:pos="1185"/>
                   </w:tabs>
                   <w:spacing w:line="245" w:lineRule="auto"/>
-                  <w:ind w:left="1185" w:right="0" w:hanging="360.99999999999994"/>
-                  <w:rPr>
-                    <w:rFonts w:ascii="Times New Roman" w:cs="Times New Roman" w:eastAsia="Times New Roman" w:hAnsi="Times New Roman"/>
-                    <w:sz w:val="18"/>
-                    <w:szCs w:val="18"/>
-                  </w:rPr>
-                </w:pPr>
-                <w:r>
-                  <w:rPr>
-                    <w:rFonts w:ascii="Times New Roman" w:cs="Times New Roman" w:eastAsia="Times New Roman" w:hAnsi="Times New Roman"/>
-                    <w:sz w:val="18"/>
-                    <w:szCs w:val="18"/>
-                    <w:rtl w:val="0"/>
+                  <w:ind w:left="1185" w:right="0" w:hanging="360"/>
+                  <w:rPr>
+                    <w:rFonts w:ascii="Times New Roman" w:hAnsi="Times New Roman" w:eastAsia="Times New Roman" w:cs="Times New Roman"/>
+                    <w:sz w:val="18"/>
+                    <w:szCs w:val="18"/>
+                  </w:rPr>
+                </w:pPr>
+                <w:r>
+                  <w:rPr>
+                    <w:rFonts w:ascii="Times New Roman" w:hAnsi="Times New Roman" w:eastAsia="Times New Roman" w:cs="Times New Roman"/>
+                    <w:sz w:val="18"/>
+                    <w:szCs w:val="18"/>
                   </w:rPr>
                   <w:t xml:space="preserve"> E-book videos (embedded in Information Systems textbook)</w:t>
                 </w:r>
@@ -1573,35 +1548,33 @@
                     <w:numId w:val="5"/>
                   </w:numPr>
                   <w:tabs>
-                    <w:tab w:val="left" w:leader="none" w:pos="465"/>
+                    <w:tab w:val="left" w:pos="465"/>
                   </w:tabs>
                   <w:spacing w:line="242" w:lineRule="auto"/>
                   <w:ind w:left="465" w:right="0" w:hanging="360"/>
                   <w:rPr>
-                    <w:rFonts w:ascii="Carlito" w:cs="Carlito" w:eastAsia="Carlito" w:hAnsi="Carlito"/>
-                    <w:sz w:val="18"/>
-                    <w:szCs w:val="18"/>
-                  </w:rPr>
-                </w:pPr>
-                <w:r>
-                  <w:rPr>
-                    <w:rFonts w:ascii="Times New Roman" w:cs="Times New Roman" w:eastAsia="Times New Roman" w:hAnsi="Times New Roman"/>
-                    <w:b w:val="1"/>
-                    <w:bCs w:val="1"/>
-                    <w:sz w:val="18"/>
-                    <w:szCs w:val="18"/>
-                    <w:rtl w:val="0"/>
-                  </w:rPr>
-                  <w:t xml:space="preserve">Apply</w:t>
-                </w:r>
-                <w:r>
-                  <w:rPr>
-                    <w:rFonts w:ascii="Times New Roman" w:cs="Times New Roman" w:eastAsia="Times New Roman" w:hAnsi="Times New Roman"/>
-                    <w:sz w:val="18"/>
-                    <w:szCs w:val="18"/>
-                    <w:rtl w:val="0"/>
-                  </w:rPr>
-                  <w:t xml:space="preserve">:</w:t>
+                    <w:rFonts w:ascii="Carlito" w:hAnsi="Carlito" w:eastAsia="Carlito" w:cs="Carlito"/>
+                    <w:sz w:val="18"/>
+                    <w:szCs w:val="18"/>
+                  </w:rPr>
+                </w:pPr>
+                <w:r>
+                  <w:rPr>
+                    <w:rFonts w:ascii="Times New Roman" w:hAnsi="Times New Roman" w:eastAsia="Times New Roman" w:cs="Times New Roman"/>
+                    <w:b/>
+                    <w:bCs/>
+                    <w:sz w:val="18"/>
+                    <w:szCs w:val="18"/>
+                  </w:rPr>
+                  <w:t>Apply</w:t>
+                </w:r>
+                <w:r>
+                  <w:rPr>
+                    <w:rFonts w:ascii="Times New Roman" w:hAnsi="Times New Roman" w:eastAsia="Times New Roman" w:cs="Times New Roman"/>
+                    <w:sz w:val="18"/>
+                    <w:szCs w:val="18"/>
+                  </w:rPr>
+                  <w:t>:</w:t>
                 </w:r>
                 <w:r>
                   <w:rPr>
@@ -1616,46 +1589,43 @@
                     <w:numId w:val="5"/>
                   </w:numPr>
                   <w:tabs>
-                    <w:tab w:val="left" w:leader="none" w:pos="1185"/>
+                    <w:tab w:val="left" w:pos="1185"/>
                   </w:tabs>
                   <w:spacing w:before="3" w:line="237" w:lineRule="auto"/>
-                  <w:ind w:left="1185" w:right="448" w:hanging="360.99999999999994"/>
+                  <w:ind w:left="1185" w:right="448" w:hanging="360"/>
                   <w:jc w:val="both"/>
                   <w:rPr>
-                    <w:rFonts w:ascii="Times New Roman" w:cs="Times New Roman" w:eastAsia="Times New Roman" w:hAnsi="Times New Roman"/>
-                    <w:sz w:val="18"/>
-                    <w:szCs w:val="18"/>
-                  </w:rPr>
-                </w:pPr>
-                <w:r>
-                  <w:rPr>
-                    <w:rFonts w:ascii="Times New Roman" w:cs="Times New Roman" w:eastAsia="Times New Roman" w:hAnsi="Times New Roman"/>
-                    <w:sz w:val="18"/>
-                    <w:szCs w:val="18"/>
-                    <w:rtl w:val="0"/>
-                  </w:rPr>
-                  <w:t xml:space="preserve">Comparative Analysis of Critical Terms (Information Systems Chapters 1,6,10, 15) (</w:t>
-                </w:r>
-                <w:r>
-                  <w:rPr>
-                    <w:rFonts w:ascii="Times New Roman" w:cs="Times New Roman" w:eastAsia="Times New Roman" w:hAnsi="Times New Roman"/>
-                    <w:i w:val="1"/>
-                    <w:iCs w:val="1"/>
+                    <w:rFonts w:ascii="Times New Roman" w:hAnsi="Times New Roman" w:eastAsia="Times New Roman" w:cs="Times New Roman"/>
+                    <w:sz w:val="18"/>
+                    <w:szCs w:val="18"/>
+                  </w:rPr>
+                </w:pPr>
+                <w:r>
+                  <w:rPr>
+                    <w:rFonts w:ascii="Times New Roman" w:hAnsi="Times New Roman" w:eastAsia="Times New Roman" w:cs="Times New Roman"/>
+                    <w:sz w:val="18"/>
+                    <w:szCs w:val="18"/>
+                  </w:rPr>
+                  <w:t>Comparative Analysis of Critical Terms (Information Systems Chapters 1,6,10, 15) (</w:t>
+                </w:r>
+                <w:r>
+                  <w:rPr>
+                    <w:rFonts w:ascii="Times New Roman" w:hAnsi="Times New Roman" w:eastAsia="Times New Roman" w:cs="Times New Roman"/>
+                    <w:i/>
+                    <w:iCs/>
                     <w:color w:val="ff0000"/>
                     <w:sz w:val="18"/>
                     <w:szCs w:val="18"/>
-                    <w:rtl w:val="0"/>
-                  </w:rPr>
-                  <w:t xml:space="preserve">due Sunday by 11:59 pm</w:t>
-                </w:r>
-                <w:r>
-                  <w:rPr>
-                    <w:rFonts w:ascii="Times New Roman" w:cs="Times New Roman" w:eastAsia="Times New Roman" w:hAnsi="Times New Roman"/>
-                    <w:sz w:val="18"/>
-                    <w:szCs w:val="18"/>
-                    <w:rtl w:val="0"/>
-                  </w:rPr>
-                  <w:t xml:space="preserve">)</w:t>
+                  </w:rPr>
+                  <w:t>due Sunday by 11:59 pm</w:t>
+                </w:r>
+                <w:r>
+                  <w:rPr>
+                    <w:rFonts w:ascii="Times New Roman" w:hAnsi="Times New Roman" w:eastAsia="Times New Roman" w:cs="Times New Roman"/>
+                    <w:sz w:val="18"/>
+                    <w:szCs w:val="18"/>
+                  </w:rPr>
+                  <w:t>)</w:t>
                 </w:r>
               </w:p>
               <w:p>
@@ -1665,44 +1635,41 @@
                     <w:numId w:val="5"/>
                   </w:numPr>
                   <w:tabs>
-                    <w:tab w:val="left" w:leader="none" w:pos="360"/>
-                  </w:tabs>
-                  <w:ind w:left="1185" w:right="0" w:hanging="360.99999999999994"/>
-                  <w:rPr>
-                    <w:rFonts w:ascii="Times New Roman" w:cs="Times New Roman" w:eastAsia="Times New Roman" w:hAnsi="Times New Roman"/>
-                    <w:sz w:val="18"/>
-                    <w:szCs w:val="18"/>
-                  </w:rPr>
-                </w:pPr>
-                <w:r>
-                  <w:rPr>
-                    <w:rFonts w:ascii="Times New Roman" w:cs="Times New Roman" w:eastAsia="Times New Roman" w:hAnsi="Times New Roman"/>
-                    <w:sz w:val="18"/>
-                    <w:szCs w:val="18"/>
-                    <w:rtl w:val="0"/>
-                  </w:rPr>
-                  <w:t xml:space="preserve">Excel Chapter 3 (</w:t>
-                </w:r>
-                <w:r>
-                  <w:rPr>
-                    <w:rFonts w:ascii="Times New Roman" w:cs="Times New Roman" w:eastAsia="Times New Roman" w:hAnsi="Times New Roman"/>
-                    <w:i w:val="1"/>
-                    <w:iCs w:val="1"/>
+                    <w:tab w:val="left" w:pos="360"/>
+                  </w:tabs>
+                  <w:ind w:left="1185" w:right="0" w:hanging="360"/>
+                  <w:rPr>
+                    <w:rFonts w:ascii="Times New Roman" w:hAnsi="Times New Roman" w:eastAsia="Times New Roman" w:cs="Times New Roman"/>
+                    <w:sz w:val="18"/>
+                    <w:szCs w:val="18"/>
+                  </w:rPr>
+                </w:pPr>
+                <w:r>
+                  <w:rPr>
+                    <w:rFonts w:ascii="Times New Roman" w:hAnsi="Times New Roman" w:eastAsia="Times New Roman" w:cs="Times New Roman"/>
+                    <w:sz w:val="18"/>
+                    <w:szCs w:val="18"/>
+                  </w:rPr>
+                  <w:t>Excel Chapter 3 (</w:t>
+                </w:r>
+                <w:r>
+                  <w:rPr>
+                    <w:rFonts w:ascii="Times New Roman" w:hAnsi="Times New Roman" w:eastAsia="Times New Roman" w:cs="Times New Roman"/>
+                    <w:i/>
+                    <w:iCs/>
                     <w:color w:val="ff0000"/>
                     <w:sz w:val="18"/>
                     <w:szCs w:val="18"/>
-                    <w:rtl w:val="0"/>
-                  </w:rPr>
-                  <w:t xml:space="preserve">due Sunday by 11:59 pm</w:t>
-                </w:r>
-                <w:r>
-                  <w:rPr>
-                    <w:rFonts w:ascii="Times New Roman" w:cs="Times New Roman" w:eastAsia="Times New Roman" w:hAnsi="Times New Roman"/>
-                    <w:sz w:val="18"/>
-                    <w:szCs w:val="18"/>
-                    <w:rtl w:val="0"/>
-                  </w:rPr>
-                  <w:t xml:space="preserve">)</w:t>
+                  </w:rPr>
+                  <w:t>due Sunday by 11:59 pm</w:t>
+                </w:r>
+                <w:r>
+                  <w:rPr>
+                    <w:rFonts w:ascii="Times New Roman" w:hAnsi="Times New Roman" w:eastAsia="Times New Roman" w:cs="Times New Roman"/>
+                    <w:sz w:val="18"/>
+                    <w:szCs w:val="18"/>
+                  </w:rPr>
+                  <w:t>)</w:t>
                 </w:r>
               </w:p>
               <w:p>
@@ -1712,24 +1679,23 @@
                     <w:numId w:val="5"/>
                   </w:numPr>
                   <w:tabs>
-                    <w:tab w:val="left" w:leader="none" w:pos="1905"/>
+                    <w:tab w:val="left" w:pos="1905"/>
                   </w:tabs>
                   <w:spacing w:before="6" w:lineRule="auto"/>
                   <w:ind w:left="1905" w:right="0" w:hanging="360"/>
                   <w:rPr>
-                    <w:rFonts w:ascii="Times New Roman" w:cs="Times New Roman" w:eastAsia="Times New Roman" w:hAnsi="Times New Roman"/>
-                    <w:sz w:val="18"/>
-                    <w:szCs w:val="18"/>
-                  </w:rPr>
-                </w:pPr>
-                <w:r>
-                  <w:rPr>
-                    <w:rFonts w:ascii="Times New Roman" w:cs="Times New Roman" w:eastAsia="Times New Roman" w:hAnsi="Times New Roman"/>
-                    <w:sz w:val="18"/>
-                    <w:szCs w:val="18"/>
-                    <w:rtl w:val="0"/>
-                  </w:rPr>
-                  <w:t xml:space="preserve">CH3 Gradebook and Parks (3.1-3.4)</w:t>
+                    <w:rFonts w:ascii="Times New Roman" w:hAnsi="Times New Roman" w:eastAsia="Times New Roman" w:cs="Times New Roman"/>
+                    <w:sz w:val="18"/>
+                    <w:szCs w:val="18"/>
+                  </w:rPr>
+                </w:pPr>
+                <w:r>
+                  <w:rPr>
+                    <w:rFonts w:ascii="Times New Roman" w:hAnsi="Times New Roman" w:eastAsia="Times New Roman" w:cs="Times New Roman"/>
+                    <w:sz w:val="18"/>
+                    <w:szCs w:val="18"/>
+                  </w:rPr>
+                  <w:t>CH3 Gradebook and Parks (3.1-3.4)</w:t>
                 </w:r>
               </w:p>
               <w:p>
@@ -1739,24 +1705,23 @@
                     <w:numId w:val="5"/>
                   </w:numPr>
                   <w:tabs>
-                    <w:tab w:val="left" w:leader="none" w:pos="1905"/>
+                    <w:tab w:val="left" w:pos="1905"/>
                   </w:tabs>
                   <w:spacing w:before="6" w:lineRule="auto"/>
                   <w:ind w:left="1905" w:right="0" w:hanging="360"/>
                   <w:rPr>
-                    <w:rFonts w:ascii="Times New Roman" w:cs="Times New Roman" w:eastAsia="Times New Roman" w:hAnsi="Times New Roman"/>
-                    <w:sz w:val="18"/>
-                    <w:szCs w:val="18"/>
-                  </w:rPr>
-                </w:pPr>
-                <w:r>
-                  <w:rPr>
-                    <w:rFonts w:ascii="Times New Roman" w:cs="Times New Roman" w:eastAsia="Times New Roman" w:hAnsi="Times New Roman"/>
-                    <w:sz w:val="18"/>
-                    <w:szCs w:val="18"/>
-                    <w:rtl w:val="0"/>
-                  </w:rPr>
-                  <w:t xml:space="preserve">PR3 Redding (3.5)</w:t>
+                    <w:rFonts w:ascii="Times New Roman" w:hAnsi="Times New Roman" w:eastAsia="Times New Roman" w:cs="Times New Roman"/>
+                    <w:sz w:val="18"/>
+                    <w:szCs w:val="18"/>
+                  </w:rPr>
+                </w:pPr>
+                <w:r>
+                  <w:rPr>
+                    <w:rFonts w:ascii="Times New Roman" w:hAnsi="Times New Roman" w:eastAsia="Times New Roman" w:cs="Times New Roman"/>
+                    <w:sz w:val="18"/>
+                    <w:szCs w:val="18"/>
+                  </w:rPr>
+                  <w:t>PR3 Redding (3.5)</w:t>
                 </w:r>
               </w:p>
               <w:p>
@@ -1766,41 +1731,45 @@
                     <w:numId w:val="5"/>
                   </w:numPr>
                   <w:tabs>
-                    <w:tab w:val="left" w:leader="none" w:pos="1905"/>
+                    <w:tab w:val="left" w:pos="1905"/>
                   </w:tabs>
                   <w:spacing w:before="1" w:line="225" w:lineRule="auto"/>
                   <w:ind w:left="1905" w:right="0" w:hanging="360"/>
                   <w:rPr>
-                    <w:rFonts w:ascii="Times New Roman" w:cs="Times New Roman" w:eastAsia="Times New Roman" w:hAnsi="Times New Roman"/>
-                    <w:sz w:val="18"/>
-                    <w:szCs w:val="18"/>
-                  </w:rPr>
-                </w:pPr>
-                <w:r>
-                  <w:rPr>
-                    <w:rFonts w:ascii="Times New Roman" w:cs="Times New Roman" w:eastAsia="Times New Roman" w:hAnsi="Times New Roman"/>
-                    <w:sz w:val="18"/>
-                    <w:szCs w:val="18"/>
-                    <w:rtl w:val="0"/>
-                  </w:rPr>
-                  <w:t xml:space="preserve">SC3 MidasCoffee (3.6)</w:t>
+                    <w:rFonts w:ascii="Times New Roman" w:hAnsi="Times New Roman" w:eastAsia="Times New Roman" w:cs="Times New Roman"/>
+                    <w:sz w:val="18"/>
+                    <w:szCs w:val="18"/>
+                  </w:rPr>
+                </w:pPr>
+                <w:r>
+                  <w:rPr>
+                    <w:rFonts w:ascii="Times New Roman" w:hAnsi="Times New Roman" w:eastAsia="Times New Roman" w:cs="Times New Roman"/>
+                    <w:sz w:val="18"/>
+                    <w:szCs w:val="18"/>
+                  </w:rPr>
+                  <w:t>SC3 MidasCoffee (3.6)</w:t>
                 </w:r>
               </w:p>
             </w:tc>
           </w:tr>
           <w:tr>
             <w:trPr>
-              <w:cantSplit w:val="0"/>
               <w:trHeight w:val="2805" w:hRule="atLeast"/>
-              <w:tblHeader w:val="0"/>
             </w:trPr>
             <w:tc>
               <w:tcPr>
+                <w:tcW w:w="20" w:type="pct"/>
+                <w:tcBorders>
+                  <w:top w:val="single" w:sz="4" w:space="0" w:color="bebebe"/>
+                  <w:left w:val="single" w:sz="4" w:space="0" w:color="bebebe"/>
+                  <w:bottom w:val="single" w:sz="4" w:space="0" w:color="bebebe"/>
+                  <w:right w:val="single" w:sz="4" w:space="0" w:color="bebebe"/>
+                </w:tcBorders>
                 <w:tcMar>
-                  <w:top w:w="144.0" w:type="dxa"/>
-                  <w:left w:w="144.0" w:type="dxa"/>
-                  <w:bottom w:w="144.0" w:type="dxa"/>
-                  <w:right w:w="144.0" w:type="dxa"/>
+                  <w:top w:w="144" w:type="dxa"/>
+                  <w:left w:w="144" w:type="dxa"/>
+                  <w:bottom w:w="144" w:type="dxa"/>
+                  <w:right w:w="144" w:type="dxa"/>
                 </w:tcMar>
               </w:tcPr>
               <w:p>
@@ -1808,23 +1777,22 @@
                   <w:spacing w:before="123" w:lineRule="auto"/>
                   <w:ind w:right="0"/>
                   <w:rPr>
-                    <w:rFonts w:ascii="Times New Roman" w:cs="Times New Roman" w:eastAsia="Times New Roman" w:hAnsi="Times New Roman"/>
-                    <w:b w:val="1"/>
-                    <w:bCs w:val="1"/>
+                    <w:rFonts w:ascii="Times New Roman" w:hAnsi="Times New Roman" w:eastAsia="Times New Roman" w:cs="Times New Roman"/>
+                    <w:b/>
+                    <w:bCs/>
                     <w:sz w:val="24"/>
                     <w:szCs w:val="24"/>
                   </w:rPr>
                 </w:pPr>
                 <w:r>
                   <w:rPr>
-                    <w:rFonts w:ascii="Times New Roman" w:cs="Times New Roman" w:eastAsia="Times New Roman" w:hAnsi="Times New Roman"/>
-                    <w:b w:val="1"/>
-                    <w:bCs w:val="1"/>
+                    <w:rFonts w:ascii="Times New Roman" w:hAnsi="Times New Roman" w:eastAsia="Times New Roman" w:cs="Times New Roman"/>
+                    <w:b/>
+                    <w:bCs/>
                     <w:sz w:val="24"/>
                     <w:szCs w:val="24"/>
-                    <w:rtl w:val="0"/>
-                  </w:rPr>
-                  <w:t xml:space="preserve">Week 4</w:t>
+                  </w:rPr>
+                  <w:t>Week 4</w:t>
                 </w:r>
               </w:p>
               <w:p>
@@ -1832,15 +1800,16 @@
                   <w:spacing w:before="145" w:line="259" w:lineRule="auto"/>
                   <w:ind w:right="412"/>
                   <w:rPr>
-                    <w:rFonts w:ascii="Times New Roman" w:cs="Times New Roman" w:eastAsia="Times New Roman" w:hAnsi="Times New Roman"/>
-                  </w:rPr>
-                </w:pPr>
-                <w:r>
-                  <w:rPr>
-                    <w:rFonts w:ascii="Times New Roman" w:cs="Times New Roman" w:eastAsia="Times New Roman" w:hAnsi="Times New Roman"/>
-                    <w:rtl w:val="0"/>
-                  </w:rPr>
-                  <w:t xml:space="preserve">Information Systems and Social Media</w:t>
+                    <w:rFonts w:ascii="Times New Roman" w:hAnsi="Times New Roman" w:eastAsia="Times New Roman" w:cs="Times New Roman"/>
+                  </w:rPr>
+                </w:pPr>
+                <w:r>
+                  <w:rPr>
+                    <w:rFonts w:ascii="Times New Roman" w:hAnsi="Times New Roman" w:eastAsia="Times New Roman" w:cs="Times New Roman"/>
+                    <w:sz w:val="22"/>
+                    <w:szCs w:val="22"/>
+                  </w:rPr>
+                  <w:t>Information Systems and Social Media</w:t>
                 </w:r>
               </w:p>
               <w:p>
@@ -1848,25 +1817,33 @@
                   <w:spacing w:before="118" w:lineRule="auto"/>
                   <w:ind w:right="0"/>
                   <w:rPr>
-                    <w:rFonts w:ascii="Times New Roman" w:cs="Times New Roman" w:eastAsia="Times New Roman" w:hAnsi="Times New Roman"/>
-                  </w:rPr>
-                </w:pPr>
-                <w:r>
-                  <w:rPr>
-                    <w:rFonts w:ascii="Times New Roman" w:cs="Times New Roman" w:eastAsia="Times New Roman" w:hAnsi="Times New Roman"/>
-                    <w:rtl w:val="0"/>
-                  </w:rPr>
-                  <w:t xml:space="preserve">Excel Charts</w:t>
+                    <w:rFonts w:ascii="Times New Roman" w:hAnsi="Times New Roman" w:eastAsia="Times New Roman" w:cs="Times New Roman"/>
+                  </w:rPr>
+                </w:pPr>
+                <w:r>
+                  <w:rPr>
+                    <w:rFonts w:ascii="Times New Roman" w:hAnsi="Times New Roman" w:eastAsia="Times New Roman" w:cs="Times New Roman"/>
+                    <w:sz w:val="22"/>
+                    <w:szCs w:val="22"/>
+                  </w:rPr>
+                  <w:t>Excel Charts</w:t>
                 </w:r>
               </w:p>
             </w:tc>
             <w:tc>
               <w:tcPr>
+                <w:tcW w:w="80" w:type="pct"/>
+                <w:tcBorders>
+                  <w:top w:val="single" w:sz="4" w:space="0" w:color="bebebe"/>
+                  <w:left w:val="single" w:sz="4" w:space="0" w:color="bebebe"/>
+                  <w:bottom w:val="single" w:sz="4" w:space="0" w:color="bebebe"/>
+                  <w:right w:val="single" w:sz="4" w:space="0" w:color="bebebe"/>
+                </w:tcBorders>
                 <w:tcMar>
-                  <w:top w:w="144.0" w:type="dxa"/>
-                  <w:left w:w="144.0" w:type="dxa"/>
-                  <w:bottom w:w="144.0" w:type="dxa"/>
-                  <w:right w:w="144.0" w:type="dxa"/>
+                  <w:top w:w="144" w:type="dxa"/>
+                  <w:left w:w="144" w:type="dxa"/>
+                  <w:bottom w:w="144" w:type="dxa"/>
+                  <w:right w:w="144" w:type="dxa"/>
                 </w:tcMar>
               </w:tcPr>
               <w:p>
@@ -1876,24 +1853,23 @@
                     <w:numId w:val="6"/>
                   </w:numPr>
                   <w:tabs>
-                    <w:tab w:val="left" w:leader="none" w:pos="465"/>
+                    <w:tab w:val="left" w:pos="465"/>
                   </w:tabs>
                   <w:spacing w:before="4" w:lineRule="auto"/>
                   <w:ind w:left="465" w:right="0" w:hanging="360"/>
                   <w:rPr>
-                    <w:rFonts w:ascii="Times New Roman" w:cs="Times New Roman" w:eastAsia="Times New Roman" w:hAnsi="Times New Roman"/>
-                    <w:sz w:val="18"/>
-                    <w:szCs w:val="18"/>
-                  </w:rPr>
-                </w:pPr>
-                <w:r>
-                  <w:rPr>
-                    <w:rFonts w:ascii="Times New Roman" w:cs="Times New Roman" w:eastAsia="Times New Roman" w:hAnsi="Times New Roman"/>
-                    <w:sz w:val="18"/>
-                    <w:szCs w:val="18"/>
-                    <w:rtl w:val="0"/>
-                  </w:rPr>
-                  <w:t xml:space="preserve">Required reading:</w:t>
+                    <w:rFonts w:ascii="Times New Roman" w:hAnsi="Times New Roman" w:eastAsia="Times New Roman" w:cs="Times New Roman"/>
+                    <w:sz w:val="18"/>
+                    <w:szCs w:val="18"/>
+                  </w:rPr>
+                </w:pPr>
+                <w:r>
+                  <w:rPr>
+                    <w:rFonts w:ascii="Times New Roman" w:hAnsi="Times New Roman" w:eastAsia="Times New Roman" w:cs="Times New Roman"/>
+                    <w:sz w:val="18"/>
+                    <w:szCs w:val="18"/>
+                  </w:rPr>
+                  <w:t>Required reading:</w:t>
                 </w:r>
               </w:p>
               <w:p>
@@ -1903,24 +1879,23 @@
                     <w:numId w:val="6"/>
                   </w:numPr>
                   <w:tabs>
-                    <w:tab w:val="left" w:leader="none" w:pos="1185"/>
+                    <w:tab w:val="left" w:pos="1185"/>
                   </w:tabs>
                   <w:spacing w:before="8" w:line="230" w:lineRule="auto"/>
-                  <w:ind w:left="1185" w:right="268" w:hanging="360.99999999999994"/>
-                  <w:rPr>
-                    <w:rFonts w:ascii="Times New Roman" w:cs="Times New Roman" w:eastAsia="Times New Roman" w:hAnsi="Times New Roman"/>
-                    <w:sz w:val="18"/>
-                    <w:szCs w:val="18"/>
-                  </w:rPr>
-                </w:pPr>
-                <w:r>
-                  <w:rPr>
-                    <w:rFonts w:ascii="Times New Roman" w:cs="Times New Roman" w:eastAsia="Times New Roman" w:hAnsi="Times New Roman"/>
-                    <w:sz w:val="18"/>
-                    <w:szCs w:val="18"/>
-                    <w:rtl w:val="0"/>
-                  </w:rPr>
-                  <w:t xml:space="preserve">Information Systems Chapter 11: Social Media, Peer Production, and Leveraging the Crowd</w:t>
+                  <w:ind w:left="1185" w:right="268" w:hanging="360"/>
+                  <w:rPr>
+                    <w:rFonts w:ascii="Times New Roman" w:hAnsi="Times New Roman" w:eastAsia="Times New Roman" w:cs="Times New Roman"/>
+                    <w:sz w:val="18"/>
+                    <w:szCs w:val="18"/>
+                  </w:rPr>
+                </w:pPr>
+                <w:r>
+                  <w:rPr>
+                    <w:rFonts w:ascii="Times New Roman" w:hAnsi="Times New Roman" w:eastAsia="Times New Roman" w:cs="Times New Roman"/>
+                    <w:sz w:val="18"/>
+                    <w:szCs w:val="18"/>
+                  </w:rPr>
+                  <w:t>Information Systems Chapter 11: Social Media, Peer Production, and Leveraging the Crowd</w:t>
                 </w:r>
               </w:p>
               <w:p>
@@ -1930,24 +1905,23 @@
                     <w:numId w:val="6"/>
                   </w:numPr>
                   <w:tabs>
-                    <w:tab w:val="left" w:leader="none" w:pos="465"/>
+                    <w:tab w:val="left" w:pos="465"/>
                   </w:tabs>
                   <w:spacing w:line="244" w:lineRule="auto"/>
                   <w:ind w:left="465" w:right="0" w:hanging="360"/>
                   <w:rPr>
-                    <w:rFonts w:ascii="Times New Roman" w:cs="Times New Roman" w:eastAsia="Times New Roman" w:hAnsi="Times New Roman"/>
-                    <w:sz w:val="18"/>
-                    <w:szCs w:val="18"/>
-                  </w:rPr>
-                </w:pPr>
-                <w:r>
-                  <w:rPr>
-                    <w:rFonts w:ascii="Times New Roman" w:cs="Times New Roman" w:eastAsia="Times New Roman" w:hAnsi="Times New Roman"/>
-                    <w:sz w:val="18"/>
-                    <w:szCs w:val="18"/>
-                    <w:rtl w:val="0"/>
-                  </w:rPr>
-                  <w:t xml:space="preserve">Required videos:</w:t>
+                    <w:rFonts w:ascii="Times New Roman" w:hAnsi="Times New Roman" w:eastAsia="Times New Roman" w:cs="Times New Roman"/>
+                    <w:sz w:val="18"/>
+                    <w:szCs w:val="18"/>
+                  </w:rPr>
+                </w:pPr>
+                <w:r>
+                  <w:rPr>
+                    <w:rFonts w:ascii="Times New Roman" w:hAnsi="Times New Roman" w:eastAsia="Times New Roman" w:cs="Times New Roman"/>
+                    <w:sz w:val="18"/>
+                    <w:szCs w:val="18"/>
+                  </w:rPr>
+                  <w:t>Required videos:</w:t>
                 </w:r>
               </w:p>
               <w:p>
@@ -1957,24 +1931,23 @@
                     <w:numId w:val="6"/>
                   </w:numPr>
                   <w:tabs>
-                    <w:tab w:val="left" w:leader="none" w:pos="1185"/>
-                  </w:tabs>
-                  <w:spacing w:line="242.99999999999997" w:lineRule="auto"/>
+                    <w:tab w:val="left" w:pos="1185"/>
+                  </w:tabs>
+                  <w:spacing w:line="242" w:lineRule="auto"/>
                   <w:ind w:left="1185" w:right="0" w:hanging="360"/>
                   <w:rPr>
-                    <w:rFonts w:ascii="Times New Roman" w:cs="Times New Roman" w:eastAsia="Times New Roman" w:hAnsi="Times New Roman"/>
-                    <w:sz w:val="18"/>
-                    <w:szCs w:val="18"/>
-                  </w:rPr>
-                </w:pPr>
-                <w:r>
-                  <w:rPr>
-                    <w:rFonts w:ascii="Times New Roman" w:cs="Times New Roman" w:eastAsia="Times New Roman" w:hAnsi="Times New Roman"/>
-                    <w:sz w:val="18"/>
-                    <w:szCs w:val="18"/>
-                    <w:rtl w:val="0"/>
-                  </w:rPr>
-                  <w:t xml:space="preserve">The Evolution of Social Media from 2004 - 2024</w:t>
+                    <w:rFonts w:ascii="Times New Roman" w:hAnsi="Times New Roman" w:eastAsia="Times New Roman" w:cs="Times New Roman"/>
+                    <w:sz w:val="18"/>
+                    <w:szCs w:val="18"/>
+                  </w:rPr>
+                </w:pPr>
+                <w:r>
+                  <w:rPr>
+                    <w:rFonts w:ascii="Times New Roman" w:hAnsi="Times New Roman" w:eastAsia="Times New Roman" w:cs="Times New Roman"/>
+                    <w:sz w:val="18"/>
+                    <w:szCs w:val="18"/>
+                  </w:rPr>
+                  <w:t>The Evolution of Social Media from 2004 - 2024</w:t>
                 </w:r>
               </w:p>
               <w:p>
@@ -1984,24 +1957,23 @@
                     <w:numId w:val="6"/>
                   </w:numPr>
                   <w:tabs>
-                    <w:tab w:val="left" w:leader="none" w:pos="1185"/>
-                  </w:tabs>
-                  <w:spacing w:line="242.99999999999997" w:lineRule="auto"/>
+                    <w:tab w:val="left" w:pos="1185"/>
+                  </w:tabs>
+                  <w:spacing w:line="242" w:lineRule="auto"/>
                   <w:ind w:left="1185" w:right="0" w:hanging="360"/>
                   <w:rPr>
-                    <w:rFonts w:ascii="Times New Roman" w:cs="Times New Roman" w:eastAsia="Times New Roman" w:hAnsi="Times New Roman"/>
-                    <w:sz w:val="18"/>
-                    <w:szCs w:val="18"/>
-                  </w:rPr>
-                </w:pPr>
-                <w:r>
-                  <w:rPr>
-                    <w:rFonts w:ascii="Times New Roman" w:cs="Times New Roman" w:eastAsia="Times New Roman" w:hAnsi="Times New Roman"/>
-                    <w:sz w:val="18"/>
-                    <w:szCs w:val="18"/>
-                    <w:rtl w:val="0"/>
-                  </w:rPr>
-                  <w:t xml:space="preserve">Open AI May be Developing Its Own Social Media Platform</w:t>
+                    <w:rFonts w:ascii="Times New Roman" w:hAnsi="Times New Roman" w:eastAsia="Times New Roman" w:cs="Times New Roman"/>
+                    <w:sz w:val="18"/>
+                    <w:szCs w:val="18"/>
+                  </w:rPr>
+                </w:pPr>
+                <w:r>
+                  <w:rPr>
+                    <w:rFonts w:ascii="Times New Roman" w:hAnsi="Times New Roman" w:eastAsia="Times New Roman" w:cs="Times New Roman"/>
+                    <w:sz w:val="18"/>
+                    <w:szCs w:val="18"/>
+                  </w:rPr>
+                  <w:t>Open AI May be Developing Its Own Social Media Platform</w:t>
                 </w:r>
               </w:p>
               <w:p>
@@ -2011,35 +1983,33 @@
                     <w:numId w:val="6"/>
                   </w:numPr>
                   <w:tabs>
-                    <w:tab w:val="left" w:leader="none" w:pos="465"/>
+                    <w:tab w:val="left" w:pos="465"/>
                   </w:tabs>
                   <w:spacing w:line="244" w:lineRule="auto"/>
                   <w:ind w:left="465" w:right="0" w:hanging="360"/>
                   <w:rPr>
-                    <w:rFonts w:ascii="Carlito" w:cs="Carlito" w:eastAsia="Carlito" w:hAnsi="Carlito"/>
-                    <w:sz w:val="18"/>
-                    <w:szCs w:val="18"/>
-                  </w:rPr>
-                </w:pPr>
-                <w:r>
-                  <w:rPr>
-                    <w:rFonts w:ascii="Times New Roman" w:cs="Times New Roman" w:eastAsia="Times New Roman" w:hAnsi="Times New Roman"/>
-                    <w:b w:val="1"/>
-                    <w:bCs w:val="1"/>
-                    <w:sz w:val="18"/>
-                    <w:szCs w:val="18"/>
-                    <w:rtl w:val="0"/>
-                  </w:rPr>
-                  <w:t xml:space="preserve">Apply</w:t>
-                </w:r>
-                <w:r>
-                  <w:rPr>
-                    <w:rFonts w:ascii="Times New Roman" w:cs="Times New Roman" w:eastAsia="Times New Roman" w:hAnsi="Times New Roman"/>
-                    <w:sz w:val="18"/>
-                    <w:szCs w:val="18"/>
-                    <w:rtl w:val="0"/>
-                  </w:rPr>
-                  <w:t xml:space="preserve">:</w:t>
+                    <w:rFonts w:ascii="Carlito" w:hAnsi="Carlito" w:eastAsia="Carlito" w:cs="Carlito"/>
+                    <w:sz w:val="18"/>
+                    <w:szCs w:val="18"/>
+                  </w:rPr>
+                </w:pPr>
+                <w:r>
+                  <w:rPr>
+                    <w:rFonts w:ascii="Times New Roman" w:hAnsi="Times New Roman" w:eastAsia="Times New Roman" w:cs="Times New Roman"/>
+                    <w:b/>
+                    <w:bCs/>
+                    <w:sz w:val="18"/>
+                    <w:szCs w:val="18"/>
+                  </w:rPr>
+                  <w:t>Apply</w:t>
+                </w:r>
+                <w:r>
+                  <w:rPr>
+                    <w:rFonts w:ascii="Times New Roman" w:hAnsi="Times New Roman" w:eastAsia="Times New Roman" w:cs="Times New Roman"/>
+                    <w:sz w:val="18"/>
+                    <w:szCs w:val="18"/>
+                  </w:rPr>
+                  <w:t>:</w:t>
                 </w:r>
                 <w:r>
                   <w:rPr>
@@ -2054,45 +2024,42 @@
                     <w:numId w:val="6"/>
                   </w:numPr>
                   <w:tabs>
-                    <w:tab w:val="left" w:leader="none" w:pos="1185"/>
-                  </w:tabs>
-                  <w:spacing w:before="1" w:line="248.00000000000006" w:lineRule="auto"/>
+                    <w:tab w:val="left" w:pos="1185"/>
+                  </w:tabs>
+                  <w:spacing w:before="1" w:line="248" w:lineRule="auto"/>
                   <w:ind w:left="1185" w:right="0" w:hanging="360"/>
                   <w:rPr>
-                    <w:rFonts w:ascii="Times New Roman" w:cs="Times New Roman" w:eastAsia="Times New Roman" w:hAnsi="Times New Roman"/>
-                    <w:sz w:val="18"/>
-                    <w:szCs w:val="18"/>
-                  </w:rPr>
-                </w:pPr>
-                <w:r>
-                  <w:rPr>
-                    <w:rFonts w:ascii="Times New Roman" w:cs="Times New Roman" w:eastAsia="Times New Roman" w:hAnsi="Times New Roman"/>
-                    <w:sz w:val="18"/>
-                    <w:szCs w:val="18"/>
-                    <w:rtl w:val="0"/>
-                  </w:rPr>
-                  <w:t xml:space="preserve">Excel Chapter 4 (</w:t>
-                </w:r>
-                <w:r>
-                  <w:rPr>
-                    <w:rFonts w:ascii="Times New Roman" w:cs="Times New Roman" w:eastAsia="Times New Roman" w:hAnsi="Times New Roman"/>
-                    <w:i w:val="1"/>
-                    <w:iCs w:val="1"/>
+                    <w:rFonts w:ascii="Times New Roman" w:hAnsi="Times New Roman" w:eastAsia="Times New Roman" w:cs="Times New Roman"/>
+                    <w:sz w:val="18"/>
+                    <w:szCs w:val="18"/>
+                  </w:rPr>
+                </w:pPr>
+                <w:r>
+                  <w:rPr>
+                    <w:rFonts w:ascii="Times New Roman" w:hAnsi="Times New Roman" w:eastAsia="Times New Roman" w:cs="Times New Roman"/>
+                    <w:sz w:val="18"/>
+                    <w:szCs w:val="18"/>
+                  </w:rPr>
+                  <w:t>Excel Chapter 4 (</w:t>
+                </w:r>
+                <w:r>
+                  <w:rPr>
+                    <w:rFonts w:ascii="Times New Roman" w:hAnsi="Times New Roman" w:eastAsia="Times New Roman" w:cs="Times New Roman"/>
+                    <w:i/>
+                    <w:iCs/>
                     <w:color w:val="ff0000"/>
                     <w:sz w:val="18"/>
                     <w:szCs w:val="18"/>
-                    <w:rtl w:val="0"/>
-                  </w:rPr>
-                  <w:t xml:space="preserve">due Sunday by 11:59 pm</w:t>
-                </w:r>
-                <w:r>
-                  <w:rPr>
-                    <w:rFonts w:ascii="Times New Roman" w:cs="Times New Roman" w:eastAsia="Times New Roman" w:hAnsi="Times New Roman"/>
-                    <w:sz w:val="18"/>
-                    <w:szCs w:val="18"/>
-                    <w:rtl w:val="0"/>
-                  </w:rPr>
-                  <w:t xml:space="preserve">)</w:t>
+                  </w:rPr>
+                  <w:t>due Sunday by 11:59 pm</w:t>
+                </w:r>
+                <w:r>
+                  <w:rPr>
+                    <w:rFonts w:ascii="Times New Roman" w:hAnsi="Times New Roman" w:eastAsia="Times New Roman" w:cs="Times New Roman"/>
+                    <w:sz w:val="18"/>
+                    <w:szCs w:val="18"/>
+                  </w:rPr>
+                  <w:t>)</w:t>
                 </w:r>
               </w:p>
               <w:p>
@@ -2102,24 +2069,23 @@
                     <w:numId w:val="6"/>
                   </w:numPr>
                   <w:tabs>
-                    <w:tab w:val="left" w:leader="none" w:pos="1905"/>
+                    <w:tab w:val="left" w:pos="1905"/>
                   </w:tabs>
                   <w:spacing w:line="241" w:lineRule="auto"/>
                   <w:ind w:left="1905" w:right="0" w:hanging="360"/>
                   <w:rPr>
-                    <w:rFonts w:ascii="Times New Roman" w:cs="Times New Roman" w:eastAsia="Times New Roman" w:hAnsi="Times New Roman"/>
-                    <w:sz w:val="18"/>
-                    <w:szCs w:val="18"/>
-                  </w:rPr>
-                </w:pPr>
-                <w:r>
-                  <w:rPr>
-                    <w:rFonts w:ascii="Times New Roman" w:cs="Times New Roman" w:eastAsia="Times New Roman" w:hAnsi="Times New Roman"/>
-                    <w:sz w:val="18"/>
-                    <w:szCs w:val="18"/>
-                    <w:rtl w:val="0"/>
-                  </w:rPr>
-                  <w:t xml:space="preserve">CH4 Charting (4.1-4.4)</w:t>
+                    <w:rFonts w:ascii="Times New Roman" w:hAnsi="Times New Roman" w:eastAsia="Times New Roman" w:cs="Times New Roman"/>
+                    <w:sz w:val="18"/>
+                    <w:szCs w:val="18"/>
+                  </w:rPr>
+                </w:pPr>
+                <w:r>
+                  <w:rPr>
+                    <w:rFonts w:ascii="Times New Roman" w:hAnsi="Times New Roman" w:eastAsia="Times New Roman" w:cs="Times New Roman"/>
+                    <w:sz w:val="18"/>
+                    <w:szCs w:val="18"/>
+                  </w:rPr>
+                  <w:t>CH4 Charting (4.1-4.4)</w:t>
                 </w:r>
               </w:p>
               <w:p>
@@ -2129,24 +2095,23 @@
                     <w:numId w:val="6"/>
                   </w:numPr>
                   <w:tabs>
-                    <w:tab w:val="left" w:leader="none" w:pos="1905"/>
+                    <w:tab w:val="left" w:pos="1905"/>
                   </w:tabs>
                   <w:spacing w:before="7" w:lineRule="auto"/>
                   <w:ind w:left="1905" w:right="0" w:hanging="360"/>
                   <w:rPr>
-                    <w:rFonts w:ascii="Times New Roman" w:cs="Times New Roman" w:eastAsia="Times New Roman" w:hAnsi="Times New Roman"/>
-                    <w:sz w:val="18"/>
-                    <w:szCs w:val="18"/>
-                  </w:rPr>
-                </w:pPr>
-                <w:r>
-                  <w:rPr>
-                    <w:rFonts w:ascii="Times New Roman" w:cs="Times New Roman" w:eastAsia="Times New Roman" w:hAnsi="Times New Roman"/>
-                    <w:sz w:val="18"/>
-                    <w:szCs w:val="18"/>
-                    <w:rtl w:val="0"/>
-                  </w:rPr>
-                  <w:t xml:space="preserve">PR4 Historical Data (4.5)</w:t>
+                    <w:rFonts w:ascii="Times New Roman" w:hAnsi="Times New Roman" w:eastAsia="Times New Roman" w:cs="Times New Roman"/>
+                    <w:sz w:val="18"/>
+                    <w:szCs w:val="18"/>
+                  </w:rPr>
+                </w:pPr>
+                <w:r>
+                  <w:rPr>
+                    <w:rFonts w:ascii="Times New Roman" w:hAnsi="Times New Roman" w:eastAsia="Times New Roman" w:cs="Times New Roman"/>
+                    <w:sz w:val="18"/>
+                    <w:szCs w:val="18"/>
+                  </w:rPr>
+                  <w:t>PR4 Historical Data (4.5)</w:t>
                 </w:r>
               </w:p>
               <w:p>
@@ -2156,23 +2121,22 @@
                     <w:numId w:val="6"/>
                   </w:numPr>
                   <w:tabs>
-                    <w:tab w:val="left" w:leader="none" w:pos="1905"/>
+                    <w:tab w:val="left" w:pos="1905"/>
                   </w:tabs>
                   <w:ind w:left="1905" w:right="0" w:hanging="360"/>
                   <w:rPr>
-                    <w:rFonts w:ascii="Times New Roman" w:cs="Times New Roman" w:eastAsia="Times New Roman" w:hAnsi="Times New Roman"/>
-                    <w:sz w:val="18"/>
-                    <w:szCs w:val="18"/>
-                  </w:rPr>
-                </w:pPr>
-                <w:r>
-                  <w:rPr>
-                    <w:rFonts w:ascii="Times New Roman" w:cs="Times New Roman" w:eastAsia="Times New Roman" w:hAnsi="Times New Roman"/>
-                    <w:sz w:val="18"/>
-                    <w:szCs w:val="18"/>
-                    <w:rtl w:val="0"/>
-                  </w:rPr>
-                  <w:t xml:space="preserve">SC4 Sales (4.6)</w:t>
+                    <w:rFonts w:ascii="Times New Roman" w:hAnsi="Times New Roman" w:eastAsia="Times New Roman" w:cs="Times New Roman"/>
+                    <w:sz w:val="18"/>
+                    <w:szCs w:val="18"/>
+                  </w:rPr>
+                </w:pPr>
+                <w:r>
+                  <w:rPr>
+                    <w:rFonts w:ascii="Times New Roman" w:hAnsi="Times New Roman" w:eastAsia="Times New Roman" w:cs="Times New Roman"/>
+                    <w:sz w:val="18"/>
+                    <w:szCs w:val="18"/>
+                  </w:rPr>
+                  <w:t>SC4 Sales (4.6)</w:t>
                 </w:r>
               </w:p>
               <w:p>
@@ -2182,47 +2146,44 @@
                     <w:numId w:val="6"/>
                   </w:numPr>
                   <w:tabs>
-                    <w:tab w:val="left" w:leader="none" w:pos="1185"/>
-                  </w:tabs>
-                  <w:spacing w:before="1" w:line="248.00000000000006" w:lineRule="auto"/>
+                    <w:tab w:val="left" w:pos="1185"/>
+                  </w:tabs>
+                  <w:spacing w:before="1" w:line="248" w:lineRule="auto"/>
                   <w:ind w:left="1185" w:right="0" w:hanging="360"/>
                   <w:rPr>
-                    <w:rFonts w:ascii="Times New Roman" w:cs="Times New Roman" w:eastAsia="Times New Roman" w:hAnsi="Times New Roman"/>
-                    <w:i w:val="1"/>
-                    <w:iCs w:val="1"/>
-                    <w:sz w:val="18"/>
-                    <w:szCs w:val="18"/>
-                  </w:rPr>
-                </w:pPr>
-                <w:r>
-                  <w:rPr>
-                    <w:rFonts w:ascii="Times New Roman" w:cs="Times New Roman" w:eastAsia="Times New Roman" w:hAnsi="Times New Roman"/>
-                    <w:sz w:val="18"/>
-                    <w:szCs w:val="18"/>
-                    <w:rtl w:val="0"/>
-                  </w:rPr>
-                  <w:t xml:space="preserve">Begin Excel Project 1 - Concepts from Excel Chapters 1-3 (</w:t>
-                </w:r>
-                <w:r>
-                  <w:rPr>
-                    <w:rFonts w:ascii="Times New Roman" w:cs="Times New Roman" w:eastAsia="Times New Roman" w:hAnsi="Times New Roman"/>
-                    <w:i w:val="1"/>
-                    <w:iCs w:val="1"/>
+                    <w:rFonts w:ascii="Times New Roman" w:hAnsi="Times New Roman" w:eastAsia="Times New Roman" w:cs="Times New Roman"/>
+                    <w:i/>
+                    <w:iCs/>
+                    <w:sz w:val="18"/>
+                    <w:szCs w:val="18"/>
+                  </w:rPr>
+                </w:pPr>
+                <w:r>
+                  <w:rPr>
+                    <w:rFonts w:ascii="Times New Roman" w:hAnsi="Times New Roman" w:eastAsia="Times New Roman" w:cs="Times New Roman"/>
+                    <w:sz w:val="18"/>
+                    <w:szCs w:val="18"/>
+                  </w:rPr>
+                  <w:t>Begin Excel Project 1 - Concepts from Excel Chapters 1-3 (</w:t>
+                </w:r>
+                <w:r>
+                  <w:rPr>
+                    <w:rFonts w:ascii="Times New Roman" w:hAnsi="Times New Roman" w:eastAsia="Times New Roman" w:cs="Times New Roman"/>
+                    <w:i/>
+                    <w:iCs/>
                     <w:color w:val="ff0000"/>
                     <w:sz w:val="18"/>
                     <w:szCs w:val="18"/>
-                    <w:rtl w:val="0"/>
-                  </w:rPr>
-                  <w:t xml:space="preserve">due week 5 but start this week</w:t>
-                </w:r>
-                <w:r>
-                  <w:rPr>
-                    <w:rFonts w:ascii="Times New Roman" w:cs="Times New Roman" w:eastAsia="Times New Roman" w:hAnsi="Times New Roman"/>
-                    <w:sz w:val="18"/>
-                    <w:szCs w:val="18"/>
-                    <w:rtl w:val="0"/>
-                  </w:rPr>
-                  <w:t xml:space="preserve">)</w:t>
+                  </w:rPr>
+                  <w:t>due week 5 but start this week</w:t>
+                </w:r>
+                <w:r>
+                  <w:rPr>
+                    <w:rFonts w:ascii="Times New Roman" w:hAnsi="Times New Roman" w:eastAsia="Times New Roman" w:cs="Times New Roman"/>
+                    <w:sz w:val="18"/>
+                    <w:szCs w:val="18"/>
+                  </w:rPr>
+                  <w:t>)</w:t>
                 </w:r>
                 <w:r>
                   <w:rPr>
@@ -2234,17 +2195,22 @@
           </w:tr>
           <w:tr>
             <w:trPr>
-              <w:cantSplit w:val="0"/>
-              <w:trHeight w:val="3176.2178955078125" w:hRule="atLeast"/>
-              <w:tblHeader w:val="0"/>
+              <w:trHeight w:val="3176" w:hRule="atLeast"/>
             </w:trPr>
             <w:tc>
               <w:tcPr>
+                <w:tcW w:w="20" w:type="pct"/>
+                <w:tcBorders>
+                  <w:top w:val="single" w:sz="4" w:space="0" w:color="bebebe"/>
+                  <w:left w:val="single" w:sz="4" w:space="0" w:color="bebebe"/>
+                  <w:bottom w:val="single" w:sz="4" w:space="0" w:color="bebebe"/>
+                  <w:right w:val="single" w:sz="4" w:space="0" w:color="bebebe"/>
+                </w:tcBorders>
                 <w:tcMar>
-                  <w:top w:w="144.0" w:type="dxa"/>
-                  <w:left w:w="144.0" w:type="dxa"/>
-                  <w:bottom w:w="144.0" w:type="dxa"/>
-                  <w:right w:w="144.0" w:type="dxa"/>
+                  <w:top w:w="144" w:type="dxa"/>
+                  <w:left w:w="144" w:type="dxa"/>
+                  <w:bottom w:w="144" w:type="dxa"/>
+                  <w:right w:w="144" w:type="dxa"/>
                 </w:tcMar>
               </w:tcPr>
               <w:p>
@@ -2252,23 +2218,22 @@
                   <w:spacing w:before="123" w:lineRule="auto"/>
                   <w:ind w:right="0"/>
                   <w:rPr>
-                    <w:rFonts w:ascii="Times New Roman" w:cs="Times New Roman" w:eastAsia="Times New Roman" w:hAnsi="Times New Roman"/>
-                    <w:b w:val="1"/>
-                    <w:bCs w:val="1"/>
+                    <w:rFonts w:ascii="Times New Roman" w:hAnsi="Times New Roman" w:eastAsia="Times New Roman" w:cs="Times New Roman"/>
+                    <w:b/>
+                    <w:bCs/>
                     <w:sz w:val="24"/>
                     <w:szCs w:val="24"/>
                   </w:rPr>
                 </w:pPr>
                 <w:r>
                   <w:rPr>
-                    <w:rFonts w:ascii="Times New Roman" w:cs="Times New Roman" w:eastAsia="Times New Roman" w:hAnsi="Times New Roman"/>
-                    <w:b w:val="1"/>
-                    <w:bCs w:val="1"/>
+                    <w:rFonts w:ascii="Times New Roman" w:hAnsi="Times New Roman" w:eastAsia="Times New Roman" w:cs="Times New Roman"/>
+                    <w:b/>
+                    <w:bCs/>
                     <w:sz w:val="24"/>
                     <w:szCs w:val="24"/>
-                    <w:rtl w:val="0"/>
-                  </w:rPr>
-                  <w:t xml:space="preserve">Week 5</w:t>
+                  </w:rPr>
+                  <w:t>Week 5</w:t>
                 </w:r>
               </w:p>
               <w:p>
@@ -2277,26 +2242,27 @@
                   <w:keepLines w:val="0"/>
                   <w:widowControl w:val="0"/>
                   <w:pBdr>
-                    <w:top w:space="0" w:sz="0" w:val="nil"/>
-                    <w:left w:space="0" w:sz="0" w:val="nil"/>
-                    <w:bottom w:space="0" w:sz="0" w:val="nil"/>
-                    <w:right w:space="0" w:sz="0" w:val="nil"/>
-                    <w:between w:space="0" w:sz="0" w:val="nil"/>
+                    <w:top w:val="nil"/>
+                    <w:left w:val="nil"/>
+                    <w:bottom w:val="nil"/>
+                    <w:right w:val="nil"/>
+                    <w:between w:val="nil"/>
                   </w:pBdr>
-                  <w:shd w:fill="auto" w:val="clear"/>
-                  <w:spacing w:after="0" w:before="145" w:line="259" w:lineRule="auto"/>
-                  <w:ind w:left="0" w:right="214" w:firstLine="0"/>
+                  <w:shd w:val="clear"/>
+                  <w:spacing w:before="145" w:after="0" w:line="259" w:lineRule="auto"/>
+                  <w:ind w:left="0" w:right="214"/>
                   <w:jc w:val="left"/>
                   <w:rPr>
-                    <w:rFonts w:ascii="Times New Roman" w:cs="Times New Roman" w:eastAsia="Times New Roman" w:hAnsi="Times New Roman"/>
-                  </w:rPr>
-                </w:pPr>
-                <w:r>
-                  <w:rPr>
-                    <w:rFonts w:ascii="Times New Roman" w:cs="Times New Roman" w:eastAsia="Times New Roman" w:hAnsi="Times New Roman"/>
-                    <w:rtl w:val="0"/>
-                  </w:rPr>
-                  <w:t xml:space="preserve">Introduction to Software</w:t>
+                    <w:rFonts w:ascii="Times New Roman" w:hAnsi="Times New Roman" w:eastAsia="Times New Roman" w:cs="Times New Roman"/>
+                  </w:rPr>
+                </w:pPr>
+                <w:r>
+                  <w:rPr>
+                    <w:rFonts w:ascii="Times New Roman" w:hAnsi="Times New Roman" w:eastAsia="Times New Roman" w:cs="Times New Roman"/>
+                    <w:sz w:val="22"/>
+                    <w:szCs w:val="22"/>
+                  </w:rPr>
+                  <w:t>Introduction to Software</w:t>
                 </w:r>
               </w:p>
               <w:p>
@@ -2305,36 +2271,44 @@
                   <w:keepLines w:val="0"/>
                   <w:widowControl w:val="0"/>
                   <w:pBdr>
-                    <w:top w:space="0" w:sz="0" w:val="nil"/>
-                    <w:left w:space="0" w:sz="0" w:val="nil"/>
-                    <w:bottom w:space="0" w:sz="0" w:val="nil"/>
-                    <w:right w:space="0" w:sz="0" w:val="nil"/>
-                    <w:between w:space="0" w:sz="0" w:val="nil"/>
+                    <w:top w:val="nil"/>
+                    <w:left w:val="nil"/>
+                    <w:bottom w:val="nil"/>
+                    <w:right w:val="nil"/>
+                    <w:between w:val="nil"/>
                   </w:pBdr>
-                  <w:shd w:fill="auto" w:val="clear"/>
-                  <w:spacing w:after="0" w:before="145" w:line="259" w:lineRule="auto"/>
-                  <w:ind w:left="0" w:right="214" w:firstLine="0"/>
+                  <w:shd w:val="clear"/>
+                  <w:spacing w:before="145" w:after="0" w:line="259" w:lineRule="auto"/>
+                  <w:ind w:left="0" w:right="214"/>
                   <w:jc w:val="left"/>
                   <w:rPr>
-                    <w:rFonts w:ascii="Times New Roman" w:cs="Times New Roman" w:eastAsia="Times New Roman" w:hAnsi="Times New Roman"/>
-                  </w:rPr>
-                </w:pPr>
-                <w:r>
-                  <w:rPr>
-                    <w:rFonts w:ascii="Times New Roman" w:cs="Times New Roman" w:eastAsia="Times New Roman" w:hAnsi="Times New Roman"/>
-                    <w:rtl w:val="0"/>
-                  </w:rPr>
-                  <w:t xml:space="preserve">Excel Tables and Pivot Tables</w:t>
+                    <w:rFonts w:ascii="Times New Roman" w:hAnsi="Times New Roman" w:eastAsia="Times New Roman" w:cs="Times New Roman"/>
+                  </w:rPr>
+                </w:pPr>
+                <w:r>
+                  <w:rPr>
+                    <w:rFonts w:ascii="Times New Roman" w:hAnsi="Times New Roman" w:eastAsia="Times New Roman" w:cs="Times New Roman"/>
+                    <w:sz w:val="22"/>
+                    <w:szCs w:val="22"/>
+                  </w:rPr>
+                  <w:t>Excel Tables and Pivot Tables</w:t>
                 </w:r>
               </w:p>
             </w:tc>
             <w:tc>
               <w:tcPr>
+                <w:tcW w:w="80" w:type="pct"/>
+                <w:tcBorders>
+                  <w:top w:val="single" w:sz="4" w:space="0" w:color="bebebe"/>
+                  <w:left w:val="single" w:sz="4" w:space="0" w:color="bebebe"/>
+                  <w:bottom w:val="single" w:sz="4" w:space="0" w:color="bebebe"/>
+                  <w:right w:val="single" w:sz="4" w:space="0" w:color="bebebe"/>
+                </w:tcBorders>
                 <w:tcMar>
-                  <w:top w:w="144.0" w:type="dxa"/>
-                  <w:left w:w="144.0" w:type="dxa"/>
-                  <w:bottom w:w="144.0" w:type="dxa"/>
-                  <w:right w:w="144.0" w:type="dxa"/>
+                  <w:top w:w="144" w:type="dxa"/>
+                  <w:left w:w="144" w:type="dxa"/>
+                  <w:bottom w:w="144" w:type="dxa"/>
+                  <w:right w:w="144" w:type="dxa"/>
                 </w:tcMar>
               </w:tcPr>
               <w:p>
@@ -2344,23 +2318,22 @@
                     <w:numId w:val="2"/>
                   </w:numPr>
                   <w:tabs>
-                    <w:tab w:val="left" w:leader="none" w:pos="465"/>
+                    <w:tab w:val="left" w:pos="465"/>
                   </w:tabs>
                   <w:ind w:left="465" w:right="0" w:hanging="360"/>
                   <w:rPr>
-                    <w:rFonts w:ascii="Times New Roman" w:cs="Times New Roman" w:eastAsia="Times New Roman" w:hAnsi="Times New Roman"/>
-                    <w:sz w:val="18"/>
-                    <w:szCs w:val="18"/>
-                  </w:rPr>
-                </w:pPr>
-                <w:r>
-                  <w:rPr>
-                    <w:rFonts w:ascii="Times New Roman" w:cs="Times New Roman" w:eastAsia="Times New Roman" w:hAnsi="Times New Roman"/>
-                    <w:sz w:val="18"/>
-                    <w:szCs w:val="18"/>
-                    <w:rtl w:val="0"/>
-                  </w:rPr>
-                  <w:t xml:space="preserve">Required reading:</w:t>
+                    <w:rFonts w:ascii="Times New Roman" w:hAnsi="Times New Roman" w:eastAsia="Times New Roman" w:cs="Times New Roman"/>
+                    <w:sz w:val="18"/>
+                    <w:szCs w:val="18"/>
+                  </w:rPr>
+                </w:pPr>
+                <w:r>
+                  <w:rPr>
+                    <w:rFonts w:ascii="Times New Roman" w:hAnsi="Times New Roman" w:eastAsia="Times New Roman" w:cs="Times New Roman"/>
+                    <w:sz w:val="18"/>
+                    <w:szCs w:val="18"/>
+                  </w:rPr>
+                  <w:t>Required reading:</w:t>
                 </w:r>
               </w:p>
               <w:p>
@@ -2370,24 +2343,23 @@
                     <w:numId w:val="2"/>
                   </w:numPr>
                   <w:tabs>
-                    <w:tab w:val="left" w:leader="none" w:pos="1185"/>
-                  </w:tabs>
-                  <w:spacing w:before="1" w:line="248.00000000000006" w:lineRule="auto"/>
+                    <w:tab w:val="left" w:pos="1185"/>
+                  </w:tabs>
+                  <w:spacing w:before="1" w:line="248" w:lineRule="auto"/>
                   <w:ind w:left="1185" w:right="0" w:hanging="360"/>
                   <w:rPr>
-                    <w:rFonts w:ascii="Times New Roman" w:cs="Times New Roman" w:eastAsia="Times New Roman" w:hAnsi="Times New Roman"/>
-                    <w:sz w:val="18"/>
-                    <w:szCs w:val="18"/>
-                  </w:rPr>
-                </w:pPr>
-                <w:r>
-                  <w:rPr>
-                    <w:rFonts w:ascii="Times New Roman" w:cs="Times New Roman" w:eastAsia="Times New Roman" w:hAnsi="Times New Roman"/>
-                    <w:sz w:val="18"/>
-                    <w:szCs w:val="18"/>
-                    <w:rtl w:val="0"/>
-                  </w:rPr>
-                  <w:t xml:space="preserve">Computer Software (PDF)</w:t>
+                    <w:rFonts w:ascii="Times New Roman" w:hAnsi="Times New Roman" w:eastAsia="Times New Roman" w:cs="Times New Roman"/>
+                    <w:sz w:val="18"/>
+                    <w:szCs w:val="18"/>
+                  </w:rPr>
+                </w:pPr>
+                <w:r>
+                  <w:rPr>
+                    <w:rFonts w:ascii="Times New Roman" w:hAnsi="Times New Roman" w:eastAsia="Times New Roman" w:cs="Times New Roman"/>
+                    <w:sz w:val="18"/>
+                    <w:szCs w:val="18"/>
+                  </w:rPr>
+                  <w:t>Computer Software (PDF)</w:t>
                 </w:r>
               </w:p>
               <w:p>
@@ -2397,24 +2369,23 @@
                     <w:numId w:val="2"/>
                   </w:numPr>
                   <w:tabs>
-                    <w:tab w:val="left" w:leader="none" w:pos="1185"/>
+                    <w:tab w:val="left" w:pos="1185"/>
                   </w:tabs>
                   <w:spacing w:before="1" w:line="235" w:lineRule="auto"/>
-                  <w:ind w:left="1185" w:right="907" w:hanging="360.99999999999994"/>
-                  <w:rPr>
-                    <w:rFonts w:ascii="Times New Roman" w:cs="Times New Roman" w:eastAsia="Times New Roman" w:hAnsi="Times New Roman"/>
-                    <w:sz w:val="18"/>
-                    <w:szCs w:val="18"/>
-                  </w:rPr>
-                </w:pPr>
-                <w:r>
-                  <w:rPr>
-                    <w:rFonts w:ascii="Times New Roman" w:cs="Times New Roman" w:eastAsia="Times New Roman" w:hAnsi="Times New Roman"/>
-                    <w:sz w:val="18"/>
-                    <w:szCs w:val="18"/>
-                    <w:rtl w:val="0"/>
-                  </w:rPr>
-                  <w:t xml:space="preserve">Information Systems Chapter 15: Understanding Software: A Primer for Managers</w:t>
+                  <w:ind w:left="1185" w:right="907" w:hanging="360"/>
+                  <w:rPr>
+                    <w:rFonts w:ascii="Times New Roman" w:hAnsi="Times New Roman" w:eastAsia="Times New Roman" w:cs="Times New Roman"/>
+                    <w:sz w:val="18"/>
+                    <w:szCs w:val="18"/>
+                  </w:rPr>
+                </w:pPr>
+                <w:r>
+                  <w:rPr>
+                    <w:rFonts w:ascii="Times New Roman" w:hAnsi="Times New Roman" w:eastAsia="Times New Roman" w:cs="Times New Roman"/>
+                    <w:sz w:val="18"/>
+                    <w:szCs w:val="18"/>
+                  </w:rPr>
+                  <w:t>Information Systems Chapter 15: Understanding Software: A Primer for Managers</w:t>
                 </w:r>
               </w:p>
               <w:p>
@@ -2424,24 +2395,23 @@
                     <w:numId w:val="2"/>
                   </w:numPr>
                   <w:tabs>
-                    <w:tab w:val="left" w:leader="none" w:pos="465"/>
+                    <w:tab w:val="left" w:pos="465"/>
                   </w:tabs>
                   <w:spacing w:line="241" w:lineRule="auto"/>
                   <w:ind w:left="465" w:right="0" w:hanging="360"/>
                   <w:rPr>
-                    <w:rFonts w:ascii="Times New Roman" w:cs="Times New Roman" w:eastAsia="Times New Roman" w:hAnsi="Times New Roman"/>
-                    <w:sz w:val="18"/>
-                    <w:szCs w:val="18"/>
-                  </w:rPr>
-                </w:pPr>
-                <w:r>
-                  <w:rPr>
-                    <w:rFonts w:ascii="Times New Roman" w:cs="Times New Roman" w:eastAsia="Times New Roman" w:hAnsi="Times New Roman"/>
-                    <w:sz w:val="18"/>
-                    <w:szCs w:val="18"/>
-                    <w:rtl w:val="0"/>
-                  </w:rPr>
-                  <w:t xml:space="preserve">Required videos:</w:t>
+                    <w:rFonts w:ascii="Times New Roman" w:hAnsi="Times New Roman" w:eastAsia="Times New Roman" w:cs="Times New Roman"/>
+                    <w:sz w:val="18"/>
+                    <w:szCs w:val="18"/>
+                  </w:rPr>
+                </w:pPr>
+                <w:r>
+                  <w:rPr>
+                    <w:rFonts w:ascii="Times New Roman" w:hAnsi="Times New Roman" w:eastAsia="Times New Roman" w:cs="Times New Roman"/>
+                    <w:sz w:val="18"/>
+                    <w:szCs w:val="18"/>
+                  </w:rPr>
+                  <w:t>Required videos:</w:t>
                 </w:r>
               </w:p>
               <w:p>
@@ -2451,24 +2421,23 @@
                     <w:numId w:val="2"/>
                   </w:numPr>
                   <w:tabs>
-                    <w:tab w:val="left" w:leader="none" w:pos="1185"/>
-                  </w:tabs>
-                  <w:spacing w:before="1" w:line="248.00000000000006" w:lineRule="auto"/>
+                    <w:tab w:val="left" w:pos="1185"/>
+                  </w:tabs>
+                  <w:spacing w:before="1" w:line="248" w:lineRule="auto"/>
                   <w:ind w:left="1185" w:right="0" w:hanging="360"/>
                   <w:rPr>
-                    <w:rFonts w:ascii="Times New Roman" w:cs="Times New Roman" w:eastAsia="Times New Roman" w:hAnsi="Times New Roman"/>
-                    <w:sz w:val="18"/>
-                    <w:szCs w:val="18"/>
-                  </w:rPr>
-                </w:pPr>
-                <w:r>
-                  <w:rPr>
-                    <w:rFonts w:ascii="Times New Roman" w:cs="Times New Roman" w:eastAsia="Times New Roman" w:hAnsi="Times New Roman"/>
-                    <w:sz w:val="18"/>
-                    <w:szCs w:val="18"/>
-                    <w:rtl w:val="0"/>
-                  </w:rPr>
-                  <w:t xml:space="preserve">Computer Software (video)</w:t>
+                    <w:rFonts w:ascii="Times New Roman" w:hAnsi="Times New Roman" w:eastAsia="Times New Roman" w:cs="Times New Roman"/>
+                    <w:sz w:val="18"/>
+                    <w:szCs w:val="18"/>
+                  </w:rPr>
+                </w:pPr>
+                <w:r>
+                  <w:rPr>
+                    <w:rFonts w:ascii="Times New Roman" w:hAnsi="Times New Roman" w:eastAsia="Times New Roman" w:cs="Times New Roman"/>
+                    <w:sz w:val="18"/>
+                    <w:szCs w:val="18"/>
+                  </w:rPr>
+                  <w:t>Computer Software (video)</w:t>
                 </w:r>
               </w:p>
               <w:p>
@@ -2478,24 +2447,23 @@
                     <w:numId w:val="2"/>
                   </w:numPr>
                   <w:tabs>
-                    <w:tab w:val="left" w:leader="none" w:pos="1185"/>
+                    <w:tab w:val="left" w:pos="1185"/>
                   </w:tabs>
                   <w:spacing w:line="245" w:lineRule="auto"/>
                   <w:ind w:left="1185" w:right="0" w:hanging="360"/>
                   <w:rPr>
-                    <w:rFonts w:ascii="Times New Roman" w:cs="Times New Roman" w:eastAsia="Times New Roman" w:hAnsi="Times New Roman"/>
-                    <w:sz w:val="18"/>
-                    <w:szCs w:val="18"/>
-                  </w:rPr>
-                </w:pPr>
-                <w:r>
-                  <w:rPr>
-                    <w:rFonts w:ascii="Times New Roman" w:cs="Times New Roman" w:eastAsia="Times New Roman" w:hAnsi="Times New Roman"/>
-                    <w:sz w:val="18"/>
-                    <w:szCs w:val="18"/>
-                    <w:rtl w:val="0"/>
-                  </w:rPr>
-                  <w:t xml:space="preserve">E-book videos (embedded in textbook)</w:t>
+                    <w:rFonts w:ascii="Times New Roman" w:hAnsi="Times New Roman" w:eastAsia="Times New Roman" w:cs="Times New Roman"/>
+                    <w:sz w:val="18"/>
+                    <w:szCs w:val="18"/>
+                  </w:rPr>
+                </w:pPr>
+                <w:r>
+                  <w:rPr>
+                    <w:rFonts w:ascii="Times New Roman" w:hAnsi="Times New Roman" w:eastAsia="Times New Roman" w:cs="Times New Roman"/>
+                    <w:sz w:val="18"/>
+                    <w:szCs w:val="18"/>
+                  </w:rPr>
+                  <w:t>E-book videos (embedded in textbook)</w:t>
                 </w:r>
               </w:p>
               <w:p>
@@ -2505,35 +2473,33 @@
                     <w:numId w:val="2"/>
                   </w:numPr>
                   <w:tabs>
-                    <w:tab w:val="left" w:leader="none" w:pos="465"/>
+                    <w:tab w:val="left" w:pos="465"/>
                   </w:tabs>
                   <w:spacing w:line="241" w:lineRule="auto"/>
                   <w:ind w:left="465" w:right="0" w:hanging="360"/>
                   <w:rPr>
-                    <w:rFonts w:ascii="Carlito" w:cs="Carlito" w:eastAsia="Carlito" w:hAnsi="Carlito"/>
-                    <w:sz w:val="18"/>
-                    <w:szCs w:val="18"/>
-                  </w:rPr>
-                </w:pPr>
-                <w:r>
-                  <w:rPr>
-                    <w:rFonts w:ascii="Times New Roman" w:cs="Times New Roman" w:eastAsia="Times New Roman" w:hAnsi="Times New Roman"/>
-                    <w:b w:val="1"/>
-                    <w:bCs w:val="1"/>
-                    <w:sz w:val="18"/>
-                    <w:szCs w:val="18"/>
-                    <w:rtl w:val="0"/>
-                  </w:rPr>
-                  <w:t xml:space="preserve">Apply</w:t>
-                </w:r>
-                <w:r>
-                  <w:rPr>
-                    <w:rFonts w:ascii="Times New Roman" w:cs="Times New Roman" w:eastAsia="Times New Roman" w:hAnsi="Times New Roman"/>
-                    <w:sz w:val="18"/>
-                    <w:szCs w:val="18"/>
-                    <w:rtl w:val="0"/>
-                  </w:rPr>
-                  <w:t xml:space="preserve">:</w:t>
+                    <w:rFonts w:ascii="Carlito" w:hAnsi="Carlito" w:eastAsia="Carlito" w:cs="Carlito"/>
+                    <w:sz w:val="18"/>
+                    <w:szCs w:val="18"/>
+                  </w:rPr>
+                </w:pPr>
+                <w:r>
+                  <w:rPr>
+                    <w:rFonts w:ascii="Times New Roman" w:hAnsi="Times New Roman" w:eastAsia="Times New Roman" w:cs="Times New Roman"/>
+                    <w:b/>
+                    <w:bCs/>
+                    <w:sz w:val="18"/>
+                    <w:szCs w:val="18"/>
+                  </w:rPr>
+                  <w:t>Apply</w:t>
+                </w:r>
+                <w:r>
+                  <w:rPr>
+                    <w:rFonts w:ascii="Times New Roman" w:hAnsi="Times New Roman" w:eastAsia="Times New Roman" w:cs="Times New Roman"/>
+                    <w:sz w:val="18"/>
+                    <w:szCs w:val="18"/>
+                  </w:rPr>
+                  <w:t>:</w:t>
                 </w:r>
                 <w:r>
                   <w:rPr>
@@ -2548,45 +2514,42 @@
                     <w:numId w:val="2"/>
                   </w:numPr>
                   <w:tabs>
-                    <w:tab w:val="left" w:leader="none" w:pos="1185"/>
+                    <w:tab w:val="left" w:pos="1185"/>
                   </w:tabs>
                   <w:spacing w:before="1" w:line="250" w:lineRule="auto"/>
                   <w:ind w:left="1185" w:right="0" w:hanging="360"/>
                   <w:rPr>
-                    <w:rFonts w:ascii="Times New Roman" w:cs="Times New Roman" w:eastAsia="Times New Roman" w:hAnsi="Times New Roman"/>
-                    <w:sz w:val="18"/>
-                    <w:szCs w:val="18"/>
-                  </w:rPr>
-                </w:pPr>
-                <w:r>
-                  <w:rPr>
-                    <w:rFonts w:ascii="Times New Roman" w:cs="Times New Roman" w:eastAsia="Times New Roman" w:hAnsi="Times New Roman"/>
-                    <w:sz w:val="18"/>
-                    <w:szCs w:val="18"/>
-                    <w:rtl w:val="0"/>
-                  </w:rPr>
-                  <w:t xml:space="preserve">Excel Chapter 5 (</w:t>
-                </w:r>
-                <w:r>
-                  <w:rPr>
-                    <w:rFonts w:ascii="Times New Roman" w:cs="Times New Roman" w:eastAsia="Times New Roman" w:hAnsi="Times New Roman"/>
-                    <w:i w:val="1"/>
-                    <w:iCs w:val="1"/>
+                    <w:rFonts w:ascii="Times New Roman" w:hAnsi="Times New Roman" w:eastAsia="Times New Roman" w:cs="Times New Roman"/>
+                    <w:sz w:val="18"/>
+                    <w:szCs w:val="18"/>
+                  </w:rPr>
+                </w:pPr>
+                <w:r>
+                  <w:rPr>
+                    <w:rFonts w:ascii="Times New Roman" w:hAnsi="Times New Roman" w:eastAsia="Times New Roman" w:cs="Times New Roman"/>
+                    <w:sz w:val="18"/>
+                    <w:szCs w:val="18"/>
+                  </w:rPr>
+                  <w:t>Excel Chapter 5 (</w:t>
+                </w:r>
+                <w:r>
+                  <w:rPr>
+                    <w:rFonts w:ascii="Times New Roman" w:hAnsi="Times New Roman" w:eastAsia="Times New Roman" w:cs="Times New Roman"/>
+                    <w:i/>
+                    <w:iCs/>
                     <w:color w:val="ff0000"/>
                     <w:sz w:val="18"/>
                     <w:szCs w:val="18"/>
-                    <w:rtl w:val="0"/>
-                  </w:rPr>
-                  <w:t xml:space="preserve">due Sunday by 11:59 pm</w:t>
-                </w:r>
-                <w:r>
-                  <w:rPr>
-                    <w:rFonts w:ascii="Times New Roman" w:cs="Times New Roman" w:eastAsia="Times New Roman" w:hAnsi="Times New Roman"/>
-                    <w:sz w:val="18"/>
-                    <w:szCs w:val="18"/>
-                    <w:rtl w:val="0"/>
-                  </w:rPr>
-                  <w:t xml:space="preserve">)</w:t>
+                  </w:rPr>
+                  <w:t>due Sunday by 11:59 pm</w:t>
+                </w:r>
+                <w:r>
+                  <w:rPr>
+                    <w:rFonts w:ascii="Times New Roman" w:hAnsi="Times New Roman" w:eastAsia="Times New Roman" w:cs="Times New Roman"/>
+                    <w:sz w:val="18"/>
+                    <w:szCs w:val="18"/>
+                  </w:rPr>
+                  <w:t>)</w:t>
                 </w:r>
               </w:p>
               <w:p>
@@ -2596,24 +2559,23 @@
                     <w:numId w:val="2"/>
                   </w:numPr>
                   <w:tabs>
-                    <w:tab w:val="left" w:leader="none" w:pos="1905"/>
+                    <w:tab w:val="left" w:pos="1905"/>
                   </w:tabs>
                   <w:spacing w:line="244" w:lineRule="auto"/>
                   <w:ind w:left="1905" w:right="0" w:hanging="360"/>
                   <w:rPr>
-                    <w:rFonts w:ascii="Times New Roman" w:cs="Times New Roman" w:eastAsia="Times New Roman" w:hAnsi="Times New Roman"/>
-                    <w:sz w:val="18"/>
-                    <w:szCs w:val="18"/>
-                  </w:rPr>
-                </w:pPr>
-                <w:r>
-                  <w:rPr>
-                    <w:rFonts w:ascii="Times New Roman" w:cs="Times New Roman" w:eastAsia="Times New Roman" w:hAnsi="Times New Roman"/>
-                    <w:sz w:val="18"/>
-                    <w:szCs w:val="18"/>
-                    <w:rtl w:val="0"/>
-                  </w:rPr>
-                  <w:t xml:space="preserve">CH5 HR Report (5.1-5.4)</w:t>
+                    <w:rFonts w:ascii="Times New Roman" w:hAnsi="Times New Roman" w:eastAsia="Times New Roman" w:cs="Times New Roman"/>
+                    <w:sz w:val="18"/>
+                    <w:szCs w:val="18"/>
+                  </w:rPr>
+                </w:pPr>
+                <w:r>
+                  <w:rPr>
+                    <w:rFonts w:ascii="Times New Roman" w:hAnsi="Times New Roman" w:eastAsia="Times New Roman" w:cs="Times New Roman"/>
+                    <w:sz w:val="18"/>
+                    <w:szCs w:val="18"/>
+                  </w:rPr>
+                  <w:t>CH5 HR Report (5.1-5.4)</w:t>
                 </w:r>
               </w:p>
               <w:p>
@@ -2623,23 +2585,22 @@
                     <w:numId w:val="2"/>
                   </w:numPr>
                   <w:tabs>
-                    <w:tab w:val="left" w:leader="none" w:pos="1905"/>
+                    <w:tab w:val="left" w:pos="1905"/>
                   </w:tabs>
                   <w:ind w:left="1905" w:right="0" w:hanging="360"/>
                   <w:rPr>
-                    <w:rFonts w:ascii="Times New Roman" w:cs="Times New Roman" w:eastAsia="Times New Roman" w:hAnsi="Times New Roman"/>
-                    <w:sz w:val="18"/>
-                    <w:szCs w:val="18"/>
-                  </w:rPr>
-                </w:pPr>
-                <w:r>
-                  <w:rPr>
-                    <w:rFonts w:ascii="Times New Roman" w:cs="Times New Roman" w:eastAsia="Times New Roman" w:hAnsi="Times New Roman"/>
-                    <w:sz w:val="18"/>
-                    <w:szCs w:val="18"/>
-                    <w:rtl w:val="0"/>
-                  </w:rPr>
-                  <w:t xml:space="preserve">PR5 Canyon Trails (5.5)</w:t>
+                    <w:rFonts w:ascii="Times New Roman" w:hAnsi="Times New Roman" w:eastAsia="Times New Roman" w:cs="Times New Roman"/>
+                    <w:sz w:val="18"/>
+                    <w:szCs w:val="18"/>
+                  </w:rPr>
+                </w:pPr>
+                <w:r>
+                  <w:rPr>
+                    <w:rFonts w:ascii="Times New Roman" w:hAnsi="Times New Roman" w:eastAsia="Times New Roman" w:cs="Times New Roman"/>
+                    <w:sz w:val="18"/>
+                    <w:szCs w:val="18"/>
+                  </w:rPr>
+                  <w:t>PR5 Canyon Trails (5.5)</w:t>
                 </w:r>
               </w:p>
               <w:p>
@@ -2649,24 +2610,23 @@
                     <w:numId w:val="2"/>
                   </w:numPr>
                   <w:tabs>
-                    <w:tab w:val="left" w:leader="none" w:pos="1905"/>
+                    <w:tab w:val="left" w:pos="1905"/>
                   </w:tabs>
                   <w:spacing w:before="6" w:lineRule="auto"/>
                   <w:ind w:left="1905" w:right="0" w:hanging="360"/>
                   <w:rPr>
-                    <w:rFonts w:ascii="Times New Roman" w:cs="Times New Roman" w:eastAsia="Times New Roman" w:hAnsi="Times New Roman"/>
-                    <w:sz w:val="18"/>
-                    <w:szCs w:val="18"/>
-                  </w:rPr>
-                </w:pPr>
-                <w:r>
-                  <w:rPr>
-                    <w:rFonts w:ascii="Times New Roman" w:cs="Times New Roman" w:eastAsia="Times New Roman" w:hAnsi="Times New Roman"/>
-                    <w:sz w:val="18"/>
-                    <w:szCs w:val="18"/>
-                    <w:rtl w:val="0"/>
-                  </w:rPr>
-                  <w:t xml:space="preserve">SC5 Dynamite Customer Sales (5.6)</w:t>
+                    <w:rFonts w:ascii="Times New Roman" w:hAnsi="Times New Roman" w:eastAsia="Times New Roman" w:cs="Times New Roman"/>
+                    <w:sz w:val="18"/>
+                    <w:szCs w:val="18"/>
+                  </w:rPr>
+                </w:pPr>
+                <w:r>
+                  <w:rPr>
+                    <w:rFonts w:ascii="Times New Roman" w:hAnsi="Times New Roman" w:eastAsia="Times New Roman" w:cs="Times New Roman"/>
+                    <w:sz w:val="18"/>
+                    <w:szCs w:val="18"/>
+                  </w:rPr>
+                  <w:t>SC5 Dynamite Customer Sales (5.6)</w:t>
                 </w:r>
               </w:p>
               <w:p>
@@ -2676,45 +2636,42 @@
                     <w:numId w:val="2"/>
                   </w:numPr>
                   <w:tabs>
-                    <w:tab w:val="left" w:leader="none" w:pos="1185"/>
-                  </w:tabs>
-                  <w:spacing w:before="2" w:line="248.00000000000006" w:lineRule="auto"/>
+                    <w:tab w:val="left" w:pos="1185"/>
+                  </w:tabs>
+                  <w:spacing w:before="2" w:line="248" w:lineRule="auto"/>
                   <w:ind w:left="1185" w:right="0" w:hanging="360"/>
                   <w:rPr>
-                    <w:rFonts w:ascii="Times New Roman" w:cs="Times New Roman" w:eastAsia="Times New Roman" w:hAnsi="Times New Roman"/>
-                    <w:sz w:val="18"/>
-                    <w:szCs w:val="18"/>
-                  </w:rPr>
-                </w:pPr>
-                <w:r>
-                  <w:rPr>
-                    <w:rFonts w:ascii="Times New Roman" w:cs="Times New Roman" w:eastAsia="Times New Roman" w:hAnsi="Times New Roman"/>
-                    <w:sz w:val="18"/>
-                    <w:szCs w:val="18"/>
-                    <w:rtl w:val="0"/>
-                  </w:rPr>
-                  <w:t xml:space="preserve">Excel Project 1 (</w:t>
-                </w:r>
-                <w:r>
-                  <w:rPr>
-                    <w:rFonts w:ascii="Times New Roman" w:cs="Times New Roman" w:eastAsia="Times New Roman" w:hAnsi="Times New Roman"/>
-                    <w:i w:val="1"/>
-                    <w:iCs w:val="1"/>
+                    <w:rFonts w:ascii="Times New Roman" w:hAnsi="Times New Roman" w:eastAsia="Times New Roman" w:cs="Times New Roman"/>
+                    <w:sz w:val="18"/>
+                    <w:szCs w:val="18"/>
+                  </w:rPr>
+                </w:pPr>
+                <w:r>
+                  <w:rPr>
+                    <w:rFonts w:ascii="Times New Roman" w:hAnsi="Times New Roman" w:eastAsia="Times New Roman" w:cs="Times New Roman"/>
+                    <w:sz w:val="18"/>
+                    <w:szCs w:val="18"/>
+                  </w:rPr>
+                  <w:t>Excel Project 1 (</w:t>
+                </w:r>
+                <w:r>
+                  <w:rPr>
+                    <w:rFonts w:ascii="Times New Roman" w:hAnsi="Times New Roman" w:eastAsia="Times New Roman" w:cs="Times New Roman"/>
+                    <w:i/>
+                    <w:iCs/>
                     <w:color w:val="ff0000"/>
                     <w:sz w:val="18"/>
                     <w:szCs w:val="18"/>
-                    <w:rtl w:val="0"/>
-                  </w:rPr>
-                  <w:t xml:space="preserve">due Sunday by 11:59 pm</w:t>
-                </w:r>
-                <w:r>
-                  <w:rPr>
-                    <w:rFonts w:ascii="Times New Roman" w:cs="Times New Roman" w:eastAsia="Times New Roman" w:hAnsi="Times New Roman"/>
-                    <w:sz w:val="18"/>
-                    <w:szCs w:val="18"/>
-                    <w:rtl w:val="0"/>
-                  </w:rPr>
-                  <w:t xml:space="preserve">)</w:t>
+                  </w:rPr>
+                  <w:t>due Sunday by 11:59 pm</w:t>
+                </w:r>
+                <w:r>
+                  <w:rPr>
+                    <w:rFonts w:ascii="Times New Roman" w:hAnsi="Times New Roman" w:eastAsia="Times New Roman" w:cs="Times New Roman"/>
+                    <w:sz w:val="18"/>
+                    <w:szCs w:val="18"/>
+                  </w:rPr>
+                  <w:t>)</w:t>
                 </w:r>
               </w:p>
               <w:p>
@@ -2724,24 +2681,23 @@
                     <w:numId w:val="2"/>
                   </w:numPr>
                   <w:tabs>
-                    <w:tab w:val="left" w:leader="none" w:pos="1185"/>
-                  </w:tabs>
-                  <w:spacing w:before="2" w:line="248.00000000000006" w:lineRule="auto"/>
+                    <w:tab w:val="left" w:pos="1185"/>
+                  </w:tabs>
+                  <w:spacing w:before="2" w:line="248" w:lineRule="auto"/>
                   <w:ind w:left="1185" w:right="0" w:hanging="360"/>
                   <w:rPr>
-                    <w:rFonts w:ascii="Times New Roman" w:cs="Times New Roman" w:eastAsia="Times New Roman" w:hAnsi="Times New Roman"/>
-                    <w:sz w:val="18"/>
-                    <w:szCs w:val="18"/>
-                  </w:rPr>
-                </w:pPr>
-                <w:r>
-                  <w:rPr>
-                    <w:rFonts w:ascii="Times New Roman" w:cs="Times New Roman" w:eastAsia="Times New Roman" w:hAnsi="Times New Roman"/>
-                    <w:sz w:val="18"/>
-                    <w:szCs w:val="18"/>
-                    <w:rtl w:val="0"/>
-                  </w:rPr>
-                  <w:t xml:space="preserve">Midterm</w:t>
+                    <w:rFonts w:ascii="Times New Roman" w:hAnsi="Times New Roman" w:eastAsia="Times New Roman" w:cs="Times New Roman"/>
+                    <w:sz w:val="18"/>
+                    <w:szCs w:val="18"/>
+                  </w:rPr>
+                </w:pPr>
+                <w:r>
+                  <w:rPr>
+                    <w:rFonts w:ascii="Times New Roman" w:hAnsi="Times New Roman" w:eastAsia="Times New Roman" w:cs="Times New Roman"/>
+                    <w:sz w:val="18"/>
+                    <w:szCs w:val="18"/>
+                  </w:rPr>
+                  <w:t>Midterm</w:t>
                 </w:r>
               </w:p>
             </w:tc>
@@ -2754,7 +2710,7 @@
         <w:spacing w:before="1" w:lineRule="auto"/>
         <w:ind w:right="0"/>
         <w:rPr>
-          <w:rFonts w:ascii="Times New Roman" w:cs="Times New Roman" w:eastAsia="Times New Roman" w:hAnsi="Times New Roman"/>
+          <w:rFonts w:ascii="Times New Roman" w:hAnsi="Times New Roman" w:eastAsia="Times New Roman" w:cs="Times New Roman"/>
           <w:sz w:val="2"/>
           <w:szCs w:val="2"/>
         </w:rPr>
@@ -2775,43 +2731,47 @@
         <w:tbl>
           <w:tblPr>
             <w:tblStyle w:val="Table3"/>
-            <w:tblW w:w="10395.0" w:type="dxa"/>
+            <w:tblW w:w="10395" w:type="dxa"/>
             <w:jc w:val="left"/>
-            <w:tblInd w:w="-40.0" w:type="dxa"/>
+            <w:tblInd w:w="-40" w:type="dxa"/>
             <w:tblBorders>
-              <w:top w:color="bebebe" w:space="0" w:sz="4" w:val="single"/>
-              <w:left w:color="bebebe" w:space="0" w:sz="4" w:val="single"/>
-              <w:bottom w:color="bebebe" w:space="0" w:sz="4" w:val="single"/>
-              <w:right w:color="bebebe" w:space="0" w:sz="4" w:val="single"/>
-              <w:insideH w:color="bebebe" w:space="0" w:sz="4" w:val="single"/>
-              <w:insideV w:color="bebebe" w:space="0" w:sz="4" w:val="single"/>
+              <w:top w:val="single" w:sz="4" w:space="0" w:color="bebebe"/>
+              <w:left w:val="single" w:sz="4" w:space="0" w:color="bebebe"/>
+              <w:bottom w:val="single" w:sz="4" w:space="0" w:color="bebebe"/>
+              <w:right w:val="single" w:sz="4" w:space="0" w:color="bebebe"/>
+              <w:insideH w:val="single" w:sz="4" w:space="0" w:color="bebebe"/>
+              <w:insideV w:val="single" w:sz="4" w:space="0" w:color="bebebe"/>
             </w:tblBorders>
             <w:tblLayout w:type="fixed"/>
-            <w:tblLook w:val="0000"/>
+            <w:tblCellMar>
+              <w:top w:w="0" w:type="dxa"/>
+              <w:left w:w="0" w:type="dxa"/>
+              <w:bottom w:w="0" w:type="dxa"/>
+              <w:right w:w="0" w:type="dxa"/>
+            </w:tblCellMar>
           </w:tblPr>
           <w:tblGrid>
             <w:gridCol w:w="2085"/>
             <w:gridCol w:w="8310"/>
-            <w:tblGridChange w:id="0">
-              <w:tblGrid>
-                <w:gridCol w:w="2085"/>
-                <w:gridCol w:w="8310"/>
-              </w:tblGrid>
-            </w:tblGridChange>
           </w:tblGrid>
           <w:tr>
             <w:trPr>
-              <w:cantSplit w:val="0"/>
               <w:trHeight w:val="3870" w:hRule="atLeast"/>
-              <w:tblHeader w:val="0"/>
             </w:trPr>
             <w:tc>
               <w:tcPr>
+                <w:tcW w:w="20" w:type="pct"/>
+                <w:tcBorders>
+                  <w:top w:val="single" w:sz="4" w:space="0" w:color="bebebe"/>
+                  <w:left w:val="single" w:sz="4" w:space="0" w:color="bebebe"/>
+                  <w:bottom w:val="single" w:sz="4" w:space="0" w:color="bebebe"/>
+                  <w:right w:val="single" w:sz="4" w:space="0" w:color="bebebe"/>
+                </w:tcBorders>
                 <w:tcMar>
-                  <w:top w:w="144.0" w:type="dxa"/>
-                  <w:left w:w="144.0" w:type="dxa"/>
-                  <w:bottom w:w="144.0" w:type="dxa"/>
-                  <w:right w:w="144.0" w:type="dxa"/>
+                  <w:top w:w="144" w:type="dxa"/>
+                  <w:left w:w="144" w:type="dxa"/>
+                  <w:bottom w:w="144" w:type="dxa"/>
+                  <w:right w:w="144" w:type="dxa"/>
                 </w:tcMar>
               </w:tcPr>
               <w:p>
@@ -2819,23 +2779,22 @@
                   <w:spacing w:before="123" w:lineRule="auto"/>
                   <w:ind w:right="0"/>
                   <w:rPr>
-                    <w:rFonts w:ascii="Times New Roman" w:cs="Times New Roman" w:eastAsia="Times New Roman" w:hAnsi="Times New Roman"/>
-                    <w:b w:val="1"/>
-                    <w:bCs w:val="1"/>
+                    <w:rFonts w:ascii="Times New Roman" w:hAnsi="Times New Roman" w:eastAsia="Times New Roman" w:cs="Times New Roman"/>
+                    <w:b/>
+                    <w:bCs/>
                     <w:sz w:val="24"/>
                     <w:szCs w:val="24"/>
                   </w:rPr>
                 </w:pPr>
                 <w:r>
                   <w:rPr>
-                    <w:rFonts w:ascii="Times New Roman" w:cs="Times New Roman" w:eastAsia="Times New Roman" w:hAnsi="Times New Roman"/>
-                    <w:b w:val="1"/>
-                    <w:bCs w:val="1"/>
+                    <w:rFonts w:ascii="Times New Roman" w:hAnsi="Times New Roman" w:eastAsia="Times New Roman" w:cs="Times New Roman"/>
+                    <w:b/>
+                    <w:bCs/>
                     <w:sz w:val="24"/>
                     <w:szCs w:val="24"/>
-                    <w:rtl w:val="0"/>
-                  </w:rPr>
-                  <w:t xml:space="preserve">Week 6</w:t>
+                  </w:rPr>
+                  <w:t>Week 6</w:t>
                 </w:r>
               </w:p>
               <w:p>
@@ -2843,15 +2802,16 @@
                   <w:spacing w:before="145" w:line="259" w:lineRule="auto"/>
                   <w:ind w:right="214"/>
                   <w:rPr>
-                    <w:rFonts w:ascii="Times New Roman" w:cs="Times New Roman" w:eastAsia="Times New Roman" w:hAnsi="Times New Roman"/>
-                  </w:rPr>
-                </w:pPr>
-                <w:r>
-                  <w:rPr>
-                    <w:rFonts w:ascii="Times New Roman" w:cs="Times New Roman" w:eastAsia="Times New Roman" w:hAnsi="Times New Roman"/>
-                    <w:rtl w:val="0"/>
-                  </w:rPr>
-                  <w:t xml:space="preserve">Software and Cloud Services</w:t>
+                    <w:rFonts w:ascii="Times New Roman" w:hAnsi="Times New Roman" w:eastAsia="Times New Roman" w:cs="Times New Roman"/>
+                  </w:rPr>
+                </w:pPr>
+                <w:r>
+                  <w:rPr>
+                    <w:rFonts w:ascii="Times New Roman" w:hAnsi="Times New Roman" w:eastAsia="Times New Roman" w:cs="Times New Roman"/>
+                    <w:sz w:val="22"/>
+                    <w:szCs w:val="22"/>
+                  </w:rPr>
+                  <w:t>Software and Cloud Services</w:t>
                 </w:r>
               </w:p>
               <w:p>
@@ -2859,25 +2819,33 @@
                   <w:spacing w:before="117" w:line="259" w:lineRule="auto"/>
                   <w:ind w:right="312"/>
                   <w:rPr>
-                    <w:rFonts w:ascii="Times New Roman" w:cs="Times New Roman" w:eastAsia="Times New Roman" w:hAnsi="Times New Roman"/>
-                  </w:rPr>
-                </w:pPr>
-                <w:r>
-                  <w:rPr>
-                    <w:rFonts w:ascii="Times New Roman" w:cs="Times New Roman" w:eastAsia="Times New Roman" w:hAnsi="Times New Roman"/>
-                    <w:rtl w:val="0"/>
-                  </w:rPr>
-                  <w:t xml:space="preserve">Excel 3D Formulas and Multiple Sheets</w:t>
+                    <w:rFonts w:ascii="Times New Roman" w:hAnsi="Times New Roman" w:eastAsia="Times New Roman" w:cs="Times New Roman"/>
+                  </w:rPr>
+                </w:pPr>
+                <w:r>
+                  <w:rPr>
+                    <w:rFonts w:ascii="Times New Roman" w:hAnsi="Times New Roman" w:eastAsia="Times New Roman" w:cs="Times New Roman"/>
+                    <w:sz w:val="22"/>
+                    <w:szCs w:val="22"/>
+                  </w:rPr>
+                  <w:t>Excel 3D Formulas and Multiple Sheets</w:t>
                 </w:r>
               </w:p>
             </w:tc>
             <w:tc>
               <w:tcPr>
+                <w:tcW w:w="80" w:type="pct"/>
+                <w:tcBorders>
+                  <w:top w:val="single" w:sz="4" w:space="0" w:color="bebebe"/>
+                  <w:left w:val="single" w:sz="4" w:space="0" w:color="bebebe"/>
+                  <w:bottom w:val="single" w:sz="4" w:space="0" w:color="bebebe"/>
+                  <w:right w:val="single" w:sz="4" w:space="0" w:color="bebebe"/>
+                </w:tcBorders>
                 <w:tcMar>
-                  <w:top w:w="144.0" w:type="dxa"/>
-                  <w:left w:w="144.0" w:type="dxa"/>
-                  <w:bottom w:w="144.0" w:type="dxa"/>
-                  <w:right w:w="144.0" w:type="dxa"/>
+                  <w:top w:w="144" w:type="dxa"/>
+                  <w:left w:w="144" w:type="dxa"/>
+                  <w:bottom w:w="144" w:type="dxa"/>
+                  <w:right w:w="144" w:type="dxa"/>
                 </w:tcMar>
               </w:tcPr>
               <w:p>
@@ -2887,23 +2855,22 @@
                     <w:numId w:val="8"/>
                   </w:numPr>
                   <w:tabs>
-                    <w:tab w:val="left" w:leader="none" w:pos="465"/>
+                    <w:tab w:val="left" w:pos="465"/>
                   </w:tabs>
                   <w:ind w:left="465" w:right="0" w:hanging="360"/>
                   <w:rPr>
-                    <w:rFonts w:ascii="Times New Roman" w:cs="Times New Roman" w:eastAsia="Times New Roman" w:hAnsi="Times New Roman"/>
-                    <w:sz w:val="18"/>
-                    <w:szCs w:val="18"/>
-                  </w:rPr>
-                </w:pPr>
-                <w:r>
-                  <w:rPr>
-                    <w:rFonts w:ascii="Times New Roman" w:cs="Times New Roman" w:eastAsia="Times New Roman" w:hAnsi="Times New Roman"/>
-                    <w:sz w:val="18"/>
-                    <w:szCs w:val="18"/>
-                    <w:rtl w:val="0"/>
-                  </w:rPr>
-                  <w:t xml:space="preserve">Required reading:</w:t>
+                    <w:rFonts w:ascii="Times New Roman" w:hAnsi="Times New Roman" w:eastAsia="Times New Roman" w:cs="Times New Roman"/>
+                    <w:sz w:val="18"/>
+                    <w:szCs w:val="18"/>
+                  </w:rPr>
+                </w:pPr>
+                <w:r>
+                  <w:rPr>
+                    <w:rFonts w:ascii="Times New Roman" w:hAnsi="Times New Roman" w:eastAsia="Times New Roman" w:cs="Times New Roman"/>
+                    <w:sz w:val="18"/>
+                    <w:szCs w:val="18"/>
+                  </w:rPr>
+                  <w:t>Required reading:</w:t>
                 </w:r>
               </w:p>
               <w:p>
@@ -2913,24 +2880,23 @@
                     <w:numId w:val="8"/>
                   </w:numPr>
                   <w:tabs>
-                    <w:tab w:val="left" w:leader="none" w:pos="1185"/>
-                  </w:tabs>
-                  <w:spacing w:before="1" w:line="248.00000000000006" w:lineRule="auto"/>
+                    <w:tab w:val="left" w:pos="1185"/>
+                  </w:tabs>
+                  <w:spacing w:before="1" w:line="248" w:lineRule="auto"/>
                   <w:ind w:left="1185" w:right="0" w:hanging="360"/>
                   <w:rPr>
-                    <w:rFonts w:ascii="Times New Roman" w:cs="Times New Roman" w:eastAsia="Times New Roman" w:hAnsi="Times New Roman"/>
-                    <w:sz w:val="18"/>
-                    <w:szCs w:val="18"/>
-                  </w:rPr>
-                </w:pPr>
-                <w:r>
-                  <w:rPr>
-                    <w:rFonts w:ascii="Times New Roman" w:cs="Times New Roman" w:eastAsia="Times New Roman" w:hAnsi="Times New Roman"/>
-                    <w:sz w:val="18"/>
-                    <w:szCs w:val="18"/>
-                    <w:rtl w:val="0"/>
-                  </w:rPr>
-                  <w:t xml:space="preserve">Networks and the Internet (PDF)</w:t>
+                    <w:rFonts w:ascii="Times New Roman" w:hAnsi="Times New Roman" w:eastAsia="Times New Roman" w:cs="Times New Roman"/>
+                    <w:sz w:val="18"/>
+                    <w:szCs w:val="18"/>
+                  </w:rPr>
+                </w:pPr>
+                <w:r>
+                  <w:rPr>
+                    <w:rFonts w:ascii="Times New Roman" w:hAnsi="Times New Roman" w:eastAsia="Times New Roman" w:cs="Times New Roman"/>
+                    <w:sz w:val="18"/>
+                    <w:szCs w:val="18"/>
+                  </w:rPr>
+                  <w:t>Networks and the Internet (PDF)</w:t>
                 </w:r>
               </w:p>
               <w:p>
@@ -2940,24 +2906,23 @@
                     <w:numId w:val="8"/>
                   </w:numPr>
                   <w:tabs>
-                    <w:tab w:val="left" w:leader="none" w:pos="1185"/>
+                    <w:tab w:val="left" w:pos="1185"/>
                   </w:tabs>
                   <w:spacing w:line="245" w:lineRule="auto"/>
                   <w:ind w:left="1185" w:right="0" w:hanging="360"/>
                   <w:rPr>
-                    <w:rFonts w:ascii="Times New Roman" w:cs="Times New Roman" w:eastAsia="Times New Roman" w:hAnsi="Times New Roman"/>
-                    <w:sz w:val="18"/>
-                    <w:szCs w:val="18"/>
-                  </w:rPr>
-                </w:pPr>
-                <w:r>
-                  <w:rPr>
-                    <w:rFonts w:ascii="Times New Roman" w:cs="Times New Roman" w:eastAsia="Times New Roman" w:hAnsi="Times New Roman"/>
-                    <w:sz w:val="18"/>
-                    <w:szCs w:val="18"/>
-                    <w:rtl w:val="0"/>
-                  </w:rPr>
-                  <w:t xml:space="preserve">Information Systems Chapter 16: Software in Flux: Open Source, Cloud, Virtualized, and App-Driven Shifts</w:t>
+                    <w:rFonts w:ascii="Times New Roman" w:hAnsi="Times New Roman" w:eastAsia="Times New Roman" w:cs="Times New Roman"/>
+                    <w:sz w:val="18"/>
+                    <w:szCs w:val="18"/>
+                  </w:rPr>
+                </w:pPr>
+                <w:r>
+                  <w:rPr>
+                    <w:rFonts w:ascii="Times New Roman" w:hAnsi="Times New Roman" w:eastAsia="Times New Roman" w:cs="Times New Roman"/>
+                    <w:sz w:val="18"/>
+                    <w:szCs w:val="18"/>
+                  </w:rPr>
+                  <w:t>Information Systems Chapter 16: Software in Flux: Open Source, Cloud, Virtualized, and App-Driven Shifts</w:t>
                 </w:r>
               </w:p>
               <w:p>
@@ -2967,24 +2932,23 @@
                     <w:numId w:val="8"/>
                   </w:numPr>
                   <w:tabs>
-                    <w:tab w:val="left" w:leader="none" w:pos="1185"/>
-                  </w:tabs>
-                  <w:spacing w:line="242.99999999999997" w:lineRule="auto"/>
-                  <w:ind w:left="1185" w:right="0" w:hanging="360.99999999999994"/>
-                  <w:rPr>
-                    <w:rFonts w:ascii="Times New Roman" w:cs="Times New Roman" w:eastAsia="Times New Roman" w:hAnsi="Times New Roman"/>
-                    <w:sz w:val="18"/>
-                    <w:szCs w:val="18"/>
-                  </w:rPr>
-                </w:pPr>
-                <w:r>
-                  <w:rPr>
-                    <w:rFonts w:ascii="Times New Roman" w:cs="Times New Roman" w:eastAsia="Times New Roman" w:hAnsi="Times New Roman"/>
-                    <w:sz w:val="18"/>
-                    <w:szCs w:val="18"/>
-                    <w:rtl w:val="0"/>
-                  </w:rPr>
-                  <w:t xml:space="preserve">Comparative Analysis of Critical Terms Assignment Guide</w:t>
+                    <w:tab w:val="left" w:pos="1185"/>
+                  </w:tabs>
+                  <w:spacing w:line="242" w:lineRule="auto"/>
+                  <w:ind w:left="1185" w:right="0" w:hanging="360"/>
+                  <w:rPr>
+                    <w:rFonts w:ascii="Times New Roman" w:hAnsi="Times New Roman" w:eastAsia="Times New Roman" w:cs="Times New Roman"/>
+                    <w:sz w:val="18"/>
+                    <w:szCs w:val="18"/>
+                  </w:rPr>
+                </w:pPr>
+                <w:r>
+                  <w:rPr>
+                    <w:rFonts w:ascii="Times New Roman" w:hAnsi="Times New Roman" w:eastAsia="Times New Roman" w:cs="Times New Roman"/>
+                    <w:sz w:val="18"/>
+                    <w:szCs w:val="18"/>
+                  </w:rPr>
+                  <w:t>Comparative Analysis of Critical Terms Assignment Guide</w:t>
                 </w:r>
               </w:p>
               <w:p>
@@ -2994,24 +2958,23 @@
                     <w:numId w:val="8"/>
                   </w:numPr>
                   <w:tabs>
-                    <w:tab w:val="left" w:leader="none" w:pos="1185"/>
-                  </w:tabs>
-                  <w:spacing w:before="1" w:line="248.00000000000006" w:lineRule="auto"/>
+                    <w:tab w:val="left" w:pos="1185"/>
+                  </w:tabs>
+                  <w:spacing w:before="1" w:line="248" w:lineRule="auto"/>
                   <w:ind w:left="1185" w:right="0" w:hanging="360"/>
                   <w:rPr>
-                    <w:rFonts w:ascii="Times New Roman" w:cs="Times New Roman" w:eastAsia="Times New Roman" w:hAnsi="Times New Roman"/>
-                    <w:sz w:val="18"/>
-                    <w:szCs w:val="18"/>
-                  </w:rPr>
-                </w:pPr>
-                <w:r>
-                  <w:rPr>
-                    <w:rFonts w:ascii="Times New Roman" w:cs="Times New Roman" w:eastAsia="Times New Roman" w:hAnsi="Times New Roman"/>
-                    <w:sz w:val="18"/>
-                    <w:szCs w:val="18"/>
-                    <w:rtl w:val="0"/>
-                  </w:rPr>
-                  <w:t xml:space="preserve">Critical Terms Wordbank (Information Systems Chapters 16, 17, 18, Emerging Tech)</w:t>
+                    <w:rFonts w:ascii="Times New Roman" w:hAnsi="Times New Roman" w:eastAsia="Times New Roman" w:cs="Times New Roman"/>
+                    <w:sz w:val="18"/>
+                    <w:szCs w:val="18"/>
+                  </w:rPr>
+                </w:pPr>
+                <w:r>
+                  <w:rPr>
+                    <w:rFonts w:ascii="Times New Roman" w:hAnsi="Times New Roman" w:eastAsia="Times New Roman" w:cs="Times New Roman"/>
+                    <w:sz w:val="18"/>
+                    <w:szCs w:val="18"/>
+                  </w:rPr>
+                  <w:t>Critical Terms Wordbank (Information Systems Chapters 16, 17, 18, Emerging Tech)</w:t>
                 </w:r>
               </w:p>
               <w:p>
@@ -3021,24 +2984,23 @@
                     <w:numId w:val="8"/>
                   </w:numPr>
                   <w:tabs>
-                    <w:tab w:val="left" w:leader="none" w:pos="465"/>
+                    <w:tab w:val="left" w:pos="465"/>
                   </w:tabs>
                   <w:spacing w:line="244" w:lineRule="auto"/>
                   <w:ind w:left="465" w:right="0" w:hanging="360"/>
                   <w:rPr>
-                    <w:rFonts w:ascii="Times New Roman" w:cs="Times New Roman" w:eastAsia="Times New Roman" w:hAnsi="Times New Roman"/>
-                    <w:sz w:val="18"/>
-                    <w:szCs w:val="18"/>
-                  </w:rPr>
-                </w:pPr>
-                <w:r>
-                  <w:rPr>
-                    <w:rFonts w:ascii="Times New Roman" w:cs="Times New Roman" w:eastAsia="Times New Roman" w:hAnsi="Times New Roman"/>
-                    <w:sz w:val="18"/>
-                    <w:szCs w:val="18"/>
-                    <w:rtl w:val="0"/>
-                  </w:rPr>
-                  <w:t xml:space="preserve">Required videos:</w:t>
+                    <w:rFonts w:ascii="Times New Roman" w:hAnsi="Times New Roman" w:eastAsia="Times New Roman" w:cs="Times New Roman"/>
+                    <w:sz w:val="18"/>
+                    <w:szCs w:val="18"/>
+                  </w:rPr>
+                </w:pPr>
+                <w:r>
+                  <w:rPr>
+                    <w:rFonts w:ascii="Times New Roman" w:hAnsi="Times New Roman" w:eastAsia="Times New Roman" w:cs="Times New Roman"/>
+                    <w:sz w:val="18"/>
+                    <w:szCs w:val="18"/>
+                  </w:rPr>
+                  <w:t>Required videos:</w:t>
                 </w:r>
               </w:p>
               <w:p>
@@ -3048,24 +3010,23 @@
                     <w:numId w:val="8"/>
                   </w:numPr>
                   <w:tabs>
-                    <w:tab w:val="left" w:leader="none" w:pos="1185"/>
-                  </w:tabs>
-                  <w:spacing w:before="1" w:line="248.00000000000006" w:lineRule="auto"/>
+                    <w:tab w:val="left" w:pos="1185"/>
+                  </w:tabs>
+                  <w:spacing w:before="1" w:line="248" w:lineRule="auto"/>
                   <w:ind w:left="1185" w:right="0" w:hanging="360"/>
                   <w:rPr>
-                    <w:rFonts w:ascii="Times New Roman" w:cs="Times New Roman" w:eastAsia="Times New Roman" w:hAnsi="Times New Roman"/>
-                    <w:sz w:val="18"/>
-                    <w:szCs w:val="18"/>
-                  </w:rPr>
-                </w:pPr>
-                <w:r>
-                  <w:rPr>
-                    <w:rFonts w:ascii="Times New Roman" w:cs="Times New Roman" w:eastAsia="Times New Roman" w:hAnsi="Times New Roman"/>
-                    <w:sz w:val="18"/>
-                    <w:szCs w:val="18"/>
-                    <w:rtl w:val="0"/>
-                  </w:rPr>
-                  <w:t xml:space="preserve">Networks and the Internet (video)</w:t>
+                    <w:rFonts w:ascii="Times New Roman" w:hAnsi="Times New Roman" w:eastAsia="Times New Roman" w:cs="Times New Roman"/>
+                    <w:sz w:val="18"/>
+                    <w:szCs w:val="18"/>
+                  </w:rPr>
+                </w:pPr>
+                <w:r>
+                  <w:rPr>
+                    <w:rFonts w:ascii="Times New Roman" w:hAnsi="Times New Roman" w:eastAsia="Times New Roman" w:cs="Times New Roman"/>
+                    <w:sz w:val="18"/>
+                    <w:szCs w:val="18"/>
+                  </w:rPr>
+                  <w:t>Networks and the Internet (video)</w:t>
                 </w:r>
               </w:p>
               <w:p>
@@ -3075,24 +3036,23 @@
                     <w:numId w:val="8"/>
                   </w:numPr>
                   <w:tabs>
-                    <w:tab w:val="left" w:leader="none" w:pos="1185"/>
+                    <w:tab w:val="left" w:pos="1185"/>
                   </w:tabs>
                   <w:spacing w:line="245" w:lineRule="auto"/>
                   <w:ind w:left="1185" w:right="0" w:hanging="360"/>
                   <w:rPr>
-                    <w:rFonts w:ascii="Times New Roman" w:cs="Times New Roman" w:eastAsia="Times New Roman" w:hAnsi="Times New Roman"/>
-                    <w:sz w:val="18"/>
-                    <w:szCs w:val="18"/>
-                  </w:rPr>
-                </w:pPr>
-                <w:r>
-                  <w:rPr>
-                    <w:rFonts w:ascii="Times New Roman" w:cs="Times New Roman" w:eastAsia="Times New Roman" w:hAnsi="Times New Roman"/>
-                    <w:sz w:val="18"/>
-                    <w:szCs w:val="18"/>
-                    <w:rtl w:val="0"/>
-                  </w:rPr>
-                  <w:t xml:space="preserve">E-book videos (as listed in weekly CANVAS content)</w:t>
+                    <w:rFonts w:ascii="Times New Roman" w:hAnsi="Times New Roman" w:eastAsia="Times New Roman" w:cs="Times New Roman"/>
+                    <w:sz w:val="18"/>
+                    <w:szCs w:val="18"/>
+                  </w:rPr>
+                </w:pPr>
+                <w:r>
+                  <w:rPr>
+                    <w:rFonts w:ascii="Times New Roman" w:hAnsi="Times New Roman" w:eastAsia="Times New Roman" w:cs="Times New Roman"/>
+                    <w:sz w:val="18"/>
+                    <w:szCs w:val="18"/>
+                  </w:rPr>
+                  <w:t>E-book videos (as listed in weekly CANVAS content)</w:t>
                 </w:r>
               </w:p>
               <w:p>
@@ -3102,24 +3062,23 @@
                     <w:numId w:val="8"/>
                   </w:numPr>
                   <w:tabs>
-                    <w:tab w:val="left" w:leader="none" w:pos="1185"/>
+                    <w:tab w:val="left" w:pos="1185"/>
                   </w:tabs>
                   <w:spacing w:line="245" w:lineRule="auto"/>
                   <w:ind w:left="1185" w:right="0" w:hanging="360"/>
                   <w:rPr>
-                    <w:rFonts w:ascii="Times New Roman" w:cs="Times New Roman" w:eastAsia="Times New Roman" w:hAnsi="Times New Roman"/>
-                    <w:sz w:val="18"/>
-                    <w:szCs w:val="18"/>
-                  </w:rPr>
-                </w:pPr>
-                <w:r>
-                  <w:rPr>
-                    <w:rFonts w:ascii="Times New Roman" w:cs="Times New Roman" w:eastAsia="Times New Roman" w:hAnsi="Times New Roman"/>
-                    <w:sz w:val="18"/>
-                    <w:szCs w:val="18"/>
-                    <w:rtl w:val="0"/>
-                  </w:rPr>
-                  <w:t xml:space="preserve">Introduction to Prompt Engineering</w:t>
+                    <w:rFonts w:ascii="Times New Roman" w:hAnsi="Times New Roman" w:eastAsia="Times New Roman" w:cs="Times New Roman"/>
+                    <w:sz w:val="18"/>
+                    <w:szCs w:val="18"/>
+                  </w:rPr>
+                </w:pPr>
+                <w:r>
+                  <w:rPr>
+                    <w:rFonts w:ascii="Times New Roman" w:hAnsi="Times New Roman" w:eastAsia="Times New Roman" w:cs="Times New Roman"/>
+                    <w:sz w:val="18"/>
+                    <w:szCs w:val="18"/>
+                  </w:rPr>
+                  <w:t>Introduction to Prompt Engineering</w:t>
                 </w:r>
               </w:p>
               <w:p>
@@ -3129,35 +3088,33 @@
                     <w:numId w:val="8"/>
                   </w:numPr>
                   <w:tabs>
-                    <w:tab w:val="left" w:leader="none" w:pos="465"/>
+                    <w:tab w:val="left" w:pos="465"/>
                   </w:tabs>
                   <w:spacing w:line="241" w:lineRule="auto"/>
                   <w:ind w:left="465" w:right="0" w:hanging="360"/>
                   <w:rPr>
-                    <w:rFonts w:ascii="Carlito" w:cs="Carlito" w:eastAsia="Carlito" w:hAnsi="Carlito"/>
-                    <w:sz w:val="18"/>
-                    <w:szCs w:val="18"/>
-                  </w:rPr>
-                </w:pPr>
-                <w:r>
-                  <w:rPr>
-                    <w:rFonts w:ascii="Times New Roman" w:cs="Times New Roman" w:eastAsia="Times New Roman" w:hAnsi="Times New Roman"/>
-                    <w:b w:val="1"/>
-                    <w:bCs w:val="1"/>
-                    <w:sz w:val="18"/>
-                    <w:szCs w:val="18"/>
-                    <w:rtl w:val="0"/>
-                  </w:rPr>
-                  <w:t xml:space="preserve">Apply</w:t>
-                </w:r>
-                <w:r>
-                  <w:rPr>
-                    <w:rFonts w:ascii="Times New Roman" w:cs="Times New Roman" w:eastAsia="Times New Roman" w:hAnsi="Times New Roman"/>
-                    <w:sz w:val="18"/>
-                    <w:szCs w:val="18"/>
-                    <w:rtl w:val="0"/>
-                  </w:rPr>
-                  <w:t xml:space="preserve">:</w:t>
+                    <w:rFonts w:ascii="Carlito" w:hAnsi="Carlito" w:eastAsia="Carlito" w:cs="Carlito"/>
+                    <w:sz w:val="18"/>
+                    <w:szCs w:val="18"/>
+                  </w:rPr>
+                </w:pPr>
+                <w:r>
+                  <w:rPr>
+                    <w:rFonts w:ascii="Times New Roman" w:hAnsi="Times New Roman" w:eastAsia="Times New Roman" w:cs="Times New Roman"/>
+                    <w:b/>
+                    <w:bCs/>
+                    <w:sz w:val="18"/>
+                    <w:szCs w:val="18"/>
+                  </w:rPr>
+                  <w:t>Apply</w:t>
+                </w:r>
+                <w:r>
+                  <w:rPr>
+                    <w:rFonts w:ascii="Times New Roman" w:hAnsi="Times New Roman" w:eastAsia="Times New Roman" w:cs="Times New Roman"/>
+                    <w:sz w:val="18"/>
+                    <w:szCs w:val="18"/>
+                  </w:rPr>
+                  <w:t>:</w:t>
                 </w:r>
                 <w:r>
                   <w:rPr>
@@ -3172,46 +3129,43 @@
                     <w:numId w:val="8"/>
                   </w:numPr>
                   <w:tabs>
-                    <w:tab w:val="left" w:leader="none" w:pos="1185"/>
+                    <w:tab w:val="left" w:pos="1185"/>
                   </w:tabs>
                   <w:spacing w:before="2" w:line="237" w:lineRule="auto"/>
-                  <w:ind w:left="1185" w:right="450" w:hanging="360.99999999999994"/>
+                  <w:ind w:left="1185" w:right="450" w:hanging="360"/>
                   <w:jc w:val="both"/>
                   <w:rPr>
-                    <w:rFonts w:ascii="Times New Roman" w:cs="Times New Roman" w:eastAsia="Times New Roman" w:hAnsi="Times New Roman"/>
-                    <w:sz w:val="18"/>
-                    <w:szCs w:val="18"/>
-                  </w:rPr>
-                </w:pPr>
-                <w:r>
-                  <w:rPr>
-                    <w:rFonts w:ascii="Times New Roman" w:cs="Times New Roman" w:eastAsia="Times New Roman" w:hAnsi="Times New Roman"/>
-                    <w:sz w:val="18"/>
-                    <w:szCs w:val="18"/>
-                    <w:rtl w:val="0"/>
-                  </w:rPr>
-                  <w:t xml:space="preserve">Key Terms Comparative Analysis (Information Systems Chapters 16, 17, 18, Emerging Tech) (</w:t>
-                </w:r>
-                <w:r>
-                  <w:rPr>
-                    <w:rFonts w:ascii="Times New Roman" w:cs="Times New Roman" w:eastAsia="Times New Roman" w:hAnsi="Times New Roman"/>
-                    <w:i w:val="1"/>
-                    <w:iCs w:val="1"/>
+                    <w:rFonts w:ascii="Times New Roman" w:hAnsi="Times New Roman" w:eastAsia="Times New Roman" w:cs="Times New Roman"/>
+                    <w:sz w:val="18"/>
+                    <w:szCs w:val="18"/>
+                  </w:rPr>
+                </w:pPr>
+                <w:r>
+                  <w:rPr>
+                    <w:rFonts w:ascii="Times New Roman" w:hAnsi="Times New Roman" w:eastAsia="Times New Roman" w:cs="Times New Roman"/>
+                    <w:sz w:val="18"/>
+                    <w:szCs w:val="18"/>
+                  </w:rPr>
+                  <w:t>Key Terms Comparative Analysis (Information Systems Chapters 16, 17, 18, Emerging Tech) (</w:t>
+                </w:r>
+                <w:r>
+                  <w:rPr>
+                    <w:rFonts w:ascii="Times New Roman" w:hAnsi="Times New Roman" w:eastAsia="Times New Roman" w:cs="Times New Roman"/>
+                    <w:i/>
+                    <w:iCs/>
                     <w:color w:val="ff0000"/>
                     <w:sz w:val="18"/>
                     <w:szCs w:val="18"/>
-                    <w:rtl w:val="0"/>
-                  </w:rPr>
-                  <w:t xml:space="preserve">Due Sunday by 11:59 pm</w:t>
-                </w:r>
-                <w:r>
-                  <w:rPr>
-                    <w:rFonts w:ascii="Times New Roman" w:cs="Times New Roman" w:eastAsia="Times New Roman" w:hAnsi="Times New Roman"/>
-                    <w:sz w:val="18"/>
-                    <w:szCs w:val="18"/>
-                    <w:rtl w:val="0"/>
-                  </w:rPr>
-                  <w:t xml:space="preserve">)</w:t>
+                  </w:rPr>
+                  <w:t>Due Sunday by 11:59 pm</w:t>
+                </w:r>
+                <w:r>
+                  <w:rPr>
+                    <w:rFonts w:ascii="Times New Roman" w:hAnsi="Times New Roman" w:eastAsia="Times New Roman" w:cs="Times New Roman"/>
+                    <w:sz w:val="18"/>
+                    <w:szCs w:val="18"/>
+                  </w:rPr>
+                  <w:t>)</w:t>
                 </w:r>
               </w:p>
               <w:p>
@@ -3221,46 +3175,43 @@
                     <w:numId w:val="8"/>
                   </w:numPr>
                   <w:tabs>
-                    <w:tab w:val="left" w:leader="none" w:pos="1185"/>
-                  </w:tabs>
-                  <w:spacing w:line="246.99999999999994" w:lineRule="auto"/>
+                    <w:tab w:val="left" w:pos="1185"/>
+                  </w:tabs>
+                  <w:spacing w:line="246" w:lineRule="auto"/>
                   <w:ind w:left="1185" w:right="0" w:hanging="360"/>
                   <w:jc w:val="both"/>
                   <w:rPr>
-                    <w:rFonts w:ascii="Times New Roman" w:cs="Times New Roman" w:eastAsia="Times New Roman" w:hAnsi="Times New Roman"/>
-                    <w:sz w:val="18"/>
-                    <w:szCs w:val="18"/>
-                  </w:rPr>
-                </w:pPr>
-                <w:r>
-                  <w:rPr>
-                    <w:rFonts w:ascii="Times New Roman" w:cs="Times New Roman" w:eastAsia="Times New Roman" w:hAnsi="Times New Roman"/>
-                    <w:sz w:val="18"/>
-                    <w:szCs w:val="18"/>
-                    <w:rtl w:val="0"/>
-                  </w:rPr>
-                  <w:t xml:space="preserve">Excel Chapter 6 (</w:t>
-                </w:r>
-                <w:r>
-                  <w:rPr>
-                    <w:rFonts w:ascii="Times New Roman" w:cs="Times New Roman" w:eastAsia="Times New Roman" w:hAnsi="Times New Roman"/>
-                    <w:i w:val="1"/>
-                    <w:iCs w:val="1"/>
+                    <w:rFonts w:ascii="Times New Roman" w:hAnsi="Times New Roman" w:eastAsia="Times New Roman" w:cs="Times New Roman"/>
+                    <w:sz w:val="18"/>
+                    <w:szCs w:val="18"/>
+                  </w:rPr>
+                </w:pPr>
+                <w:r>
+                  <w:rPr>
+                    <w:rFonts w:ascii="Times New Roman" w:hAnsi="Times New Roman" w:eastAsia="Times New Roman" w:cs="Times New Roman"/>
+                    <w:sz w:val="18"/>
+                    <w:szCs w:val="18"/>
+                  </w:rPr>
+                  <w:t>Excel Chapter 6 (</w:t>
+                </w:r>
+                <w:r>
+                  <w:rPr>
+                    <w:rFonts w:ascii="Times New Roman" w:hAnsi="Times New Roman" w:eastAsia="Times New Roman" w:cs="Times New Roman"/>
+                    <w:i/>
+                    <w:iCs/>
                     <w:color w:val="ff0000"/>
                     <w:sz w:val="18"/>
                     <w:szCs w:val="18"/>
-                    <w:rtl w:val="0"/>
-                  </w:rPr>
-                  <w:t xml:space="preserve">due Sunday by 11:59 pm</w:t>
-                </w:r>
-                <w:r>
-                  <w:rPr>
-                    <w:rFonts w:ascii="Times New Roman" w:cs="Times New Roman" w:eastAsia="Times New Roman" w:hAnsi="Times New Roman"/>
-                    <w:sz w:val="18"/>
-                    <w:szCs w:val="18"/>
-                    <w:rtl w:val="0"/>
-                  </w:rPr>
-                  <w:t xml:space="preserve">)</w:t>
+                  </w:rPr>
+                  <w:t>due Sunday by 11:59 pm</w:t>
+                </w:r>
+                <w:r>
+                  <w:rPr>
+                    <w:rFonts w:ascii="Times New Roman" w:hAnsi="Times New Roman" w:eastAsia="Times New Roman" w:cs="Times New Roman"/>
+                    <w:sz w:val="18"/>
+                    <w:szCs w:val="18"/>
+                  </w:rPr>
+                  <w:t>)</w:t>
                 </w:r>
               </w:p>
               <w:p>
@@ -3270,23 +3221,22 @@
                     <w:numId w:val="8"/>
                   </w:numPr>
                   <w:tabs>
-                    <w:tab w:val="left" w:leader="none" w:pos="1905"/>
+                    <w:tab w:val="left" w:pos="1905"/>
                   </w:tabs>
                   <w:ind w:left="1905" w:right="0" w:hanging="360"/>
                   <w:rPr>
-                    <w:rFonts w:ascii="Times New Roman" w:cs="Times New Roman" w:eastAsia="Times New Roman" w:hAnsi="Times New Roman"/>
-                    <w:sz w:val="18"/>
-                    <w:szCs w:val="18"/>
-                  </w:rPr>
-                </w:pPr>
-                <w:r>
-                  <w:rPr>
-                    <w:rFonts w:ascii="Times New Roman" w:cs="Times New Roman" w:eastAsia="Times New Roman" w:hAnsi="Times New Roman"/>
-                    <w:sz w:val="18"/>
-                    <w:szCs w:val="18"/>
-                    <w:rtl w:val="0"/>
-                  </w:rPr>
-                  <w:t xml:space="preserve">CH6 Personal Budget (6.1-6.4)</w:t>
+                    <w:rFonts w:ascii="Times New Roman" w:hAnsi="Times New Roman" w:eastAsia="Times New Roman" w:cs="Times New Roman"/>
+                    <w:sz w:val="18"/>
+                    <w:szCs w:val="18"/>
+                  </w:rPr>
+                </w:pPr>
+                <w:r>
+                  <w:rPr>
+                    <w:rFonts w:ascii="Times New Roman" w:hAnsi="Times New Roman" w:eastAsia="Times New Roman" w:cs="Times New Roman"/>
+                    <w:sz w:val="18"/>
+                    <w:szCs w:val="18"/>
+                  </w:rPr>
+                  <w:t>CH6 Personal Budget (6.1-6.4)</w:t>
                 </w:r>
               </w:p>
               <w:p>
@@ -3296,24 +3246,23 @@
                     <w:numId w:val="8"/>
                   </w:numPr>
                   <w:tabs>
-                    <w:tab w:val="left" w:leader="none" w:pos="1905"/>
+                    <w:tab w:val="left" w:pos="1905"/>
                   </w:tabs>
                   <w:spacing w:before="6" w:lineRule="auto"/>
                   <w:ind w:left="1905" w:right="0" w:hanging="360"/>
                   <w:rPr>
-                    <w:rFonts w:ascii="Times New Roman" w:cs="Times New Roman" w:eastAsia="Times New Roman" w:hAnsi="Times New Roman"/>
-                    <w:sz w:val="18"/>
-                    <w:szCs w:val="18"/>
-                  </w:rPr>
-                </w:pPr>
-                <w:r>
-                  <w:rPr>
-                    <w:rFonts w:ascii="Times New Roman" w:cs="Times New Roman" w:eastAsia="Times New Roman" w:hAnsi="Times New Roman"/>
-                    <w:sz w:val="18"/>
-                    <w:szCs w:val="18"/>
-                    <w:rtl w:val="0"/>
-                  </w:rPr>
-                  <w:t xml:space="preserve">PR6 Pacific NW Sports Team (6.5)</w:t>
+                    <w:rFonts w:ascii="Times New Roman" w:hAnsi="Times New Roman" w:eastAsia="Times New Roman" w:cs="Times New Roman"/>
+                    <w:sz w:val="18"/>
+                    <w:szCs w:val="18"/>
+                  </w:rPr>
+                </w:pPr>
+                <w:r>
+                  <w:rPr>
+                    <w:rFonts w:ascii="Times New Roman" w:hAnsi="Times New Roman" w:eastAsia="Times New Roman" w:cs="Times New Roman"/>
+                    <w:sz w:val="18"/>
+                    <w:szCs w:val="18"/>
+                  </w:rPr>
+                  <w:t>PR6 Pacific NW Sports Team (6.5)</w:t>
                 </w:r>
               </w:p>
               <w:p>
@@ -3323,41 +3272,45 @@
                     <w:numId w:val="8"/>
                   </w:numPr>
                   <w:tabs>
-                    <w:tab w:val="left" w:leader="none" w:pos="1905"/>
+                    <w:tab w:val="left" w:pos="1905"/>
                   </w:tabs>
                   <w:spacing w:before="1" w:lineRule="auto"/>
                   <w:ind w:left="1905" w:right="0" w:hanging="360"/>
                   <w:rPr>
-                    <w:rFonts w:ascii="Times New Roman" w:cs="Times New Roman" w:eastAsia="Times New Roman" w:hAnsi="Times New Roman"/>
-                    <w:sz w:val="18"/>
-                    <w:szCs w:val="18"/>
-                  </w:rPr>
-                </w:pPr>
-                <w:r>
-                  <w:rPr>
-                    <w:rFonts w:ascii="Times New Roman" w:cs="Times New Roman" w:eastAsia="Times New Roman" w:hAnsi="Times New Roman"/>
-                    <w:sz w:val="18"/>
-                    <w:szCs w:val="18"/>
-                    <w:rtl w:val="0"/>
-                  </w:rPr>
-                  <w:t xml:space="preserve">SC6 National Parks (6.6)</w:t>
+                    <w:rFonts w:ascii="Times New Roman" w:hAnsi="Times New Roman" w:eastAsia="Times New Roman" w:cs="Times New Roman"/>
+                    <w:sz w:val="18"/>
+                    <w:szCs w:val="18"/>
+                  </w:rPr>
+                </w:pPr>
+                <w:r>
+                  <w:rPr>
+                    <w:rFonts w:ascii="Times New Roman" w:hAnsi="Times New Roman" w:eastAsia="Times New Roman" w:cs="Times New Roman"/>
+                    <w:sz w:val="18"/>
+                    <w:szCs w:val="18"/>
+                  </w:rPr>
+                  <w:t>SC6 National Parks (6.6)</w:t>
                 </w:r>
               </w:p>
             </w:tc>
           </w:tr>
           <w:tr>
             <w:trPr>
-              <w:cantSplit w:val="0"/>
               <w:trHeight w:val="2595" w:hRule="atLeast"/>
-              <w:tblHeader w:val="0"/>
             </w:trPr>
             <w:tc>
               <w:tcPr>
+                <w:tcW w:w="20" w:type="pct"/>
+                <w:tcBorders>
+                  <w:top w:val="single" w:sz="4" w:space="0" w:color="bebebe"/>
+                  <w:left w:val="single" w:sz="4" w:space="0" w:color="bebebe"/>
+                  <w:bottom w:val="single" w:sz="4" w:space="0" w:color="bebebe"/>
+                  <w:right w:val="single" w:sz="4" w:space="0" w:color="bebebe"/>
+                </w:tcBorders>
                 <w:tcMar>
-                  <w:top w:w="144.0" w:type="dxa"/>
-                  <w:left w:w="144.0" w:type="dxa"/>
-                  <w:bottom w:w="144.0" w:type="dxa"/>
-                  <w:right w:w="144.0" w:type="dxa"/>
+                  <w:top w:w="144" w:type="dxa"/>
+                  <w:left w:w="144" w:type="dxa"/>
+                  <w:bottom w:w="144" w:type="dxa"/>
+                  <w:right w:w="144" w:type="dxa"/>
                 </w:tcMar>
               </w:tcPr>
               <w:p>
@@ -3365,23 +3318,61 @@
                   <w:spacing w:before="123" w:lineRule="auto"/>
                   <w:ind w:right="0"/>
                   <w:rPr>
-                    <w:rFonts w:ascii="Times New Roman" w:cs="Times New Roman" w:eastAsia="Times New Roman" w:hAnsi="Times New Roman"/>
-                    <w:b w:val="1"/>
-                    <w:bCs w:val="1"/>
+                    <w:rFonts w:ascii="Times New Roman" w:hAnsi="Times New Roman" w:eastAsia="Times New Roman" w:cs="Times New Roman"/>
+                    <w:b/>
+                    <w:bCs/>
                     <w:sz w:val="24"/>
                     <w:szCs w:val="24"/>
                   </w:rPr>
                 </w:pPr>
-                <w:r>
-                  <w:rPr>
-                    <w:rFonts w:ascii="Times New Roman" w:cs="Times New Roman" w:eastAsia="Times New Roman" w:hAnsi="Times New Roman"/>
-                    <w:b w:val="1"/>
-                    <w:bCs w:val="1"/>
+              </w:p>
+              <w:p>
+                <w:pPr>
+                  <w:spacing w:before="123" w:lineRule="auto"/>
+                  <w:ind w:right="0"/>
+                  <w:rPr>
+                    <w:rFonts w:ascii="Times New Roman" w:hAnsi="Times New Roman" w:eastAsia="Times New Roman" w:cs="Times New Roman"/>
+                    <w:b/>
+                    <w:bCs/>
                     <w:sz w:val="24"/>
                     <w:szCs w:val="24"/>
-                    <w:rtl w:val="0"/>
-                  </w:rPr>
-                  <w:t xml:space="preserve">Week 7</w:t>
+                  </w:rPr>
+                </w:pPr>
+              </w:p>
+              <w:p>
+                <w:pPr>
+                  <w:spacing w:before="123" w:lineRule="auto"/>
+                  <w:ind w:right="0"/>
+                  <w:rPr>
+                    <w:rFonts w:ascii="Times New Roman" w:hAnsi="Times New Roman" w:eastAsia="Times New Roman" w:cs="Times New Roman"/>
+                    <w:b/>
+                    <w:bCs/>
+                    <w:sz w:val="24"/>
+                    <w:szCs w:val="24"/>
+                  </w:rPr>
+                </w:pPr>
+              </w:p>
+              <w:p>
+                <w:pPr>
+                  <w:spacing w:before="123" w:lineRule="auto"/>
+                  <w:ind w:right="0"/>
+                  <w:rPr>
+                    <w:rFonts w:ascii="Times New Roman" w:hAnsi="Times New Roman" w:eastAsia="Times New Roman" w:cs="Times New Roman"/>
+                    <w:b/>
+                    <w:bCs/>
+                    <w:sz w:val="24"/>
+                    <w:szCs w:val="24"/>
+                  </w:rPr>
+                </w:pPr>
+                <w:r>
+                  <w:rPr>
+                    <w:rFonts w:ascii="Times New Roman" w:hAnsi="Times New Roman" w:eastAsia="Times New Roman" w:cs="Times New Roman"/>
+                    <w:b/>
+                    <w:bCs/>
+                    <w:sz w:val="24"/>
+                    <w:szCs w:val="24"/>
+                  </w:rPr>
+                  <w:t>Week 7</w:t>
                 </w:r>
               </w:p>
               <w:p>
@@ -3389,56 +3380,122 @@
                   <w:spacing w:before="146" w:lineRule="auto"/>
                   <w:ind w:right="0"/>
                   <w:rPr>
-                    <w:rFonts w:ascii="Times New Roman" w:cs="Times New Roman" w:eastAsia="Times New Roman" w:hAnsi="Times New Roman"/>
+                    <w:rFonts w:ascii="Times New Roman" w:hAnsi="Times New Roman" w:eastAsia="Times New Roman" w:cs="Times New Roman"/>
                     <w:sz w:val="24"/>
                     <w:szCs w:val="24"/>
                   </w:rPr>
                 </w:pPr>
                 <w:r>
                   <w:rPr>
-                    <w:rFonts w:ascii="Times New Roman" w:cs="Times New Roman" w:eastAsia="Times New Roman" w:hAnsi="Times New Roman"/>
+                    <w:rFonts w:ascii="Times New Roman" w:hAnsi="Times New Roman" w:eastAsia="Times New Roman" w:cs="Times New Roman"/>
                     <w:sz w:val="24"/>
                     <w:szCs w:val="24"/>
-                    <w:rtl w:val="0"/>
-                  </w:rPr>
-                  <w:t xml:space="preserve">Data Management and Google Drive</w:t>
+                  </w:rPr>
+                  <w:t>Data Management and Google Drive</w:t>
                 </w:r>
               </w:p>
             </w:tc>
             <w:tc>
               <w:tcPr>
+                <w:tcW w:w="80" w:type="pct"/>
+                <w:tcBorders>
+                  <w:top w:val="single" w:sz="4" w:space="0" w:color="bebebe"/>
+                  <w:left w:val="single" w:sz="4" w:space="0" w:color="bebebe"/>
+                  <w:bottom w:val="single" w:sz="4" w:space="0" w:color="bebebe"/>
+                  <w:right w:val="single" w:sz="4" w:space="0" w:color="bebebe"/>
+                </w:tcBorders>
                 <w:tcMar>
-                  <w:top w:w="144.0" w:type="dxa"/>
-                  <w:left w:w="144.0" w:type="dxa"/>
-                  <w:bottom w:w="144.0" w:type="dxa"/>
-                  <w:right w:w="144.0" w:type="dxa"/>
+                  <w:top w:w="144" w:type="dxa"/>
+                  <w:left w:w="144" w:type="dxa"/>
+                  <w:bottom w:w="144" w:type="dxa"/>
+                  <w:right w:w="144" w:type="dxa"/>
                 </w:tcMar>
               </w:tcPr>
               <w:p>
                 <w:pPr>
+                  <w:tabs>
+                    <w:tab w:val="left" w:pos="465"/>
+                  </w:tabs>
+                  <w:spacing w:before="4" w:line="242" w:lineRule="auto"/>
+                  <w:ind w:left="465" w:right="0" w:hanging="360"/>
+                  <w:rPr>
+                    <w:rFonts w:ascii="Times New Roman" w:hAnsi="Times New Roman" w:eastAsia="Times New Roman" w:cs="Times New Roman"/>
+                    <w:sz w:val="18"/>
+                    <w:szCs w:val="18"/>
+                  </w:rPr>
+                </w:pPr>
+              </w:p>
+              <w:p>
+                <w:pPr>
+                  <w:tabs>
+                    <w:tab w:val="left" w:pos="465"/>
+                  </w:tabs>
+                  <w:spacing w:before="4" w:line="242" w:lineRule="auto"/>
+                  <w:ind w:left="465" w:right="0" w:hanging="360"/>
+                  <w:rPr>
+                    <w:rFonts w:ascii="Times New Roman" w:hAnsi="Times New Roman" w:eastAsia="Times New Roman" w:cs="Times New Roman"/>
+                    <w:sz w:val="18"/>
+                    <w:szCs w:val="18"/>
+                  </w:rPr>
+                </w:pPr>
+              </w:p>
+              <w:p>
+                <w:pPr>
+                  <w:tabs>
+                    <w:tab w:val="left" w:pos="465"/>
+                  </w:tabs>
+                  <w:spacing w:before="4" w:line="242" w:lineRule="auto"/>
+                  <w:ind w:left="465" w:right="0" w:hanging="360"/>
+                  <w:rPr>
+                    <w:rFonts w:ascii="Times New Roman" w:hAnsi="Times New Roman" w:eastAsia="Times New Roman" w:cs="Times New Roman"/>
+                    <w:sz w:val="18"/>
+                    <w:szCs w:val="18"/>
+                  </w:rPr>
+                </w:pPr>
+              </w:p>
+              <w:p>
+                <w:pPr>
+                  <w:tabs>
+                    <w:tab w:val="left" w:pos="465"/>
+                  </w:tabs>
+                  <w:spacing w:before="4" w:line="242" w:lineRule="auto"/>
+                  <w:ind w:left="465" w:right="0" w:hanging="360"/>
+                  <w:rPr>
+                    <w:rFonts w:ascii="Times New Roman" w:hAnsi="Times New Roman" w:eastAsia="Times New Roman" w:cs="Times New Roman"/>
+                    <w:sz w:val="18"/>
+                    <w:szCs w:val="18"/>
+                  </w:rPr>
+                </w:pPr>
+              </w:p>
+              <w:p>
+                <w:pPr>
+                  <w:spacing w:before="4" w:line="242" w:lineRule="auto"/>
+                </w:pPr>
+              </w:p>
+              <w:p>
+                <w:pPr>
                   <w:numPr>
                     <w:ilvl w:val="0"/>
                     <w:numId w:val="3"/>
                   </w:numPr>
                   <w:tabs>
-                    <w:tab w:val="left" w:leader="none" w:pos="465"/>
+                    <w:tab w:val="left" w:pos="465"/>
                   </w:tabs>
                   <w:spacing w:before="4" w:line="242" w:lineRule="auto"/>
                   <w:ind w:left="465" w:right="0" w:hanging="360"/>
                   <w:rPr>
-                    <w:rFonts w:ascii="Times New Roman" w:cs="Times New Roman" w:eastAsia="Times New Roman" w:hAnsi="Times New Roman"/>
-                    <w:sz w:val="18"/>
-                    <w:szCs w:val="18"/>
-                  </w:rPr>
-                </w:pPr>
-                <w:r>
-                  <w:rPr>
-                    <w:rFonts w:ascii="Times New Roman" w:cs="Times New Roman" w:eastAsia="Times New Roman" w:hAnsi="Times New Roman"/>
-                    <w:sz w:val="18"/>
-                    <w:szCs w:val="18"/>
-                    <w:rtl w:val="0"/>
-                  </w:rPr>
-                  <w:t xml:space="preserve">Required reading:</w:t>
+                    <w:rFonts w:ascii="Times New Roman" w:hAnsi="Times New Roman" w:eastAsia="Times New Roman" w:cs="Times New Roman"/>
+                    <w:sz w:val="18"/>
+                    <w:szCs w:val="18"/>
+                  </w:rPr>
+                </w:pPr>
+                <w:r>
+                  <w:rPr>
+                    <w:rFonts w:ascii="Times New Roman" w:hAnsi="Times New Roman" w:eastAsia="Times New Roman" w:cs="Times New Roman"/>
+                    <w:sz w:val="18"/>
+                    <w:szCs w:val="18"/>
+                  </w:rPr>
+                  <w:t>Required reading:</w:t>
                 </w:r>
               </w:p>
               <w:p>
@@ -3448,24 +3505,23 @@
                     <w:numId w:val="3"/>
                   </w:numPr>
                   <w:tabs>
-                    <w:tab w:val="left" w:leader="none" w:pos="1185"/>
+                    <w:tab w:val="left" w:pos="1185"/>
                   </w:tabs>
                   <w:spacing w:line="246" w:lineRule="auto"/>
                   <w:ind w:left="1185" w:right="0" w:hanging="360"/>
                   <w:rPr>
-                    <w:rFonts w:ascii="Times New Roman" w:cs="Times New Roman" w:eastAsia="Times New Roman" w:hAnsi="Times New Roman"/>
-                    <w:sz w:val="18"/>
-                    <w:szCs w:val="18"/>
-                  </w:rPr>
-                </w:pPr>
-                <w:r>
-                  <w:rPr>
-                    <w:rFonts w:ascii="Times New Roman" w:cs="Times New Roman" w:eastAsia="Times New Roman" w:hAnsi="Times New Roman"/>
-                    <w:sz w:val="18"/>
-                    <w:szCs w:val="18"/>
-                    <w:rtl w:val="0"/>
-                  </w:rPr>
-                  <w:t xml:space="preserve">Introduction to Relational Database (PDF)</w:t>
+                    <w:rFonts w:ascii="Times New Roman" w:hAnsi="Times New Roman" w:eastAsia="Times New Roman" w:cs="Times New Roman"/>
+                    <w:sz w:val="18"/>
+                    <w:szCs w:val="18"/>
+                  </w:rPr>
+                </w:pPr>
+                <w:r>
+                  <w:rPr>
+                    <w:rFonts w:ascii="Times New Roman" w:hAnsi="Times New Roman" w:eastAsia="Times New Roman" w:cs="Times New Roman"/>
+                    <w:sz w:val="18"/>
+                    <w:szCs w:val="18"/>
+                  </w:rPr>
+                  <w:t>Introduction to Relational Database (PDF)</w:t>
                 </w:r>
               </w:p>
               <w:p>
@@ -3475,24 +3531,23 @@
                     <w:numId w:val="3"/>
                   </w:numPr>
                   <w:tabs>
-                    <w:tab w:val="left" w:leader="none" w:pos="1185"/>
-                  </w:tabs>
-                  <w:spacing w:line="248.00000000000006" w:lineRule="auto"/>
+                    <w:tab w:val="left" w:pos="1185"/>
+                  </w:tabs>
+                  <w:spacing w:line="248" w:lineRule="auto"/>
                   <w:ind w:left="1185" w:right="0" w:hanging="360"/>
                   <w:rPr>
-                    <w:rFonts w:ascii="Times New Roman" w:cs="Times New Roman" w:eastAsia="Times New Roman" w:hAnsi="Times New Roman"/>
-                    <w:sz w:val="18"/>
-                    <w:szCs w:val="18"/>
-                  </w:rPr>
-                </w:pPr>
-                <w:r>
-                  <w:rPr>
-                    <w:rFonts w:ascii="Times New Roman" w:cs="Times New Roman" w:eastAsia="Times New Roman" w:hAnsi="Times New Roman"/>
-                    <w:sz w:val="18"/>
-                    <w:szCs w:val="18"/>
-                    <w:rtl w:val="0"/>
-                  </w:rPr>
-                  <w:t xml:space="preserve">Information Systems Chapter 17: Data and Competitive Advantage: Databases, Analytics…</w:t>
+                    <w:rFonts w:ascii="Times New Roman" w:hAnsi="Times New Roman" w:eastAsia="Times New Roman" w:cs="Times New Roman"/>
+                    <w:sz w:val="18"/>
+                    <w:szCs w:val="18"/>
+                  </w:rPr>
+                </w:pPr>
+                <w:r>
+                  <w:rPr>
+                    <w:rFonts w:ascii="Times New Roman" w:hAnsi="Times New Roman" w:eastAsia="Times New Roman" w:cs="Times New Roman"/>
+                    <w:sz w:val="18"/>
+                    <w:szCs w:val="18"/>
+                  </w:rPr>
+                  <w:t>Information Systems Chapter 17: Data and Competitive Advantage: Databases, Analytics…</w:t>
                 </w:r>
               </w:p>
               <w:p>
@@ -3502,24 +3557,23 @@
                     <w:numId w:val="3"/>
                   </w:numPr>
                   <w:tabs>
-                    <w:tab w:val="left" w:leader="none" w:pos="1185"/>
-                  </w:tabs>
-                  <w:spacing w:line="248.00000000000006" w:lineRule="auto"/>
+                    <w:tab w:val="left" w:pos="1185"/>
+                  </w:tabs>
+                  <w:spacing w:line="248" w:lineRule="auto"/>
                   <w:ind w:left="1185" w:right="0" w:hanging="360"/>
                   <w:rPr>
-                    <w:rFonts w:ascii="Times New Roman" w:cs="Times New Roman" w:eastAsia="Times New Roman" w:hAnsi="Times New Roman"/>
-                    <w:sz w:val="18"/>
-                    <w:szCs w:val="18"/>
-                  </w:rPr>
-                </w:pPr>
-                <w:r>
-                  <w:rPr>
-                    <w:rFonts w:ascii="Times New Roman" w:cs="Times New Roman" w:eastAsia="Times New Roman" w:hAnsi="Times New Roman"/>
-                    <w:sz w:val="18"/>
-                    <w:szCs w:val="18"/>
-                    <w:rtl w:val="0"/>
-                  </w:rPr>
-                  <w:t xml:space="preserve">Google Sheets vs. Microsoft Excel (Zapier Article)</w:t>
+                    <w:rFonts w:ascii="Times New Roman" w:hAnsi="Times New Roman" w:eastAsia="Times New Roman" w:cs="Times New Roman"/>
+                    <w:sz w:val="18"/>
+                    <w:szCs w:val="18"/>
+                  </w:rPr>
+                </w:pPr>
+                <w:r>
+                  <w:rPr>
+                    <w:rFonts w:ascii="Times New Roman" w:hAnsi="Times New Roman" w:eastAsia="Times New Roman" w:cs="Times New Roman"/>
+                    <w:sz w:val="18"/>
+                    <w:szCs w:val="18"/>
+                  </w:rPr>
+                  <w:t>Google Sheets vs. Microsoft Excel (Zapier Article)</w:t>
                 </w:r>
               </w:p>
               <w:p>
@@ -3529,24 +3583,23 @@
                     <w:numId w:val="3"/>
                   </w:numPr>
                   <w:tabs>
-                    <w:tab w:val="left" w:leader="none" w:pos="465"/>
+                    <w:tab w:val="left" w:pos="465"/>
                   </w:tabs>
                   <w:spacing w:before="7" w:lineRule="auto"/>
                   <w:ind w:left="465" w:right="0" w:hanging="360"/>
                   <w:rPr>
-                    <w:rFonts w:ascii="Times New Roman" w:cs="Times New Roman" w:eastAsia="Times New Roman" w:hAnsi="Times New Roman"/>
-                    <w:sz w:val="18"/>
-                    <w:szCs w:val="18"/>
-                  </w:rPr>
-                </w:pPr>
-                <w:r>
-                  <w:rPr>
-                    <w:rFonts w:ascii="Times New Roman" w:cs="Times New Roman" w:eastAsia="Times New Roman" w:hAnsi="Times New Roman"/>
-                    <w:sz w:val="18"/>
-                    <w:szCs w:val="18"/>
-                    <w:rtl w:val="0"/>
-                  </w:rPr>
-                  <w:t xml:space="preserve">Required videos:</w:t>
+                    <w:rFonts w:ascii="Times New Roman" w:hAnsi="Times New Roman" w:eastAsia="Times New Roman" w:cs="Times New Roman"/>
+                    <w:sz w:val="18"/>
+                    <w:szCs w:val="18"/>
+                  </w:rPr>
+                </w:pPr>
+                <w:r>
+                  <w:rPr>
+                    <w:rFonts w:ascii="Times New Roman" w:hAnsi="Times New Roman" w:eastAsia="Times New Roman" w:cs="Times New Roman"/>
+                    <w:sz w:val="18"/>
+                    <w:szCs w:val="18"/>
+                  </w:rPr>
+                  <w:t>Required videos:</w:t>
                 </w:r>
               </w:p>
               <w:p>
@@ -3556,24 +3609,23 @@
                     <w:numId w:val="3"/>
                   </w:numPr>
                   <w:tabs>
-                    <w:tab w:val="left" w:leader="none" w:pos="1185"/>
+                    <w:tab w:val="left" w:pos="1185"/>
                   </w:tabs>
                   <w:spacing w:line="245" w:lineRule="auto"/>
                   <w:ind w:left="1185" w:right="0" w:hanging="360"/>
                   <w:rPr>
-                    <w:rFonts w:ascii="Times New Roman" w:cs="Times New Roman" w:eastAsia="Times New Roman" w:hAnsi="Times New Roman"/>
-                    <w:sz w:val="18"/>
-                    <w:szCs w:val="18"/>
-                  </w:rPr>
-                </w:pPr>
-                <w:r>
-                  <w:rPr>
-                    <w:rFonts w:ascii="Times New Roman" w:cs="Times New Roman" w:eastAsia="Times New Roman" w:hAnsi="Times New Roman"/>
-                    <w:sz w:val="18"/>
-                    <w:szCs w:val="18"/>
-                    <w:rtl w:val="0"/>
-                  </w:rPr>
-                  <w:t xml:space="preserve">Database Tutorial for Beginners</w:t>
+                    <w:rFonts w:ascii="Times New Roman" w:hAnsi="Times New Roman" w:eastAsia="Times New Roman" w:cs="Times New Roman"/>
+                    <w:sz w:val="18"/>
+                    <w:szCs w:val="18"/>
+                  </w:rPr>
+                </w:pPr>
+                <w:r>
+                  <w:rPr>
+                    <w:rFonts w:ascii="Times New Roman" w:hAnsi="Times New Roman" w:eastAsia="Times New Roman" w:cs="Times New Roman"/>
+                    <w:sz w:val="18"/>
+                    <w:szCs w:val="18"/>
+                  </w:rPr>
+                  <w:t>Database Tutorial for Beginners</w:t>
                 </w:r>
               </w:p>
               <w:p>
@@ -3583,24 +3635,23 @@
                     <w:numId w:val="3"/>
                   </w:numPr>
                   <w:tabs>
-                    <w:tab w:val="left" w:leader="none" w:pos="1185"/>
+                    <w:tab w:val="left" w:pos="1185"/>
                   </w:tabs>
                   <w:spacing w:line="245" w:lineRule="auto"/>
                   <w:ind w:left="1185" w:right="0" w:hanging="360"/>
                   <w:rPr>
-                    <w:rFonts w:ascii="Times New Roman" w:cs="Times New Roman" w:eastAsia="Times New Roman" w:hAnsi="Times New Roman"/>
-                    <w:sz w:val="18"/>
-                    <w:szCs w:val="18"/>
-                  </w:rPr>
-                </w:pPr>
-                <w:r>
-                  <w:rPr>
-                    <w:rFonts w:ascii="Times New Roman" w:cs="Times New Roman" w:eastAsia="Times New Roman" w:hAnsi="Times New Roman"/>
-                    <w:sz w:val="18"/>
-                    <w:szCs w:val="18"/>
-                    <w:rtl w:val="0"/>
-                  </w:rPr>
-                  <w:t xml:space="preserve">Flat File vs Database</w:t>
+                    <w:rFonts w:ascii="Times New Roman" w:hAnsi="Times New Roman" w:eastAsia="Times New Roman" w:cs="Times New Roman"/>
+                    <w:sz w:val="18"/>
+                    <w:szCs w:val="18"/>
+                  </w:rPr>
+                </w:pPr>
+                <w:r>
+                  <w:rPr>
+                    <w:rFonts w:ascii="Times New Roman" w:hAnsi="Times New Roman" w:eastAsia="Times New Roman" w:cs="Times New Roman"/>
+                    <w:sz w:val="18"/>
+                    <w:szCs w:val="18"/>
+                  </w:rPr>
+                  <w:t>Flat File vs Database</w:t>
                 </w:r>
               </w:p>
               <w:p>
@@ -3610,24 +3661,23 @@
                     <w:numId w:val="3"/>
                   </w:numPr>
                   <w:tabs>
-                    <w:tab w:val="left" w:leader="none" w:pos="1185"/>
+                    <w:tab w:val="left" w:pos="1185"/>
                   </w:tabs>
                   <w:spacing w:line="245" w:lineRule="auto"/>
                   <w:ind w:left="1185" w:right="0" w:hanging="360"/>
                   <w:rPr>
-                    <w:rFonts w:ascii="Times New Roman" w:cs="Times New Roman" w:eastAsia="Times New Roman" w:hAnsi="Times New Roman"/>
-                    <w:sz w:val="18"/>
-                    <w:szCs w:val="18"/>
-                  </w:rPr>
-                </w:pPr>
-                <w:r>
-                  <w:rPr>
-                    <w:rFonts w:ascii="Times New Roman" w:cs="Times New Roman" w:eastAsia="Times New Roman" w:hAnsi="Times New Roman"/>
-                    <w:sz w:val="18"/>
-                    <w:szCs w:val="18"/>
-                    <w:rtl w:val="0"/>
-                  </w:rPr>
-                  <w:t xml:space="preserve">Relational Database Overview</w:t>
+                    <w:rFonts w:ascii="Times New Roman" w:hAnsi="Times New Roman" w:eastAsia="Times New Roman" w:cs="Times New Roman"/>
+                    <w:sz w:val="18"/>
+                    <w:szCs w:val="18"/>
+                  </w:rPr>
+                </w:pPr>
+                <w:r>
+                  <w:rPr>
+                    <w:rFonts w:ascii="Times New Roman" w:hAnsi="Times New Roman" w:eastAsia="Times New Roman" w:cs="Times New Roman"/>
+                    <w:sz w:val="18"/>
+                    <w:szCs w:val="18"/>
+                  </w:rPr>
+                  <w:t>Relational Database Overview</w:t>
                 </w:r>
               </w:p>
               <w:p>
@@ -3637,35 +3687,33 @@
                     <w:numId w:val="3"/>
                   </w:numPr>
                   <w:tabs>
-                    <w:tab w:val="left" w:leader="none" w:pos="465"/>
+                    <w:tab w:val="left" w:pos="465"/>
                   </w:tabs>
                   <w:spacing w:line="244" w:lineRule="auto"/>
                   <w:ind w:left="465" w:right="0" w:hanging="360"/>
                   <w:rPr>
-                    <w:rFonts w:ascii="Carlito" w:cs="Carlito" w:eastAsia="Carlito" w:hAnsi="Carlito"/>
-                    <w:sz w:val="18"/>
-                    <w:szCs w:val="18"/>
-                  </w:rPr>
-                </w:pPr>
-                <w:r>
-                  <w:rPr>
-                    <w:rFonts w:ascii="Times New Roman" w:cs="Times New Roman" w:eastAsia="Times New Roman" w:hAnsi="Times New Roman"/>
-                    <w:b w:val="1"/>
-                    <w:bCs w:val="1"/>
-                    <w:sz w:val="18"/>
-                    <w:szCs w:val="18"/>
-                    <w:rtl w:val="0"/>
-                  </w:rPr>
-                  <w:t xml:space="preserve">Apply</w:t>
-                </w:r>
-                <w:r>
-                  <w:rPr>
-                    <w:rFonts w:ascii="Times New Roman" w:cs="Times New Roman" w:eastAsia="Times New Roman" w:hAnsi="Times New Roman"/>
-                    <w:sz w:val="18"/>
-                    <w:szCs w:val="18"/>
-                    <w:rtl w:val="0"/>
-                  </w:rPr>
-                  <w:t xml:space="preserve">:</w:t>
+                    <w:rFonts w:ascii="Carlito" w:hAnsi="Carlito" w:eastAsia="Carlito" w:cs="Carlito"/>
+                    <w:sz w:val="18"/>
+                    <w:szCs w:val="18"/>
+                  </w:rPr>
+                </w:pPr>
+                <w:r>
+                  <w:rPr>
+                    <w:rFonts w:ascii="Times New Roman" w:hAnsi="Times New Roman" w:eastAsia="Times New Roman" w:cs="Times New Roman"/>
+                    <w:b/>
+                    <w:bCs/>
+                    <w:sz w:val="18"/>
+                    <w:szCs w:val="18"/>
+                  </w:rPr>
+                  <w:t>Apply</w:t>
+                </w:r>
+                <w:r>
+                  <w:rPr>
+                    <w:rFonts w:ascii="Times New Roman" w:hAnsi="Times New Roman" w:eastAsia="Times New Roman" w:cs="Times New Roman"/>
+                    <w:sz w:val="18"/>
+                    <w:szCs w:val="18"/>
+                  </w:rPr>
+                  <w:t>:</w:t>
                 </w:r>
                 <w:r>
                   <w:rPr>
@@ -3680,26 +3728,25 @@
                     <w:numId w:val="3"/>
                   </w:numPr>
                   <w:tabs>
-                    <w:tab w:val="left" w:leader="none" w:pos="1185"/>
-                  </w:tabs>
-                  <w:spacing w:before="2" w:line="248.00000000000006" w:lineRule="auto"/>
+                    <w:tab w:val="left" w:pos="1185"/>
+                  </w:tabs>
+                  <w:spacing w:before="2" w:line="248" w:lineRule="auto"/>
                   <w:ind w:left="1185" w:right="0" w:hanging="360"/>
                   <w:rPr>
-                    <w:rFonts w:ascii="Times New Roman" w:cs="Times New Roman" w:eastAsia="Times New Roman" w:hAnsi="Times New Roman"/>
-                    <w:i w:val="1"/>
-                    <w:iCs w:val="1"/>
-                    <w:sz w:val="18"/>
-                    <w:szCs w:val="18"/>
-                  </w:rPr>
-                </w:pPr>
-                <w:r>
-                  <w:rPr>
-                    <w:rFonts w:ascii="Times New Roman" w:cs="Times New Roman" w:eastAsia="Times New Roman" w:hAnsi="Times New Roman"/>
-                    <w:sz w:val="18"/>
-                    <w:szCs w:val="18"/>
-                    <w:rtl w:val="0"/>
-                  </w:rPr>
-                  <w:t xml:space="preserve">Google Sheets vs. Microsoft Excel (Repeat Chapter Practice 2.5 using Google Sheets)</w:t>
+                    <w:rFonts w:ascii="Times New Roman" w:hAnsi="Times New Roman" w:eastAsia="Times New Roman" w:cs="Times New Roman"/>
+                    <w:i/>
+                    <w:iCs/>
+                    <w:sz w:val="18"/>
+                    <w:szCs w:val="18"/>
+                  </w:rPr>
+                </w:pPr>
+                <w:r>
+                  <w:rPr>
+                    <w:rFonts w:ascii="Times New Roman" w:hAnsi="Times New Roman" w:eastAsia="Times New Roman" w:cs="Times New Roman"/>
+                    <w:sz w:val="18"/>
+                    <w:szCs w:val="18"/>
+                  </w:rPr>
+                  <w:t>Google Sheets vs. Microsoft Excel (Repeat Chapter Practice 2.5 using Google Sheets)</w:t>
                 </w:r>
                 <w:r>
                   <w:rPr>
@@ -3714,24 +3761,23 @@
                     <w:numId w:val="3"/>
                   </w:numPr>
                   <w:tabs>
-                    <w:tab w:val="left" w:leader="none" w:pos="1185"/>
-                  </w:tabs>
-                  <w:spacing w:before="2" w:line="248.00000000000006" w:lineRule="auto"/>
+                    <w:tab w:val="left" w:pos="1185"/>
+                  </w:tabs>
+                  <w:spacing w:before="2" w:line="248" w:lineRule="auto"/>
                   <w:ind w:left="1185" w:right="0" w:hanging="360"/>
                   <w:rPr>
-                    <w:rFonts w:ascii="Times New Roman" w:cs="Times New Roman" w:eastAsia="Times New Roman" w:hAnsi="Times New Roman"/>
-                    <w:sz w:val="18"/>
-                    <w:szCs w:val="18"/>
-                  </w:rPr>
-                </w:pPr>
-                <w:r>
-                  <w:rPr>
-                    <w:rFonts w:ascii="Times New Roman" w:cs="Times New Roman" w:eastAsia="Times New Roman" w:hAnsi="Times New Roman"/>
-                    <w:sz w:val="18"/>
-                    <w:szCs w:val="18"/>
-                    <w:rtl w:val="0"/>
-                  </w:rPr>
-                  <w:t xml:space="preserve">Information Systems in the News</w:t>
+                    <w:rFonts w:ascii="Times New Roman" w:hAnsi="Times New Roman" w:eastAsia="Times New Roman" w:cs="Times New Roman"/>
+                    <w:sz w:val="18"/>
+                    <w:szCs w:val="18"/>
+                  </w:rPr>
+                </w:pPr>
+                <w:r>
+                  <w:rPr>
+                    <w:rFonts w:ascii="Times New Roman" w:hAnsi="Times New Roman" w:eastAsia="Times New Roman" w:cs="Times New Roman"/>
+                    <w:sz w:val="18"/>
+                    <w:szCs w:val="18"/>
+                  </w:rPr>
+                  <w:t>Information Systems in the News</w:t>
                 </w:r>
               </w:p>
             </w:tc>
@@ -3744,7 +3790,7 @@
         <w:spacing w:before="1" w:lineRule="auto"/>
         <w:ind w:right="0"/>
         <w:rPr>
-          <w:rFonts w:ascii="Times New Roman" w:cs="Times New Roman" w:eastAsia="Times New Roman" w:hAnsi="Times New Roman"/>
+          <w:rFonts w:ascii="Times New Roman" w:hAnsi="Times New Roman" w:eastAsia="Times New Roman" w:cs="Times New Roman"/>
           <w:sz w:val="2"/>
           <w:szCs w:val="2"/>
         </w:rPr>
@@ -3765,43 +3811,47 @@
         <w:tbl>
           <w:tblPr>
             <w:tblStyle w:val="Table4"/>
-            <w:tblW w:w="10380.0" w:type="dxa"/>
+            <w:tblW w:w="10380" w:type="dxa"/>
             <w:jc w:val="left"/>
-            <w:tblInd w:w="-25.0" w:type="dxa"/>
+            <w:tblInd w:w="-25" w:type="dxa"/>
             <w:tblBorders>
-              <w:top w:color="bebebe" w:space="0" w:sz="4" w:val="single"/>
-              <w:left w:color="bebebe" w:space="0" w:sz="4" w:val="single"/>
-              <w:bottom w:color="bebebe" w:space="0" w:sz="4" w:val="single"/>
-              <w:right w:color="bebebe" w:space="0" w:sz="4" w:val="single"/>
-              <w:insideH w:color="bebebe" w:space="0" w:sz="4" w:val="single"/>
-              <w:insideV w:color="bebebe" w:space="0" w:sz="4" w:val="single"/>
+              <w:top w:val="single" w:sz="4" w:space="0" w:color="bebebe"/>
+              <w:left w:val="single" w:sz="4" w:space="0" w:color="bebebe"/>
+              <w:bottom w:val="single" w:sz="4" w:space="0" w:color="bebebe"/>
+              <w:right w:val="single" w:sz="4" w:space="0" w:color="bebebe"/>
+              <w:insideH w:val="single" w:sz="4" w:space="0" w:color="bebebe"/>
+              <w:insideV w:val="single" w:sz="4" w:space="0" w:color="bebebe"/>
             </w:tblBorders>
             <w:tblLayout w:type="fixed"/>
-            <w:tblLook w:val="0000"/>
+            <w:tblCellMar>
+              <w:top w:w="0" w:type="dxa"/>
+              <w:left w:w="0" w:type="dxa"/>
+              <w:bottom w:w="0" w:type="dxa"/>
+              <w:right w:w="0" w:type="dxa"/>
+            </w:tblCellMar>
           </w:tblPr>
           <w:tblGrid>
             <w:gridCol w:w="2070"/>
             <w:gridCol w:w="8310"/>
-            <w:tblGridChange w:id="0">
-              <w:tblGrid>
-                <w:gridCol w:w="2070"/>
-                <w:gridCol w:w="8310"/>
-              </w:tblGrid>
-            </w:tblGridChange>
           </w:tblGrid>
           <w:tr>
             <w:trPr>
-              <w:cantSplit w:val="0"/>
               <w:trHeight w:val="2820" w:hRule="atLeast"/>
-              <w:tblHeader w:val="0"/>
             </w:trPr>
             <w:tc>
               <w:tcPr>
+                <w:tcW w:w="20" w:type="pct"/>
+                <w:tcBorders>
+                  <w:top w:val="single" w:sz="4" w:space="0" w:color="bebebe"/>
+                  <w:left w:val="single" w:sz="4" w:space="0" w:color="bebebe"/>
+                  <w:bottom w:val="single" w:sz="4" w:space="0" w:color="bebebe"/>
+                  <w:right w:val="single" w:sz="4" w:space="0" w:color="bebebe"/>
+                </w:tcBorders>
                 <w:tcMar>
-                  <w:top w:w="144.0" w:type="dxa"/>
-                  <w:left w:w="144.0" w:type="dxa"/>
-                  <w:bottom w:w="144.0" w:type="dxa"/>
-                  <w:right w:w="144.0" w:type="dxa"/>
+                  <w:top w:w="144" w:type="dxa"/>
+                  <w:left w:w="144" w:type="dxa"/>
+                  <w:bottom w:w="144" w:type="dxa"/>
+                  <w:right w:w="144" w:type="dxa"/>
                 </w:tcMar>
               </w:tcPr>
               <w:p>
@@ -3809,23 +3859,22 @@
                   <w:spacing w:before="123" w:lineRule="auto"/>
                   <w:ind w:right="0"/>
                   <w:rPr>
-                    <w:rFonts w:ascii="Times New Roman" w:cs="Times New Roman" w:eastAsia="Times New Roman" w:hAnsi="Times New Roman"/>
-                    <w:b w:val="1"/>
-                    <w:bCs w:val="1"/>
+                    <w:rFonts w:ascii="Times New Roman" w:hAnsi="Times New Roman" w:eastAsia="Times New Roman" w:cs="Times New Roman"/>
+                    <w:b/>
+                    <w:bCs/>
                     <w:sz w:val="24"/>
                     <w:szCs w:val="24"/>
                   </w:rPr>
                 </w:pPr>
                 <w:r>
                   <w:rPr>
-                    <w:rFonts w:ascii="Times New Roman" w:cs="Times New Roman" w:eastAsia="Times New Roman" w:hAnsi="Times New Roman"/>
-                    <w:b w:val="1"/>
-                    <w:bCs w:val="1"/>
+                    <w:rFonts w:ascii="Times New Roman" w:hAnsi="Times New Roman" w:eastAsia="Times New Roman" w:cs="Times New Roman"/>
+                    <w:b/>
+                    <w:bCs/>
                     <w:sz w:val="24"/>
                     <w:szCs w:val="24"/>
-                    <w:rtl w:val="0"/>
-                  </w:rPr>
-                  <w:t xml:space="preserve">Week 8</w:t>
+                  </w:rPr>
+                  <w:t>Week 8</w:t>
                 </w:r>
               </w:p>
               <w:p>
@@ -3833,17 +3882,16 @@
                   <w:spacing w:before="145" w:line="259" w:lineRule="auto"/>
                   <w:ind w:right="0"/>
                   <w:rPr>
-                    <w:rFonts w:ascii="Times New Roman" w:cs="Times New Roman" w:eastAsia="Times New Roman" w:hAnsi="Times New Roman"/>
+                    <w:rFonts w:ascii="Times New Roman" w:hAnsi="Times New Roman" w:eastAsia="Times New Roman" w:cs="Times New Roman"/>
                     <w:sz w:val="24"/>
                     <w:szCs w:val="24"/>
                   </w:rPr>
                 </w:pPr>
                 <w:r>
                   <w:rPr>
-                    <w:rFonts w:ascii="Times New Roman" w:cs="Times New Roman" w:eastAsia="Times New Roman" w:hAnsi="Times New Roman"/>
+                    <w:rFonts w:ascii="Times New Roman" w:hAnsi="Times New Roman" w:eastAsia="Times New Roman" w:cs="Times New Roman"/>
                     <w:sz w:val="24"/>
                     <w:szCs w:val="24"/>
-                    <w:rtl w:val="0"/>
                   </w:rPr>
                   <w:t xml:space="preserve">AI and Emerging Technologies </w:t>
                 </w:r>
@@ -3853,19 +3901,18 @@
                   <w:spacing w:before="145" w:line="259" w:lineRule="auto"/>
                   <w:ind w:right="0"/>
                   <w:rPr>
-                    <w:rFonts w:ascii="Times New Roman" w:cs="Times New Roman" w:eastAsia="Times New Roman" w:hAnsi="Times New Roman"/>
+                    <w:rFonts w:ascii="Times New Roman" w:hAnsi="Times New Roman" w:eastAsia="Times New Roman" w:cs="Times New Roman"/>
                     <w:sz w:val="24"/>
                     <w:szCs w:val="24"/>
                   </w:rPr>
                 </w:pPr>
                 <w:r>
                   <w:rPr>
-                    <w:rFonts w:ascii="Times New Roman" w:cs="Times New Roman" w:eastAsia="Times New Roman" w:hAnsi="Times New Roman"/>
+                    <w:rFonts w:ascii="Times New Roman" w:hAnsi="Times New Roman" w:eastAsia="Times New Roman" w:cs="Times New Roman"/>
                     <w:sz w:val="24"/>
                     <w:szCs w:val="24"/>
-                    <w:rtl w:val="0"/>
-                  </w:rPr>
-                  <w:t xml:space="preserve">Part 1</w:t>
+                  </w:rPr>
+                  <w:t>Part 1</w:t>
                 </w:r>
               </w:p>
               <w:p>
@@ -3873,7 +3920,7 @@
                   <w:spacing w:before="118" w:lineRule="auto"/>
                   <w:ind w:right="0"/>
                   <w:rPr>
-                    <w:rFonts w:ascii="Times New Roman" w:cs="Times New Roman" w:eastAsia="Times New Roman" w:hAnsi="Times New Roman"/>
+                    <w:rFonts w:ascii="Times New Roman" w:hAnsi="Times New Roman" w:eastAsia="Times New Roman" w:cs="Times New Roman"/>
                     <w:sz w:val="24"/>
                     <w:szCs w:val="24"/>
                   </w:rPr>
@@ -3887,11 +3934,18 @@
             </w:tc>
             <w:tc>
               <w:tcPr>
+                <w:tcW w:w="80" w:type="pct"/>
+                <w:tcBorders>
+                  <w:top w:val="single" w:sz="4" w:space="0" w:color="bebebe"/>
+                  <w:left w:val="single" w:sz="4" w:space="0" w:color="bebebe"/>
+                  <w:bottom w:val="single" w:sz="4" w:space="0" w:color="bebebe"/>
+                  <w:right w:val="single" w:sz="4" w:space="0" w:color="bebebe"/>
+                </w:tcBorders>
                 <w:tcMar>
-                  <w:top w:w="144.0" w:type="dxa"/>
-                  <w:left w:w="144.0" w:type="dxa"/>
-                  <w:bottom w:w="144.0" w:type="dxa"/>
-                  <w:right w:w="144.0" w:type="dxa"/>
+                  <w:top w:w="144" w:type="dxa"/>
+                  <w:left w:w="144" w:type="dxa"/>
+                  <w:bottom w:w="144" w:type="dxa"/>
+                  <w:right w:w="144" w:type="dxa"/>
                 </w:tcMar>
               </w:tcPr>
               <w:p>
@@ -3901,24 +3955,23 @@
                     <w:numId w:val="4"/>
                   </w:numPr>
                   <w:tabs>
-                    <w:tab w:val="left" w:leader="none" w:pos="465"/>
+                    <w:tab w:val="left" w:pos="465"/>
                   </w:tabs>
                   <w:spacing w:before="4" w:line="242" w:lineRule="auto"/>
                   <w:ind w:left="465" w:right="0" w:hanging="360"/>
                   <w:rPr>
-                    <w:rFonts w:ascii="Times New Roman" w:cs="Times New Roman" w:eastAsia="Times New Roman" w:hAnsi="Times New Roman"/>
-                    <w:sz w:val="18"/>
-                    <w:szCs w:val="18"/>
-                  </w:rPr>
-                </w:pPr>
-                <w:r>
-                  <w:rPr>
-                    <w:rFonts w:ascii="Times New Roman" w:cs="Times New Roman" w:eastAsia="Times New Roman" w:hAnsi="Times New Roman"/>
-                    <w:sz w:val="18"/>
-                    <w:szCs w:val="18"/>
-                    <w:rtl w:val="0"/>
-                  </w:rPr>
-                  <w:t xml:space="preserve">Required reading:</w:t>
+                    <w:rFonts w:ascii="Times New Roman" w:hAnsi="Times New Roman" w:eastAsia="Times New Roman" w:cs="Times New Roman"/>
+                    <w:sz w:val="18"/>
+                    <w:szCs w:val="18"/>
+                  </w:rPr>
+                </w:pPr>
+                <w:r>
+                  <w:rPr>
+                    <w:rFonts w:ascii="Times New Roman" w:hAnsi="Times New Roman" w:eastAsia="Times New Roman" w:cs="Times New Roman"/>
+                    <w:sz w:val="18"/>
+                    <w:szCs w:val="18"/>
+                  </w:rPr>
+                  <w:t>Required reading:</w:t>
                 </w:r>
               </w:p>
               <w:p>
@@ -3928,24 +3981,23 @@
                     <w:numId w:val="4"/>
                   </w:numPr>
                   <w:tabs>
-                    <w:tab w:val="left" w:leader="none" w:pos="1185"/>
+                    <w:tab w:val="left" w:pos="1185"/>
                   </w:tabs>
                   <w:spacing w:before="2" w:line="235" w:lineRule="auto"/>
-                  <w:ind w:left="1185" w:right="823" w:hanging="360.99999999999994"/>
-                  <w:rPr>
-                    <w:rFonts w:ascii="Times New Roman" w:cs="Times New Roman" w:eastAsia="Times New Roman" w:hAnsi="Times New Roman"/>
-                    <w:sz w:val="18"/>
-                    <w:szCs w:val="18"/>
-                  </w:rPr>
-                </w:pPr>
-                <w:r>
-                  <w:rPr>
-                    <w:rFonts w:ascii="Times New Roman" w:cs="Times New Roman" w:eastAsia="Times New Roman" w:hAnsi="Times New Roman"/>
-                    <w:sz w:val="18"/>
-                    <w:szCs w:val="18"/>
-                    <w:rtl w:val="0"/>
-                  </w:rPr>
-                  <w:t xml:space="preserve">Information Systems Chapter 18: Artificial Intelligence</w:t>
+                  <w:ind w:left="1185" w:right="823" w:hanging="360"/>
+                  <w:rPr>
+                    <w:rFonts w:ascii="Times New Roman" w:hAnsi="Times New Roman" w:eastAsia="Times New Roman" w:cs="Times New Roman"/>
+                    <w:sz w:val="18"/>
+                    <w:szCs w:val="18"/>
+                  </w:rPr>
+                </w:pPr>
+                <w:r>
+                  <w:rPr>
+                    <w:rFonts w:ascii="Times New Roman" w:hAnsi="Times New Roman" w:eastAsia="Times New Roman" w:cs="Times New Roman"/>
+                    <w:sz w:val="18"/>
+                    <w:szCs w:val="18"/>
+                  </w:rPr>
+                  <w:t>Information Systems Chapter 18: Artificial Intelligence</w:t>
                 </w:r>
               </w:p>
               <w:p>
@@ -3955,24 +4007,23 @@
                     <w:numId w:val="4"/>
                   </w:numPr>
                   <w:tabs>
-                    <w:tab w:val="left" w:leader="none" w:pos="1185"/>
+                    <w:tab w:val="left" w:pos="1185"/>
                   </w:tabs>
                   <w:spacing w:before="2" w:line="250" w:lineRule="auto"/>
                   <w:ind w:left="1185" w:right="0" w:hanging="360"/>
                   <w:rPr>
-                    <w:rFonts w:ascii="Times New Roman" w:cs="Times New Roman" w:eastAsia="Times New Roman" w:hAnsi="Times New Roman"/>
-                    <w:sz w:val="18"/>
-                    <w:szCs w:val="18"/>
-                  </w:rPr>
-                </w:pPr>
-                <w:r>
-                  <w:rPr>
-                    <w:rFonts w:ascii="Times New Roman" w:cs="Times New Roman" w:eastAsia="Times New Roman" w:hAnsi="Times New Roman"/>
-                    <w:sz w:val="18"/>
-                    <w:szCs w:val="18"/>
-                    <w:rtl w:val="0"/>
-                  </w:rPr>
-                  <w:t xml:space="preserve">3 Quantum Computing Myths Debunked</w:t>
+                    <w:rFonts w:ascii="Times New Roman" w:hAnsi="Times New Roman" w:eastAsia="Times New Roman" w:cs="Times New Roman"/>
+                    <w:sz w:val="18"/>
+                    <w:szCs w:val="18"/>
+                  </w:rPr>
+                </w:pPr>
+                <w:r>
+                  <w:rPr>
+                    <w:rFonts w:ascii="Times New Roman" w:hAnsi="Times New Roman" w:eastAsia="Times New Roman" w:cs="Times New Roman"/>
+                    <w:sz w:val="18"/>
+                    <w:szCs w:val="18"/>
+                  </w:rPr>
+                  <w:t>3 Quantum Computing Myths Debunked</w:t>
                 </w:r>
               </w:p>
               <w:p>
@@ -3982,24 +4033,23 @@
                     <w:numId w:val="4"/>
                   </w:numPr>
                   <w:tabs>
-                    <w:tab w:val="left" w:leader="none" w:pos="1185"/>
+                    <w:tab w:val="left" w:pos="1185"/>
                   </w:tabs>
                   <w:spacing w:before="2" w:line="250" w:lineRule="auto"/>
                   <w:ind w:left="1185" w:right="0" w:hanging="360"/>
                   <w:rPr>
-                    <w:rFonts w:ascii="Times New Roman" w:cs="Times New Roman" w:eastAsia="Times New Roman" w:hAnsi="Times New Roman"/>
-                    <w:sz w:val="18"/>
-                    <w:szCs w:val="18"/>
-                  </w:rPr>
-                </w:pPr>
-                <w:r>
-                  <w:rPr>
-                    <w:rFonts w:ascii="Times New Roman" w:cs="Times New Roman" w:eastAsia="Times New Roman" w:hAnsi="Times New Roman"/>
-                    <w:sz w:val="18"/>
-                    <w:szCs w:val="18"/>
-                    <w:rtl w:val="0"/>
-                  </w:rPr>
-                  <w:t xml:space="preserve">Quantum Infographic</w:t>
+                    <w:rFonts w:ascii="Times New Roman" w:hAnsi="Times New Roman" w:eastAsia="Times New Roman" w:cs="Times New Roman"/>
+                    <w:sz w:val="18"/>
+                    <w:szCs w:val="18"/>
+                  </w:rPr>
+                </w:pPr>
+                <w:r>
+                  <w:rPr>
+                    <w:rFonts w:ascii="Times New Roman" w:hAnsi="Times New Roman" w:eastAsia="Times New Roman" w:cs="Times New Roman"/>
+                    <w:sz w:val="18"/>
+                    <w:szCs w:val="18"/>
+                  </w:rPr>
+                  <w:t>Quantum Infographic</w:t>
                 </w:r>
               </w:p>
               <w:p>
@@ -4009,24 +4059,23 @@
                     <w:numId w:val="4"/>
                   </w:numPr>
                   <w:tabs>
-                    <w:tab w:val="left" w:leader="none" w:pos="465"/>
+                    <w:tab w:val="left" w:pos="465"/>
                   </w:tabs>
                   <w:spacing w:line="244" w:lineRule="auto"/>
                   <w:ind w:left="465" w:right="0" w:hanging="360"/>
                   <w:rPr>
-                    <w:rFonts w:ascii="Times New Roman" w:cs="Times New Roman" w:eastAsia="Times New Roman" w:hAnsi="Times New Roman"/>
-                    <w:sz w:val="18"/>
-                    <w:szCs w:val="18"/>
-                  </w:rPr>
-                </w:pPr>
-                <w:r>
-                  <w:rPr>
-                    <w:rFonts w:ascii="Times New Roman" w:cs="Times New Roman" w:eastAsia="Times New Roman" w:hAnsi="Times New Roman"/>
-                    <w:sz w:val="18"/>
-                    <w:szCs w:val="18"/>
-                    <w:rtl w:val="0"/>
-                  </w:rPr>
-                  <w:t xml:space="preserve">Required videos:</w:t>
+                    <w:rFonts w:ascii="Times New Roman" w:hAnsi="Times New Roman" w:eastAsia="Times New Roman" w:cs="Times New Roman"/>
+                    <w:sz w:val="18"/>
+                    <w:szCs w:val="18"/>
+                  </w:rPr>
+                </w:pPr>
+                <w:r>
+                  <w:rPr>
+                    <w:rFonts w:ascii="Times New Roman" w:hAnsi="Times New Roman" w:eastAsia="Times New Roman" w:cs="Times New Roman"/>
+                    <w:sz w:val="18"/>
+                    <w:szCs w:val="18"/>
+                  </w:rPr>
+                  <w:t>Required videos:</w:t>
                 </w:r>
               </w:p>
               <w:p>
@@ -4036,22 +4085,21 @@
                     <w:numId w:val="4"/>
                   </w:numPr>
                   <w:tabs>
-                    <w:tab w:val="left" w:leader="none" w:pos="1185"/>
-                  </w:tabs>
-                  <w:spacing w:before="1" w:line="248.00000000000006" w:lineRule="auto"/>
+                    <w:tab w:val="left" w:pos="1185"/>
+                  </w:tabs>
+                  <w:spacing w:before="1" w:line="248" w:lineRule="auto"/>
                   <w:ind w:left="1185" w:right="0" w:hanging="360"/>
                   <w:rPr>
-                    <w:rFonts w:ascii="Times New Roman" w:cs="Times New Roman" w:eastAsia="Times New Roman" w:hAnsi="Times New Roman"/>
-                    <w:sz w:val="18"/>
-                    <w:szCs w:val="18"/>
-                  </w:rPr>
-                </w:pPr>
-                <w:r>
-                  <w:rPr>
-                    <w:rFonts w:ascii="Times New Roman" w:cs="Times New Roman" w:eastAsia="Times New Roman" w:hAnsi="Times New Roman"/>
-                    <w:sz w:val="18"/>
-                    <w:szCs w:val="18"/>
-                    <w:rtl w:val="0"/>
+                    <w:rFonts w:ascii="Times New Roman" w:hAnsi="Times New Roman" w:eastAsia="Times New Roman" w:cs="Times New Roman"/>
+                    <w:sz w:val="18"/>
+                    <w:szCs w:val="18"/>
+                  </w:rPr>
+                </w:pPr>
+                <w:r>
+                  <w:rPr>
+                    <w:rFonts w:ascii="Times New Roman" w:hAnsi="Times New Roman" w:eastAsia="Times New Roman" w:cs="Times New Roman"/>
+                    <w:sz w:val="18"/>
+                    <w:szCs w:val="18"/>
                   </w:rPr>
                   <w:t xml:space="preserve">Quantum Computing is the Next Revolution </w:t>
                 </w:r>
@@ -4063,22 +4111,21 @@
                     <w:numId w:val="4"/>
                   </w:numPr>
                   <w:tabs>
-                    <w:tab w:val="left" w:leader="none" w:pos="1185"/>
-                  </w:tabs>
-                  <w:spacing w:before="1" w:line="248.00000000000006" w:lineRule="auto"/>
+                    <w:tab w:val="left" w:pos="1185"/>
+                  </w:tabs>
+                  <w:spacing w:before="1" w:line="248" w:lineRule="auto"/>
                   <w:ind w:left="1185" w:right="0" w:hanging="360"/>
                   <w:rPr>
-                    <w:rFonts w:ascii="Times New Roman" w:cs="Times New Roman" w:eastAsia="Times New Roman" w:hAnsi="Times New Roman"/>
-                    <w:sz w:val="18"/>
-                    <w:szCs w:val="18"/>
-                  </w:rPr>
-                </w:pPr>
-                <w:r>
-                  <w:rPr>
-                    <w:rFonts w:ascii="Times New Roman" w:cs="Times New Roman" w:eastAsia="Times New Roman" w:hAnsi="Times New Roman"/>
-                    <w:sz w:val="18"/>
-                    <w:szCs w:val="18"/>
-                    <w:rtl w:val="0"/>
+                    <w:rFonts w:ascii="Times New Roman" w:hAnsi="Times New Roman" w:eastAsia="Times New Roman" w:cs="Times New Roman"/>
+                    <w:sz w:val="18"/>
+                    <w:szCs w:val="18"/>
+                  </w:rPr>
+                </w:pPr>
+                <w:r>
+                  <w:rPr>
+                    <w:rFonts w:ascii="Times New Roman" w:hAnsi="Times New Roman" w:eastAsia="Times New Roman" w:cs="Times New Roman"/>
+                    <w:sz w:val="18"/>
+                    <w:szCs w:val="18"/>
                   </w:rPr>
                   <w:t xml:space="preserve">Ransomware Attack Explained </w:t>
                 </w:r>
@@ -4090,24 +4137,23 @@
                     <w:numId w:val="4"/>
                   </w:numPr>
                   <w:tabs>
-                    <w:tab w:val="left" w:leader="none" w:pos="1185"/>
-                  </w:tabs>
-                  <w:spacing w:line="242.99999999999997" w:lineRule="auto"/>
+                    <w:tab w:val="left" w:pos="1185"/>
+                  </w:tabs>
+                  <w:spacing w:line="242" w:lineRule="auto"/>
                   <w:ind w:left="1185" w:right="0" w:hanging="360"/>
                   <w:rPr>
-                    <w:rFonts w:ascii="Times New Roman" w:cs="Times New Roman" w:eastAsia="Times New Roman" w:hAnsi="Times New Roman"/>
-                    <w:sz w:val="18"/>
-                    <w:szCs w:val="18"/>
-                  </w:rPr>
-                </w:pPr>
-                <w:r>
-                  <w:rPr>
-                    <w:rFonts w:ascii="Times New Roman" w:cs="Times New Roman" w:eastAsia="Times New Roman" w:hAnsi="Times New Roman"/>
-                    <w:sz w:val="18"/>
-                    <w:szCs w:val="18"/>
-                    <w:rtl w:val="0"/>
-                  </w:rPr>
-                  <w:t xml:space="preserve">The Difference Between Viruses, Worms &amp; Trojans (video)</w:t>
+                    <w:rFonts w:ascii="Times New Roman" w:hAnsi="Times New Roman" w:eastAsia="Times New Roman" w:cs="Times New Roman"/>
+                    <w:sz w:val="18"/>
+                    <w:szCs w:val="18"/>
+                  </w:rPr>
+                </w:pPr>
+                <w:r>
+                  <w:rPr>
+                    <w:rFonts w:ascii="Times New Roman" w:hAnsi="Times New Roman" w:eastAsia="Times New Roman" w:cs="Times New Roman"/>
+                    <w:sz w:val="18"/>
+                    <w:szCs w:val="18"/>
+                  </w:rPr>
+                  <w:t>The Difference Between Viruses, Worms &amp; Trojans (video)</w:t>
                 </w:r>
               </w:p>
               <w:p>
@@ -4117,24 +4163,23 @@
                     <w:numId w:val="4"/>
                   </w:numPr>
                   <w:tabs>
-                    <w:tab w:val="left" w:leader="none" w:pos="1185"/>
-                  </w:tabs>
-                  <w:spacing w:line="242.99999999999997" w:lineRule="auto"/>
+                    <w:tab w:val="left" w:pos="1185"/>
+                  </w:tabs>
+                  <w:spacing w:line="242" w:lineRule="auto"/>
                   <w:ind w:left="1185" w:right="0" w:hanging="360"/>
                   <w:rPr>
-                    <w:rFonts w:ascii="Times New Roman" w:cs="Times New Roman" w:eastAsia="Times New Roman" w:hAnsi="Times New Roman"/>
-                    <w:sz w:val="18"/>
-                    <w:szCs w:val="18"/>
-                  </w:rPr>
-                </w:pPr>
-                <w:r>
-                  <w:rPr>
-                    <w:rFonts w:ascii="Times New Roman" w:cs="Times New Roman" w:eastAsia="Times New Roman" w:hAnsi="Times New Roman"/>
-                    <w:sz w:val="18"/>
-                    <w:szCs w:val="18"/>
-                    <w:rtl w:val="0"/>
-                  </w:rPr>
-                  <w:t xml:space="preserve">Viruses, Worms, and Botnet Explained (video)</w:t>
+                    <w:rFonts w:ascii="Times New Roman" w:hAnsi="Times New Roman" w:eastAsia="Times New Roman" w:cs="Times New Roman"/>
+                    <w:sz w:val="18"/>
+                    <w:szCs w:val="18"/>
+                  </w:rPr>
+                </w:pPr>
+                <w:r>
+                  <w:rPr>
+                    <w:rFonts w:ascii="Times New Roman" w:hAnsi="Times New Roman" w:eastAsia="Times New Roman" w:cs="Times New Roman"/>
+                    <w:sz w:val="18"/>
+                    <w:szCs w:val="18"/>
+                  </w:rPr>
+                  <w:t>Viruses, Worms, and Botnet Explained (video)</w:t>
                 </w:r>
               </w:p>
               <w:p>
@@ -4144,24 +4189,23 @@
                     <w:numId w:val="4"/>
                   </w:numPr>
                   <w:tabs>
-                    <w:tab w:val="left" w:leader="none" w:pos="1185"/>
-                  </w:tabs>
-                  <w:spacing w:line="248.00000000000006" w:lineRule="auto"/>
+                    <w:tab w:val="left" w:pos="1185"/>
+                  </w:tabs>
+                  <w:spacing w:line="248" w:lineRule="auto"/>
                   <w:ind w:left="1185" w:right="0" w:hanging="360"/>
                   <w:rPr>
-                    <w:rFonts w:ascii="Times New Roman" w:cs="Times New Roman" w:eastAsia="Times New Roman" w:hAnsi="Times New Roman"/>
-                    <w:sz w:val="18"/>
-                    <w:szCs w:val="18"/>
-                  </w:rPr>
-                </w:pPr>
-                <w:r>
-                  <w:rPr>
-                    <w:rFonts w:ascii="Times New Roman" w:cs="Times New Roman" w:eastAsia="Times New Roman" w:hAnsi="Times New Roman"/>
-                    <w:sz w:val="18"/>
-                    <w:szCs w:val="18"/>
-                    <w:rtl w:val="0"/>
-                  </w:rPr>
-                  <w:t xml:space="preserve">E-book videos (as listed in CANVAS)</w:t>
+                    <w:rFonts w:ascii="Times New Roman" w:hAnsi="Times New Roman" w:eastAsia="Times New Roman" w:cs="Times New Roman"/>
+                    <w:sz w:val="18"/>
+                    <w:szCs w:val="18"/>
+                  </w:rPr>
+                </w:pPr>
+                <w:r>
+                  <w:rPr>
+                    <w:rFonts w:ascii="Times New Roman" w:hAnsi="Times New Roman" w:eastAsia="Times New Roman" w:cs="Times New Roman"/>
+                    <w:sz w:val="18"/>
+                    <w:szCs w:val="18"/>
+                  </w:rPr>
+                  <w:t>E-book videos (as listed in CANVAS)</w:t>
                 </w:r>
               </w:p>
               <w:p>
@@ -4171,35 +4215,33 @@
                     <w:numId w:val="4"/>
                   </w:numPr>
                   <w:tabs>
-                    <w:tab w:val="left" w:leader="none" w:pos="465"/>
+                    <w:tab w:val="left" w:pos="465"/>
                   </w:tabs>
                   <w:spacing w:before="7" w:lineRule="auto"/>
                   <w:ind w:left="465" w:right="0" w:hanging="360"/>
                   <w:rPr>
-                    <w:rFonts w:ascii="Carlito" w:cs="Carlito" w:eastAsia="Carlito" w:hAnsi="Carlito"/>
-                    <w:sz w:val="18"/>
-                    <w:szCs w:val="18"/>
-                  </w:rPr>
-                </w:pPr>
-                <w:r>
-                  <w:rPr>
-                    <w:rFonts w:ascii="Times New Roman" w:cs="Times New Roman" w:eastAsia="Times New Roman" w:hAnsi="Times New Roman"/>
-                    <w:b w:val="1"/>
-                    <w:bCs w:val="1"/>
-                    <w:sz w:val="18"/>
-                    <w:szCs w:val="18"/>
-                    <w:rtl w:val="0"/>
-                  </w:rPr>
-                  <w:t xml:space="preserve">Apply</w:t>
-                </w:r>
-                <w:r>
-                  <w:rPr>
-                    <w:rFonts w:ascii="Times New Roman" w:cs="Times New Roman" w:eastAsia="Times New Roman" w:hAnsi="Times New Roman"/>
-                    <w:sz w:val="18"/>
-                    <w:szCs w:val="18"/>
-                    <w:rtl w:val="0"/>
-                  </w:rPr>
-                  <w:t xml:space="preserve">:</w:t>
+                    <w:rFonts w:ascii="Carlito" w:hAnsi="Carlito" w:eastAsia="Carlito" w:cs="Carlito"/>
+                    <w:sz w:val="18"/>
+                    <w:szCs w:val="18"/>
+                  </w:rPr>
+                </w:pPr>
+                <w:r>
+                  <w:rPr>
+                    <w:rFonts w:ascii="Times New Roman" w:hAnsi="Times New Roman" w:eastAsia="Times New Roman" w:cs="Times New Roman"/>
+                    <w:b/>
+                    <w:bCs/>
+                    <w:sz w:val="18"/>
+                    <w:szCs w:val="18"/>
+                  </w:rPr>
+                  <w:t>Apply</w:t>
+                </w:r>
+                <w:r>
+                  <w:rPr>
+                    <w:rFonts w:ascii="Times New Roman" w:hAnsi="Times New Roman" w:eastAsia="Times New Roman" w:cs="Times New Roman"/>
+                    <w:sz w:val="18"/>
+                    <w:szCs w:val="18"/>
+                  </w:rPr>
+                  <w:t>:</w:t>
                 </w:r>
                 <w:r>
                   <w:rPr>
@@ -4214,62 +4256,64 @@
                     <w:numId w:val="4"/>
                   </w:numPr>
                   <w:tabs>
-                    <w:tab w:val="left" w:leader="none" w:pos="1185"/>
+                    <w:tab w:val="left" w:pos="1185"/>
                   </w:tabs>
                   <w:spacing w:before="1" w:line="245" w:lineRule="auto"/>
                   <w:ind w:left="1185" w:right="0" w:hanging="360"/>
                   <w:rPr>
-                    <w:rFonts w:ascii="Times New Roman" w:cs="Times New Roman" w:eastAsia="Times New Roman" w:hAnsi="Times New Roman"/>
-                    <w:sz w:val="18"/>
-                    <w:szCs w:val="18"/>
-                  </w:rPr>
-                </w:pPr>
-                <w:r>
-                  <w:rPr>
-                    <w:rFonts w:ascii="Times New Roman" w:cs="Times New Roman" w:eastAsia="Times New Roman" w:hAnsi="Times New Roman"/>
-                    <w:sz w:val="18"/>
-                    <w:szCs w:val="18"/>
-                    <w:rtl w:val="0"/>
-                  </w:rPr>
-                  <w:t xml:space="preserve">Excel Project 2 (</w:t>
-                </w:r>
-                <w:r>
-                  <w:rPr>
-                    <w:rFonts w:ascii="Times New Roman" w:cs="Times New Roman" w:eastAsia="Times New Roman" w:hAnsi="Times New Roman"/>
-                    <w:i w:val="1"/>
-                    <w:iCs w:val="1"/>
+                    <w:rFonts w:ascii="Times New Roman" w:hAnsi="Times New Roman" w:eastAsia="Times New Roman" w:cs="Times New Roman"/>
+                    <w:sz w:val="18"/>
+                    <w:szCs w:val="18"/>
+                  </w:rPr>
+                </w:pPr>
+                <w:r>
+                  <w:rPr>
+                    <w:rFonts w:ascii="Times New Roman" w:hAnsi="Times New Roman" w:eastAsia="Times New Roman" w:cs="Times New Roman"/>
+                    <w:sz w:val="18"/>
+                    <w:szCs w:val="18"/>
+                  </w:rPr>
+                  <w:t>Excel Project 2 (</w:t>
+                </w:r>
+                <w:r>
+                  <w:rPr>
+                    <w:rFonts w:ascii="Times New Roman" w:hAnsi="Times New Roman" w:eastAsia="Times New Roman" w:cs="Times New Roman"/>
+                    <w:i/>
+                    <w:iCs/>
                     <w:color w:val="ff0000"/>
                     <w:sz w:val="18"/>
                     <w:szCs w:val="18"/>
-                    <w:rtl w:val="0"/>
-                  </w:rPr>
-                  <w:t xml:space="preserve">Due Sunday by 11:59 pm</w:t>
-                </w:r>
-                <w:r>
-                  <w:rPr>
-                    <w:rFonts w:ascii="Times New Roman" w:cs="Times New Roman" w:eastAsia="Times New Roman" w:hAnsi="Times New Roman"/>
-                    <w:sz w:val="18"/>
-                    <w:szCs w:val="18"/>
-                    <w:rtl w:val="0"/>
-                  </w:rPr>
-                  <w:t xml:space="preserve">)</w:t>
+                  </w:rPr>
+                  <w:t>Due Sunday by 11:59 pm</w:t>
+                </w:r>
+                <w:r>
+                  <w:rPr>
+                    <w:rFonts w:ascii="Times New Roman" w:hAnsi="Times New Roman" w:eastAsia="Times New Roman" w:cs="Times New Roman"/>
+                    <w:sz w:val="18"/>
+                    <w:szCs w:val="18"/>
+                  </w:rPr>
+                  <w:t>)</w:t>
                 </w:r>
               </w:p>
             </w:tc>
           </w:tr>
           <w:tr>
             <w:trPr>
-              <w:cantSplit w:val="0"/>
               <w:trHeight w:val="2415" w:hRule="atLeast"/>
-              <w:tblHeader w:val="0"/>
             </w:trPr>
             <w:tc>
               <w:tcPr>
+                <w:tcW w:w="20" w:type="pct"/>
+                <w:tcBorders>
+                  <w:top w:val="single" w:sz="4" w:space="0" w:color="bebebe"/>
+                  <w:left w:val="single" w:sz="4" w:space="0" w:color="bebebe"/>
+                  <w:bottom w:val="single" w:sz="4" w:space="0" w:color="bebebe"/>
+                  <w:right w:val="single" w:sz="4" w:space="0" w:color="bebebe"/>
+                </w:tcBorders>
                 <w:tcMar>
-                  <w:top w:w="144.0" w:type="dxa"/>
-                  <w:left w:w="144.0" w:type="dxa"/>
-                  <w:bottom w:w="144.0" w:type="dxa"/>
-                  <w:right w:w="144.0" w:type="dxa"/>
+                  <w:top w:w="144" w:type="dxa"/>
+                  <w:left w:w="144" w:type="dxa"/>
+                  <w:bottom w:w="144" w:type="dxa"/>
+                  <w:right w:w="144" w:type="dxa"/>
                 </w:tcMar>
               </w:tcPr>
               <w:p>
@@ -4277,23 +4321,22 @@
                   <w:spacing w:before="123" w:lineRule="auto"/>
                   <w:ind w:right="0"/>
                   <w:rPr>
-                    <w:rFonts w:ascii="Times New Roman" w:cs="Times New Roman" w:eastAsia="Times New Roman" w:hAnsi="Times New Roman"/>
-                    <w:b w:val="1"/>
-                    <w:bCs w:val="1"/>
+                    <w:rFonts w:ascii="Times New Roman" w:hAnsi="Times New Roman" w:eastAsia="Times New Roman" w:cs="Times New Roman"/>
+                    <w:b/>
+                    <w:bCs/>
                     <w:sz w:val="24"/>
                     <w:szCs w:val="24"/>
                   </w:rPr>
                 </w:pPr>
                 <w:r>
                   <w:rPr>
-                    <w:rFonts w:ascii="Times New Roman" w:cs="Times New Roman" w:eastAsia="Times New Roman" w:hAnsi="Times New Roman"/>
-                    <w:b w:val="1"/>
-                    <w:bCs w:val="1"/>
+                    <w:rFonts w:ascii="Times New Roman" w:hAnsi="Times New Roman" w:eastAsia="Times New Roman" w:cs="Times New Roman"/>
+                    <w:b/>
+                    <w:bCs/>
                     <w:sz w:val="24"/>
                     <w:szCs w:val="24"/>
-                    <w:rtl w:val="0"/>
-                  </w:rPr>
-                  <w:t xml:space="preserve">Week 9</w:t>
+                  </w:rPr>
+                  <w:t>Week 9</w:t>
                 </w:r>
               </w:p>
               <w:p>
@@ -4301,13 +4344,14 @@
                   <w:spacing w:before="145" w:line="259" w:lineRule="auto"/>
                   <w:ind w:right="0"/>
                   <w:rPr>
-                    <w:rFonts w:ascii="Times New Roman" w:cs="Times New Roman" w:eastAsia="Times New Roman" w:hAnsi="Times New Roman"/>
-                  </w:rPr>
-                </w:pPr>
-                <w:r>
-                  <w:rPr>
-                    <w:rFonts w:ascii="Times New Roman" w:cs="Times New Roman" w:eastAsia="Times New Roman" w:hAnsi="Times New Roman"/>
-                    <w:rtl w:val="0"/>
+                    <w:rFonts w:ascii="Times New Roman" w:hAnsi="Times New Roman" w:eastAsia="Times New Roman" w:cs="Times New Roman"/>
+                  </w:rPr>
+                </w:pPr>
+                <w:r>
+                  <w:rPr>
+                    <w:rFonts w:ascii="Times New Roman" w:hAnsi="Times New Roman" w:eastAsia="Times New Roman" w:cs="Times New Roman"/>
+                    <w:sz w:val="22"/>
+                    <w:szCs w:val="22"/>
                   </w:rPr>
                   <w:t xml:space="preserve">Prompt Engineering and Emerging Technologies </w:t>
                 </w:r>
@@ -4317,24 +4361,24 @@
                   <w:spacing w:before="145" w:line="259" w:lineRule="auto"/>
                   <w:ind w:right="0"/>
                   <w:rPr>
-                    <w:rFonts w:ascii="Times New Roman" w:cs="Times New Roman" w:eastAsia="Times New Roman" w:hAnsi="Times New Roman"/>
+                    <w:rFonts w:ascii="Times New Roman" w:hAnsi="Times New Roman" w:eastAsia="Times New Roman" w:cs="Times New Roman"/>
                     <w:sz w:val="24"/>
                     <w:szCs w:val="24"/>
                   </w:rPr>
                 </w:pPr>
                 <w:r>
                   <w:rPr>
-                    <w:rFonts w:ascii="Times New Roman" w:cs="Times New Roman" w:eastAsia="Times New Roman" w:hAnsi="Times New Roman"/>
-                    <w:rtl w:val="0"/>
+                    <w:rFonts w:ascii="Times New Roman" w:hAnsi="Times New Roman" w:eastAsia="Times New Roman" w:cs="Times New Roman"/>
+                    <w:sz w:val="22"/>
+                    <w:szCs w:val="22"/>
                   </w:rPr>
                   <w:t xml:space="preserve">Part </w:t>
                 </w:r>
                 <w:r>
                   <w:rPr>
-                    <w:rFonts w:ascii="Times New Roman" w:cs="Times New Roman" w:eastAsia="Times New Roman" w:hAnsi="Times New Roman"/>
+                    <w:rFonts w:ascii="Times New Roman" w:hAnsi="Times New Roman" w:eastAsia="Times New Roman" w:cs="Times New Roman"/>
                     <w:sz w:val="24"/>
                     <w:szCs w:val="24"/>
-                    <w:rtl w:val="0"/>
                   </w:rPr>
                   <w:t xml:space="preserve">2 </w:t>
                 </w:r>
@@ -4342,11 +4386,18 @@
             </w:tc>
             <w:tc>
               <w:tcPr>
+                <w:tcW w:w="80" w:type="pct"/>
+                <w:tcBorders>
+                  <w:top w:val="single" w:sz="4" w:space="0" w:color="bebebe"/>
+                  <w:left w:val="single" w:sz="4" w:space="0" w:color="bebebe"/>
+                  <w:bottom w:val="single" w:sz="4" w:space="0" w:color="bebebe"/>
+                  <w:right w:val="single" w:sz="4" w:space="0" w:color="bebebe"/>
+                </w:tcBorders>
                 <w:tcMar>
-                  <w:top w:w="144.0" w:type="dxa"/>
-                  <w:left w:w="144.0" w:type="dxa"/>
-                  <w:bottom w:w="144.0" w:type="dxa"/>
-                  <w:right w:w="144.0" w:type="dxa"/>
+                  <w:top w:w="144" w:type="dxa"/>
+                  <w:left w:w="144" w:type="dxa"/>
+                  <w:bottom w:w="144" w:type="dxa"/>
+                  <w:right w:w="144" w:type="dxa"/>
                 </w:tcMar>
               </w:tcPr>
               <w:p>
@@ -4356,24 +4407,23 @@
                     <w:numId w:val="7"/>
                   </w:numPr>
                   <w:tabs>
-                    <w:tab w:val="left" w:leader="none" w:pos="465"/>
+                    <w:tab w:val="left" w:pos="465"/>
                   </w:tabs>
                   <w:spacing w:before="4" w:lineRule="auto"/>
                   <w:ind w:left="465" w:right="0" w:hanging="360"/>
                   <w:rPr>
-                    <w:rFonts w:ascii="Times New Roman" w:cs="Times New Roman" w:eastAsia="Times New Roman" w:hAnsi="Times New Roman"/>
-                    <w:sz w:val="18"/>
-                    <w:szCs w:val="18"/>
-                  </w:rPr>
-                </w:pPr>
-                <w:r>
-                  <w:rPr>
-                    <w:rFonts w:ascii="Times New Roman" w:cs="Times New Roman" w:eastAsia="Times New Roman" w:hAnsi="Times New Roman"/>
-                    <w:sz w:val="18"/>
-                    <w:szCs w:val="18"/>
-                    <w:rtl w:val="0"/>
-                  </w:rPr>
-                  <w:t xml:space="preserve">Required reading:</w:t>
+                    <w:rFonts w:ascii="Times New Roman" w:hAnsi="Times New Roman" w:eastAsia="Times New Roman" w:cs="Times New Roman"/>
+                    <w:sz w:val="18"/>
+                    <w:szCs w:val="18"/>
+                  </w:rPr>
+                </w:pPr>
+                <w:r>
+                  <w:rPr>
+                    <w:rFonts w:ascii="Times New Roman" w:hAnsi="Times New Roman" w:eastAsia="Times New Roman" w:cs="Times New Roman"/>
+                    <w:sz w:val="18"/>
+                    <w:szCs w:val="18"/>
+                  </w:rPr>
+                  <w:t>Required reading:</w:t>
                 </w:r>
               </w:p>
               <w:p>
@@ -4383,22 +4433,21 @@
                     <w:numId w:val="7"/>
                   </w:numPr>
                   <w:tabs>
-                    <w:tab w:val="left" w:leader="none" w:pos="1185"/>
-                  </w:tabs>
-                  <w:spacing w:line="242.99999999999997" w:lineRule="auto"/>
+                    <w:tab w:val="left" w:pos="1185"/>
+                  </w:tabs>
+                  <w:spacing w:line="242" w:lineRule="auto"/>
                   <w:ind w:left="1185" w:right="0" w:hanging="360"/>
                   <w:rPr>
-                    <w:rFonts w:ascii="Times New Roman" w:cs="Times New Roman" w:eastAsia="Times New Roman" w:hAnsi="Times New Roman"/>
-                    <w:sz w:val="18"/>
-                    <w:szCs w:val="18"/>
-                  </w:rPr>
-                </w:pPr>
-                <w:r>
-                  <w:rPr>
-                    <w:rFonts w:ascii="Times New Roman" w:cs="Times New Roman" w:eastAsia="Times New Roman" w:hAnsi="Times New Roman"/>
-                    <w:sz w:val="18"/>
-                    <w:szCs w:val="18"/>
-                    <w:rtl w:val="0"/>
+                    <w:rFonts w:ascii="Times New Roman" w:hAnsi="Times New Roman" w:eastAsia="Times New Roman" w:cs="Times New Roman"/>
+                    <w:sz w:val="18"/>
+                    <w:szCs w:val="18"/>
+                  </w:rPr>
+                </w:pPr>
+                <w:r>
+                  <w:rPr>
+                    <w:rFonts w:ascii="Times New Roman" w:hAnsi="Times New Roman" w:eastAsia="Times New Roman" w:cs="Times New Roman"/>
+                    <w:sz w:val="18"/>
+                    <w:szCs w:val="18"/>
                   </w:rPr>
                   <w:t xml:space="preserve">Prompt Engineering Is Not the Future (An AI Rewrite) </w:t>
                 </w:r>
@@ -4410,24 +4459,23 @@
                     <w:numId w:val="7"/>
                   </w:numPr>
                   <w:tabs>
-                    <w:tab w:val="left" w:leader="none" w:pos="1185"/>
+                    <w:tab w:val="left" w:pos="1185"/>
                   </w:tabs>
                   <w:spacing w:before="2" w:line="250" w:lineRule="auto"/>
-                  <w:ind w:left="1185" w:right="0" w:hanging="360.99999999999994"/>
-                  <w:rPr>
-                    <w:rFonts w:ascii="Times New Roman" w:cs="Times New Roman" w:eastAsia="Times New Roman" w:hAnsi="Times New Roman"/>
-                    <w:sz w:val="18"/>
-                    <w:szCs w:val="18"/>
-                  </w:rPr>
-                </w:pPr>
-                <w:r>
-                  <w:rPr>
-                    <w:rFonts w:ascii="Times New Roman" w:cs="Times New Roman" w:eastAsia="Times New Roman" w:hAnsi="Times New Roman"/>
-                    <w:sz w:val="18"/>
-                    <w:szCs w:val="18"/>
-                    <w:rtl w:val="0"/>
-                  </w:rPr>
-                  <w:t xml:space="preserve">What is Blockchain?</w:t>
+                  <w:ind w:left="1185" w:right="0" w:hanging="360"/>
+                  <w:rPr>
+                    <w:rFonts w:ascii="Times New Roman" w:hAnsi="Times New Roman" w:eastAsia="Times New Roman" w:cs="Times New Roman"/>
+                    <w:sz w:val="18"/>
+                    <w:szCs w:val="18"/>
+                  </w:rPr>
+                </w:pPr>
+                <w:r>
+                  <w:rPr>
+                    <w:rFonts w:ascii="Times New Roman" w:hAnsi="Times New Roman" w:eastAsia="Times New Roman" w:cs="Times New Roman"/>
+                    <w:sz w:val="18"/>
+                    <w:szCs w:val="18"/>
+                  </w:rPr>
+                  <w:t>What is Blockchain?</w:t>
                 </w:r>
               </w:p>
               <w:p>
@@ -4437,23 +4485,22 @@
                     <w:numId w:val="7"/>
                   </w:numPr>
                   <w:tabs>
-                    <w:tab w:val="left" w:leader="none" w:pos="465"/>
+                    <w:tab w:val="left" w:pos="465"/>
                   </w:tabs>
                   <w:ind w:left="465" w:right="0" w:hanging="360"/>
                   <w:rPr>
-                    <w:rFonts w:ascii="Times New Roman" w:cs="Times New Roman" w:eastAsia="Times New Roman" w:hAnsi="Times New Roman"/>
-                    <w:sz w:val="18"/>
-                    <w:szCs w:val="18"/>
-                  </w:rPr>
-                </w:pPr>
-                <w:r>
-                  <w:rPr>
-                    <w:rFonts w:ascii="Times New Roman" w:cs="Times New Roman" w:eastAsia="Times New Roman" w:hAnsi="Times New Roman"/>
-                    <w:sz w:val="18"/>
-                    <w:szCs w:val="18"/>
-                    <w:rtl w:val="0"/>
-                  </w:rPr>
-                  <w:t xml:space="preserve">Recommended reading:</w:t>
+                    <w:rFonts w:ascii="Times New Roman" w:hAnsi="Times New Roman" w:eastAsia="Times New Roman" w:cs="Times New Roman"/>
+                    <w:sz w:val="18"/>
+                    <w:szCs w:val="18"/>
+                  </w:rPr>
+                </w:pPr>
+                <w:r>
+                  <w:rPr>
+                    <w:rFonts w:ascii="Times New Roman" w:hAnsi="Times New Roman" w:eastAsia="Times New Roman" w:cs="Times New Roman"/>
+                    <w:sz w:val="18"/>
+                    <w:szCs w:val="18"/>
+                  </w:rPr>
+                  <w:t>Recommended reading:</w:t>
                 </w:r>
               </w:p>
               <w:p>
@@ -4463,24 +4510,23 @@
                     <w:numId w:val="7"/>
                   </w:numPr>
                   <w:tabs>
-                    <w:tab w:val="left" w:leader="none" w:pos="1185"/>
+                    <w:tab w:val="left" w:pos="1185"/>
                   </w:tabs>
                   <w:spacing w:line="245" w:lineRule="auto"/>
                   <w:ind w:left="1185" w:right="0" w:hanging="360"/>
                   <w:rPr>
-                    <w:rFonts w:ascii="Times New Roman" w:cs="Times New Roman" w:eastAsia="Times New Roman" w:hAnsi="Times New Roman"/>
-                    <w:sz w:val="18"/>
-                    <w:szCs w:val="18"/>
-                  </w:rPr>
-                </w:pPr>
-                <w:r>
-                  <w:rPr>
-                    <w:rFonts w:ascii="Times New Roman" w:cs="Times New Roman" w:eastAsia="Times New Roman" w:hAnsi="Times New Roman"/>
-                    <w:sz w:val="18"/>
-                    <w:szCs w:val="18"/>
-                    <w:rtl w:val="0"/>
-                  </w:rPr>
-                  <w:t xml:space="preserve">Case Study Project Instructions (due week 10)</w:t>
+                    <w:rFonts w:ascii="Times New Roman" w:hAnsi="Times New Roman" w:eastAsia="Times New Roman" w:cs="Times New Roman"/>
+                    <w:sz w:val="18"/>
+                    <w:szCs w:val="18"/>
+                  </w:rPr>
+                </w:pPr>
+                <w:r>
+                  <w:rPr>
+                    <w:rFonts w:ascii="Times New Roman" w:hAnsi="Times New Roman" w:eastAsia="Times New Roman" w:cs="Times New Roman"/>
+                    <w:sz w:val="18"/>
+                    <w:szCs w:val="18"/>
+                  </w:rPr>
+                  <w:t>Case Study Project Instructions (due week 10)</w:t>
                 </w:r>
               </w:p>
               <w:p>
@@ -4490,24 +4536,23 @@
                     <w:numId w:val="7"/>
                   </w:numPr>
                   <w:tabs>
-                    <w:tab w:val="left" w:leader="none" w:pos="465"/>
+                    <w:tab w:val="left" w:pos="465"/>
                   </w:tabs>
                   <w:spacing w:line="241" w:lineRule="auto"/>
                   <w:ind w:left="465" w:right="0" w:hanging="360"/>
                   <w:rPr>
-                    <w:rFonts w:ascii="Times New Roman" w:cs="Times New Roman" w:eastAsia="Times New Roman" w:hAnsi="Times New Roman"/>
-                    <w:sz w:val="18"/>
-                    <w:szCs w:val="18"/>
-                  </w:rPr>
-                </w:pPr>
-                <w:r>
-                  <w:rPr>
-                    <w:rFonts w:ascii="Times New Roman" w:cs="Times New Roman" w:eastAsia="Times New Roman" w:hAnsi="Times New Roman"/>
-                    <w:sz w:val="18"/>
-                    <w:szCs w:val="18"/>
-                    <w:rtl w:val="0"/>
-                  </w:rPr>
-                  <w:t xml:space="preserve">Required videos:</w:t>
+                    <w:rFonts w:ascii="Times New Roman" w:hAnsi="Times New Roman" w:eastAsia="Times New Roman" w:cs="Times New Roman"/>
+                    <w:sz w:val="18"/>
+                    <w:szCs w:val="18"/>
+                  </w:rPr>
+                </w:pPr>
+                <w:r>
+                  <w:rPr>
+                    <w:rFonts w:ascii="Times New Roman" w:hAnsi="Times New Roman" w:eastAsia="Times New Roman" w:cs="Times New Roman"/>
+                    <w:sz w:val="18"/>
+                    <w:szCs w:val="18"/>
+                  </w:rPr>
+                  <w:t>Required videos:</w:t>
                 </w:r>
               </w:p>
               <w:p>
@@ -4517,24 +4562,23 @@
                     <w:numId w:val="7"/>
                   </w:numPr>
                   <w:tabs>
-                    <w:tab w:val="left" w:leader="none" w:pos="1185"/>
+                    <w:tab w:val="left" w:pos="1185"/>
                   </w:tabs>
                   <w:spacing w:before="10" w:line="230" w:lineRule="auto"/>
-                  <w:ind w:left="1185" w:right="218" w:hanging="360.99999999999994"/>
-                  <w:rPr>
-                    <w:rFonts w:ascii="Times New Roman" w:cs="Times New Roman" w:eastAsia="Times New Roman" w:hAnsi="Times New Roman"/>
-                    <w:sz w:val="18"/>
-                    <w:szCs w:val="18"/>
-                  </w:rPr>
-                </w:pPr>
-                <w:r>
-                  <w:rPr>
-                    <w:rFonts w:ascii="Times New Roman" w:cs="Times New Roman" w:eastAsia="Times New Roman" w:hAnsi="Times New Roman"/>
-                    <w:sz w:val="18"/>
-                    <w:szCs w:val="18"/>
-                    <w:rtl w:val="0"/>
-                  </w:rPr>
-                  <w:t xml:space="preserve">What is Blockchain? The Best Explanation of Blockchain Technology</w:t>
+                  <w:ind w:left="1185" w:right="218" w:hanging="360"/>
+                  <w:rPr>
+                    <w:rFonts w:ascii="Times New Roman" w:hAnsi="Times New Roman" w:eastAsia="Times New Roman" w:cs="Times New Roman"/>
+                    <w:sz w:val="18"/>
+                    <w:szCs w:val="18"/>
+                  </w:rPr>
+                </w:pPr>
+                <w:r>
+                  <w:rPr>
+                    <w:rFonts w:ascii="Times New Roman" w:hAnsi="Times New Roman" w:eastAsia="Times New Roman" w:cs="Times New Roman"/>
+                    <w:sz w:val="18"/>
+                    <w:szCs w:val="18"/>
+                  </w:rPr>
+                  <w:t>What is Blockchain? The Best Explanation of Blockchain Technology</w:t>
                 </w:r>
               </w:p>
               <w:p>
@@ -4544,24 +4588,23 @@
                     <w:numId w:val="7"/>
                   </w:numPr>
                   <w:tabs>
-                    <w:tab w:val="left" w:leader="none" w:pos="1185"/>
+                    <w:tab w:val="left" w:pos="1185"/>
                   </w:tabs>
                   <w:spacing w:before="10" w:line="230" w:lineRule="auto"/>
-                  <w:ind w:left="1185" w:right="218" w:hanging="360.99999999999994"/>
-                  <w:rPr>
-                    <w:rFonts w:ascii="Times New Roman" w:cs="Times New Roman" w:eastAsia="Times New Roman" w:hAnsi="Times New Roman"/>
-                    <w:sz w:val="18"/>
-                    <w:szCs w:val="18"/>
-                  </w:rPr>
-                </w:pPr>
-                <w:r>
-                  <w:rPr>
-                    <w:rFonts w:ascii="Times New Roman" w:cs="Times New Roman" w:eastAsia="Times New Roman" w:hAnsi="Times New Roman"/>
-                    <w:sz w:val="18"/>
-                    <w:szCs w:val="18"/>
-                    <w:rtl w:val="0"/>
-                  </w:rPr>
-                  <w:t xml:space="preserve">Is Prompt Engineering a Joke or the Future of AI Craftsmanship?</w:t>
+                  <w:ind w:left="1185" w:right="218" w:hanging="360"/>
+                  <w:rPr>
+                    <w:rFonts w:ascii="Times New Roman" w:hAnsi="Times New Roman" w:eastAsia="Times New Roman" w:cs="Times New Roman"/>
+                    <w:sz w:val="18"/>
+                    <w:szCs w:val="18"/>
+                  </w:rPr>
+                </w:pPr>
+                <w:r>
+                  <w:rPr>
+                    <w:rFonts w:ascii="Times New Roman" w:hAnsi="Times New Roman" w:eastAsia="Times New Roman" w:cs="Times New Roman"/>
+                    <w:sz w:val="18"/>
+                    <w:szCs w:val="18"/>
+                  </w:rPr>
+                  <w:t>Is Prompt Engineering a Joke or the Future of AI Craftsmanship?</w:t>
                 </w:r>
               </w:p>
               <w:p>
@@ -4571,35 +4614,33 @@
                     <w:numId w:val="7"/>
                   </w:numPr>
                   <w:tabs>
-                    <w:tab w:val="left" w:leader="none" w:pos="465"/>
+                    <w:tab w:val="left" w:pos="465"/>
                   </w:tabs>
                   <w:spacing w:before="7" w:lineRule="auto"/>
                   <w:ind w:left="465" w:right="0" w:hanging="360"/>
                   <w:rPr>
-                    <w:rFonts w:ascii="Carlito" w:cs="Carlito" w:eastAsia="Carlito" w:hAnsi="Carlito"/>
-                    <w:sz w:val="18"/>
-                    <w:szCs w:val="18"/>
-                  </w:rPr>
-                </w:pPr>
-                <w:r>
-                  <w:rPr>
-                    <w:rFonts w:ascii="Times New Roman" w:cs="Times New Roman" w:eastAsia="Times New Roman" w:hAnsi="Times New Roman"/>
-                    <w:b w:val="1"/>
-                    <w:bCs w:val="1"/>
-                    <w:sz w:val="18"/>
-                    <w:szCs w:val="18"/>
-                    <w:rtl w:val="0"/>
-                  </w:rPr>
-                  <w:t xml:space="preserve">Apply</w:t>
-                </w:r>
-                <w:r>
-                  <w:rPr>
-                    <w:rFonts w:ascii="Times New Roman" w:cs="Times New Roman" w:eastAsia="Times New Roman" w:hAnsi="Times New Roman"/>
-                    <w:sz w:val="18"/>
-                    <w:szCs w:val="18"/>
-                    <w:rtl w:val="0"/>
-                  </w:rPr>
-                  <w:t xml:space="preserve">:</w:t>
+                    <w:rFonts w:ascii="Carlito" w:hAnsi="Carlito" w:eastAsia="Carlito" w:cs="Carlito"/>
+                    <w:sz w:val="18"/>
+                    <w:szCs w:val="18"/>
+                  </w:rPr>
+                </w:pPr>
+                <w:r>
+                  <w:rPr>
+                    <w:rFonts w:ascii="Times New Roman" w:hAnsi="Times New Roman" w:eastAsia="Times New Roman" w:cs="Times New Roman"/>
+                    <w:b/>
+                    <w:bCs/>
+                    <w:sz w:val="18"/>
+                    <w:szCs w:val="18"/>
+                  </w:rPr>
+                  <w:t>Apply</w:t>
+                </w:r>
+                <w:r>
+                  <w:rPr>
+                    <w:rFonts w:ascii="Times New Roman" w:hAnsi="Times New Roman" w:eastAsia="Times New Roman" w:cs="Times New Roman"/>
+                    <w:sz w:val="18"/>
+                    <w:szCs w:val="18"/>
+                  </w:rPr>
+                  <w:t>:</w:t>
                 </w:r>
                 <w:r>
                   <w:rPr>
@@ -4614,63 +4655,65 @@
                     <w:numId w:val="7"/>
                   </w:numPr>
                   <w:tabs>
-                    <w:tab w:val="left" w:leader="none" w:pos="1185"/>
+                    <w:tab w:val="left" w:pos="1185"/>
                   </w:tabs>
                   <w:spacing w:before="5" w:line="235" w:lineRule="auto"/>
-                  <w:ind w:left="1185" w:right="450" w:hanging="360.99999999999994"/>
+                  <w:ind w:left="1185" w:right="450" w:hanging="360"/>
                   <w:jc w:val="both"/>
                   <w:rPr>
-                    <w:rFonts w:ascii="Times New Roman" w:cs="Times New Roman" w:eastAsia="Times New Roman" w:hAnsi="Times New Roman"/>
-                    <w:sz w:val="18"/>
-                    <w:szCs w:val="18"/>
-                  </w:rPr>
-                </w:pPr>
-                <w:r>
-                  <w:rPr>
-                    <w:rFonts w:ascii="Times New Roman" w:cs="Times New Roman" w:eastAsia="Times New Roman" w:hAnsi="Times New Roman"/>
-                    <w:sz w:val="18"/>
-                    <w:szCs w:val="18"/>
-                    <w:rtl w:val="0"/>
-                  </w:rPr>
-                  <w:t xml:space="preserve">Prompt Engineering Project (</w:t>
-                </w:r>
-                <w:r>
-                  <w:rPr>
-                    <w:rFonts w:ascii="Times New Roman" w:cs="Times New Roman" w:eastAsia="Times New Roman" w:hAnsi="Times New Roman"/>
-                    <w:i w:val="1"/>
-                    <w:iCs w:val="1"/>
+                    <w:rFonts w:ascii="Times New Roman" w:hAnsi="Times New Roman" w:eastAsia="Times New Roman" w:cs="Times New Roman"/>
+                    <w:sz w:val="18"/>
+                    <w:szCs w:val="18"/>
+                  </w:rPr>
+                </w:pPr>
+                <w:r>
+                  <w:rPr>
+                    <w:rFonts w:ascii="Times New Roman" w:hAnsi="Times New Roman" w:eastAsia="Times New Roman" w:cs="Times New Roman"/>
+                    <w:sz w:val="18"/>
+                    <w:szCs w:val="18"/>
+                  </w:rPr>
+                  <w:t>Prompt Engineering Project (</w:t>
+                </w:r>
+                <w:r>
+                  <w:rPr>
+                    <w:rFonts w:ascii="Times New Roman" w:hAnsi="Times New Roman" w:eastAsia="Times New Roman" w:cs="Times New Roman"/>
+                    <w:i/>
+                    <w:iCs/>
                     <w:color w:val="ff0000"/>
                     <w:sz w:val="18"/>
                     <w:szCs w:val="18"/>
-                    <w:rtl w:val="0"/>
-                  </w:rPr>
-                  <w:t xml:space="preserve">Due Sunday by 11:59 pm</w:t>
-                </w:r>
-                <w:r>
-                  <w:rPr>
-                    <w:rFonts w:ascii="Times New Roman" w:cs="Times New Roman" w:eastAsia="Times New Roman" w:hAnsi="Times New Roman"/>
-                    <w:sz w:val="18"/>
-                    <w:szCs w:val="18"/>
-                    <w:rtl w:val="0"/>
-                  </w:rPr>
-                  <w:t xml:space="preserve">)</w:t>
+                  </w:rPr>
+                  <w:t>Due Sunday by 11:59 pm</w:t>
+                </w:r>
+                <w:r>
+                  <w:rPr>
+                    <w:rFonts w:ascii="Times New Roman" w:hAnsi="Times New Roman" w:eastAsia="Times New Roman" w:cs="Times New Roman"/>
+                    <w:sz w:val="18"/>
+                    <w:szCs w:val="18"/>
+                  </w:rPr>
+                  <w:t>)</w:t>
                 </w:r>
               </w:p>
             </w:tc>
           </w:tr>
           <w:tr>
             <w:trPr>
-              <w:cantSplit w:val="0"/>
               <w:trHeight w:val="1305" w:hRule="atLeast"/>
-              <w:tblHeader w:val="0"/>
             </w:trPr>
             <w:tc>
               <w:tcPr>
+                <w:tcW w:w="20" w:type="pct"/>
+                <w:tcBorders>
+                  <w:top w:val="single" w:sz="4" w:space="0" w:color="bebebe"/>
+                  <w:left w:val="single" w:sz="4" w:space="0" w:color="bebebe"/>
+                  <w:bottom w:val="single" w:sz="4" w:space="0" w:color="bebebe"/>
+                  <w:right w:val="single" w:sz="4" w:space="0" w:color="bebebe"/>
+                </w:tcBorders>
                 <w:tcMar>
-                  <w:top w:w="144.0" w:type="dxa"/>
-                  <w:left w:w="144.0" w:type="dxa"/>
-                  <w:bottom w:w="144.0" w:type="dxa"/>
-                  <w:right w:w="144.0" w:type="dxa"/>
+                  <w:top w:w="144" w:type="dxa"/>
+                  <w:left w:w="144" w:type="dxa"/>
+                  <w:bottom w:w="144" w:type="dxa"/>
+                  <w:right w:w="144" w:type="dxa"/>
                 </w:tcMar>
               </w:tcPr>
               <w:p>
@@ -4678,23 +4721,22 @@
                   <w:spacing w:before="123" w:lineRule="auto"/>
                   <w:ind w:right="0"/>
                   <w:rPr>
-                    <w:rFonts w:ascii="Times New Roman" w:cs="Times New Roman" w:eastAsia="Times New Roman" w:hAnsi="Times New Roman"/>
-                    <w:b w:val="1"/>
-                    <w:bCs w:val="1"/>
+                    <w:rFonts w:ascii="Times New Roman" w:hAnsi="Times New Roman" w:eastAsia="Times New Roman" w:cs="Times New Roman"/>
+                    <w:b/>
+                    <w:bCs/>
                     <w:sz w:val="24"/>
                     <w:szCs w:val="24"/>
                   </w:rPr>
                 </w:pPr>
                 <w:r>
                   <w:rPr>
-                    <w:rFonts w:ascii="Times New Roman" w:cs="Times New Roman" w:eastAsia="Times New Roman" w:hAnsi="Times New Roman"/>
-                    <w:b w:val="1"/>
-                    <w:bCs w:val="1"/>
+                    <w:rFonts w:ascii="Times New Roman" w:hAnsi="Times New Roman" w:eastAsia="Times New Roman" w:cs="Times New Roman"/>
+                    <w:b/>
+                    <w:bCs/>
                     <w:sz w:val="24"/>
                     <w:szCs w:val="24"/>
-                    <w:rtl w:val="0"/>
-                  </w:rPr>
-                  <w:t xml:space="preserve">Week 10</w:t>
+                  </w:rPr>
+                  <w:t>Week 10</w:t>
                 </w:r>
               </w:p>
               <w:p>
@@ -4702,25 +4744,33 @@
                   <w:spacing w:before="145" w:line="259" w:lineRule="auto"/>
                   <w:ind w:right="615"/>
                   <w:rPr>
-                    <w:rFonts w:ascii="Times New Roman" w:cs="Times New Roman" w:eastAsia="Times New Roman" w:hAnsi="Times New Roman"/>
-                  </w:rPr>
-                </w:pPr>
-                <w:r>
-                  <w:rPr>
-                    <w:rFonts w:ascii="Times New Roman" w:cs="Times New Roman" w:eastAsia="Times New Roman" w:hAnsi="Times New Roman"/>
-                    <w:rtl w:val="0"/>
-                  </w:rPr>
-                  <w:t xml:space="preserve">Case Study and Wrap-up</w:t>
+                    <w:rFonts w:ascii="Times New Roman" w:hAnsi="Times New Roman" w:eastAsia="Times New Roman" w:cs="Times New Roman"/>
+                  </w:rPr>
+                </w:pPr>
+                <w:r>
+                  <w:rPr>
+                    <w:rFonts w:ascii="Times New Roman" w:hAnsi="Times New Roman" w:eastAsia="Times New Roman" w:cs="Times New Roman"/>
+                    <w:sz w:val="22"/>
+                    <w:szCs w:val="22"/>
+                  </w:rPr>
+                  <w:t>Case Study and Wrap-up</w:t>
                 </w:r>
               </w:p>
             </w:tc>
             <w:tc>
               <w:tcPr>
+                <w:tcW w:w="80" w:type="pct"/>
+                <w:tcBorders>
+                  <w:top w:val="single" w:sz="4" w:space="0" w:color="bebebe"/>
+                  <w:left w:val="single" w:sz="4" w:space="0" w:color="bebebe"/>
+                  <w:bottom w:val="single" w:sz="4" w:space="0" w:color="bebebe"/>
+                  <w:right w:val="single" w:sz="4" w:space="0" w:color="bebebe"/>
+                </w:tcBorders>
                 <w:tcMar>
-                  <w:top w:w="144.0" w:type="dxa"/>
-                  <w:left w:w="144.0" w:type="dxa"/>
-                  <w:bottom w:w="144.0" w:type="dxa"/>
-                  <w:right w:w="144.0" w:type="dxa"/>
+                  <w:top w:w="144" w:type="dxa"/>
+                  <w:left w:w="144" w:type="dxa"/>
+                  <w:bottom w:w="144" w:type="dxa"/>
+                  <w:right w:w="144" w:type="dxa"/>
                 </w:tcMar>
               </w:tcPr>
               <w:p>
@@ -4733,33 +4783,32 @@
                     <w:numId w:val="7"/>
                   </w:numPr>
                   <w:pBdr>
-                    <w:top w:space="0" w:sz="0" w:val="nil"/>
-                    <w:left w:space="0" w:sz="0" w:val="nil"/>
-                    <w:bottom w:space="0" w:sz="0" w:val="nil"/>
-                    <w:right w:space="0" w:sz="0" w:val="nil"/>
-                    <w:between w:space="0" w:sz="0" w:val="nil"/>
+                    <w:top w:val="nil"/>
+                    <w:left w:val="nil"/>
+                    <w:bottom w:val="nil"/>
+                    <w:right w:val="nil"/>
+                    <w:between w:val="nil"/>
                   </w:pBdr>
-                  <w:shd w:fill="auto" w:val="clear"/>
-                  <w:tabs>
-                    <w:tab w:val="left" w:leader="none" w:pos="465"/>
-                  </w:tabs>
-                  <w:spacing w:after="0" w:before="4" w:line="240" w:lineRule="auto"/>
+                  <w:shd w:val="clear"/>
+                  <w:tabs>
+                    <w:tab w:val="left" w:pos="465"/>
+                  </w:tabs>
+                  <w:spacing w:before="4" w:after="0" w:line="240" w:lineRule="auto"/>
                   <w:ind w:left="465" w:right="0" w:hanging="360"/>
                   <w:jc w:val="left"/>
                   <w:rPr>
-                    <w:rFonts w:ascii="Times New Roman" w:cs="Times New Roman" w:eastAsia="Times New Roman" w:hAnsi="Times New Roman"/>
-                    <w:sz w:val="18"/>
-                    <w:szCs w:val="18"/>
-                  </w:rPr>
-                </w:pPr>
-                <w:r>
-                  <w:rPr>
-                    <w:rFonts w:ascii="Times New Roman" w:cs="Times New Roman" w:eastAsia="Times New Roman" w:hAnsi="Times New Roman"/>
-                    <w:sz w:val="18"/>
-                    <w:szCs w:val="18"/>
-                    <w:rtl w:val="0"/>
-                  </w:rPr>
-                  <w:t xml:space="preserve">Required reading: Review for Final Exam</w:t>
+                    <w:rFonts w:ascii="Times New Roman" w:hAnsi="Times New Roman" w:eastAsia="Times New Roman" w:cs="Times New Roman"/>
+                    <w:sz w:val="18"/>
+                    <w:szCs w:val="18"/>
+                  </w:rPr>
+                </w:pPr>
+                <w:r>
+                  <w:rPr>
+                    <w:rFonts w:ascii="Times New Roman" w:hAnsi="Times New Roman" w:eastAsia="Times New Roman" w:cs="Times New Roman"/>
+                    <w:sz w:val="18"/>
+                    <w:szCs w:val="18"/>
+                  </w:rPr>
+                  <w:t>Required reading: Review for Final Exam</w:t>
                 </w:r>
               </w:p>
               <w:p>
@@ -4772,33 +4821,32 @@
                     <w:numId w:val="7"/>
                   </w:numPr>
                   <w:pBdr>
-                    <w:top w:space="0" w:sz="0" w:val="nil"/>
-                    <w:left w:space="0" w:sz="0" w:val="nil"/>
-                    <w:bottom w:space="0" w:sz="0" w:val="nil"/>
-                    <w:right w:space="0" w:sz="0" w:val="nil"/>
-                    <w:between w:space="0" w:sz="0" w:val="nil"/>
+                    <w:top w:val="nil"/>
+                    <w:left w:val="nil"/>
+                    <w:bottom w:val="nil"/>
+                    <w:right w:val="nil"/>
+                    <w:between w:val="nil"/>
                   </w:pBdr>
-                  <w:shd w:fill="auto" w:val="clear"/>
-                  <w:tabs>
-                    <w:tab w:val="left" w:leader="none" w:pos="465"/>
-                  </w:tabs>
-                  <w:spacing w:after="0" w:before="4" w:line="240" w:lineRule="auto"/>
+                  <w:shd w:val="clear"/>
+                  <w:tabs>
+                    <w:tab w:val="left" w:pos="465"/>
+                  </w:tabs>
+                  <w:spacing w:before="4" w:after="0" w:line="240" w:lineRule="auto"/>
                   <w:ind w:left="465" w:right="0" w:hanging="360"/>
                   <w:jc w:val="left"/>
                   <w:rPr>
-                    <w:rFonts w:ascii="Times New Roman" w:cs="Times New Roman" w:eastAsia="Times New Roman" w:hAnsi="Times New Roman"/>
-                    <w:sz w:val="18"/>
-                    <w:szCs w:val="18"/>
-                  </w:rPr>
-                </w:pPr>
-                <w:r>
-                  <w:rPr>
-                    <w:rFonts w:ascii="Times New Roman" w:cs="Times New Roman" w:eastAsia="Times New Roman" w:hAnsi="Times New Roman"/>
-                    <w:sz w:val="18"/>
-                    <w:szCs w:val="18"/>
-                    <w:rtl w:val="0"/>
-                  </w:rPr>
-                  <w:t xml:space="preserve">Required videos: The Great Hack (in-class)</w:t>
+                    <w:rFonts w:ascii="Times New Roman" w:hAnsi="Times New Roman" w:eastAsia="Times New Roman" w:cs="Times New Roman"/>
+                    <w:sz w:val="18"/>
+                    <w:szCs w:val="18"/>
+                  </w:rPr>
+                </w:pPr>
+                <w:r>
+                  <w:rPr>
+                    <w:rFonts w:ascii="Times New Roman" w:hAnsi="Times New Roman" w:eastAsia="Times New Roman" w:cs="Times New Roman"/>
+                    <w:sz w:val="18"/>
+                    <w:szCs w:val="18"/>
+                  </w:rPr>
+                  <w:t>Required videos: The Great Hack (in-class)</w:t>
                 </w:r>
               </w:p>
               <w:p>
@@ -4811,33 +4859,32 @@
                     <w:numId w:val="7"/>
                   </w:numPr>
                   <w:pBdr>
-                    <w:top w:space="0" w:sz="0" w:val="nil"/>
-                    <w:left w:space="0" w:sz="0" w:val="nil"/>
-                    <w:bottom w:space="0" w:sz="0" w:val="nil"/>
-                    <w:right w:space="0" w:sz="0" w:val="nil"/>
-                    <w:between w:space="0" w:sz="0" w:val="nil"/>
+                    <w:top w:val="nil"/>
+                    <w:left w:val="nil"/>
+                    <w:bottom w:val="nil"/>
+                    <w:right w:val="nil"/>
+                    <w:between w:val="nil"/>
                   </w:pBdr>
-                  <w:shd w:fill="auto" w:val="clear"/>
-                  <w:tabs>
-                    <w:tab w:val="left" w:leader="none" w:pos="465"/>
-                  </w:tabs>
-                  <w:spacing w:after="0" w:before="4" w:line="240" w:lineRule="auto"/>
+                  <w:shd w:val="clear"/>
+                  <w:tabs>
+                    <w:tab w:val="left" w:pos="465"/>
+                  </w:tabs>
+                  <w:spacing w:before="4" w:after="0" w:line="240" w:lineRule="auto"/>
                   <w:ind w:left="465" w:right="0" w:hanging="360"/>
                   <w:jc w:val="left"/>
                   <w:rPr>
-                    <w:rFonts w:ascii="Times New Roman" w:cs="Times New Roman" w:eastAsia="Times New Roman" w:hAnsi="Times New Roman"/>
-                    <w:sz w:val="18"/>
-                    <w:szCs w:val="18"/>
-                  </w:rPr>
-                </w:pPr>
-                <w:r>
-                  <w:rPr>
-                    <w:rFonts w:ascii="Times New Roman" w:cs="Times New Roman" w:eastAsia="Times New Roman" w:hAnsi="Times New Roman"/>
-                    <w:sz w:val="18"/>
-                    <w:szCs w:val="18"/>
-                    <w:rtl w:val="0"/>
-                  </w:rPr>
-                  <w:t xml:space="preserve">Apply:</w:t>
+                    <w:rFonts w:ascii="Times New Roman" w:hAnsi="Times New Roman" w:eastAsia="Times New Roman" w:cs="Times New Roman"/>
+                    <w:sz w:val="18"/>
+                    <w:szCs w:val="18"/>
+                  </w:rPr>
+                </w:pPr>
+                <w:r>
+                  <w:rPr>
+                    <w:rFonts w:ascii="Times New Roman" w:hAnsi="Times New Roman" w:eastAsia="Times New Roman" w:cs="Times New Roman"/>
+                    <w:sz w:val="18"/>
+                    <w:szCs w:val="18"/>
+                  </w:rPr>
+                  <w:t>Apply:</w:t>
                 </w:r>
               </w:p>
               <w:p>
@@ -4850,33 +4897,32 @@
                     <w:numId w:val="7"/>
                   </w:numPr>
                   <w:pBdr>
-                    <w:top w:space="0" w:sz="0" w:val="nil"/>
-                    <w:left w:space="0" w:sz="0" w:val="nil"/>
-                    <w:bottom w:space="0" w:sz="0" w:val="nil"/>
-                    <w:right w:space="0" w:sz="0" w:val="nil"/>
-                    <w:between w:space="0" w:sz="0" w:val="nil"/>
+                    <w:top w:val="nil"/>
+                    <w:left w:val="nil"/>
+                    <w:bottom w:val="nil"/>
+                    <w:right w:val="nil"/>
+                    <w:between w:val="nil"/>
                   </w:pBdr>
-                  <w:shd w:fill="auto" w:val="clear"/>
-                  <w:tabs>
-                    <w:tab w:val="left" w:leader="none" w:pos="465"/>
-                  </w:tabs>
-                  <w:spacing w:after="0" w:before="4" w:line="240" w:lineRule="auto"/>
-                  <w:ind w:left="1185" w:right="0" w:hanging="360.99999999999994"/>
+                  <w:shd w:val="clear"/>
+                  <w:tabs>
+                    <w:tab w:val="left" w:pos="465"/>
+                  </w:tabs>
+                  <w:spacing w:before="4" w:after="0" w:line="240" w:lineRule="auto"/>
+                  <w:ind w:left="1185" w:right="0" w:hanging="360"/>
                   <w:jc w:val="left"/>
                   <w:rPr>
-                    <w:rFonts w:ascii="Times New Roman" w:cs="Times New Roman" w:eastAsia="Times New Roman" w:hAnsi="Times New Roman"/>
-                    <w:sz w:val="18"/>
-                    <w:szCs w:val="18"/>
-                  </w:rPr>
-                </w:pPr>
-                <w:r>
-                  <w:rPr>
-                    <w:rFonts w:ascii="Times New Roman" w:cs="Times New Roman" w:eastAsia="Times New Roman" w:hAnsi="Times New Roman"/>
-                    <w:sz w:val="18"/>
-                    <w:szCs w:val="18"/>
-                    <w:rtl w:val="0"/>
-                  </w:rPr>
-                  <w:t xml:space="preserve">Case Study Project (Due Sunday by 11:59 pm)</w:t>
+                    <w:rFonts w:ascii="Times New Roman" w:hAnsi="Times New Roman" w:eastAsia="Times New Roman" w:cs="Times New Roman"/>
+                    <w:sz w:val="18"/>
+                    <w:szCs w:val="18"/>
+                  </w:rPr>
+                </w:pPr>
+                <w:r>
+                  <w:rPr>
+                    <w:rFonts w:ascii="Times New Roman" w:hAnsi="Times New Roman" w:eastAsia="Times New Roman" w:cs="Times New Roman"/>
+                    <w:sz w:val="18"/>
+                    <w:szCs w:val="18"/>
+                  </w:rPr>
+                  <w:t>Case Study Project (Due Sunday by 11:59 pm)</w:t>
                 </w:r>
               </w:p>
               <w:p>
@@ -4889,50 +4935,54 @@
                     <w:numId w:val="7"/>
                   </w:numPr>
                   <w:pBdr>
-                    <w:top w:space="0" w:sz="0" w:val="nil"/>
-                    <w:left w:space="0" w:sz="0" w:val="nil"/>
-                    <w:bottom w:space="0" w:sz="0" w:val="nil"/>
-                    <w:right w:space="0" w:sz="0" w:val="nil"/>
-                    <w:between w:space="0" w:sz="0" w:val="nil"/>
+                    <w:top w:val="nil"/>
+                    <w:left w:val="nil"/>
+                    <w:bottom w:val="nil"/>
+                    <w:right w:val="nil"/>
+                    <w:between w:val="nil"/>
                   </w:pBdr>
-                  <w:shd w:fill="auto" w:val="clear"/>
-                  <w:tabs>
-                    <w:tab w:val="left" w:leader="none" w:pos="465"/>
-                  </w:tabs>
-                  <w:spacing w:after="0" w:before="4" w:line="240" w:lineRule="auto"/>
-                  <w:ind w:left="1185" w:right="0" w:hanging="360.99999999999994"/>
+                  <w:shd w:val="clear"/>
+                  <w:tabs>
+                    <w:tab w:val="left" w:pos="465"/>
+                  </w:tabs>
+                  <w:spacing w:before="4" w:after="0" w:line="240" w:lineRule="auto"/>
+                  <w:ind w:left="1185" w:right="0" w:hanging="360"/>
                   <w:jc w:val="left"/>
                   <w:rPr>
-                    <w:rFonts w:ascii="Times New Roman" w:cs="Times New Roman" w:eastAsia="Times New Roman" w:hAnsi="Times New Roman"/>
-                    <w:sz w:val="18"/>
-                    <w:szCs w:val="18"/>
-                  </w:rPr>
-                </w:pPr>
-                <w:r>
-                  <w:rPr>
-                    <w:rFonts w:ascii="Times New Roman" w:cs="Times New Roman" w:eastAsia="Times New Roman" w:hAnsi="Times New Roman"/>
-                    <w:sz w:val="18"/>
-                    <w:szCs w:val="18"/>
-                    <w:rtl w:val="0"/>
-                  </w:rPr>
-                  <w:t xml:space="preserve">Final Deadline for all approved late assignments is Monday by 11:59 pm</w:t>
+                    <w:rFonts w:ascii="Times New Roman" w:hAnsi="Times New Roman" w:eastAsia="Times New Roman" w:cs="Times New Roman"/>
+                    <w:sz w:val="18"/>
+                    <w:szCs w:val="18"/>
+                  </w:rPr>
+                </w:pPr>
+                <w:r>
+                  <w:rPr>
+                    <w:rFonts w:ascii="Times New Roman" w:hAnsi="Times New Roman" w:eastAsia="Times New Roman" w:cs="Times New Roman"/>
+                    <w:sz w:val="18"/>
+                    <w:szCs w:val="18"/>
+                  </w:rPr>
+                  <w:t>Final Deadline for all approved late assignments is Monday of Week 11 by 11:59 pm</w:t>
                 </w:r>
               </w:p>
             </w:tc>
           </w:tr>
           <w:tr>
             <w:trPr>
-              <w:cantSplit w:val="0"/>
-              <w:trHeight w:val="1675.6494140625" w:hRule="atLeast"/>
-              <w:tblHeader w:val="0"/>
+              <w:trHeight w:val="1675" w:hRule="atLeast"/>
             </w:trPr>
             <w:tc>
               <w:tcPr>
+                <w:tcW w:w="20" w:type="pct"/>
+                <w:tcBorders>
+                  <w:top w:val="single" w:sz="4" w:space="0" w:color="bebebe"/>
+                  <w:left w:val="single" w:sz="4" w:space="0" w:color="bebebe"/>
+                  <w:bottom w:val="single" w:sz="4" w:space="0" w:color="bebebe"/>
+                  <w:right w:val="single" w:sz="4" w:space="0" w:color="bebebe"/>
+                </w:tcBorders>
                 <w:tcMar>
-                  <w:top w:w="144.0" w:type="dxa"/>
-                  <w:left w:w="144.0" w:type="dxa"/>
-                  <w:bottom w:w="144.0" w:type="dxa"/>
-                  <w:right w:w="144.0" w:type="dxa"/>
+                  <w:top w:w="144" w:type="dxa"/>
+                  <w:left w:w="144" w:type="dxa"/>
+                  <w:bottom w:w="144" w:type="dxa"/>
+                  <w:right w:w="144" w:type="dxa"/>
                 </w:tcMar>
               </w:tcPr>
               <w:p>
@@ -4940,23 +4990,22 @@
                   <w:spacing w:before="83" w:lineRule="auto"/>
                   <w:ind w:right="0"/>
                   <w:rPr>
-                    <w:rFonts w:ascii="Times New Roman" w:cs="Times New Roman" w:eastAsia="Times New Roman" w:hAnsi="Times New Roman"/>
-                    <w:b w:val="1"/>
-                    <w:bCs w:val="1"/>
+                    <w:rFonts w:ascii="Times New Roman" w:hAnsi="Times New Roman" w:eastAsia="Times New Roman" w:cs="Times New Roman"/>
+                    <w:b/>
+                    <w:bCs/>
                     <w:sz w:val="24"/>
                     <w:szCs w:val="24"/>
                   </w:rPr>
                 </w:pPr>
                 <w:r>
                   <w:rPr>
-                    <w:rFonts w:ascii="Times New Roman" w:cs="Times New Roman" w:eastAsia="Times New Roman" w:hAnsi="Times New Roman"/>
-                    <w:b w:val="1"/>
-                    <w:bCs w:val="1"/>
+                    <w:rFonts w:ascii="Times New Roman" w:hAnsi="Times New Roman" w:eastAsia="Times New Roman" w:cs="Times New Roman"/>
+                    <w:b/>
+                    <w:bCs/>
                     <w:sz w:val="24"/>
                     <w:szCs w:val="24"/>
-                    <w:rtl w:val="0"/>
-                  </w:rPr>
-                  <w:t xml:space="preserve">Week 11</w:t>
+                  </w:rPr>
+                  <w:t>Week 11</w:t>
                 </w:r>
               </w:p>
               <w:p>
@@ -4964,25 +5013,33 @@
                   <w:spacing w:before="145" w:lineRule="auto"/>
                   <w:ind w:right="0"/>
                   <w:rPr>
-                    <w:rFonts w:ascii="Times New Roman" w:cs="Times New Roman" w:eastAsia="Times New Roman" w:hAnsi="Times New Roman"/>
-                  </w:rPr>
-                </w:pPr>
-                <w:r>
-                  <w:rPr>
-                    <w:rFonts w:ascii="Times New Roman" w:cs="Times New Roman" w:eastAsia="Times New Roman" w:hAnsi="Times New Roman"/>
-                    <w:rtl w:val="0"/>
-                  </w:rPr>
-                  <w:t xml:space="preserve">Final Exam</w:t>
+                    <w:rFonts w:ascii="Times New Roman" w:hAnsi="Times New Roman" w:eastAsia="Times New Roman" w:cs="Times New Roman"/>
+                  </w:rPr>
+                </w:pPr>
+                <w:r>
+                  <w:rPr>
+                    <w:rFonts w:ascii="Times New Roman" w:hAnsi="Times New Roman" w:eastAsia="Times New Roman" w:cs="Times New Roman"/>
+                    <w:sz w:val="22"/>
+                    <w:szCs w:val="22"/>
+                  </w:rPr>
+                  <w:t>Final Exam</w:t>
                 </w:r>
               </w:p>
             </w:tc>
             <w:tc>
               <w:tcPr>
+                <w:tcW w:w="80" w:type="pct"/>
+                <w:tcBorders>
+                  <w:top w:val="single" w:sz="4" w:space="0" w:color="bebebe"/>
+                  <w:left w:val="single" w:sz="4" w:space="0" w:color="bebebe"/>
+                  <w:bottom w:val="single" w:sz="4" w:space="0" w:color="bebebe"/>
+                  <w:right w:val="single" w:sz="4" w:space="0" w:color="bebebe"/>
+                </w:tcBorders>
                 <w:tcMar>
-                  <w:top w:w="144.0" w:type="dxa"/>
-                  <w:left w:w="144.0" w:type="dxa"/>
-                  <w:bottom w:w="144.0" w:type="dxa"/>
-                  <w:right w:w="144.0" w:type="dxa"/>
+                  <w:top w:w="144" w:type="dxa"/>
+                  <w:left w:w="144" w:type="dxa"/>
+                  <w:bottom w:w="144" w:type="dxa"/>
+                  <w:right w:w="144" w:type="dxa"/>
                 </w:tcMar>
               </w:tcPr>
               <w:p>
@@ -4992,35 +5049,33 @@
                     <w:numId w:val="1"/>
                   </w:numPr>
                   <w:tabs>
-                    <w:tab w:val="left" w:leader="none" w:pos="465"/>
+                    <w:tab w:val="left" w:pos="465"/>
                   </w:tabs>
                   <w:spacing w:before="229" w:lineRule="auto"/>
                   <w:ind w:left="465" w:right="0" w:hanging="360"/>
                   <w:rPr>
-                    <w:rFonts w:ascii="Carlito" w:cs="Carlito" w:eastAsia="Carlito" w:hAnsi="Carlito"/>
-                    <w:sz w:val="18"/>
-                    <w:szCs w:val="18"/>
-                  </w:rPr>
-                </w:pPr>
-                <w:r>
-                  <w:rPr>
-                    <w:rFonts w:ascii="Times New Roman" w:cs="Times New Roman" w:eastAsia="Times New Roman" w:hAnsi="Times New Roman"/>
-                    <w:b w:val="1"/>
-                    <w:bCs w:val="1"/>
-                    <w:sz w:val="18"/>
-                    <w:szCs w:val="18"/>
-                    <w:rtl w:val="0"/>
-                  </w:rPr>
-                  <w:t xml:space="preserve">Apply</w:t>
-                </w:r>
-                <w:r>
-                  <w:rPr>
-                    <w:rFonts w:ascii="Times New Roman" w:cs="Times New Roman" w:eastAsia="Times New Roman" w:hAnsi="Times New Roman"/>
-                    <w:sz w:val="18"/>
-                    <w:szCs w:val="18"/>
-                    <w:rtl w:val="0"/>
-                  </w:rPr>
-                  <w:t xml:space="preserve">:</w:t>
+                    <w:rFonts w:ascii="Carlito" w:hAnsi="Carlito" w:eastAsia="Carlito" w:cs="Carlito"/>
+                    <w:sz w:val="18"/>
+                    <w:szCs w:val="18"/>
+                  </w:rPr>
+                </w:pPr>
+                <w:r>
+                  <w:rPr>
+                    <w:rFonts w:ascii="Times New Roman" w:hAnsi="Times New Roman" w:eastAsia="Times New Roman" w:cs="Times New Roman"/>
+                    <w:b/>
+                    <w:bCs/>
+                    <w:sz w:val="18"/>
+                    <w:szCs w:val="18"/>
+                  </w:rPr>
+                  <w:t>Apply</w:t>
+                </w:r>
+                <w:r>
+                  <w:rPr>
+                    <w:rFonts w:ascii="Times New Roman" w:hAnsi="Times New Roman" w:eastAsia="Times New Roman" w:cs="Times New Roman"/>
+                    <w:sz w:val="18"/>
+                    <w:szCs w:val="18"/>
+                  </w:rPr>
+                  <w:t>:</w:t>
                 </w:r>
                 <w:r>
                   <w:rPr>
@@ -5035,54 +5090,46 @@
                     <w:numId w:val="1"/>
                   </w:numPr>
                   <w:tabs>
-                    <w:tab w:val="left" w:leader="none" w:pos="1185"/>
+                    <w:tab w:val="left" w:pos="1185"/>
                   </w:tabs>
                   <w:spacing w:before="8" w:line="230" w:lineRule="auto"/>
-                  <w:ind w:left="1185" w:right="282" w:hanging="360.99999999999994"/>
-                  <w:rPr>
-                    <w:rFonts w:ascii="Carlito" w:cs="Carlito" w:eastAsia="Carlito" w:hAnsi="Carlito"/>
-                    <w:b w:val="1"/>
-                    <w:bCs w:val="1"/>
-                    <w:sz w:val="18"/>
-                    <w:szCs w:val="18"/>
-                  </w:rPr>
-                </w:pPr>
-                <w:r>
-                  <w:rPr>
-                    <w:rFonts w:ascii="Times New Roman" w:cs="Times New Roman" w:eastAsia="Times New Roman" w:hAnsi="Times New Roman"/>
-                    <w:b w:val="1"/>
-                    <w:bCs w:val="1"/>
-                    <w:sz w:val="18"/>
-                    <w:szCs w:val="18"/>
-                    <w:rtl w:val="0"/>
-                  </w:rPr>
-                  <w:t xml:space="preserve">Final Exam</w:t>
-                </w:r>
-                <w:r>
-                  <w:rPr>
-                    <w:rFonts w:ascii="Times New Roman" w:cs="Times New Roman" w:eastAsia="Times New Roman" w:hAnsi="Times New Roman"/>
-                    <w:b w:val="1"/>
-                    <w:bCs w:val="1"/>
+                  <w:ind w:left="1185" w:right="282" w:hanging="360"/>
+                  <w:rPr>
+                    <w:rFonts w:ascii="Carlito" w:hAnsi="Carlito" w:eastAsia="Carlito" w:cs="Carlito"/>
+                    <w:b/>
+                    <w:bCs/>
+                    <w:sz w:val="18"/>
+                    <w:szCs w:val="18"/>
+                  </w:rPr>
+                </w:pPr>
+                <w:r>
+                  <w:rPr>
+                    <w:rFonts w:ascii="Times New Roman" w:hAnsi="Times New Roman" w:eastAsia="Times New Roman" w:cs="Times New Roman"/>
+                    <w:b/>
+                    <w:bCs/>
+                    <w:sz w:val="18"/>
+                    <w:szCs w:val="18"/>
+                  </w:rPr>
+                  <w:t>Final Exam</w:t>
+                </w:r>
+                <w:r>
+                  <w:rPr>
+                    <w:rFonts w:ascii="Times New Roman" w:hAnsi="Times New Roman" w:eastAsia="Times New Roman" w:cs="Times New Roman"/>
+                    <w:b/>
+                    <w:bCs/>
                     <w:color w:val="ff0000"/>
                     <w:sz w:val="18"/>
                     <w:szCs w:val="18"/>
-                    <w:rtl w:val="0"/>
                   </w:rPr>
                   <w:t xml:space="preserve"> </w:t>
                 </w:r>
                 <w:r>
                   <w:rPr>
-                    <w:rFonts w:ascii="Times New Roman" w:cs="Times New Roman" w:eastAsia="Times New Roman" w:hAnsi="Times New Roman"/>
-                    <w:sz w:val="18"/>
-                    <w:szCs w:val="18"/>
-                    <w:rtl w:val="0"/>
-                  </w:rPr>
-                  <w:t xml:space="preserve">- covering all Information Systems Chapters. The Final Exam is on Wednesday, March 10, 1:30pm - 3:20pm</w:t>
-                </w:r>
-                <w:r>
-                  <w:rPr>
-                    <w:rtl w:val="0"/>
-                  </w:rPr>
+                    <w:rFonts w:ascii="Times New Roman" w:hAnsi="Times New Roman" w:eastAsia="Times New Roman" w:cs="Times New Roman"/>
+                    <w:sz w:val="18"/>
+                    <w:szCs w:val="18"/>
+                  </w:rPr>
+                  <w:t xml:space="preserve">- covering Chapters 15, 16, 17, 18 of the Information Systems textbook. </w:t>
                 </w:r>
               </w:p>
               <w:p>
@@ -5092,26 +5139,25 @@
                     <w:numId w:val="1"/>
                   </w:numPr>
                   <w:tabs>
-                    <w:tab w:val="left" w:leader="none" w:pos="1185"/>
+                    <w:tab w:val="left" w:pos="1185"/>
                   </w:tabs>
                   <w:spacing w:before="8" w:line="230" w:lineRule="auto"/>
-                  <w:ind w:left="1185" w:right="282" w:hanging="360.99999999999994"/>
-                  <w:rPr>
-                    <w:rFonts w:ascii="Times New Roman" w:cs="Times New Roman" w:eastAsia="Times New Roman" w:hAnsi="Times New Roman"/>
-                    <w:b w:val="1"/>
-                    <w:bCs w:val="1"/>
-                    <w:sz w:val="18"/>
-                    <w:szCs w:val="18"/>
-                  </w:rPr>
-                </w:pPr>
-                <w:r>
-                  <w:rPr>
-                    <w:rFonts w:ascii="Times New Roman" w:cs="Times New Roman" w:eastAsia="Times New Roman" w:hAnsi="Times New Roman"/>
-                    <w:b w:val="1"/>
-                    <w:bCs w:val="1"/>
-                    <w:sz w:val="18"/>
-                    <w:szCs w:val="18"/>
-                    <w:rtl w:val="0"/>
+                  <w:ind w:left="1185" w:right="282" w:hanging="360"/>
+                  <w:rPr>
+                    <w:rFonts w:ascii="Times New Roman" w:hAnsi="Times New Roman" w:eastAsia="Times New Roman" w:cs="Times New Roman"/>
+                    <w:b/>
+                    <w:bCs/>
+                    <w:sz w:val="18"/>
+                    <w:szCs w:val="18"/>
+                  </w:rPr>
+                </w:pPr>
+                <w:r>
+                  <w:rPr>
+                    <w:rFonts w:ascii="Times New Roman" w:hAnsi="Times New Roman" w:eastAsia="Times New Roman" w:cs="Times New Roman"/>
+                    <w:b/>
+                    <w:bCs/>
+                    <w:sz w:val="18"/>
+                    <w:szCs w:val="18"/>
                   </w:rPr>
                   <w:t xml:space="preserve">Open book, open notes, open slides </w:t>
                 </w:r>
@@ -5124,7 +5170,7 @@
     <w:p>
       <w:pPr>
         <w:rPr>
-          <w:rFonts w:ascii="Times New Roman" w:cs="Times New Roman" w:eastAsia="Times New Roman" w:hAnsi="Times New Roman"/>
+          <w:rFonts w:ascii="Times New Roman" w:hAnsi="Times New Roman" w:eastAsia="Times New Roman" w:cs="Times New Roman"/>
         </w:rPr>
       </w:pPr>
       <w:r>
@@ -5134,31 +5180,34 @@
       </w:r>
     </w:p>
     <w:sectPr>
-      <w:headerReference r:id="rId7" w:type="default"/>
-      <w:headerReference r:id="rId8" w:type="first"/>
-      <w:footerReference r:id="rId9" w:type="default"/>
-      <w:footerReference r:id="rId10" w:type="first"/>
-      <w:pgSz w:h="15840" w:w="12240" w:orient="portrait"/>
-      <w:pgMar w:bottom="1440" w:top="1440" w:left="1080" w:right="1080" w:header="0" w:footer="720"/>
-      <w:pgNumType w:start="1"/>
-      <w:titlePg w:val="1"/>
+      <w:headerReference w:type="default" r:id="rId7"/>
+      <w:headerReference w:type="first" r:id="rId8"/>
+      <w:footerReference w:type="default" r:id="rId9"/>
+      <w:footerReference w:type="first" r:id="rId10"/>
+      <w:pgSz w:w="12240" w:h="15840"/>
+      <w:pgMar w:top="1440" w:right="1080" w:bottom="1440" w:left="1080" w:header="0" w:footer="720"/>
+      <w:titlePg/>
     </w:sectPr>
   </w:body>
 </w:document>
 </file>
 
 <file path=word/footer1.xml><?xml version="1.0" encoding="utf-8"?>
-<w:ftr xmlns:mc="http://schemas.openxmlformats.org/markup-compatibility/2006" xmlns:o="urn:schemas-microsoft-com:office:office" xmlns:r="http://schemas.openxmlformats.org/officeDocument/2006/relationships" xmlns:m="http://schemas.openxmlformats.org/officeDocument/2006/math" xmlns:v="urn:schemas-microsoft-com:vml" xmlns:wp="http://schemas.openxmlformats.org/drawingml/2006/wordprocessingDrawing" xmlns:w10="urn:schemas-microsoft-com:office:word" xmlns:w="http://schemas.openxmlformats.org/wordprocessingml/2006/main" xmlns:wne="http://schemas.microsoft.com/office/word/2006/wordml" xmlns:sl="http://schemas.openxmlformats.org/schemaLibrary/2006/main" xmlns:a="http://schemas.openxmlformats.org/drawingml/2006/main" xmlns:pic="http://schemas.openxmlformats.org/drawingml/2006/picture" xmlns:c="http://schemas.openxmlformats.org/drawingml/2006/chart" xmlns:lc="http://schemas.openxmlformats.org/drawingml/2006/lockedCanvas" xmlns:dgm="http://schemas.openxmlformats.org/drawingml/2006/diagram" xmlns:wps="http://schemas.microsoft.com/office/word/2010/wordprocessingShape" xmlns:wpg="http://schemas.microsoft.com/office/word/2010/wordprocessingGroup" xmlns:w14="http://schemas.microsoft.com/office/word/2010/wordml" xmlns:w15="http://schemas.microsoft.com/office/word/2012/wordml" xmlns:w16="http://schemas.microsoft.com/office/word/2018/wordml" xmlns:w16cex="http://schemas.microsoft.com/office/word/2018/wordml/cex" xmlns:w16cid="http://schemas.microsoft.com/office/word/2016/wordml/cid" xmlns="http://schemas.microsoft.com/office/tasks/2019/documenttasks" xmlns:cr="http://schemas.microsoft.com/office/comments/2020/reactions">
+<w:ftr xmlns:wpc="http://schemas.microsoft.com/office/word/2010/wordprocessingCanvas" xmlns:mc="http://schemas.openxmlformats.org/markup-compatibility/2006" xmlns:o="urn:schemas-microsoft-com:office:office" xmlns:r="http://schemas.openxmlformats.org/officeDocument/2006/relationships" xmlns:m="http://schemas.openxmlformats.org/officeDocument/2006/math" xmlns:v="urn:schemas-microsoft-com:vml" xmlns:wp14="http://schemas.microsoft.com/office/word/2010/wordprocessingDrawing" xmlns:wp="http://schemas.openxmlformats.org/drawingml/2006/wordprocessingDrawing" xmlns:w10="urn:schemas-microsoft-com:office:word" xmlns:w="http://schemas.openxmlformats.org/wordprocessingml/2006/main" xmlns:w14="http://schemas.microsoft.com/office/word/2010/wordml" xmlns:w15="http://schemas.microsoft.com/office/word/2012/wordml" xmlns:w16se="http://schemas.microsoft.com/office/word/2015/wordml/symex" xmlns:w16cid="http://schemas.microsoft.com/office/word/2016/wordml/cid" xmlns:w16="http://schemas.microsoft.com/office/word/2018/wordml" xmlns:w16cex="http://schemas.microsoft.com/office/word/2018/wordml/cex" xmlns:w16sdtdh="http://schemas.microsoft.com/office/word/2020/wordml/sdtdatahash" xmlns:wne="http://schemas.microsoft.com/office/word/2006/wordml" xmlns:wpg="http://schemas.microsoft.com/office/word/2010/wordprocessingGroup" xmlns:wps="http://schemas.microsoft.com/office/word/2010/wordprocessingShape">
   <w:p>
     <w:pPr>
       <w:jc w:val="right"/>
-      <w:rPr/>
     </w:pPr>
     <w:r>
-      <w:rPr/>
       <w:fldChar w:fldCharType="begin"/>
-      <w:instrText xml:space="preserve">PAGE</w:instrText>
+    </w:r>
+    <w:r>
+      <w:instrText>PAGE</w:instrText>
+    </w:r>
+    <w:r>
       <w:fldChar w:fldCharType="separate"/>
+    </w:r>
+    <w:r>
       <w:fldChar w:fldCharType="end"/>
     </w:r>
     <w:r>
@@ -5171,17 +5220,21 @@
 </file>
 
 <file path=word/footer2.xml><?xml version="1.0" encoding="utf-8"?>
-<w:ftr xmlns:mc="http://schemas.openxmlformats.org/markup-compatibility/2006" xmlns:o="urn:schemas-microsoft-com:office:office" xmlns:r="http://schemas.openxmlformats.org/officeDocument/2006/relationships" xmlns:m="http://schemas.openxmlformats.org/officeDocument/2006/math" xmlns:v="urn:schemas-microsoft-com:vml" xmlns:wp="http://schemas.openxmlformats.org/drawingml/2006/wordprocessingDrawing" xmlns:w10="urn:schemas-microsoft-com:office:word" xmlns:w="http://schemas.openxmlformats.org/wordprocessingml/2006/main" xmlns:wne="http://schemas.microsoft.com/office/word/2006/wordml" xmlns:sl="http://schemas.openxmlformats.org/schemaLibrary/2006/main" xmlns:a="http://schemas.openxmlformats.org/drawingml/2006/main" xmlns:pic="http://schemas.openxmlformats.org/drawingml/2006/picture" xmlns:c="http://schemas.openxmlformats.org/drawingml/2006/chart" xmlns:lc="http://schemas.openxmlformats.org/drawingml/2006/lockedCanvas" xmlns:dgm="http://schemas.openxmlformats.org/drawingml/2006/diagram" xmlns:wps="http://schemas.microsoft.com/office/word/2010/wordprocessingShape" xmlns:wpg="http://schemas.microsoft.com/office/word/2010/wordprocessingGroup" xmlns:w14="http://schemas.microsoft.com/office/word/2010/wordml" xmlns:w15="http://schemas.microsoft.com/office/word/2012/wordml" xmlns:w16="http://schemas.microsoft.com/office/word/2018/wordml" xmlns:w16cex="http://schemas.microsoft.com/office/word/2018/wordml/cex" xmlns:w16cid="http://schemas.microsoft.com/office/word/2016/wordml/cid" xmlns="http://schemas.microsoft.com/office/tasks/2019/documenttasks" xmlns:cr="http://schemas.microsoft.com/office/comments/2020/reactions">
+<w:ftr xmlns:wpc="http://schemas.microsoft.com/office/word/2010/wordprocessingCanvas" xmlns:mc="http://schemas.openxmlformats.org/markup-compatibility/2006" xmlns:o="urn:schemas-microsoft-com:office:office" xmlns:r="http://schemas.openxmlformats.org/officeDocument/2006/relationships" xmlns:m="http://schemas.openxmlformats.org/officeDocument/2006/math" xmlns:v="urn:schemas-microsoft-com:vml" xmlns:wp14="http://schemas.microsoft.com/office/word/2010/wordprocessingDrawing" xmlns:wp="http://schemas.openxmlformats.org/drawingml/2006/wordprocessingDrawing" xmlns:w10="urn:schemas-microsoft-com:office:word" xmlns:w="http://schemas.openxmlformats.org/wordprocessingml/2006/main" xmlns:w14="http://schemas.microsoft.com/office/word/2010/wordml" xmlns:w15="http://schemas.microsoft.com/office/word/2012/wordml" xmlns:w16se="http://schemas.microsoft.com/office/word/2015/wordml/symex" xmlns:w16cid="http://schemas.microsoft.com/office/word/2016/wordml/cid" xmlns:w16="http://schemas.microsoft.com/office/word/2018/wordml" xmlns:w16cex="http://schemas.microsoft.com/office/word/2018/wordml/cex" xmlns:w16sdtdh="http://schemas.microsoft.com/office/word/2020/wordml/sdtdatahash" xmlns:wne="http://schemas.microsoft.com/office/word/2006/wordml" xmlns:wpg="http://schemas.microsoft.com/office/word/2010/wordprocessingGroup" xmlns:wps="http://schemas.microsoft.com/office/word/2010/wordprocessingShape">
   <w:p>
     <w:pPr>
       <w:jc w:val="right"/>
-      <w:rPr/>
     </w:pPr>
     <w:r>
-      <w:rPr/>
       <w:fldChar w:fldCharType="begin"/>
-      <w:instrText xml:space="preserve">PAGE</w:instrText>
+    </w:r>
+    <w:r>
+      <w:instrText>PAGE</w:instrText>
+    </w:r>
+    <w:r>
       <w:fldChar w:fldCharType="separate"/>
+    </w:r>
+    <w:r>
       <w:fldChar w:fldCharType="end"/>
     </w:r>
     <w:r>
@@ -5194,14 +5247,14 @@
 </file>
 
 <file path=word/header1.xml><?xml version="1.0" encoding="utf-8"?>
-<w:hdr xmlns:mc="http://schemas.openxmlformats.org/markup-compatibility/2006" xmlns:o="urn:schemas-microsoft-com:office:office" xmlns:r="http://schemas.openxmlformats.org/officeDocument/2006/relationships" xmlns:m="http://schemas.openxmlformats.org/officeDocument/2006/math" xmlns:v="urn:schemas-microsoft-com:vml" xmlns:wp="http://schemas.openxmlformats.org/drawingml/2006/wordprocessingDrawing" xmlns:w10="urn:schemas-microsoft-com:office:word" xmlns:w="http://schemas.openxmlformats.org/wordprocessingml/2006/main" xmlns:wne="http://schemas.microsoft.com/office/word/2006/wordml" xmlns:sl="http://schemas.openxmlformats.org/schemaLibrary/2006/main" xmlns:a="http://schemas.openxmlformats.org/drawingml/2006/main" xmlns:pic="http://schemas.openxmlformats.org/drawingml/2006/picture" xmlns:c="http://schemas.openxmlformats.org/drawingml/2006/chart" xmlns:lc="http://schemas.openxmlformats.org/drawingml/2006/lockedCanvas" xmlns:dgm="http://schemas.openxmlformats.org/drawingml/2006/diagram" xmlns:wps="http://schemas.microsoft.com/office/word/2010/wordprocessingShape" xmlns:wpg="http://schemas.microsoft.com/office/word/2010/wordprocessingGroup" xmlns:w14="http://schemas.microsoft.com/office/word/2010/wordml" xmlns:w15="http://schemas.microsoft.com/office/word/2012/wordml" xmlns:w16="http://schemas.microsoft.com/office/word/2018/wordml" xmlns:w16cex="http://schemas.microsoft.com/office/word/2018/wordml/cex" xmlns:w16cid="http://schemas.microsoft.com/office/word/2016/wordml/cid" xmlns="http://schemas.microsoft.com/office/tasks/2019/documenttasks" xmlns:cr="http://schemas.microsoft.com/office/comments/2020/reactions">
+<w:hdr xmlns:wpc="http://schemas.microsoft.com/office/word/2010/wordprocessingCanvas" xmlns:mc="http://schemas.openxmlformats.org/markup-compatibility/2006" xmlns:o="urn:schemas-microsoft-com:office:office" xmlns:r="http://schemas.openxmlformats.org/officeDocument/2006/relationships" xmlns:m="http://schemas.openxmlformats.org/officeDocument/2006/math" xmlns:v="urn:schemas-microsoft-com:vml" xmlns:wp14="http://schemas.microsoft.com/office/word/2010/wordprocessingDrawing" xmlns:wp="http://schemas.openxmlformats.org/drawingml/2006/wordprocessingDrawing" xmlns:w10="urn:schemas-microsoft-com:office:word" xmlns:w="http://schemas.openxmlformats.org/wordprocessingml/2006/main" xmlns:w14="http://schemas.microsoft.com/office/word/2010/wordml" xmlns:w15="http://schemas.microsoft.com/office/word/2012/wordml" xmlns:w16se="http://schemas.microsoft.com/office/word/2015/wordml/symex" xmlns:w16cid="http://schemas.microsoft.com/office/word/2016/wordml/cid" xmlns:w16="http://schemas.microsoft.com/office/word/2018/wordml" xmlns:w16cex="http://schemas.microsoft.com/office/word/2018/wordml/cex" xmlns:w16sdtdh="http://schemas.microsoft.com/office/word/2020/wordml/sdtdatahash" xmlns:wne="http://schemas.microsoft.com/office/word/2006/wordml" xmlns:wpg="http://schemas.microsoft.com/office/word/2010/wordprocessingGroup" xmlns:wps="http://schemas.microsoft.com/office/word/2010/wordprocessingShape">
   <w:p>
     <w:pPr>
       <w:pStyle w:val="Heading2"/>
       <w:keepNext w:val="0"/>
       <w:keepLines w:val="0"/>
-      <w:widowControl w:val="1"/>
-      <w:spacing w:after="80" w:before="360" w:line="276" w:lineRule="auto"/>
+      <w:widowControl/>
+      <w:spacing w:before="360" w:after="80" w:line="276" w:lineRule="auto"/>
       <w:ind w:right="0"/>
       <w:jc w:val="center"/>
       <w:rPr>
@@ -5211,11 +5264,11 @@
         <w:szCs w:val="40"/>
       </w:rPr>
     </w:pPr>
-    <w:bookmarkStart w:colFirst="0" w:colLast="0" w:name="_heading=h.g2l0mawgmhls" w:id="0"/>
+    <w:bookmarkStart w:id="0" w:name="_heading=h.g2l0mawgmhls" w:colFirst="0" w:colLast="0"/>
     <w:bookmarkEnd w:id="0"/>
     <w:r>
       <w:rPr>
-        <w:rFonts w:ascii="Arial" w:cs="Arial" w:eastAsia="Arial" w:hAnsi="Arial"/>
+        <w:rFonts w:ascii="Arial" w:hAnsi="Arial" w:eastAsia="Arial" w:cs="Arial"/>
         <w:b w:val="0"/>
         <w:bCs w:val="0"/>
         <w:i w:val="0"/>
@@ -5224,20 +5277,22 @@
         <w:szCs w:val="32"/>
       </w:rPr>
       <w:drawing>
-        <wp:inline distB="114300" distT="114300" distL="114300" distR="114300">
+        <wp:inline distT="114300" distB="114300" distL="114300" distR="114300">
           <wp:extent cx="2109788" cy="420720"/>
-          <wp:effectExtent b="0" l="0" r="0" t="0"/>
+          <wp:effectExtent l="0" t="0" r="0" b="0"/>
           <wp:docPr id="10" name="image1.png"/>
-          <a:graphic>
+          <wp:cNvGraphicFramePr>
+            <a:graphicFrameLocks xmlns:a="http://schemas.openxmlformats.org/drawingml/2006/main" noChangeAspect="1"/>
+          </wp:cNvGraphicFramePr>
+          <a:graphic xmlns:a="http://schemas.openxmlformats.org/drawingml/2006/main">
             <a:graphicData uri="http://schemas.openxmlformats.org/drawingml/2006/picture">
-              <pic:pic>
+              <pic:pic xmlns:pic="http://schemas.openxmlformats.org/drawingml/2006/picture">
                 <pic:nvPicPr>
-                  <pic:cNvPr id="0" name="image1.png"/>
-                  <pic:cNvPicPr preferRelativeResize="0"/>
+                  <pic:cNvPr id="10" name="image1.png"/>
+                  <pic:cNvPicPr/>
                 </pic:nvPicPr>
                 <pic:blipFill>
-                  <a:blip r:embed="rId1"/>
-                  <a:srcRect b="0" l="0" r="0" t="0"/>
+                  <a:blip r:embed="rId2"/>
                   <a:stretch>
                     <a:fillRect/>
                   </a:stretch>
@@ -5247,8 +5302,9 @@
                     <a:off x="0" y="0"/>
                     <a:ext cx="2109788" cy="420720"/>
                   </a:xfrm>
-                  <a:prstGeom prst="rect"/>
-                  <a:ln/>
+                  <a:prstGeom prst="rect">
+                    <a:avLst/>
+                  </a:prstGeom>
                 </pic:spPr>
               </pic:pic>
             </a:graphicData>
@@ -5272,37 +5328,30 @@
       <w:tbl>
         <w:tblPr>
           <w:tblStyle w:val="Table5"/>
-          <w:tblpPr w:leftFromText="180" w:rightFromText="180" w:topFromText="180" w:bottomFromText="180" w:vertAnchor="text" w:horzAnchor="text" w:tblpX="0" w:tblpY="0"/>
-          <w:tblW w:w="10770.0" w:type="dxa"/>
+          <w:tblpPr w:horzAnchor="text" w:vertAnchor="text" w:tblpX="0" w:tblpY="0" w:topFromText="180" w:bottomFromText="180" w:leftFromText="180" w:rightFromText="180"/>
+          <w:tblW w:w="10770" w:type="dxa"/>
           <w:jc w:val="left"/>
           <w:tblBorders>
-            <w:top w:color="000000" w:space="0" w:sz="8" w:val="single"/>
-            <w:left w:color="000000" w:space="0" w:sz="8" w:val="single"/>
-            <w:bottom w:color="000000" w:space="0" w:sz="8" w:val="single"/>
-            <w:right w:color="000000" w:space="0" w:sz="8" w:val="single"/>
-            <w:insideH w:color="000000" w:space="0" w:sz="8" w:val="single"/>
-            <w:insideV w:color="000000" w:space="0" w:sz="8" w:val="single"/>
+            <w:top w:val="single" w:sz="8" w:space="0" w:color="000000"/>
+            <w:left w:val="single" w:sz="8" w:space="0" w:color="000000"/>
+            <w:bottom w:val="single" w:sz="8" w:space="0" w:color="000000"/>
+            <w:right w:val="single" w:sz="8" w:space="0" w:color="000000"/>
+            <w:insideH w:val="single" w:sz="8" w:space="0" w:color="000000"/>
+            <w:insideV w:val="single" w:sz="8" w:space="0" w:color="000000"/>
           </w:tblBorders>
           <w:tblLayout w:type="fixed"/>
-          <w:tblLook w:val="0600"/>
+          <w:tblLook w:noHBand="1" w:noVBand="1"/>
         </w:tblPr>
         <w:tblGrid>
           <w:gridCol w:w="10770"/>
-          <w:tblGridChange w:id="0">
-            <w:tblGrid>
-              <w:gridCol w:w="10770"/>
-            </w:tblGrid>
-          </w:tblGridChange>
         </w:tblGrid>
         <w:tr>
           <w:trPr>
-            <w:cantSplit w:val="0"/>
-            <w:trHeight w:val="1072.4609375" w:hRule="atLeast"/>
-            <w:tblHeader w:val="0"/>
+            <w:trHeight w:val="1072" w:hRule="atLeast"/>
           </w:trPr>
           <w:tc>
             <w:tcPr>
-              <w:shd w:fill="6d8d24" w:val="clear"/>
+              <w:shd w:val="clear" w:fill="6d8d24"/>
             </w:tcPr>
             <w:p>
               <w:pPr>
@@ -5314,7 +5363,7 @@
                   <w:szCs w:val="28"/>
                 </w:rPr>
               </w:pPr>
-              <w:bookmarkStart w:colFirst="0" w:colLast="0" w:name="_heading=h.fp7wkylqx0p2" w:id="1"/>
+              <w:bookmarkStart w:id="1" w:name="_heading=h.fp7wkylqx0p2" w:colFirst="0" w:colLast="0"/>
               <w:bookmarkEnd w:id="1"/>
               <w:r>
                 <w:rPr>
@@ -5381,7 +5430,7 @@
   <w:p>
     <w:pPr>
       <w:rPr>
-        <w:rFonts w:ascii="Times New Roman" w:cs="Times New Roman" w:eastAsia="Times New Roman" w:hAnsi="Times New Roman"/>
+        <w:rFonts w:ascii="Times New Roman" w:hAnsi="Times New Roman" w:eastAsia="Times New Roman" w:cs="Times New Roman"/>
       </w:rPr>
     </w:pPr>
     <w:r>
@@ -5391,9 +5440,6 @@
     </w:r>
   </w:p>
   <w:p>
-    <w:pPr>
-      <w:rPr/>
-    </w:pPr>
     <w:r>
       <w:rPr>
         <w:rtl w:val="0"/>
@@ -5404,14 +5450,14 @@
 </file>
 
 <file path=word/header2.xml><?xml version="1.0" encoding="utf-8"?>
-<w:hdr xmlns:mc="http://schemas.openxmlformats.org/markup-compatibility/2006" xmlns:o="urn:schemas-microsoft-com:office:office" xmlns:r="http://schemas.openxmlformats.org/officeDocument/2006/relationships" xmlns:m="http://schemas.openxmlformats.org/officeDocument/2006/math" xmlns:v="urn:schemas-microsoft-com:vml" xmlns:wp="http://schemas.openxmlformats.org/drawingml/2006/wordprocessingDrawing" xmlns:w10="urn:schemas-microsoft-com:office:word" xmlns:w="http://schemas.openxmlformats.org/wordprocessingml/2006/main" xmlns:wne="http://schemas.microsoft.com/office/word/2006/wordml" xmlns:sl="http://schemas.openxmlformats.org/schemaLibrary/2006/main" xmlns:a="http://schemas.openxmlformats.org/drawingml/2006/main" xmlns:pic="http://schemas.openxmlformats.org/drawingml/2006/picture" xmlns:c="http://schemas.openxmlformats.org/drawingml/2006/chart" xmlns:lc="http://schemas.openxmlformats.org/drawingml/2006/lockedCanvas" xmlns:dgm="http://schemas.openxmlformats.org/drawingml/2006/diagram" xmlns:wps="http://schemas.microsoft.com/office/word/2010/wordprocessingShape" xmlns:wpg="http://schemas.microsoft.com/office/word/2010/wordprocessingGroup" xmlns:w14="http://schemas.microsoft.com/office/word/2010/wordml" xmlns:w15="http://schemas.microsoft.com/office/word/2012/wordml" xmlns:w16="http://schemas.microsoft.com/office/word/2018/wordml" xmlns:w16cex="http://schemas.microsoft.com/office/word/2018/wordml/cex" xmlns:w16cid="http://schemas.microsoft.com/office/word/2016/wordml/cid" xmlns="http://schemas.microsoft.com/office/tasks/2019/documenttasks" xmlns:cr="http://schemas.microsoft.com/office/comments/2020/reactions">
+<w:hdr xmlns:wpc="http://schemas.microsoft.com/office/word/2010/wordprocessingCanvas" xmlns:mc="http://schemas.openxmlformats.org/markup-compatibility/2006" xmlns:o="urn:schemas-microsoft-com:office:office" xmlns:r="http://schemas.openxmlformats.org/officeDocument/2006/relationships" xmlns:m="http://schemas.openxmlformats.org/officeDocument/2006/math" xmlns:v="urn:schemas-microsoft-com:vml" xmlns:wp14="http://schemas.microsoft.com/office/word/2010/wordprocessingDrawing" xmlns:wp="http://schemas.openxmlformats.org/drawingml/2006/wordprocessingDrawing" xmlns:w10="urn:schemas-microsoft-com:office:word" xmlns:w="http://schemas.openxmlformats.org/wordprocessingml/2006/main" xmlns:w14="http://schemas.microsoft.com/office/word/2010/wordml" xmlns:w15="http://schemas.microsoft.com/office/word/2012/wordml" xmlns:w16se="http://schemas.microsoft.com/office/word/2015/wordml/symex" xmlns:w16cid="http://schemas.microsoft.com/office/word/2016/wordml/cid" xmlns:w16="http://schemas.microsoft.com/office/word/2018/wordml" xmlns:w16cex="http://schemas.microsoft.com/office/word/2018/wordml/cex" xmlns:w16sdtdh="http://schemas.microsoft.com/office/word/2020/wordml/sdtdatahash" xmlns:wne="http://schemas.microsoft.com/office/word/2006/wordml" xmlns:wpg="http://schemas.microsoft.com/office/word/2010/wordprocessingGroup" xmlns:wps="http://schemas.microsoft.com/office/word/2010/wordprocessingShape">
   <w:p>
     <w:pPr>
       <w:pStyle w:val="Heading2"/>
       <w:keepNext w:val="0"/>
       <w:keepLines w:val="0"/>
-      <w:widowControl w:val="1"/>
-      <w:spacing w:after="80" w:before="360" w:line="276" w:lineRule="auto"/>
+      <w:widowControl/>
+      <w:spacing w:before="360" w:after="80" w:line="276" w:lineRule="auto"/>
       <w:ind w:right="0"/>
       <w:jc w:val="center"/>
       <w:rPr>
@@ -5421,11 +5467,11 @@
         <w:szCs w:val="40"/>
       </w:rPr>
     </w:pPr>
-    <w:bookmarkStart w:colFirst="0" w:colLast="0" w:name="_heading=h.39hj2e7q4clp" w:id="2"/>
+    <w:bookmarkStart w:id="2" w:name="_heading=h.39hj2e7q4clp" w:colFirst="0" w:colLast="0"/>
     <w:bookmarkEnd w:id="2"/>
     <w:r>
       <w:rPr>
-        <w:rFonts w:ascii="Arial" w:cs="Arial" w:eastAsia="Arial" w:hAnsi="Arial"/>
+        <w:rFonts w:ascii="Arial" w:hAnsi="Arial" w:eastAsia="Arial" w:cs="Arial"/>
         <w:b w:val="0"/>
         <w:bCs w:val="0"/>
         <w:i w:val="0"/>
@@ -5434,20 +5480,22 @@
         <w:szCs w:val="32"/>
       </w:rPr>
       <w:drawing>
-        <wp:inline distB="114300" distT="114300" distL="114300" distR="114300">
+        <wp:inline distT="114300" distB="114300" distL="114300" distR="114300">
           <wp:extent cx="2109788" cy="420720"/>
-          <wp:effectExtent b="0" l="0" r="0" t="0"/>
+          <wp:effectExtent l="0" t="0" r="0" b="0"/>
           <wp:docPr id="11" name="image1.png"/>
-          <a:graphic>
+          <wp:cNvGraphicFramePr>
+            <a:graphicFrameLocks xmlns:a="http://schemas.openxmlformats.org/drawingml/2006/main" noChangeAspect="1"/>
+          </wp:cNvGraphicFramePr>
+          <a:graphic xmlns:a="http://schemas.openxmlformats.org/drawingml/2006/main">
             <a:graphicData uri="http://schemas.openxmlformats.org/drawingml/2006/picture">
-              <pic:pic>
+              <pic:pic xmlns:pic="http://schemas.openxmlformats.org/drawingml/2006/picture">
                 <pic:nvPicPr>
-                  <pic:cNvPr id="0" name="image1.png"/>
-                  <pic:cNvPicPr preferRelativeResize="0"/>
+                  <pic:cNvPr id="11" name="image1.png"/>
+                  <pic:cNvPicPr/>
                 </pic:nvPicPr>
                 <pic:blipFill>
-                  <a:blip r:embed="rId1"/>
-                  <a:srcRect b="0" l="0" r="0" t="0"/>
+                  <a:blip r:embed="rId2"/>
                   <a:stretch>
                     <a:fillRect/>
                   </a:stretch>
@@ -5457,8 +5505,9 @@
                     <a:off x="0" y="0"/>
                     <a:ext cx="2109788" cy="420720"/>
                   </a:xfrm>
-                  <a:prstGeom prst="rect"/>
-                  <a:ln/>
+                  <a:prstGeom prst="rect">
+                    <a:avLst/>
+                  </a:prstGeom>
                 </pic:spPr>
               </pic:pic>
             </a:graphicData>
@@ -5482,37 +5531,30 @@
       <w:tbl>
         <w:tblPr>
           <w:tblStyle w:val="Table6"/>
-          <w:tblpPr w:leftFromText="180" w:rightFromText="180" w:topFromText="431.99999999999994" w:bottomFromText="180" w:vertAnchor="text" w:horzAnchor="text" w:tblpX="-555" w:tblpY="0"/>
-          <w:tblW w:w="11295.0" w:type="dxa"/>
+          <w:tblpPr w:horzAnchor="text" w:vertAnchor="text" w:tblpX="-555" w:tblpY="0" w:topFromText="431" w:bottomFromText="180" w:leftFromText="180" w:rightFromText="180"/>
+          <w:tblW w:w="11295" w:type="dxa"/>
           <w:jc w:val="left"/>
           <w:tblBorders>
-            <w:top w:color="000000" w:space="0" w:sz="8" w:val="single"/>
-            <w:left w:color="000000" w:space="0" w:sz="8" w:val="single"/>
-            <w:bottom w:color="000000" w:space="0" w:sz="8" w:val="single"/>
-            <w:right w:color="000000" w:space="0" w:sz="8" w:val="single"/>
-            <w:insideH w:color="000000" w:space="0" w:sz="8" w:val="single"/>
-            <w:insideV w:color="000000" w:space="0" w:sz="8" w:val="single"/>
+            <w:top w:val="single" w:sz="8" w:space="0" w:color="000000"/>
+            <w:left w:val="single" w:sz="8" w:space="0" w:color="000000"/>
+            <w:bottom w:val="single" w:sz="8" w:space="0" w:color="000000"/>
+            <w:right w:val="single" w:sz="8" w:space="0" w:color="000000"/>
+            <w:insideH w:val="single" w:sz="8" w:space="0" w:color="000000"/>
+            <w:insideV w:val="single" w:sz="8" w:space="0" w:color="000000"/>
           </w:tblBorders>
           <w:tblLayout w:type="fixed"/>
-          <w:tblLook w:val="0600"/>
+          <w:tblLook w:noHBand="1" w:noVBand="1"/>
         </w:tblPr>
         <w:tblGrid>
           <w:gridCol w:w="11295"/>
-          <w:tblGridChange w:id="0">
-            <w:tblGrid>
-              <w:gridCol w:w="11295"/>
-            </w:tblGrid>
-          </w:tblGridChange>
         </w:tblGrid>
         <w:tr>
           <w:trPr>
-            <w:cantSplit w:val="0"/>
             <w:trHeight w:val="1215" w:hRule="atLeast"/>
-            <w:tblHeader w:val="0"/>
           </w:trPr>
           <w:tc>
             <w:tcPr>
-              <w:shd w:fill="6d8d24" w:val="clear"/>
+              <w:shd w:val="clear" w:fill="6d8d24"/>
               <w:vAlign w:val="center"/>
             </w:tcPr>
             <w:p>
@@ -5528,7 +5570,7 @@
                   <w:szCs w:val="38"/>
                 </w:rPr>
               </w:pPr>
-              <w:bookmarkStart w:colFirst="0" w:colLast="0" w:name="_heading=h.c32ewyfhnma9" w:id="3"/>
+              <w:bookmarkStart w:id="3" w:name="_heading=h.c32ewyfhnma9" w:colFirst="0" w:colLast="0"/>
               <w:bookmarkEnd w:id="3"/>
               <w:r>
                 <w:rPr>
@@ -5573,7 +5615,7 @@
                   <w:szCs w:val="28"/>
                 </w:rPr>
               </w:pPr>
-              <w:bookmarkStart w:colFirst="0" w:colLast="0" w:name="_heading=h.u6pupn6phrlm" w:id="4"/>
+              <w:bookmarkStart w:id="4" w:name="_heading=h.u6pupn6phrlm" w:colFirst="0" w:colLast="0"/>
               <w:bookmarkEnd w:id="4"/>
               <w:r>
                 <w:rPr>
@@ -5599,7 +5641,7 @@
   <w:p>
     <w:pPr>
       <w:rPr>
-        <w:rFonts w:ascii="Times New Roman" w:cs="Times New Roman" w:eastAsia="Times New Roman" w:hAnsi="Times New Roman"/>
+        <w:rFonts w:ascii="Times New Roman" w:hAnsi="Times New Roman" w:eastAsia="Times New Roman" w:cs="Times New Roman"/>
       </w:rPr>
     </w:pPr>
     <w:r>
